--- a/docs/SDS/Karta_Charakterystyki_8034055535431_SDS_TALCO.docx
+++ b/docs/SDS/Karta_Charakterystyki_8034055535431_SDS_TALCO.docx
@@ -272,6 +272,19 @@
     </w:p>
     <w:p>
       <w:pPr>
+        <w:spacing w:after="80"/>
+      </w:pPr>
+      <w:r>
+        <w:rPr>
+          <w:rFonts w:ascii="Arial" w:cs="Arial" w:eastAsia="Arial" w:hAnsi="Arial"/>
+          <w:sz w:val="20"/>
+          <w:szCs w:val="20"/>
+        </w:rPr>
+        <w:t xml:space="preserve">SEKCJA 1: Identyfikacja substancji/mieszaniny i identyfikacja przedsiębiorstwa</w:t>
+      </w:r>
+    </w:p>
+    <w:p>
+      <w:pPr>
         <w:spacing w:after="100" w:before="200"/>
       </w:pPr>
       <w:r>
@@ -282,20 +295,114 @@
           <w:sz w:val="20"/>
           <w:szCs w:val="20"/>
         </w:rPr>
+        <w:t xml:space="preserve">1.1. Identyfikator produktu</w:t>
+      </w:r>
+    </w:p>
+    <w:p>
+      <w:pPr>
+        <w:spacing w:after="80" w:before="80"/>
+      </w:pPr>
+      <w:r>
+        <w:rPr>
+          <w:rFonts w:ascii="Arial" w:cs="Arial" w:eastAsia="Arial" w:hAnsi="Arial"/>
+          <w:b/>
+          <w:bCs/>
+          <w:sz w:val="20"/>
+          <w:szCs w:val="20"/>
+        </w:rPr>
+        <w:t xml:space="preserve">Nazwa handlowa:</w:t>
+      </w:r>
+      <w:r>
+        <w:rPr>
+          <w:rFonts w:ascii="Arial" w:cs="Arial" w:eastAsia="Arial" w:hAnsi="Arial"/>
+          <w:sz w:val="20"/>
+          <w:szCs w:val="20"/>
+        </w:rPr>
+        <w:t xml:space="preserve"> SWEET HOME - PROFUMATORE AMBIENTE TALCO</w:t>
+      </w:r>
+    </w:p>
+    <w:p>
+      <w:pPr>
+        <w:spacing w:after="80" w:before="80"/>
+      </w:pPr>
+      <w:r>
+        <w:rPr>
+          <w:rFonts w:ascii="Arial" w:cs="Arial" w:eastAsia="Arial" w:hAnsi="Arial"/>
+          <w:b/>
+          <w:bCs/>
+          <w:sz w:val="20"/>
+          <w:szCs w:val="20"/>
+        </w:rPr>
+        <w:t xml:space="preserve">Kod produktu:</w:t>
+      </w:r>
+      <w:r>
+        <w:rPr>
+          <w:rFonts w:ascii="Arial" w:cs="Arial" w:eastAsia="Arial" w:hAnsi="Arial"/>
+          <w:sz w:val="20"/>
+          <w:szCs w:val="20"/>
+        </w:rPr>
+        <w:t xml:space="preserve"> BLK0039-2</w:t>
+      </w:r>
+    </w:p>
+    <w:p>
+      <w:pPr>
+        <w:spacing w:after="80" w:before="80"/>
+      </w:pPr>
+      <w:r>
+        <w:rPr>
+          <w:rFonts w:ascii="Arial" w:cs="Arial" w:eastAsia="Arial" w:hAnsi="Arial"/>
+          <w:b/>
+          <w:bCs/>
+          <w:sz w:val="20"/>
+          <w:szCs w:val="20"/>
+        </w:rPr>
+        <w:t xml:space="preserve">UFI:</w:t>
+      </w:r>
+      <w:r>
+        <w:rPr>
+          <w:rFonts w:ascii="Arial" w:cs="Arial" w:eastAsia="Arial" w:hAnsi="Arial"/>
+          <w:sz w:val="20"/>
+          <w:szCs w:val="20"/>
+        </w:rPr>
+        <w:t xml:space="preserve"> 6Q0C-W3XS-XX0U-F315</w:t>
+      </w:r>
+    </w:p>
+    <w:p>
+      <w:pPr>
+        <w:spacing w:after="100" w:before="200"/>
+      </w:pPr>
+      <w:r>
+        <w:rPr>
+          <w:rFonts w:ascii="Arial" w:cs="Arial" w:eastAsia="Arial" w:hAnsi="Arial"/>
+          <w:b/>
+          <w:bCs/>
+          <w:sz w:val="20"/>
+          <w:szCs w:val="20"/>
+        </w:rPr>
         <w:t xml:space="preserve">1.2. Istotne zidentyfikowane zastosowania substancji lub mieszaniny oraz zastosowania odradzane</w:t>
       </w:r>
     </w:p>
     <w:p>
       <w:pPr>
-        <w:spacing w:after="80"/>
-      </w:pPr>
-      <w:r>
-        <w:rPr>
-          <w:rFonts w:ascii="Arial" w:cs="Arial" w:eastAsia="Arial" w:hAnsi="Arial"/>
-          <w:sz w:val="20"/>
-          <w:szCs w:val="20"/>
-        </w:rPr>
-        <w:t xml:space="preserve">Zastosowanie: Odświeżacz powietrza (dyfuzor zapachowy).</w:t>
+        <w:spacing w:after="80" w:before="80"/>
+      </w:pPr>
+      <w:r>
+        <w:rPr>
+          <w:rFonts w:ascii="Arial" w:cs="Arial" w:eastAsia="Arial" w:hAnsi="Arial"/>
+          <w:b/>
+          <w:bCs/>
+          <w:sz w:val="20"/>
+          <w:szCs w:val="20"/>
+        </w:rPr>
+        <w:t xml:space="preserve">Zastosowanie zidentyfikowane:</w:t>
+      </w:r>
+      <w:r>
+        <w:rPr>
+          <w:rFonts w:ascii="Arial" w:cs="Arial" w:eastAsia="Arial" w:hAnsi="Arial"/>
+          <w:sz w:val="20"/>
+          <w:szCs w:val="20"/>
+        </w:rPr>
+        <w:t xml:space="preserve"> Zastosowanie konsumenckie: Room deodorant.</w:t>
       </w:r>
     </w:p>
     <w:p>
@@ -318,7 +425,236 @@
           <w:sz w:val="20"/>
           <w:szCs w:val="20"/>
         </w:rPr>
-        <w:t xml:space="preserve"> Brak.</w:t>
+        <w:t xml:space="preserve"> Wszelkie inne zastosowania nieprzewidziane przez producenta (nie stosować do celów przemysłowych ani profesjonalnych).</w:t>
+      </w:r>
+    </w:p>
+    <w:p>
+      <w:pPr>
+        <w:spacing w:after="100" w:before="200"/>
+      </w:pPr>
+      <w:r>
+        <w:rPr>
+          <w:rFonts w:ascii="Arial" w:cs="Arial" w:eastAsia="Arial" w:hAnsi="Arial"/>
+          <w:b/>
+          <w:bCs/>
+          <w:sz w:val="20"/>
+          <w:szCs w:val="20"/>
+        </w:rPr>
+        <w:t xml:space="preserve">1.3. Dane dotyczące dostawcy karty charakterystyki</w:t>
+      </w:r>
+    </w:p>
+    <w:p>
+      <w:pPr>
+        <w:spacing w:after="80" w:before="80"/>
+      </w:pPr>
+      <w:r>
+        <w:rPr>
+          <w:rFonts w:ascii="Arial" w:cs="Arial" w:eastAsia="Arial" w:hAnsi="Arial"/>
+          <w:b/>
+          <w:bCs/>
+          <w:sz w:val="20"/>
+          <w:szCs w:val="20"/>
+        </w:rPr>
+        <w:t xml:space="preserve">Firma:</w:t>
+      </w:r>
+      <w:r>
+        <w:rPr>
+          <w:rFonts w:ascii="Arial" w:cs="Arial" w:eastAsia="Arial" w:hAnsi="Arial"/>
+          <w:sz w:val="20"/>
+          <w:szCs w:val="20"/>
+        </w:rPr>
+        <w:t xml:space="preserve"> ITALLUX Sp. z o.o.</w:t>
+      </w:r>
+    </w:p>
+    <w:p>
+      <w:pPr>
+        <w:spacing w:after="80" w:before="80"/>
+      </w:pPr>
+      <w:r>
+        <w:rPr>
+          <w:rFonts w:ascii="Arial" w:cs="Arial" w:eastAsia="Arial" w:hAnsi="Arial"/>
+          <w:b/>
+          <w:bCs/>
+          <w:sz w:val="20"/>
+          <w:szCs w:val="20"/>
+        </w:rPr>
+        <w:t xml:space="preserve">Adres:</w:t>
+      </w:r>
+      <w:r>
+        <w:rPr>
+          <w:rFonts w:ascii="Arial" w:cs="Arial" w:eastAsia="Arial" w:hAnsi="Arial"/>
+          <w:sz w:val="20"/>
+          <w:szCs w:val="20"/>
+        </w:rPr>
+        <w:t xml:space="preserve"> ul. Wesoła 16, 63-600 Kępno</w:t>
+      </w:r>
+    </w:p>
+    <w:p>
+      <w:pPr>
+        <w:spacing w:after="80" w:before="80"/>
+      </w:pPr>
+      <w:r>
+        <w:rPr>
+          <w:rFonts w:ascii="Arial" w:cs="Arial" w:eastAsia="Arial" w:hAnsi="Arial"/>
+          <w:b/>
+          <w:bCs/>
+          <w:sz w:val="20"/>
+          <w:szCs w:val="20"/>
+        </w:rPr>
+        <w:t xml:space="preserve">E-mail:</w:t>
+      </w:r>
+      <w:r>
+        <w:rPr>
+          <w:rFonts w:ascii="Arial" w:cs="Arial" w:eastAsia="Arial" w:hAnsi="Arial"/>
+          <w:sz w:val="20"/>
+          <w:szCs w:val="20"/>
+        </w:rPr>
+        <w:t xml:space="preserve"> kontakt@prostozwloch.com.pl</w:t>
+      </w:r>
+    </w:p>
+    <w:p>
+      <w:pPr>
+        <w:spacing w:after="80" w:before="80"/>
+      </w:pPr>
+      <w:r>
+        <w:rPr>
+          <w:rFonts w:ascii="Arial" w:cs="Arial" w:eastAsia="Arial" w:hAnsi="Arial"/>
+          <w:b/>
+          <w:bCs/>
+          <w:sz w:val="20"/>
+          <w:szCs w:val="20"/>
+        </w:rPr>
+        <w:t xml:space="preserve">Telefon:</w:t>
+      </w:r>
+      <w:r>
+        <w:rPr>
+          <w:rFonts w:ascii="Arial" w:cs="Arial" w:eastAsia="Arial" w:hAnsi="Arial"/>
+          <w:sz w:val="20"/>
+          <w:szCs w:val="20"/>
+        </w:rPr>
+        <w:t xml:space="preserve"> +48 663116607</w:t>
+      </w:r>
+    </w:p>
+    <w:p>
+      <w:pPr>
+        <w:spacing w:after="100" w:before="200"/>
+      </w:pPr>
+      <w:r>
+        <w:rPr>
+          <w:rFonts w:ascii="Arial" w:cs="Arial" w:eastAsia="Arial" w:hAnsi="Arial"/>
+          <w:b/>
+          <w:bCs/>
+          <w:sz w:val="20"/>
+          <w:szCs w:val="20"/>
+        </w:rPr>
+        <w:t xml:space="preserve">1.4. Numer telefonu alarmowego</w:t>
+      </w:r>
+    </w:p>
+    <w:p>
+      <w:pPr>
+        <w:spacing w:after="80" w:before="80"/>
+      </w:pPr>
+      <w:r>
+        <w:rPr>
+          <w:rFonts w:ascii="Arial" w:cs="Arial" w:eastAsia="Arial" w:hAnsi="Arial"/>
+          <w:b/>
+          <w:bCs/>
+          <w:sz w:val="20"/>
+          <w:szCs w:val="20"/>
+        </w:rPr>
+        <w:t xml:space="preserve">Telefon alarmowy przedsiębiorstwa:</w:t>
+      </w:r>
+      <w:r>
+        <w:rPr>
+          <w:rFonts w:ascii="Arial" w:cs="Arial" w:eastAsia="Arial" w:hAnsi="Arial"/>
+          <w:sz w:val="20"/>
+          <w:szCs w:val="20"/>
+        </w:rPr>
+        <w:t xml:space="preserve"> +48 663116607 (czynny od poniedziałku do piątku w godzinach 8:00 – 16:00, informacja udzielana w języku polskim)</w:t>
+      </w:r>
+    </w:p>
+    <w:p>
+      <w:pPr>
+        <w:spacing w:after="80" w:before="150"/>
+      </w:pPr>
+      <w:r>
+        <w:rPr>
+          <w:rFonts w:ascii="Arial" w:cs="Arial" w:eastAsia="Arial" w:hAnsi="Arial"/>
+          <w:b/>
+          <w:bCs/>
+          <w:sz w:val="20"/>
+          <w:szCs w:val="20"/>
+        </w:rPr>
+        <w:t xml:space="preserve">Informacja toksykologiczna w Polsce (organ doradczy):</w:t>
+      </w:r>
+    </w:p>
+    <w:p>
+      <w:pPr>
+        <w:spacing w:after="80" w:before="80"/>
+      </w:pPr>
+      <w:r>
+        <w:rPr>
+          <w:rFonts w:ascii="Arial" w:cs="Arial" w:eastAsia="Arial" w:hAnsi="Arial"/>
+          <w:b/>
+          <w:bCs/>
+          <w:sz w:val="20"/>
+          <w:szCs w:val="20"/>
+        </w:rPr>
+        <w:t xml:space="preserve">Krajowe Centrum Informacji Toksykologicznej (Instytut Medycyny Pracy im. prof. J. Nofera w Łodzi):</w:t>
+      </w:r>
+      <w:r>
+        <w:rPr>
+          <w:rFonts w:ascii="Arial" w:cs="Arial" w:eastAsia="Arial" w:hAnsi="Arial"/>
+          <w:sz w:val="20"/>
+          <w:szCs w:val="20"/>
+        </w:rPr>
+        <w:t xml:space="preserve"> tel. +48 42 631 47 24, +48 42 631 47 25 (czynne w dni robocze w godz. 7:00 – 15:00)</w:t>
+      </w:r>
+    </w:p>
+    <w:p>
+      <w:pPr>
+        <w:spacing w:after="80" w:before="80"/>
+      </w:pPr>
+      <w:r>
+        <w:rPr>
+          <w:rFonts w:ascii="Arial" w:cs="Arial" w:eastAsia="Arial" w:hAnsi="Arial"/>
+          <w:b/>
+          <w:bCs/>
+          <w:sz w:val="20"/>
+          <w:szCs w:val="20"/>
+        </w:rPr>
+        <w:t xml:space="preserve">Ośrodek Informacji Toksykologicznej w Warszawie (całodobowa informacja toksykologiczna 24/7):</w:t>
+      </w:r>
+      <w:r>
+        <w:rPr>
+          <w:rFonts w:ascii="Arial" w:cs="Arial" w:eastAsia="Arial" w:hAnsi="Arial"/>
+          <w:sz w:val="20"/>
+          <w:szCs w:val="20"/>
+        </w:rPr>
+        <w:t xml:space="preserve"> tel. +48 22 619 66 54</w:t>
+      </w:r>
+    </w:p>
+    <w:p>
+      <w:pPr>
+        <w:spacing w:after="80" w:before="80"/>
+      </w:pPr>
+      <w:r>
+        <w:rPr>
+          <w:rFonts w:ascii="Arial" w:cs="Arial" w:eastAsia="Arial" w:hAnsi="Arial"/>
+          <w:b/>
+          <w:bCs/>
+          <w:sz w:val="20"/>
+          <w:szCs w:val="20"/>
+        </w:rPr>
+        <w:t xml:space="preserve">Ogólne telefony ratunkowe w nagłych wypadkach:</w:t>
+      </w:r>
+      <w:r>
+        <w:rPr>
+          <w:rFonts w:ascii="Arial" w:cs="Arial" w:eastAsia="Arial" w:hAnsi="Arial"/>
+          <w:sz w:val="20"/>
+          <w:szCs w:val="20"/>
+        </w:rPr>
+        <w:t xml:space="preserve"> 112 (ogólnoeuropejski numer alarmowy), 998 (straż pożarna), 999 (pogotowie ratunkowe)</w:t>
       </w:r>
     </w:p>
     <w:p>
@@ -710,7 +1046,7 @@
           <w:sz w:val="20"/>
           <w:szCs w:val="20"/>
         </w:rPr>
-        <w:t xml:space="preserve">Piktogramy określające rodzaj zagrożenia:</w:t>
+        <w:t xml:space="preserve">Piktogramy określające rodzaj zagrożenia i hasło ostrzegawcze:</w:t>
       </w:r>
     </w:p>
     <w:p>
@@ -808,56 +1144,22 @@
           <w:sz w:val="20"/>
           <w:szCs w:val="20"/>
         </w:rPr>
-        <w:t xml:space="preserve">GHS02, GHS07</w:t>
-      </w:r>
-    </w:p>
-    <w:p>
-      <w:pPr>
-        <w:spacing w:after="80" w:before="80"/>
-      </w:pPr>
-      <w:r>
-        <w:rPr>
-          <w:rFonts w:ascii="Arial" w:cs="Arial" w:eastAsia="Arial" w:hAnsi="Arial"/>
-          <w:b/>
-          <w:bCs/>
-          <w:sz w:val="20"/>
-          <w:szCs w:val="20"/>
-        </w:rPr>
-        <w:t xml:space="preserve">Hasło ostrzegawcze:</w:t>
-      </w:r>
-      <w:r>
-        <w:rPr>
-          <w:rFonts w:ascii="Arial" w:cs="Arial" w:eastAsia="Arial" w:hAnsi="Arial"/>
-          <w:sz w:val="20"/>
-          <w:szCs w:val="20"/>
-        </w:rPr>
-        <w:t xml:space="preserve"/>
-      </w:r>
-    </w:p>
-    <w:p>
-      <w:pPr>
-        <w:spacing w:after="80"/>
-      </w:pPr>
-      <w:r>
-        <w:rPr>
-          <w:rFonts w:ascii="Arial" w:cs="Arial" w:eastAsia="Arial" w:hAnsi="Arial"/>
-          <w:sz w:val="20"/>
-          <w:szCs w:val="20"/>
-        </w:rPr>
         <w:t xml:space="preserve">Niebezpieczeństwo</w:t>
       </w:r>
     </w:p>
     <w:p>
       <w:pPr>
-        <w:spacing w:after="80"/>
-      </w:pPr>
-      <w:r>
-        <w:rPr>
-          <w:rFonts w:ascii="Arial" w:cs="Arial" w:eastAsia="Arial" w:hAnsi="Arial"/>
-          <w:sz w:val="20"/>
-          <w:szCs w:val="20"/>
-        </w:rPr>
-        <w:t xml:space="preserve">Nazwy niebezpiecznych substancji wymienione na etykiecie:</w:t>
+        <w:spacing w:after="80" w:before="150"/>
+      </w:pPr>
+      <w:r>
+        <w:rPr>
+          <w:rFonts w:ascii="Arial" w:cs="Arial" w:eastAsia="Arial" w:hAnsi="Arial"/>
+          <w:b/>
+          <w:bCs/>
+          <w:sz w:val="20"/>
+          <w:szCs w:val="20"/>
+        </w:rPr>
+        <w:t xml:space="preserve">Nazwy niebezpiecznych substancji wymienione na etykiecie</w:t>
       </w:r>
     </w:p>
     <w:p>
@@ -875,15 +1177,17 @@
     </w:p>
     <w:p>
       <w:pPr>
-        <w:spacing w:after="80"/>
-      </w:pPr>
-      <w:r>
-        <w:rPr>
-          <w:rFonts w:ascii="Arial" w:cs="Arial" w:eastAsia="Arial" w:hAnsi="Arial"/>
-          <w:sz w:val="20"/>
-          <w:szCs w:val="20"/>
-        </w:rPr>
-        <w:t xml:space="preserve">Zwroty wskazujące rodzaj zagrożenia:</w:t>
+        <w:spacing w:after="80" w:before="150"/>
+      </w:pPr>
+      <w:r>
+        <w:rPr>
+          <w:rFonts w:ascii="Arial" w:cs="Arial" w:eastAsia="Arial" w:hAnsi="Arial"/>
+          <w:b/>
+          <w:bCs/>
+          <w:sz w:val="20"/>
+          <w:szCs w:val="20"/>
+        </w:rPr>
+        <w:t xml:space="preserve">Zwroty wskazujące rodzaj zagrożenia</w:t>
       </w:r>
     </w:p>
     <w:p>
@@ -927,15 +1231,17 @@
     </w:p>
     <w:p>
       <w:pPr>
-        <w:spacing w:after="80"/>
-      </w:pPr>
-      <w:r>
-        <w:rPr>
-          <w:rFonts w:ascii="Arial" w:cs="Arial" w:eastAsia="Arial" w:hAnsi="Arial"/>
-          <w:sz w:val="20"/>
-          <w:szCs w:val="20"/>
-        </w:rPr>
-        <w:t xml:space="preserve">Zwroty wskazujące środki ostrożności:</w:t>
+        <w:spacing w:after="80" w:before="150"/>
+      </w:pPr>
+      <w:r>
+        <w:rPr>
+          <w:rFonts w:ascii="Arial" w:cs="Arial" w:eastAsia="Arial" w:hAnsi="Arial"/>
+          <w:b/>
+          <w:bCs/>
+          <w:sz w:val="20"/>
+          <w:szCs w:val="20"/>
+        </w:rPr>
+        <w:t xml:space="preserve">Zwroty wskazujące środki ostrożności</w:t>
       </w:r>
     </w:p>
     <w:p>
@@ -1018,15 +1324,17 @@
     </w:p>
     <w:p>
       <w:pPr>
-        <w:spacing w:after="80"/>
-      </w:pPr>
-      <w:r>
-        <w:rPr>
-          <w:rFonts w:ascii="Arial" w:cs="Arial" w:eastAsia="Arial" w:hAnsi="Arial"/>
-          <w:sz w:val="20"/>
-          <w:szCs w:val="20"/>
-        </w:rPr>
-        <w:t xml:space="preserve">Informacje uzupełniające:</w:t>
+        <w:spacing w:after="80" w:before="150"/>
+      </w:pPr>
+      <w:r>
+        <w:rPr>
+          <w:rFonts w:ascii="Arial" w:cs="Arial" w:eastAsia="Arial" w:hAnsi="Arial"/>
+          <w:b/>
+          <w:bCs/>
+          <w:sz w:val="20"/>
+          <w:szCs w:val="20"/>
+        </w:rPr>
+        <w:t xml:space="preserve">Informacje uzupełniające</w:t>
       </w:r>
     </w:p>
     <w:p>
@@ -1067,7 +1375,7 @@
           <w:sz w:val="20"/>
           <w:szCs w:val="20"/>
         </w:rPr>
-        <w:t xml:space="preserve">Substancje zaburzające funkcjonowanie układu hormonalnego: Produkt zawiera galaksolid (1,3,4,6,7,8-heksahydro-4,6,6,7,8,8-heksametyloindeno[5,6-c]piran) (CAS: 1222-05-5) podlegający ocenie pod kątem właściwości zaburzających funkcjonowanie układu hormonalnego w odniesieniu do środowiska zgodnie z kryteriami określonymi w rozporządzeniu (UE) 2017/2100 lub rozporządzeniu (UE) 2018/605 (szczegółowe dane w sekcji 12.6).</w:t>
+        <w:t xml:space="preserve">Substancje zaburzające funkcjonowanie układu hormonalnego: Produkt zawiera galaksolid (1,3,4,6,7,8-heksahydro-4,6,6,7,8,8-heksametyloindeno[5,6-c]piran) (CAS: 1222-05-5) podlegającą ocenie pod kątem właściwości zaburzających funkcjonowanie układu hormonalnego w odniesieniu do środowiska zgodnie z kryteriami określonymi w rozporządzeniu (UE) 2017/2100 lub rozporządzeniu (UE) 2018/605 (szczegółowe dane w sekcji 12.6).</w:t>
       </w:r>
     </w:p>
     <w:p>
@@ -2888,30 +3196,7 @@
           <w:sz w:val="20"/>
           <w:szCs w:val="20"/>
         </w:rPr>
-        <w:t xml:space="preserve">5.1. Środki gaśnicze</w:t>
-      </w:r>
-    </w:p>
-    <w:p>
-      <w:pPr>
-        <w:spacing w:after="80" w:before="80"/>
-      </w:pPr>
-      <w:r>
-        <w:rPr>
-          <w:rFonts w:ascii="Arial" w:cs="Arial" w:eastAsia="Arial" w:hAnsi="Arial"/>
-          <w:b/>
-          <w:bCs/>
-          <w:sz w:val="20"/>
-          <w:szCs w:val="20"/>
-        </w:rPr>
-        <w:t xml:space="preserve">Odpowiednie środki gaśnicze:</w:t>
-      </w:r>
-      <w:r>
-        <w:rPr>
-          <w:rFonts w:ascii="Arial" w:cs="Arial" w:eastAsia="Arial" w:hAnsi="Arial"/>
-          <w:sz w:val="20"/>
-          <w:szCs w:val="20"/>
-        </w:rPr>
-        <w:t xml:space="preserve"> piana gaśnicza, proszek gaśniczy, dwutlenek węgla.</w:t>
+        <w:t xml:space="preserve">5.1. Środki gaśnicze: piana, proszek gaśniczy, CO2.</w:t>
       </w:r>
     </w:p>
     <w:p>
@@ -2943,7 +3228,7 @@
           <w:sz w:val="20"/>
           <w:szCs w:val="20"/>
         </w:rPr>
-        <w:t xml:space="preserve">6.1. Indywidualne środki ostrożności: usunąć wszelkie źródła zapłonu.</w:t>
+        <w:t xml:space="preserve">6.1. Środki ostrożności: usunąć źródła zapłonu.</w:t>
       </w:r>
     </w:p>
     <w:p>
@@ -2975,7 +3260,7 @@
           <w:sz w:val="20"/>
           <w:szCs w:val="20"/>
         </w:rPr>
-        <w:t xml:space="preserve">7.1. Środki ostrożności dotyczące bezpiecznego postępowania: unikać kontaktu z oczami i skórą.</w:t>
+        <w:t xml:space="preserve">7.1. Środki ostrożności: zapewnić wentylację.</w:t>
       </w:r>
     </w:p>
     <w:p>
@@ -6674,7 +6959,7 @@
           <w:sz w:val="20"/>
           <w:szCs w:val="20"/>
         </w:rPr>
-        <w:t xml:space="preserve"> jasnoniebieski (ocena wizualna)</w:t>
+        <w:t xml:space="preserve"> light niebieski Remark:Visual</w:t>
       </w:r>
     </w:p>
     <w:p>
@@ -6766,7 +7051,7 @@
           <w:sz w:val="20"/>
           <w:szCs w:val="20"/>
         </w:rPr>
-        <w:t xml:space="preserve"> wysoce łatwopalna ciecz i pary</w:t>
+        <w:t xml:space="preserve"> Easily ciecz łatwopalna and</w:t>
       </w:r>
     </w:p>
     <w:p>
@@ -6904,7 +7189,7 @@
           <w:sz w:val="20"/>
           <w:szCs w:val="20"/>
         </w:rPr>
-        <w:t xml:space="preserve"> brak danych</w:t>
+        <w:t xml:space="preserve"> Brak danych</w:t>
       </w:r>
     </w:p>
     <w:p>
@@ -6950,7 +7235,7 @@
           <w:sz w:val="20"/>
           <w:szCs w:val="20"/>
         </w:rPr>
-        <w:t xml:space="preserve"> nie dotyczy</w:t>
+        <w:t xml:space="preserve"> Nie dotyczy</w:t>
       </w:r>
     </w:p>
     <w:p>
@@ -6996,7 +7281,7 @@
           <w:sz w:val="20"/>
           <w:szCs w:val="20"/>
         </w:rPr>
-        <w:t xml:space="preserve"> 5,9 kPa (metoda: INRS, 2011)</w:t>
+        <w:t xml:space="preserve"> 5,9 kPa Method:INRS, 2011</w:t>
       </w:r>
     </w:p>
     <w:p>
@@ -7019,7 +7304,7 @@
           <w:sz w:val="20"/>
           <w:szCs w:val="20"/>
         </w:rPr>
-        <w:t xml:space="preserve"> brak danych</w:t>
+        <w:t xml:space="preserve"> Brak danych</w:t>
       </w:r>
     </w:p>
     <w:p>
@@ -7065,7 +7350,7 @@
           <w:sz w:val="20"/>
           <w:szCs w:val="20"/>
         </w:rPr>
-        <w:t xml:space="preserve"> nie dotyczy (produkt płynny)</w:t>
+        <w:t xml:space="preserve"> Nie dotyczy (produkt płynny)</w:t>
       </w:r>
     </w:p>
     <w:p>
@@ -7187,32 +7472,6 @@
     </w:p>
     <w:p>
       <w:pPr>
-        <w:spacing w:after="80"/>
-      </w:pPr>
-      <w:r>
-        <w:rPr>
-          <w:rFonts w:ascii="Arial" w:cs="Arial" w:eastAsia="Arial" w:hAnsi="Arial"/>
-          <w:sz w:val="20"/>
-          <w:szCs w:val="20"/>
-        </w:rPr>
-        <w:t xml:space="preserve">Wobec braku danych doświadczalnych dla samego produktu, zagrożenia dla zdrowia ocenia się zgodnie z właściwościami substancji składowych, z zastosowaniem kryteriów określonych w obowiązujących przepisach dotyczących klasyfikacji.</w:t>
-      </w:r>
-    </w:p>
-    <w:p>
-      <w:pPr>
-        <w:spacing w:after="80"/>
-      </w:pPr>
-      <w:r>
-        <w:rPr>
-          <w:rFonts w:ascii="Arial" w:cs="Arial" w:eastAsia="Arial" w:hAnsi="Arial"/>
-          <w:sz w:val="20"/>
-          <w:szCs w:val="20"/>
-        </w:rPr>
-        <w:t xml:space="preserve">W związku z tym w celu oceny skutków toksykologicznych narażenia na produkt należy uwzględnić stężenia poszczególnych substancji niebezpiecznych wymienionych w sekcji 3.</w:t>
-      </w:r>
-    </w:p>
-    <w:p>
-      <w:pPr>
         <w:spacing w:after="100" w:before="200"/>
       </w:pPr>
       <w:r>
@@ -7223,962 +7482,7 @@
           <w:sz w:val="20"/>
           <w:szCs w:val="20"/>
         </w:rPr>
-        <w:t xml:space="preserve">11.1. Informacje na temat klas zagrożenia zdefiniowanych w rozporządzeniu (WE) nr 1272/2008</w:t>
-      </w:r>
-    </w:p>
-    <w:p>
-      <w:pPr>
-        <w:spacing w:after="80"/>
-      </w:pPr>
-      <w:r>
-        <w:rPr>
-          <w:rFonts w:ascii="Arial" w:cs="Arial" w:eastAsia="Arial" w:hAnsi="Arial"/>
-          <w:sz w:val="20"/>
-          <w:szCs w:val="20"/>
-        </w:rPr>
-        <w:t xml:space="preserve">Metabolizm, toksykokinetyka, mechanizm działania i inne informacje:</w:t>
-      </w:r>
-    </w:p>
-    <w:p>
-      <w:pPr>
-        <w:spacing w:after="80"/>
-      </w:pPr>
-      <w:r>
-        <w:rPr>
-          <w:rFonts w:ascii="Arial" w:cs="Arial" w:eastAsia="Arial" w:hAnsi="Arial"/>
-          <w:sz w:val="20"/>
-          <w:szCs w:val="20"/>
-        </w:rPr>
-        <w:t xml:space="preserve">Brak dostępnych informacji.</w:t>
-      </w:r>
-    </w:p>
-    <w:p>
-      <w:pPr>
-        <w:spacing w:after="80"/>
-      </w:pPr>
-      <w:r>
-        <w:rPr>
-          <w:rFonts w:ascii="Arial" w:cs="Arial" w:eastAsia="Arial" w:hAnsi="Arial"/>
-          <w:sz w:val="20"/>
-          <w:szCs w:val="20"/>
-        </w:rPr>
-        <w:t xml:space="preserve">Informacje dotyczące prawdopodobnych dróg narażenia:</w:t>
-      </w:r>
-    </w:p>
-    <w:p>
-      <w:pPr>
-        <w:spacing w:after="80"/>
-      </w:pPr>
-      <w:r>
-        <w:rPr>
-          <w:rFonts w:ascii="Arial" w:cs="Arial" w:eastAsia="Arial" w:hAnsi="Arial"/>
-          <w:sz w:val="20"/>
-          <w:szCs w:val="20"/>
-        </w:rPr>
-        <w:t xml:space="preserve">METANOL:</w:t>
-      </w:r>
-    </w:p>
-    <w:p>
-      <w:pPr>
-        <w:spacing w:after="80"/>
-      </w:pPr>
-      <w:r>
-        <w:rPr>
-          <w:rFonts w:ascii="Arial" w:cs="Arial" w:eastAsia="Arial" w:hAnsi="Arial"/>
-          <w:sz w:val="20"/>
-          <w:szCs w:val="20"/>
-        </w:rPr>
-        <w:t xml:space="preserve">PRACOWNICY: przez drogi oddechowe (inhalacyjnie); kontakt ze skórą.</w:t>
-      </w:r>
-    </w:p>
-    <w:p>
-      <w:pPr>
-        <w:spacing w:after="80"/>
-      </w:pPr>
-      <w:r>
-        <w:rPr>
-          <w:rFonts w:ascii="Arial" w:cs="Arial" w:eastAsia="Arial" w:hAnsi="Arial"/>
-          <w:sz w:val="20"/>
-          <w:szCs w:val="20"/>
-        </w:rPr>
-        <w:t xml:space="preserve">LUDNOŚĆ: spożycie skażonej żywności lub wody; kontakt ze skórą w przypadku produktów zawierających substancję.</w:t>
-      </w:r>
-    </w:p>
-    <w:p>
-      <w:pPr>
-        <w:spacing w:after="80"/>
-      </w:pPr>
-      <w:r>
-        <w:rPr>
-          <w:rFonts w:ascii="Arial" w:cs="Arial" w:eastAsia="Arial" w:hAnsi="Arial"/>
-          <w:sz w:val="20"/>
-          <w:szCs w:val="20"/>
-        </w:rPr>
-        <w:t xml:space="preserve">TOLUEN:</w:t>
-      </w:r>
-    </w:p>
-    <w:p>
-      <w:pPr>
-        <w:spacing w:after="80"/>
-      </w:pPr>
-      <w:r>
-        <w:rPr>
-          <w:rFonts w:ascii="Arial" w:cs="Arial" w:eastAsia="Arial" w:hAnsi="Arial"/>
-          <w:sz w:val="20"/>
-          <w:szCs w:val="20"/>
-        </w:rPr>
-        <w:t xml:space="preserve">PRACOWNICY: przez drogi oddechowe (inhalacyjnie); kontakt ze skórą.</w:t>
-      </w:r>
-    </w:p>
-    <w:p>
-      <w:pPr>
-        <w:spacing w:after="80"/>
-      </w:pPr>
-      <w:r>
-        <w:rPr>
-          <w:rFonts w:ascii="Arial" w:cs="Arial" w:eastAsia="Arial" w:hAnsi="Arial"/>
-          <w:sz w:val="20"/>
-          <w:szCs w:val="20"/>
-        </w:rPr>
-        <w:t xml:space="preserve">LUDNOŚĆ: spożycie skażonej żywności lub wody; wdychanie powietrza otoczenia; kontakt ze skórą w przypadku produktów zawierających substancję.</w:t>
-      </w:r>
-    </w:p>
-    <w:p>
-      <w:pPr>
-        <w:spacing w:after="80"/>
-      </w:pPr>
-      <w:r>
-        <w:rPr>
-          <w:rFonts w:ascii="Arial" w:cs="Arial" w:eastAsia="Arial" w:hAnsi="Arial"/>
-          <w:sz w:val="20"/>
-          <w:szCs w:val="20"/>
-        </w:rPr>
-        <w:t xml:space="preserve">Opóźnione, bezpośrednie oraz przewlekłe skutki krótko- i długotrwałego narażenia:</w:t>
-      </w:r>
-    </w:p>
-    <w:p>
-      <w:pPr>
-        <w:spacing w:after="80"/>
-      </w:pPr>
-      <w:r>
-        <w:rPr>
-          <w:rFonts w:ascii="Arial" w:cs="Arial" w:eastAsia="Arial" w:hAnsi="Arial"/>
-          <w:sz w:val="20"/>
-          <w:szCs w:val="20"/>
-        </w:rPr>
-        <w:t xml:space="preserve">METANOL:</w:t>
-      </w:r>
-    </w:p>
-    <w:p>
-      <w:pPr>
-        <w:spacing w:after="80"/>
-      </w:pPr>
-      <w:r>
-        <w:rPr>
-          <w:rFonts w:ascii="Arial" w:cs="Arial" w:eastAsia="Arial" w:hAnsi="Arial"/>
-          <w:sz w:val="20"/>
-          <w:szCs w:val="20"/>
-        </w:rPr>
-        <w:t xml:space="preserve">Minimalną śmiertelną dawkę dla człowieka drogą pokarmową szacuje się w zakresie od 300 do 1000 mg/kg mc. Spożycie 4–10 ml substancji może spowodować trwałą ślepotę u dorosłego człowieka (IPCS).</w:t>
-      </w:r>
-    </w:p>
-    <w:p>
-      <w:pPr>
-        <w:spacing w:after="80"/>
-      </w:pPr>
-      <w:r>
-        <w:rPr>
-          <w:rFonts w:ascii="Arial" w:cs="Arial" w:eastAsia="Arial" w:hAnsi="Arial"/>
-          <w:sz w:val="20"/>
-          <w:szCs w:val="20"/>
-        </w:rPr>
-        <w:t xml:space="preserve">TOLUEN:</w:t>
-      </w:r>
-    </w:p>
-    <w:p>
-      <w:pPr>
-        <w:spacing w:after="80"/>
-      </w:pPr>
-      <w:r>
-        <w:rPr>
-          <w:rFonts w:ascii="Arial" w:cs="Arial" w:eastAsia="Arial" w:hAnsi="Arial"/>
-          <w:sz w:val="20"/>
-          <w:szCs w:val="20"/>
-        </w:rPr>
-        <w:t xml:space="preserve">Działanie toksyczne na ośrodkowy i obwodowy układ nerwowy z encefalopatią i zapaleniem wielonerwowym; działanie drażniące na skórę, spojówki, rogówkę i drogi oddechowe.</w:t>
-      </w:r>
-    </w:p>
-    <w:p>
-      <w:pPr>
-        <w:spacing w:after="80"/>
-      </w:pPr>
-      <w:r>
-        <w:rPr>
-          <w:rFonts w:ascii="Arial" w:cs="Arial" w:eastAsia="Arial" w:hAnsi="Arial"/>
-          <w:sz w:val="20"/>
-          <w:szCs w:val="20"/>
-        </w:rPr>
-        <w:t xml:space="preserve">Skutki wzajemnego oddziaływania:</w:t>
-      </w:r>
-    </w:p>
-    <w:p>
-      <w:pPr>
-        <w:spacing w:after="80"/>
-      </w:pPr>
-      <w:r>
-        <w:rPr>
-          <w:rFonts w:ascii="Arial" w:cs="Arial" w:eastAsia="Arial" w:hAnsi="Arial"/>
-          <w:sz w:val="20"/>
-          <w:szCs w:val="20"/>
-        </w:rPr>
-        <w:t xml:space="preserve">TOLUEN:</w:t>
-      </w:r>
-    </w:p>
-    <w:p>
-      <w:pPr>
-        <w:spacing w:after="80"/>
-      </w:pPr>
-      <w:r>
-        <w:rPr>
-          <w:rFonts w:ascii="Arial" w:cs="Arial" w:eastAsia="Arial" w:hAnsi="Arial"/>
-          <w:sz w:val="20"/>
-          <w:szCs w:val="20"/>
-        </w:rPr>
-        <w:t xml:space="preserve">Niektóre leki i inne związki przemysłowe mogą zakłócać metabolizm toluenu.</w:t>
-      </w:r>
-    </w:p>
-    <w:p>
-      <w:pPr>
-        <w:spacing w:after="80"/>
-      </w:pPr>
-      <w:r>
-        <w:rPr>
-          <w:rFonts w:ascii="Arial" w:cs="Arial" w:eastAsia="Arial" w:hAnsi="Arial"/>
-          <w:sz w:val="20"/>
-          <w:szCs w:val="20"/>
-        </w:rPr>
-        <w:t xml:space="preserve">Toksyczność ostra:</w:t>
-      </w:r>
-    </w:p>
-    <w:p>
-      <w:pPr>
-        <w:spacing w:after="80"/>
-      </w:pPr>
-      <w:r>
-        <w:rPr>
-          <w:rFonts w:ascii="Arial" w:cs="Arial" w:eastAsia="Arial" w:hAnsi="Arial"/>
-          <w:sz w:val="20"/>
-          <w:szCs w:val="20"/>
-        </w:rPr>
-        <w:t xml:space="preserve">ATE mieszaniny (inhalacyjnie): Nie sklasyfikowano (brak istotnych składników podlegających sumowaniu powyżej progów odcięcia)</w:t>
-      </w:r>
-    </w:p>
-    <w:p>
-      <w:pPr>
-        <w:spacing w:after="80"/>
-      </w:pPr>
-      <w:r>
-        <w:rPr>
-          <w:rFonts w:ascii="Arial" w:cs="Arial" w:eastAsia="Arial" w:hAnsi="Arial"/>
-          <w:sz w:val="20"/>
-          <w:szCs w:val="20"/>
-        </w:rPr>
-        <w:t xml:space="preserve">ATE mieszaniny (droga pokarmowa): Nie sklasyfikowano (brak istotnych składników podlegających sumowaniu powyżej progów odcięcia)</w:t>
-      </w:r>
-    </w:p>
-    <w:p>
-      <w:pPr>
-        <w:spacing w:after="80"/>
-      </w:pPr>
-      <w:r>
-        <w:rPr>
-          <w:rFonts w:ascii="Arial" w:cs="Arial" w:eastAsia="Arial" w:hAnsi="Arial"/>
-          <w:sz w:val="20"/>
-          <w:szCs w:val="20"/>
-        </w:rPr>
-        <w:t xml:space="preserve">ATE mieszaniny (skóra): Nie sklasyfikowano (brak istotnych składników podlegających sumowaniu powyżej progów odcięcia)</w:t>
-      </w:r>
-    </w:p>
-    <w:p>
-      <w:pPr>
-        <w:spacing w:after="80"/>
-      </w:pPr>
-      <w:r>
-        <w:rPr>
-          <w:rFonts w:ascii="Arial" w:cs="Arial" w:eastAsia="Arial" w:hAnsi="Arial"/>
-          <w:sz w:val="20"/>
-          <w:szCs w:val="20"/>
-        </w:rPr>
-        <w:t xml:space="preserve">Dane dotyczące składników:</w:t>
-      </w:r>
-    </w:p>
-    <w:p>
-      <w:pPr>
-        <w:spacing w:after="80"/>
-      </w:pPr>
-      <w:r>
-        <w:rPr>
-          <w:rFonts w:ascii="Arial" w:cs="Arial" w:eastAsia="Arial" w:hAnsi="Arial"/>
-          <w:sz w:val="20"/>
-          <w:szCs w:val="20"/>
-        </w:rPr>
-        <w:t xml:space="preserve">Etanol:</w:t>
-      </w:r>
-    </w:p>
-    <w:p>
-      <w:pPr>
-        <w:spacing w:after="80"/>
-      </w:pPr>
-      <w:r>
-        <w:rPr>
-          <w:rFonts w:ascii="Arial" w:cs="Arial" w:eastAsia="Arial" w:hAnsi="Arial"/>
-          <w:sz w:val="20"/>
-          <w:szCs w:val="20"/>
-        </w:rPr>
-        <w:t xml:space="preserve">LD50 (droga pokarmowa, szczur): &gt; 5000 mg/kg mc.</w:t>
-      </w:r>
-    </w:p>
-    <w:p>
-      <w:pPr>
-        <w:spacing w:after="80"/>
-      </w:pPr>
-      <w:r>
-        <w:rPr>
-          <w:rFonts w:ascii="Arial" w:cs="Arial" w:eastAsia="Arial" w:hAnsi="Arial"/>
-          <w:sz w:val="20"/>
-          <w:szCs w:val="20"/>
-        </w:rPr>
-        <w:t xml:space="preserve">LC50 (drogi oddechowe, pary, szczur): &gt; 50 mg/l/4h</w:t>
-      </w:r>
-    </w:p>
-    <w:p>
-      <w:pPr>
-        <w:spacing w:after="80"/>
-      </w:pPr>
-      <w:r>
-        <w:rPr>
-          <w:rFonts w:ascii="Arial" w:cs="Arial" w:eastAsia="Arial" w:hAnsi="Arial"/>
-          <w:sz w:val="20"/>
-          <w:szCs w:val="20"/>
-        </w:rPr>
-        <w:t xml:space="preserve">Salicylan benzylu:</w:t>
-      </w:r>
-    </w:p>
-    <w:p>
-      <w:pPr>
-        <w:spacing w:after="80"/>
-      </w:pPr>
-      <w:r>
-        <w:rPr>
-          <w:rFonts w:ascii="Arial" w:cs="Arial" w:eastAsia="Arial" w:hAnsi="Arial"/>
-          <w:sz w:val="20"/>
-          <w:szCs w:val="20"/>
-        </w:rPr>
-        <w:t xml:space="preserve">LD50 (na skórę, królik): &gt; 2000 mg/kg mc.</w:t>
-      </w:r>
-    </w:p>
-    <w:p>
-      <w:pPr>
-        <w:spacing w:after="80"/>
-      </w:pPr>
-      <w:r>
-        <w:rPr>
-          <w:rFonts w:ascii="Arial" w:cs="Arial" w:eastAsia="Arial" w:hAnsi="Arial"/>
-          <w:sz w:val="20"/>
-          <w:szCs w:val="20"/>
-        </w:rPr>
-        <w:t xml:space="preserve">LD50 (droga pokarmowa, szczur): &gt; 2000 mg/kg mc.</w:t>
-      </w:r>
-    </w:p>
-    <w:p>
-      <w:pPr>
-        <w:spacing w:after="80"/>
-      </w:pPr>
-      <w:r>
-        <w:rPr>
-          <w:rFonts w:ascii="Arial" w:cs="Arial" w:eastAsia="Arial" w:hAnsi="Arial"/>
-          <w:sz w:val="20"/>
-          <w:szCs w:val="20"/>
-        </w:rPr>
-        <w:t xml:space="preserve">Galaksolid:</w:t>
-      </w:r>
-    </w:p>
-    <w:p>
-      <w:pPr>
-        <w:spacing w:after="80"/>
-      </w:pPr>
-      <w:r>
-        <w:rPr>
-          <w:rFonts w:ascii="Arial" w:cs="Arial" w:eastAsia="Arial" w:hAnsi="Arial"/>
-          <w:sz w:val="20"/>
-          <w:szCs w:val="20"/>
-        </w:rPr>
-        <w:t xml:space="preserve">LD50 (na skórę, królik): &gt; 5000 mg/kg mc.</w:t>
-      </w:r>
-    </w:p>
-    <w:p>
-      <w:pPr>
-        <w:spacing w:after="80"/>
-      </w:pPr>
-      <w:r>
-        <w:rPr>
-          <w:rFonts w:ascii="Arial" w:cs="Arial" w:eastAsia="Arial" w:hAnsi="Arial"/>
-          <w:sz w:val="20"/>
-          <w:szCs w:val="20"/>
-        </w:rPr>
-        <w:t xml:space="preserve">LD50 (droga pokarmowa, szczur): &gt; 4640 mg/kg mc.</w:t>
-      </w:r>
-    </w:p>
-    <w:p>
-      <w:pPr>
-        <w:spacing w:after="80"/>
-      </w:pPr>
-      <w:r>
-        <w:rPr>
-          <w:rFonts w:ascii="Arial" w:cs="Arial" w:eastAsia="Arial" w:hAnsi="Arial"/>
-          <w:sz w:val="20"/>
-          <w:szCs w:val="20"/>
-        </w:rPr>
-        <w:t xml:space="preserve">Kumaryna:</w:t>
-      </w:r>
-    </w:p>
-    <w:p>
-      <w:pPr>
-        <w:spacing w:after="80"/>
-      </w:pPr>
-      <w:r>
-        <w:rPr>
-          <w:rFonts w:ascii="Arial" w:cs="Arial" w:eastAsia="Arial" w:hAnsi="Arial"/>
-          <w:sz w:val="20"/>
-          <w:szCs w:val="20"/>
-        </w:rPr>
-        <w:t xml:space="preserve">LD50 (na skórę, szczur): 293 mg/kg mc.</w:t>
-      </w:r>
-    </w:p>
-    <w:p>
-      <w:pPr>
-        <w:spacing w:after="80"/>
-      </w:pPr>
-      <w:r>
-        <w:rPr>
-          <w:rFonts w:ascii="Arial" w:cs="Arial" w:eastAsia="Arial" w:hAnsi="Arial"/>
-          <w:sz w:val="20"/>
-          <w:szCs w:val="20"/>
-        </w:rPr>
-        <w:t xml:space="preserve">LD50 (droga pokarmowa, szczur): 290 mg/kg mc.</w:t>
-      </w:r>
-    </w:p>
-    <w:p>
-      <w:pPr>
-        <w:spacing w:after="80"/>
-      </w:pPr>
-      <w:r>
-        <w:rPr>
-          <w:rFonts w:ascii="Arial" w:cs="Arial" w:eastAsia="Arial" w:hAnsi="Arial"/>
-          <w:sz w:val="20"/>
-          <w:szCs w:val="20"/>
-        </w:rPr>
-        <w:t xml:space="preserve">LC50 (drogi oddechowe, aerozole/pyły, szczur): 293 mg/m³</w:t>
-      </w:r>
-    </w:p>
-    <w:p>
-      <w:pPr>
-        <w:spacing w:after="80"/>
-      </w:pPr>
-      <w:r>
-        <w:rPr>
-          <w:rFonts w:ascii="Arial" w:cs="Arial" w:eastAsia="Arial" w:hAnsi="Arial"/>
-          <w:sz w:val="20"/>
-          <w:szCs w:val="20"/>
-        </w:rPr>
-        <w:t xml:space="preserve">2,6-di-tert-butylo-4-metylofenol (BHT):</w:t>
-      </w:r>
-    </w:p>
-    <w:p>
-      <w:pPr>
-        <w:spacing w:after="80"/>
-      </w:pPr>
-      <w:r>
-        <w:rPr>
-          <w:rFonts w:ascii="Arial" w:cs="Arial" w:eastAsia="Arial" w:hAnsi="Arial"/>
-          <w:sz w:val="20"/>
-          <w:szCs w:val="20"/>
-        </w:rPr>
-        <w:t xml:space="preserve">LD50 (na skórę, szczur): &gt; 2000 mg/kg mc.</w:t>
-      </w:r>
-    </w:p>
-    <w:p>
-      <w:pPr>
-        <w:spacing w:after="80"/>
-      </w:pPr>
-      <w:r>
-        <w:rPr>
-          <w:rFonts w:ascii="Arial" w:cs="Arial" w:eastAsia="Arial" w:hAnsi="Arial"/>
-          <w:sz w:val="20"/>
-          <w:szCs w:val="20"/>
-        </w:rPr>
-        <w:t xml:space="preserve">LD50 (droga pokarmowa, szczur): 2930 mg/kg mc.</w:t>
-      </w:r>
-    </w:p>
-    <w:p>
-      <w:pPr>
-        <w:spacing w:after="80"/>
-      </w:pPr>
-      <w:r>
-        <w:rPr>
-          <w:rFonts w:ascii="Arial" w:cs="Arial" w:eastAsia="Arial" w:hAnsi="Arial"/>
-          <w:sz w:val="20"/>
-          <w:szCs w:val="20"/>
-        </w:rPr>
-        <w:t xml:space="preserve">Hydroksycytronellal:</w:t>
-      </w:r>
-    </w:p>
-    <w:p>
-      <w:pPr>
-        <w:spacing w:after="80"/>
-      </w:pPr>
-      <w:r>
-        <w:rPr>
-          <w:rFonts w:ascii="Arial" w:cs="Arial" w:eastAsia="Arial" w:hAnsi="Arial"/>
-          <w:sz w:val="20"/>
-          <w:szCs w:val="20"/>
-        </w:rPr>
-        <w:t xml:space="preserve">LD50 (na skórę, królik): &gt; 2000 mg/kg mc.</w:t>
-      </w:r>
-    </w:p>
-    <w:p>
-      <w:pPr>
-        <w:spacing w:after="80"/>
-      </w:pPr>
-      <w:r>
-        <w:rPr>
-          <w:rFonts w:ascii="Arial" w:cs="Arial" w:eastAsia="Arial" w:hAnsi="Arial"/>
-          <w:sz w:val="20"/>
-          <w:szCs w:val="20"/>
-        </w:rPr>
-        <w:t xml:space="preserve">LD50 (droga pokarmowa, szczur): &gt; 5000 mg/kg mc.</w:t>
-      </w:r>
-    </w:p>
-    <w:p>
-      <w:pPr>
-        <w:spacing w:after="80"/>
-      </w:pPr>
-      <w:r>
-        <w:rPr>
-          <w:rFonts w:ascii="Arial" w:cs="Arial" w:eastAsia="Arial" w:hAnsi="Arial"/>
-          <w:sz w:val="20"/>
-          <w:szCs w:val="20"/>
-        </w:rPr>
-        <w:t xml:space="preserve">Metanol:</w:t>
-      </w:r>
-    </w:p>
-    <w:p>
-      <w:pPr>
-        <w:spacing w:after="80"/>
-      </w:pPr>
-      <w:r>
-        <w:rPr>
-          <w:rFonts w:ascii="Arial" w:cs="Arial" w:eastAsia="Arial" w:hAnsi="Arial"/>
-          <w:sz w:val="20"/>
-          <w:szCs w:val="20"/>
-        </w:rPr>
-        <w:t xml:space="preserve">LD50 (droga pokarmowa, szczur): &gt; 1187 mg/kg mc.</w:t>
-      </w:r>
-    </w:p>
-    <w:p>
-      <w:pPr>
-        <w:spacing w:after="80"/>
-      </w:pPr>
-      <w:r>
-        <w:rPr>
-          <w:rFonts w:ascii="Arial" w:cs="Arial" w:eastAsia="Arial" w:hAnsi="Arial"/>
-          <w:sz w:val="20"/>
-          <w:szCs w:val="20"/>
-        </w:rPr>
-        <w:t xml:space="preserve">LC50 (drogi oddechowe, pary, szczur): 43,68 mg/l/6h</w:t>
-      </w:r>
-    </w:p>
-    <w:p>
-      <w:pPr>
-        <w:spacing w:after="80"/>
-      </w:pPr>
-      <w:r>
-        <w:rPr>
-          <w:rFonts w:ascii="Arial" w:cs="Arial" w:eastAsia="Arial" w:hAnsi="Arial"/>
-          <w:sz w:val="20"/>
-          <w:szCs w:val="20"/>
-        </w:rPr>
-        <w:t xml:space="preserve">Toluen:</w:t>
-      </w:r>
-    </w:p>
-    <w:p>
-      <w:pPr>
-        <w:spacing w:after="80"/>
-      </w:pPr>
-      <w:r>
-        <w:rPr>
-          <w:rFonts w:ascii="Arial" w:cs="Arial" w:eastAsia="Arial" w:hAnsi="Arial"/>
-          <w:sz w:val="20"/>
-          <w:szCs w:val="20"/>
-        </w:rPr>
-        <w:t xml:space="preserve">LD50 (na skórę, królik): &gt; 5000 mg/kg mc.</w:t>
-      </w:r>
-    </w:p>
-    <w:p>
-      <w:pPr>
-        <w:spacing w:after="80"/>
-      </w:pPr>
-      <w:r>
-        <w:rPr>
-          <w:rFonts w:ascii="Arial" w:cs="Arial" w:eastAsia="Arial" w:hAnsi="Arial"/>
-          <w:sz w:val="20"/>
-          <w:szCs w:val="20"/>
-        </w:rPr>
-        <w:t xml:space="preserve">LD50 (droga pokarmowa, szczur): &gt; 5000 mg/kg mc.</w:t>
-      </w:r>
-    </w:p>
-    <w:p>
-      <w:pPr>
-        <w:spacing w:after="80"/>
-      </w:pPr>
-      <w:r>
-        <w:rPr>
-          <w:rFonts w:ascii="Arial" w:cs="Arial" w:eastAsia="Arial" w:hAnsi="Arial"/>
-          <w:sz w:val="20"/>
-          <w:szCs w:val="20"/>
-        </w:rPr>
-        <w:t xml:space="preserve">LC50 (drogi oddechowe, pary, człowiek): 100 ppm</w:t>
-      </w:r>
-    </w:p>
-    <w:p>
-      <w:pPr>
-        <w:spacing w:after="80"/>
-      </w:pPr>
-      <w:r>
-        <w:rPr>
-          <w:rFonts w:ascii="Arial" w:cs="Arial" w:eastAsia="Arial" w:hAnsi="Arial"/>
-          <w:sz w:val="20"/>
-          <w:szCs w:val="20"/>
-        </w:rPr>
-        <w:t xml:space="preserve">Działanie żrące/drażniące na skórę:</w:t>
-      </w:r>
-    </w:p>
-    <w:p>
-      <w:pPr>
-        <w:spacing w:after="80"/>
-      </w:pPr>
-      <w:r>
-        <w:rPr>
-          <w:rFonts w:ascii="Arial" w:cs="Arial" w:eastAsia="Arial" w:hAnsi="Arial"/>
-          <w:sz w:val="20"/>
-          <w:szCs w:val="20"/>
-        </w:rPr>
-        <w:t xml:space="preserve">W oparciu o dostępne dane kryteria klasyfikacji nie są spełnione.</w:t>
-      </w:r>
-    </w:p>
-    <w:p>
-      <w:pPr>
-        <w:spacing w:after="80"/>
-      </w:pPr>
-      <w:r>
-        <w:rPr>
-          <w:rFonts w:ascii="Arial" w:cs="Arial" w:eastAsia="Arial" w:hAnsi="Arial"/>
-          <w:sz w:val="20"/>
-          <w:szCs w:val="20"/>
-        </w:rPr>
-        <w:t xml:space="preserve">Poważne uszkodzenie oczu/działanie drażniące na oczy:</w:t>
-      </w:r>
-    </w:p>
-    <w:p>
-      <w:pPr>
-        <w:spacing w:after="80"/>
-      </w:pPr>
-      <w:r>
-        <w:rPr>
-          <w:rFonts w:ascii="Arial" w:cs="Arial" w:eastAsia="Arial" w:hAnsi="Arial"/>
-          <w:sz w:val="20"/>
-          <w:szCs w:val="20"/>
-        </w:rPr>
-        <w:t xml:space="preserve">Działa drażniąco na oczy (zaklasyfikowano na podstawie stężenia etanolu ≥ 50%).</w:t>
-      </w:r>
-    </w:p>
-    <w:p>
-      <w:pPr>
-        <w:spacing w:after="80"/>
-      </w:pPr>
-      <w:r>
-        <w:rPr>
-          <w:rFonts w:ascii="Arial" w:cs="Arial" w:eastAsia="Arial" w:hAnsi="Arial"/>
-          <w:sz w:val="20"/>
-          <w:szCs w:val="20"/>
-        </w:rPr>
-        <w:t xml:space="preserve">Działanie uczulające na drogi oddechowe lub skórę:</w:t>
-      </w:r>
-    </w:p>
-    <w:p>
-      <w:pPr>
-        <w:spacing w:after="80"/>
-      </w:pPr>
-      <w:r>
-        <w:rPr>
-          <w:rFonts w:ascii="Arial" w:cs="Arial" w:eastAsia="Arial" w:hAnsi="Arial"/>
-          <w:sz w:val="20"/>
-          <w:szCs w:val="20"/>
-        </w:rPr>
-        <w:t xml:space="preserve">Może powodować wystąpienie reakcji alergicznej skóry.</w:t>
-      </w:r>
-    </w:p>
-    <w:p>
-      <w:pPr>
-        <w:spacing w:after="80"/>
-      </w:pPr>
-      <w:r>
-        <w:rPr>
-          <w:rFonts w:ascii="Arial" w:cs="Arial" w:eastAsia="Arial" w:hAnsi="Arial"/>
-          <w:sz w:val="20"/>
-          <w:szCs w:val="20"/>
-        </w:rPr>
-        <w:t xml:space="preserve">Zawiera: hydroksycytronellal, kumarynę, salicylan benzylu.</w:t>
-      </w:r>
-    </w:p>
-    <w:p>
-      <w:pPr>
-        <w:spacing w:after="80"/>
-      </w:pPr>
-      <w:r>
-        <w:rPr>
-          <w:rFonts w:ascii="Arial" w:cs="Arial" w:eastAsia="Arial" w:hAnsi="Arial"/>
-          <w:sz w:val="20"/>
-          <w:szCs w:val="20"/>
-        </w:rPr>
-        <w:t xml:space="preserve">Działanie mutagenne na komórki rozrodcze:</w:t>
-      </w:r>
-    </w:p>
-    <w:p>
-      <w:pPr>
-        <w:spacing w:after="80"/>
-      </w:pPr>
-      <w:r>
-        <w:rPr>
-          <w:rFonts w:ascii="Arial" w:cs="Arial" w:eastAsia="Arial" w:hAnsi="Arial"/>
-          <w:sz w:val="20"/>
-          <w:szCs w:val="20"/>
-        </w:rPr>
-        <w:t xml:space="preserve">W oparciu o dostępne dane kryteria klasyfikacji nie są spełnione.</w:t>
-      </w:r>
-    </w:p>
-    <w:p>
-      <w:pPr>
-        <w:spacing w:after="80"/>
-      </w:pPr>
-      <w:r>
-        <w:rPr>
-          <w:rFonts w:ascii="Arial" w:cs="Arial" w:eastAsia="Arial" w:hAnsi="Arial"/>
-          <w:sz w:val="20"/>
-          <w:szCs w:val="20"/>
-        </w:rPr>
-        <w:t xml:space="preserve">Rakotwórczość:</w:t>
-      </w:r>
-    </w:p>
-    <w:p>
-      <w:pPr>
-        <w:spacing w:after="80"/>
-      </w:pPr>
-      <w:r>
-        <w:rPr>
-          <w:rFonts w:ascii="Arial" w:cs="Arial" w:eastAsia="Arial" w:hAnsi="Arial"/>
-          <w:sz w:val="20"/>
-          <w:szCs w:val="20"/>
-        </w:rPr>
-        <w:t xml:space="preserve">W oparciu o dostępne dane kryteria klasyfikacji nie są spełnione.</w:t>
-      </w:r>
-    </w:p>
-    <w:p>
-      <w:pPr>
-        <w:spacing w:after="80"/>
-      </w:pPr>
-      <w:r>
-        <w:rPr>
-          <w:rFonts w:ascii="Arial" w:cs="Arial" w:eastAsia="Arial" w:hAnsi="Arial"/>
-          <w:sz w:val="20"/>
-          <w:szCs w:val="20"/>
-        </w:rPr>
-        <w:t xml:space="preserve">Toluen: Zaklasyfikowany do Grupy 3 (nie można zakwalifikować jako rakotwórczy dla ludzi) przez Międzynarodową Agencję Badań nad Rakiem (IARC, 1999). Agencja EPA (USA) stwierdza, że dane są niewystarczające do oceny potencjału rakotwórczego.</w:t>
-      </w:r>
-    </w:p>
-    <w:p>
-      <w:pPr>
-        <w:spacing w:after="80"/>
-      </w:pPr>
-      <w:r>
-        <w:rPr>
-          <w:rFonts w:ascii="Arial" w:cs="Arial" w:eastAsia="Arial" w:hAnsi="Arial"/>
-          <w:sz w:val="20"/>
-          <w:szCs w:val="20"/>
-        </w:rPr>
-        <w:t xml:space="preserve">Szkodliwe działanie na rozrodczość:</w:t>
-      </w:r>
-    </w:p>
-    <w:p>
-      <w:pPr>
-        <w:spacing w:after="80"/>
-      </w:pPr>
-      <w:r>
-        <w:rPr>
-          <w:rFonts w:ascii="Arial" w:cs="Arial" w:eastAsia="Arial" w:hAnsi="Arial"/>
-          <w:sz w:val="20"/>
-          <w:szCs w:val="20"/>
-        </w:rPr>
-        <w:t xml:space="preserve">W oparciu o dostępne dane kryteria klasyfikacji nie są spełnione.</w:t>
-      </w:r>
-    </w:p>
-    <w:p>
-      <w:pPr>
-        <w:spacing w:after="80"/>
-      </w:pPr>
-      <w:r>
-        <w:rPr>
-          <w:rFonts w:ascii="Arial" w:cs="Arial" w:eastAsia="Arial" w:hAnsi="Arial"/>
-          <w:sz w:val="20"/>
-          <w:szCs w:val="20"/>
-        </w:rPr>
-        <w:t xml:space="preserve">Działanie toksyczne na narządy docelowe – narażenie jednorazowe (STOT SE):</w:t>
-      </w:r>
-    </w:p>
-    <w:p>
-      <w:pPr>
-        <w:spacing w:after="80"/>
-      </w:pPr>
-      <w:r>
-        <w:rPr>
-          <w:rFonts w:ascii="Arial" w:cs="Arial" w:eastAsia="Arial" w:hAnsi="Arial"/>
-          <w:sz w:val="20"/>
-          <w:szCs w:val="20"/>
-        </w:rPr>
-        <w:t xml:space="preserve">W oparciu o dostępne dane kryteria klasyfikacji nie są spełnione.</w:t>
-      </w:r>
-    </w:p>
-    <w:p>
-      <w:pPr>
-        <w:spacing w:after="80"/>
-      </w:pPr>
-      <w:r>
-        <w:rPr>
-          <w:rFonts w:ascii="Arial" w:cs="Arial" w:eastAsia="Arial" w:hAnsi="Arial"/>
-          <w:sz w:val="20"/>
-          <w:szCs w:val="20"/>
-        </w:rPr>
-        <w:t xml:space="preserve">Działanie toksyczne na narządy docelowe – narażenie powtarzane (STOT RE):</w:t>
-      </w:r>
-    </w:p>
-    <w:p>
-      <w:pPr>
-        <w:spacing w:after="80"/>
-      </w:pPr>
-      <w:r>
-        <w:rPr>
-          <w:rFonts w:ascii="Arial" w:cs="Arial" w:eastAsia="Arial" w:hAnsi="Arial"/>
-          <w:sz w:val="20"/>
-          <w:szCs w:val="20"/>
-        </w:rPr>
-        <w:t xml:space="preserve">W oparciu o dostępne dane kryteria klasyfikacji nie są spełnione.</w:t>
-      </w:r>
-    </w:p>
-    <w:p>
-      <w:pPr>
-        <w:spacing w:after="80"/>
-      </w:pPr>
-      <w:r>
-        <w:rPr>
-          <w:rFonts w:ascii="Arial" w:cs="Arial" w:eastAsia="Arial" w:hAnsi="Arial"/>
-          <w:sz w:val="20"/>
-          <w:szCs w:val="20"/>
-        </w:rPr>
-        <w:t xml:space="preserve">Zagrożenie spowodowane aspiracją:</w:t>
-      </w:r>
-    </w:p>
-    <w:p>
-      <w:pPr>
-        <w:spacing w:after="80"/>
-      </w:pPr>
-      <w:r>
-        <w:rPr>
-          <w:rFonts w:ascii="Arial" w:cs="Arial" w:eastAsia="Arial" w:hAnsi="Arial"/>
-          <w:sz w:val="20"/>
-          <w:szCs w:val="20"/>
-        </w:rPr>
-        <w:t xml:space="preserve">W oparciu o dostępne dane kryteria klasyfikacji nie są spełnione.</w:t>
-      </w:r>
-    </w:p>
-    <w:p>
-      <w:pPr>
-        <w:spacing w:after="100" w:before="200"/>
-      </w:pPr>
-      <w:r>
-        <w:rPr>
-          <w:rFonts w:ascii="Arial" w:cs="Arial" w:eastAsia="Arial" w:hAnsi="Arial"/>
-          <w:b/>
-          <w:bCs/>
-          <w:sz w:val="20"/>
-          <w:szCs w:val="20"/>
-        </w:rPr>
-        <w:t xml:space="preserve">11.2. Informacje o innych zagrożeniach</w:t>
-      </w:r>
-    </w:p>
-    <w:p>
-      <w:pPr>
-        <w:spacing w:after="100" w:before="200"/>
-      </w:pPr>
-      <w:r>
-        <w:rPr>
-          <w:rFonts w:ascii="Arial" w:cs="Arial" w:eastAsia="Arial" w:hAnsi="Arial"/>
-          <w:b/>
-          <w:bCs/>
-          <w:sz w:val="20"/>
-          <w:szCs w:val="20"/>
-        </w:rPr>
-        <w:t xml:space="preserve">11.2.1. Właściwości zaburzające funkcjonowanie układu hormonalnego:</w:t>
-      </w:r>
-    </w:p>
-    <w:p>
-      <w:pPr>
-        <w:spacing w:after="80"/>
-      </w:pPr>
-      <w:r>
-        <w:rPr>
-          <w:rFonts w:ascii="Arial" w:cs="Arial" w:eastAsia="Arial" w:hAnsi="Arial"/>
-          <w:sz w:val="20"/>
-          <w:szCs w:val="20"/>
-        </w:rPr>
-        <w:t xml:space="preserve">W oparciu o dostępne dane produkt nie zawiera substancji wymienionych w głównych europejskich wykazach potencjalnych lub podejrzewanych substancji zaburzających funkcjonowanie układu hormonalnego w odniesieniu do zdrowia ludzkiego podlegających ocenie.</w:t>
-      </w:r>
-    </w:p>
-    <w:p>
-      <w:pPr>
-        <w:spacing w:after="100" w:before="200"/>
-      </w:pPr>
-      <w:r>
-        <w:rPr>
-          <w:rFonts w:ascii="Arial" w:cs="Arial" w:eastAsia="Arial" w:hAnsi="Arial"/>
-          <w:b/>
-          <w:bCs/>
-          <w:sz w:val="20"/>
-          <w:szCs w:val="20"/>
-        </w:rPr>
-        <w:t xml:space="preserve">11.2.2. Inne informacje:</w:t>
-      </w:r>
-    </w:p>
-    <w:p>
-      <w:pPr>
-        <w:spacing w:after="80"/>
-      </w:pPr>
-      <w:r>
-        <w:rPr>
-          <w:rFonts w:ascii="Arial" w:cs="Arial" w:eastAsia="Arial" w:hAnsi="Arial"/>
-          <w:sz w:val="20"/>
-          <w:szCs w:val="20"/>
-        </w:rPr>
-        <w:t xml:space="preserve">Brak dodatkowych informacji.</w:t>
+        <w:t xml:space="preserve">11.1. Toksyczność ostra: Metanol LD50 doustnie: 5628 mg/kg (szczur).</w:t>
       </w:r>
     </w:p>
     <w:p>
@@ -8251,20 +7555,20 @@
           <w:sz w:val="20"/>
           <w:szCs w:val="20"/>
         </w:rPr>
-        <w:t xml:space="preserve">Mieszanina jest zaklasyfikowana jako stwarzająca zagrożenie dla środowiska wodnego – kategoria przewlekła 3 (Aquatic Chronic 3, H412) na podstawie metody obliczeniowej sumowania stężeń składników.</w:t>
-      </w:r>
-    </w:p>
-    <w:p>
-      <w:pPr>
-        <w:spacing w:after="80"/>
-      </w:pPr>
-      <w:r>
-        <w:rPr>
-          <w:rFonts w:ascii="Arial" w:cs="Arial" w:eastAsia="Arial" w:hAnsi="Arial"/>
-          <w:sz w:val="20"/>
-          <w:szCs w:val="20"/>
-        </w:rPr>
-        <w:t xml:space="preserve">Brak danych doświadczalnych dla samej mieszaniny.</w:t>
+        <w:t xml:space="preserve">Mieszanina nie została zaklasyfikowana jako stwarzająca zagrożenie dla środowiska.</w:t>
+      </w:r>
+    </w:p>
+    <w:p>
+      <w:pPr>
+        <w:spacing w:after="80"/>
+      </w:pPr>
+      <w:r>
+        <w:rPr>
+          <w:rFonts w:ascii="Arial" w:cs="Arial" w:eastAsia="Arial" w:hAnsi="Arial"/>
+          <w:sz w:val="20"/>
+          <w:szCs w:val="20"/>
+        </w:rPr>
+        <w:t xml:space="preserve">Brak danych doświadczalnych dla mieszaniny.</w:t>
       </w:r>
     </w:p>
     <w:p>
@@ -9545,20 +8849,20 @@
           <w:sz w:val="20"/>
           <w:szCs w:val="20"/>
         </w:rPr>
-        <w:t xml:space="preserve">salicylan benzylu (CAS: 118-58-1): wykazuje potencjał do bioakumulacji, współczynnik biokoncentracji BCF = 311.</w:t>
-      </w:r>
-    </w:p>
-    <w:p>
-      <w:pPr>
-        <w:spacing w:after="80"/>
-      </w:pPr>
-      <w:r>
-        <w:rPr>
-          <w:rFonts w:ascii="Arial" w:cs="Arial" w:eastAsia="Arial" w:hAnsi="Arial"/>
-          <w:sz w:val="20"/>
-          <w:szCs w:val="20"/>
-        </w:rPr>
-        <w:t xml:space="preserve">galaksolid (1,3,4,6,7,8-heksahydro-4,6,6,7,8,8-heksametyloindeno[5,6-c]piran) (CAS: 1222-05-5): współczynnik podziału n-oktanol/woda (log Kow): 5,3, współczynnik biokoncentracji BCF = 498 (5 dni).</w:t>
+        <w:t xml:space="preserve">salicylan benzylu (CAS: 118-58-1): wykazuje zdolność do bioakumulacji (Bioaccumulative), współczynnik biokoncentracji BCF = 311..</w:t>
+      </w:r>
+    </w:p>
+    <w:p>
+      <w:pPr>
+        <w:spacing w:after="80"/>
+      </w:pPr>
+      <w:r>
+        <w:rPr>
+          <w:rFonts w:ascii="Arial" w:cs="Arial" w:eastAsia="Arial" w:hAnsi="Arial"/>
+          <w:sz w:val="20"/>
+          <w:szCs w:val="20"/>
+        </w:rPr>
+        <w:t xml:space="preserve">galaksolid (1,3,4,6,7,8-heksahydro-4,6,6,7,8,8-heksametyloindeno[5,6-c]piran) (CAS: 1222-05-5): współczynnik podziału n-oktanol/woda (log Kow): 5,3, współczynnik biokoncentracji BCF = 498  5 d.</w:t>
       </w:r>
     </w:p>
     <w:p>
@@ -9702,7 +9006,7 @@
           <w:sz w:val="20"/>
           <w:szCs w:val="20"/>
         </w:rPr>
-        <w:t xml:space="preserve">hydroksycytronellal (CAS: 107-75-5): współczynnik podziału gleba/woda (Koc): 1 przy 25 °C.</w:t>
+        <w:t xml:space="preserve">hydroksycytronellal (CAS: 107-75-5): współczynnik podziału gleba/woda (Koc): 1  a 25°C.</w:t>
       </w:r>
     </w:p>
     <w:p>

--- a/docs/SDS/Karta_Charakterystyki_8034055535431_SDS_TALCO.docx
+++ b/docs/SDS/Karta_Charakterystyki_8034055535431_SDS_TALCO.docx
@@ -272,19 +272,6 @@
     </w:p>
     <w:p>
       <w:pPr>
-        <w:spacing w:after="80"/>
-      </w:pPr>
-      <w:r>
-        <w:rPr>
-          <w:rFonts w:ascii="Arial" w:cs="Arial" w:eastAsia="Arial" w:hAnsi="Arial"/>
-          <w:sz w:val="20"/>
-          <w:szCs w:val="20"/>
-        </w:rPr>
-        <w:t xml:space="preserve">SEKCJA 1: Identyfikacja substancji/mieszaniny i identyfikacja przedsiębiorstwa</w:t>
-      </w:r>
-    </w:p>
-    <w:p>
-      <w:pPr>
         <w:spacing w:after="100" w:before="200"/>
       </w:pPr>
       <w:r>
@@ -295,7 +282,20 @@
           <w:sz w:val="20"/>
           <w:szCs w:val="20"/>
         </w:rPr>
-        <w:t xml:space="preserve">1.1. Identyfikator produktu</w:t>
+        <w:t xml:space="preserve">1.2. Istotne zidentyfikowane zastosowania substancji lub mieszaniny oraz zastosowania odradzane</w:t>
+      </w:r>
+    </w:p>
+    <w:p>
+      <w:pPr>
+        <w:spacing w:after="80"/>
+      </w:pPr>
+      <w:r>
+        <w:rPr>
+          <w:rFonts w:ascii="Arial" w:cs="Arial" w:eastAsia="Arial" w:hAnsi="Arial"/>
+          <w:sz w:val="20"/>
+          <w:szCs w:val="20"/>
+        </w:rPr>
+        <w:t xml:space="preserve">Zastosowanie: Odświeżacz powietrza (dyfuzor zapachowy).</w:t>
       </w:r>
     </w:p>
     <w:p>
@@ -310,113 +310,6 @@
           <w:sz w:val="20"/>
           <w:szCs w:val="20"/>
         </w:rPr>
-        <w:t xml:space="preserve">Nazwa handlowa:</w:t>
-      </w:r>
-      <w:r>
-        <w:rPr>
-          <w:rFonts w:ascii="Arial" w:cs="Arial" w:eastAsia="Arial" w:hAnsi="Arial"/>
-          <w:sz w:val="20"/>
-          <w:szCs w:val="20"/>
-        </w:rPr>
-        <w:t xml:space="preserve"> SWEET HOME - PROFUMATORE AMBIENTE TALCO</w:t>
-      </w:r>
-    </w:p>
-    <w:p>
-      <w:pPr>
-        <w:spacing w:after="80" w:before="80"/>
-      </w:pPr>
-      <w:r>
-        <w:rPr>
-          <w:rFonts w:ascii="Arial" w:cs="Arial" w:eastAsia="Arial" w:hAnsi="Arial"/>
-          <w:b/>
-          <w:bCs/>
-          <w:sz w:val="20"/>
-          <w:szCs w:val="20"/>
-        </w:rPr>
-        <w:t xml:space="preserve">Kod produktu:</w:t>
-      </w:r>
-      <w:r>
-        <w:rPr>
-          <w:rFonts w:ascii="Arial" w:cs="Arial" w:eastAsia="Arial" w:hAnsi="Arial"/>
-          <w:sz w:val="20"/>
-          <w:szCs w:val="20"/>
-        </w:rPr>
-        <w:t xml:space="preserve"> BLK0039-2</w:t>
-      </w:r>
-    </w:p>
-    <w:p>
-      <w:pPr>
-        <w:spacing w:after="80" w:before="80"/>
-      </w:pPr>
-      <w:r>
-        <w:rPr>
-          <w:rFonts w:ascii="Arial" w:cs="Arial" w:eastAsia="Arial" w:hAnsi="Arial"/>
-          <w:b/>
-          <w:bCs/>
-          <w:sz w:val="20"/>
-          <w:szCs w:val="20"/>
-        </w:rPr>
-        <w:t xml:space="preserve">UFI:</w:t>
-      </w:r>
-      <w:r>
-        <w:rPr>
-          <w:rFonts w:ascii="Arial" w:cs="Arial" w:eastAsia="Arial" w:hAnsi="Arial"/>
-          <w:sz w:val="20"/>
-          <w:szCs w:val="20"/>
-        </w:rPr>
-        <w:t xml:space="preserve"> 6Q0C-W3XS-XX0U-F315</w:t>
-      </w:r>
-    </w:p>
-    <w:p>
-      <w:pPr>
-        <w:spacing w:after="100" w:before="200"/>
-      </w:pPr>
-      <w:r>
-        <w:rPr>
-          <w:rFonts w:ascii="Arial" w:cs="Arial" w:eastAsia="Arial" w:hAnsi="Arial"/>
-          <w:b/>
-          <w:bCs/>
-          <w:sz w:val="20"/>
-          <w:szCs w:val="20"/>
-        </w:rPr>
-        <w:t xml:space="preserve">1.2. Istotne zidentyfikowane zastosowania substancji lub mieszaniny oraz zastosowania odradzane</w:t>
-      </w:r>
-    </w:p>
-    <w:p>
-      <w:pPr>
-        <w:spacing w:after="80" w:before="80"/>
-      </w:pPr>
-      <w:r>
-        <w:rPr>
-          <w:rFonts w:ascii="Arial" w:cs="Arial" w:eastAsia="Arial" w:hAnsi="Arial"/>
-          <w:b/>
-          <w:bCs/>
-          <w:sz w:val="20"/>
-          <w:szCs w:val="20"/>
-        </w:rPr>
-        <w:t xml:space="preserve">Zastosowanie zidentyfikowane:</w:t>
-      </w:r>
-      <w:r>
-        <w:rPr>
-          <w:rFonts w:ascii="Arial" w:cs="Arial" w:eastAsia="Arial" w:hAnsi="Arial"/>
-          <w:sz w:val="20"/>
-          <w:szCs w:val="20"/>
-        </w:rPr>
-        <w:t xml:space="preserve"> Zastosowanie konsumenckie: Room deodorant.</w:t>
-      </w:r>
-    </w:p>
-    <w:p>
-      <w:pPr>
-        <w:spacing w:after="80" w:before="80"/>
-      </w:pPr>
-      <w:r>
-        <w:rPr>
-          <w:rFonts w:ascii="Arial" w:cs="Arial" w:eastAsia="Arial" w:hAnsi="Arial"/>
-          <w:b/>
-          <w:bCs/>
-          <w:sz w:val="20"/>
-          <w:szCs w:val="20"/>
-        </w:rPr>
         <w:t xml:space="preserve">Zastosowania odradzane:</w:t>
       </w:r>
       <w:r>
@@ -425,236 +318,7 @@
           <w:sz w:val="20"/>
           <w:szCs w:val="20"/>
         </w:rPr>
-        <w:t xml:space="preserve"> Wszelkie inne zastosowania nieprzewidziane przez producenta (nie stosować do celów przemysłowych ani profesjonalnych).</w:t>
-      </w:r>
-    </w:p>
-    <w:p>
-      <w:pPr>
-        <w:spacing w:after="100" w:before="200"/>
-      </w:pPr>
-      <w:r>
-        <w:rPr>
-          <w:rFonts w:ascii="Arial" w:cs="Arial" w:eastAsia="Arial" w:hAnsi="Arial"/>
-          <w:b/>
-          <w:bCs/>
-          <w:sz w:val="20"/>
-          <w:szCs w:val="20"/>
-        </w:rPr>
-        <w:t xml:space="preserve">1.3. Dane dotyczące dostawcy karty charakterystyki</w:t>
-      </w:r>
-    </w:p>
-    <w:p>
-      <w:pPr>
-        <w:spacing w:after="80" w:before="80"/>
-      </w:pPr>
-      <w:r>
-        <w:rPr>
-          <w:rFonts w:ascii="Arial" w:cs="Arial" w:eastAsia="Arial" w:hAnsi="Arial"/>
-          <w:b/>
-          <w:bCs/>
-          <w:sz w:val="20"/>
-          <w:szCs w:val="20"/>
-        </w:rPr>
-        <w:t xml:space="preserve">Firma:</w:t>
-      </w:r>
-      <w:r>
-        <w:rPr>
-          <w:rFonts w:ascii="Arial" w:cs="Arial" w:eastAsia="Arial" w:hAnsi="Arial"/>
-          <w:sz w:val="20"/>
-          <w:szCs w:val="20"/>
-        </w:rPr>
-        <w:t xml:space="preserve"> ITALLUX Sp. z o.o.</w:t>
-      </w:r>
-    </w:p>
-    <w:p>
-      <w:pPr>
-        <w:spacing w:after="80" w:before="80"/>
-      </w:pPr>
-      <w:r>
-        <w:rPr>
-          <w:rFonts w:ascii="Arial" w:cs="Arial" w:eastAsia="Arial" w:hAnsi="Arial"/>
-          <w:b/>
-          <w:bCs/>
-          <w:sz w:val="20"/>
-          <w:szCs w:val="20"/>
-        </w:rPr>
-        <w:t xml:space="preserve">Adres:</w:t>
-      </w:r>
-      <w:r>
-        <w:rPr>
-          <w:rFonts w:ascii="Arial" w:cs="Arial" w:eastAsia="Arial" w:hAnsi="Arial"/>
-          <w:sz w:val="20"/>
-          <w:szCs w:val="20"/>
-        </w:rPr>
-        <w:t xml:space="preserve"> ul. Wesoła 16, 63-600 Kępno</w:t>
-      </w:r>
-    </w:p>
-    <w:p>
-      <w:pPr>
-        <w:spacing w:after="80" w:before="80"/>
-      </w:pPr>
-      <w:r>
-        <w:rPr>
-          <w:rFonts w:ascii="Arial" w:cs="Arial" w:eastAsia="Arial" w:hAnsi="Arial"/>
-          <w:b/>
-          <w:bCs/>
-          <w:sz w:val="20"/>
-          <w:szCs w:val="20"/>
-        </w:rPr>
-        <w:t xml:space="preserve">E-mail:</w:t>
-      </w:r>
-      <w:r>
-        <w:rPr>
-          <w:rFonts w:ascii="Arial" w:cs="Arial" w:eastAsia="Arial" w:hAnsi="Arial"/>
-          <w:sz w:val="20"/>
-          <w:szCs w:val="20"/>
-        </w:rPr>
-        <w:t xml:space="preserve"> kontakt@prostozwloch.com.pl</w:t>
-      </w:r>
-    </w:p>
-    <w:p>
-      <w:pPr>
-        <w:spacing w:after="80" w:before="80"/>
-      </w:pPr>
-      <w:r>
-        <w:rPr>
-          <w:rFonts w:ascii="Arial" w:cs="Arial" w:eastAsia="Arial" w:hAnsi="Arial"/>
-          <w:b/>
-          <w:bCs/>
-          <w:sz w:val="20"/>
-          <w:szCs w:val="20"/>
-        </w:rPr>
-        <w:t xml:space="preserve">Telefon:</w:t>
-      </w:r>
-      <w:r>
-        <w:rPr>
-          <w:rFonts w:ascii="Arial" w:cs="Arial" w:eastAsia="Arial" w:hAnsi="Arial"/>
-          <w:sz w:val="20"/>
-          <w:szCs w:val="20"/>
-        </w:rPr>
-        <w:t xml:space="preserve"> +48 663116607</w:t>
-      </w:r>
-    </w:p>
-    <w:p>
-      <w:pPr>
-        <w:spacing w:after="100" w:before="200"/>
-      </w:pPr>
-      <w:r>
-        <w:rPr>
-          <w:rFonts w:ascii="Arial" w:cs="Arial" w:eastAsia="Arial" w:hAnsi="Arial"/>
-          <w:b/>
-          <w:bCs/>
-          <w:sz w:val="20"/>
-          <w:szCs w:val="20"/>
-        </w:rPr>
-        <w:t xml:space="preserve">1.4. Numer telefonu alarmowego</w:t>
-      </w:r>
-    </w:p>
-    <w:p>
-      <w:pPr>
-        <w:spacing w:after="80" w:before="80"/>
-      </w:pPr>
-      <w:r>
-        <w:rPr>
-          <w:rFonts w:ascii="Arial" w:cs="Arial" w:eastAsia="Arial" w:hAnsi="Arial"/>
-          <w:b/>
-          <w:bCs/>
-          <w:sz w:val="20"/>
-          <w:szCs w:val="20"/>
-        </w:rPr>
-        <w:t xml:space="preserve">Telefon alarmowy przedsiębiorstwa:</w:t>
-      </w:r>
-      <w:r>
-        <w:rPr>
-          <w:rFonts w:ascii="Arial" w:cs="Arial" w:eastAsia="Arial" w:hAnsi="Arial"/>
-          <w:sz w:val="20"/>
-          <w:szCs w:val="20"/>
-        </w:rPr>
-        <w:t xml:space="preserve"> +48 663116607 (czynny od poniedziałku do piątku w godzinach 8:00 – 16:00, informacja udzielana w języku polskim)</w:t>
-      </w:r>
-    </w:p>
-    <w:p>
-      <w:pPr>
-        <w:spacing w:after="80" w:before="150"/>
-      </w:pPr>
-      <w:r>
-        <w:rPr>
-          <w:rFonts w:ascii="Arial" w:cs="Arial" w:eastAsia="Arial" w:hAnsi="Arial"/>
-          <w:b/>
-          <w:bCs/>
-          <w:sz w:val="20"/>
-          <w:szCs w:val="20"/>
-        </w:rPr>
-        <w:t xml:space="preserve">Informacja toksykologiczna w Polsce (organ doradczy):</w:t>
-      </w:r>
-    </w:p>
-    <w:p>
-      <w:pPr>
-        <w:spacing w:after="80" w:before="80"/>
-      </w:pPr>
-      <w:r>
-        <w:rPr>
-          <w:rFonts w:ascii="Arial" w:cs="Arial" w:eastAsia="Arial" w:hAnsi="Arial"/>
-          <w:b/>
-          <w:bCs/>
-          <w:sz w:val="20"/>
-          <w:szCs w:val="20"/>
-        </w:rPr>
-        <w:t xml:space="preserve">Krajowe Centrum Informacji Toksykologicznej (Instytut Medycyny Pracy im. prof. J. Nofera w Łodzi):</w:t>
-      </w:r>
-      <w:r>
-        <w:rPr>
-          <w:rFonts w:ascii="Arial" w:cs="Arial" w:eastAsia="Arial" w:hAnsi="Arial"/>
-          <w:sz w:val="20"/>
-          <w:szCs w:val="20"/>
-        </w:rPr>
-        <w:t xml:space="preserve"> tel. +48 42 631 47 24, +48 42 631 47 25 (czynne w dni robocze w godz. 7:00 – 15:00)</w:t>
-      </w:r>
-    </w:p>
-    <w:p>
-      <w:pPr>
-        <w:spacing w:after="80" w:before="80"/>
-      </w:pPr>
-      <w:r>
-        <w:rPr>
-          <w:rFonts w:ascii="Arial" w:cs="Arial" w:eastAsia="Arial" w:hAnsi="Arial"/>
-          <w:b/>
-          <w:bCs/>
-          <w:sz w:val="20"/>
-          <w:szCs w:val="20"/>
-        </w:rPr>
-        <w:t xml:space="preserve">Ośrodek Informacji Toksykologicznej w Warszawie (całodobowa informacja toksykologiczna 24/7):</w:t>
-      </w:r>
-      <w:r>
-        <w:rPr>
-          <w:rFonts w:ascii="Arial" w:cs="Arial" w:eastAsia="Arial" w:hAnsi="Arial"/>
-          <w:sz w:val="20"/>
-          <w:szCs w:val="20"/>
-        </w:rPr>
-        <w:t xml:space="preserve"> tel. +48 22 619 66 54</w:t>
-      </w:r>
-    </w:p>
-    <w:p>
-      <w:pPr>
-        <w:spacing w:after="80" w:before="80"/>
-      </w:pPr>
-      <w:r>
-        <w:rPr>
-          <w:rFonts w:ascii="Arial" w:cs="Arial" w:eastAsia="Arial" w:hAnsi="Arial"/>
-          <w:b/>
-          <w:bCs/>
-          <w:sz w:val="20"/>
-          <w:szCs w:val="20"/>
-        </w:rPr>
-        <w:t xml:space="preserve">Ogólne telefony ratunkowe w nagłych wypadkach:</w:t>
-      </w:r>
-      <w:r>
-        <w:rPr>
-          <w:rFonts w:ascii="Arial" w:cs="Arial" w:eastAsia="Arial" w:hAnsi="Arial"/>
-          <w:sz w:val="20"/>
-          <w:szCs w:val="20"/>
-        </w:rPr>
-        <w:t xml:space="preserve"> 112 (ogólnoeuropejski numer alarmowy), 998 (straż pożarna), 999 (pogotowie ratunkowe)</w:t>
+        <w:t xml:space="preserve"> Brak.</w:t>
       </w:r>
     </w:p>
     <w:p>
@@ -1046,7 +710,7 @@
           <w:sz w:val="20"/>
           <w:szCs w:val="20"/>
         </w:rPr>
-        <w:t xml:space="preserve">Piktogramy określające rodzaj zagrożenia i hasło ostrzegawcze:</w:t>
+        <w:t xml:space="preserve">Piktogramy określające rodzaj zagrożenia:</w:t>
       </w:r>
     </w:p>
     <w:p>
@@ -1144,22 +808,56 @@
           <w:sz w:val="20"/>
           <w:szCs w:val="20"/>
         </w:rPr>
+        <w:t xml:space="preserve">GHS02, GHS07</w:t>
+      </w:r>
+    </w:p>
+    <w:p>
+      <w:pPr>
+        <w:spacing w:after="80" w:before="80"/>
+      </w:pPr>
+      <w:r>
+        <w:rPr>
+          <w:rFonts w:ascii="Arial" w:cs="Arial" w:eastAsia="Arial" w:hAnsi="Arial"/>
+          <w:b/>
+          <w:bCs/>
+          <w:sz w:val="20"/>
+          <w:szCs w:val="20"/>
+        </w:rPr>
+        <w:t xml:space="preserve">Hasło ostrzegawcze:</w:t>
+      </w:r>
+      <w:r>
+        <w:rPr>
+          <w:rFonts w:ascii="Arial" w:cs="Arial" w:eastAsia="Arial" w:hAnsi="Arial"/>
+          <w:sz w:val="20"/>
+          <w:szCs w:val="20"/>
+        </w:rPr>
+        <w:t xml:space="preserve"/>
+      </w:r>
+    </w:p>
+    <w:p>
+      <w:pPr>
+        <w:spacing w:after="80"/>
+      </w:pPr>
+      <w:r>
+        <w:rPr>
+          <w:rFonts w:ascii="Arial" w:cs="Arial" w:eastAsia="Arial" w:hAnsi="Arial"/>
+          <w:sz w:val="20"/>
+          <w:szCs w:val="20"/>
+        </w:rPr>
         <w:t xml:space="preserve">Niebezpieczeństwo</w:t>
       </w:r>
     </w:p>
     <w:p>
       <w:pPr>
-        <w:spacing w:after="80" w:before="150"/>
-      </w:pPr>
-      <w:r>
-        <w:rPr>
-          <w:rFonts w:ascii="Arial" w:cs="Arial" w:eastAsia="Arial" w:hAnsi="Arial"/>
-          <w:b/>
-          <w:bCs/>
-          <w:sz w:val="20"/>
-          <w:szCs w:val="20"/>
-        </w:rPr>
-        <w:t xml:space="preserve">Nazwy niebezpiecznych substancji wymienione na etykiecie</w:t>
+        <w:spacing w:after="80"/>
+      </w:pPr>
+      <w:r>
+        <w:rPr>
+          <w:rFonts w:ascii="Arial" w:cs="Arial" w:eastAsia="Arial" w:hAnsi="Arial"/>
+          <w:sz w:val="20"/>
+          <w:szCs w:val="20"/>
+        </w:rPr>
+        <w:t xml:space="preserve">Nazwy niebezpiecznych substancji wymienione na etykiecie:</w:t>
       </w:r>
     </w:p>
     <w:p>
@@ -1177,17 +875,15 @@
     </w:p>
     <w:p>
       <w:pPr>
-        <w:spacing w:after="80" w:before="150"/>
-      </w:pPr>
-      <w:r>
-        <w:rPr>
-          <w:rFonts w:ascii="Arial" w:cs="Arial" w:eastAsia="Arial" w:hAnsi="Arial"/>
-          <w:b/>
-          <w:bCs/>
-          <w:sz w:val="20"/>
-          <w:szCs w:val="20"/>
-        </w:rPr>
-        <w:t xml:space="preserve">Zwroty wskazujące rodzaj zagrożenia</w:t>
+        <w:spacing w:after="80"/>
+      </w:pPr>
+      <w:r>
+        <w:rPr>
+          <w:rFonts w:ascii="Arial" w:cs="Arial" w:eastAsia="Arial" w:hAnsi="Arial"/>
+          <w:sz w:val="20"/>
+          <w:szCs w:val="20"/>
+        </w:rPr>
+        <w:t xml:space="preserve">Zwroty wskazujące rodzaj zagrożenia:</w:t>
       </w:r>
     </w:p>
     <w:p>
@@ -1231,17 +927,15 @@
     </w:p>
     <w:p>
       <w:pPr>
-        <w:spacing w:after="80" w:before="150"/>
-      </w:pPr>
-      <w:r>
-        <w:rPr>
-          <w:rFonts w:ascii="Arial" w:cs="Arial" w:eastAsia="Arial" w:hAnsi="Arial"/>
-          <w:b/>
-          <w:bCs/>
-          <w:sz w:val="20"/>
-          <w:szCs w:val="20"/>
-        </w:rPr>
-        <w:t xml:space="preserve">Zwroty wskazujące środki ostrożności</w:t>
+        <w:spacing w:after="80"/>
+      </w:pPr>
+      <w:r>
+        <w:rPr>
+          <w:rFonts w:ascii="Arial" w:cs="Arial" w:eastAsia="Arial" w:hAnsi="Arial"/>
+          <w:sz w:val="20"/>
+          <w:szCs w:val="20"/>
+        </w:rPr>
+        <w:t xml:space="preserve">Zwroty wskazujące środki ostrożności:</w:t>
       </w:r>
     </w:p>
     <w:p>
@@ -1324,17 +1018,15 @@
     </w:p>
     <w:p>
       <w:pPr>
-        <w:spacing w:after="80" w:before="150"/>
-      </w:pPr>
-      <w:r>
-        <w:rPr>
-          <w:rFonts w:ascii="Arial" w:cs="Arial" w:eastAsia="Arial" w:hAnsi="Arial"/>
-          <w:b/>
-          <w:bCs/>
-          <w:sz w:val="20"/>
-          <w:szCs w:val="20"/>
-        </w:rPr>
-        <w:t xml:space="preserve">Informacje uzupełniające</w:t>
+        <w:spacing w:after="80"/>
+      </w:pPr>
+      <w:r>
+        <w:rPr>
+          <w:rFonts w:ascii="Arial" w:cs="Arial" w:eastAsia="Arial" w:hAnsi="Arial"/>
+          <w:sz w:val="20"/>
+          <w:szCs w:val="20"/>
+        </w:rPr>
+        <w:t xml:space="preserve">Informacje uzupełniające:</w:t>
       </w:r>
     </w:p>
     <w:p>
@@ -1375,7 +1067,7 @@
           <w:sz w:val="20"/>
           <w:szCs w:val="20"/>
         </w:rPr>
-        <w:t xml:space="preserve">Substancje zaburzające funkcjonowanie układu hormonalnego: Produkt zawiera galaksolid (1,3,4,6,7,8-heksahydro-4,6,6,7,8,8-heksametyloindeno[5,6-c]piran) (CAS: 1222-05-5) podlegającą ocenie pod kątem właściwości zaburzających funkcjonowanie układu hormonalnego w odniesieniu do środowiska zgodnie z kryteriami określonymi w rozporządzeniu (UE) 2017/2100 lub rozporządzeniu (UE) 2018/605 (szczegółowe dane w sekcji 12.6).</w:t>
+        <w:t xml:space="preserve">Substancje zaburzające funkcjonowanie układu hormonalnego: Produkt zawiera galaksolid (1,3,4,6,7,8-heksahydro-4,6,6,7,8,8-heksametyloindeno[5,6-c]piran) (CAS: 1222-05-5) podlegający ocenie pod kątem właściwości zaburzających funkcjonowanie układu hormonalnego w odniesieniu do środowiska zgodnie z kryteriami określonymi w rozporządzeniu (UE) 2017/2100 lub rozporządzeniu (UE) 2018/605 (szczegółowe dane w sekcji 12.6).</w:t>
       </w:r>
     </w:p>
     <w:p>
@@ -1564,19 +1256,6 @@
                 <w:szCs w:val="18"/>
               </w:rPr>
               <w:t xml:space="preserve">etanol</w:t>
-            </w:r>
-          </w:p>
-          <w:p>
-            <w:r>
-              <w:rPr>
-                <w:rFonts w:ascii="Arial" w:cs="Arial" w:eastAsia="Arial" w:hAnsi="Arial"/>
-                <w:i/>
-                <w:iCs/>
-                <w:color w:val="666666"/>
-                <w:sz w:val="16"/>
-                <w:szCs w:val="16"/>
-              </w:rPr>
-              <w:t xml:space="preserve">(ang. ETHANOL)</w:t>
             </w:r>
           </w:p>
         </w:tc>
@@ -3196,7 +2875,30 @@
           <w:sz w:val="20"/>
           <w:szCs w:val="20"/>
         </w:rPr>
-        <w:t xml:space="preserve">5.1. Środki gaśnicze: piana, proszek gaśniczy, CO2.</w:t>
+        <w:t xml:space="preserve">5.1. Środki gaśnicze</w:t>
+      </w:r>
+    </w:p>
+    <w:p>
+      <w:pPr>
+        <w:spacing w:after="80" w:before="80"/>
+      </w:pPr>
+      <w:r>
+        <w:rPr>
+          <w:rFonts w:ascii="Arial" w:cs="Arial" w:eastAsia="Arial" w:hAnsi="Arial"/>
+          <w:b/>
+          <w:bCs/>
+          <w:sz w:val="20"/>
+          <w:szCs w:val="20"/>
+        </w:rPr>
+        <w:t xml:space="preserve">Odpowiednie środki gaśnicze:</w:t>
+      </w:r>
+      <w:r>
+        <w:rPr>
+          <w:rFonts w:ascii="Arial" w:cs="Arial" w:eastAsia="Arial" w:hAnsi="Arial"/>
+          <w:sz w:val="20"/>
+          <w:szCs w:val="20"/>
+        </w:rPr>
+        <w:t xml:space="preserve"> piana gaśnicza, proszek gaśniczy, dwutlenek węgla.</w:t>
       </w:r>
     </w:p>
     <w:p>
@@ -3228,7 +2930,7 @@
           <w:sz w:val="20"/>
           <w:szCs w:val="20"/>
         </w:rPr>
-        <w:t xml:space="preserve">6.1. Środki ostrożności: usunąć źródła zapłonu.</w:t>
+        <w:t xml:space="preserve">6.1. Indywidualne środki ostrożności: usunąć wszelkie źródła zapłonu.</w:t>
       </w:r>
     </w:p>
     <w:p>
@@ -3260,7 +2962,7 @@
           <w:sz w:val="20"/>
           <w:szCs w:val="20"/>
         </w:rPr>
-        <w:t xml:space="preserve">7.1. Środki ostrożności: zapewnić wentylację.</w:t>
+        <w:t xml:space="preserve">7.1. Środki ostrożności dotyczące bezpiecznego postępowania: unikać kontaktu z oczami i skórą.</w:t>
       </w:r>
     </w:p>
     <w:p>
@@ -3728,7 +3430,30 @@
           <w:sz w:val="20"/>
           <w:szCs w:val="20"/>
         </w:rPr>
-        <w:t xml:space="preserve"> Konsumenci (skutki przewlekłe układowe): 87 mg/kg mc/dzień</w:t>
+        <w:t xml:space="preserve"/>
+      </w:r>
+    </w:p>
+    <w:p>
+      <w:pPr>
+        <w:spacing w:after="60" w:before="60"/>
+      </w:pPr>
+      <w:r>
+        <w:rPr>
+          <w:rFonts w:ascii="Arial" w:cs="Arial" w:eastAsia="Arial" w:hAnsi="Arial"/>
+          <w:b/>
+          <w:bCs/>
+          <w:sz w:val="20"/>
+          <w:szCs w:val="20"/>
+        </w:rPr>
+        <w:t xml:space="preserve">* Konsumenci (skutki przewlekłe układowe):</w:t>
+      </w:r>
+      <w:r>
+        <w:rPr>
+          <w:rFonts w:ascii="Arial" w:cs="Arial" w:eastAsia="Arial" w:hAnsi="Arial"/>
+          <w:sz w:val="20"/>
+          <w:szCs w:val="20"/>
+        </w:rPr>
+        <w:t xml:space="preserve"> 87 mg/kg mc/dzień</w:t>
       </w:r>
     </w:p>
     <w:p>
@@ -3766,6 +3491,75 @@
           <w:sz w:val="20"/>
           <w:szCs w:val="20"/>
         </w:rPr>
+        <w:t xml:space="preserve">* Konsumenci:</w:t>
+      </w:r>
+      <w:r>
+        <w:rPr>
+          <w:rFonts w:ascii="Arial" w:cs="Arial" w:eastAsia="Arial" w:hAnsi="Arial"/>
+          <w:sz w:val="20"/>
+          <w:szCs w:val="20"/>
+        </w:rPr>
+        <w:t xml:space="preserve"> skutki ostre miejscowe: 950 mg/m³; skutki przewlekłe układowe: 114 mg/m³</w:t>
+      </w:r>
+    </w:p>
+    <w:p>
+      <w:pPr>
+        <w:spacing w:after="60" w:before="60"/>
+      </w:pPr>
+      <w:r>
+        <w:rPr>
+          <w:rFonts w:ascii="Arial" w:cs="Arial" w:eastAsia="Arial" w:hAnsi="Arial"/>
+          <w:b/>
+          <w:bCs/>
+          <w:sz w:val="20"/>
+          <w:szCs w:val="20"/>
+        </w:rPr>
+        <w:t xml:space="preserve">* Pracownicy:</w:t>
+      </w:r>
+      <w:r>
+        <w:rPr>
+          <w:rFonts w:ascii="Arial" w:cs="Arial" w:eastAsia="Arial" w:hAnsi="Arial"/>
+          <w:sz w:val="20"/>
+          <w:szCs w:val="20"/>
+        </w:rPr>
+        <w:t xml:space="preserve"> skutki ostre miejscowe: 1900 mg/m³; skutki przewlekłe układowe: 950 mg/m³</w:t>
+      </w:r>
+    </w:p>
+    <w:p>
+      <w:pPr>
+        <w:spacing w:after="60" w:before="60"/>
+      </w:pPr>
+      <w:r>
+        <w:rPr>
+          <w:rFonts w:ascii="Arial" w:cs="Arial" w:eastAsia="Arial" w:hAnsi="Arial"/>
+          <w:b/>
+          <w:bCs/>
+          <w:sz w:val="20"/>
+          <w:szCs w:val="20"/>
+        </w:rPr>
+        <w:t xml:space="preserve">- Na skórę:</w:t>
+      </w:r>
+      <w:r>
+        <w:rPr>
+          <w:rFonts w:ascii="Arial" w:cs="Arial" w:eastAsia="Arial" w:hAnsi="Arial"/>
+          <w:sz w:val="20"/>
+          <w:szCs w:val="20"/>
+        </w:rPr>
+        <w:t xml:space="preserve"/>
+      </w:r>
+    </w:p>
+    <w:p>
+      <w:pPr>
+        <w:spacing w:after="60" w:before="60"/>
+      </w:pPr>
+      <w:r>
+        <w:rPr>
+          <w:rFonts w:ascii="Arial" w:cs="Arial" w:eastAsia="Arial" w:hAnsi="Arial"/>
+          <w:b/>
+          <w:bCs/>
+          <w:sz w:val="20"/>
+          <w:szCs w:val="20"/>
+        </w:rPr>
         <w:t xml:space="preserve">* Konsumenci (skutki przewlekłe układowe):</w:t>
       </w:r>
       <w:r>
@@ -3774,7 +3568,2219 @@
           <w:sz w:val="20"/>
           <w:szCs w:val="20"/>
         </w:rPr>
-        <w:t xml:space="preserve"> 114 mg/m³</w:t>
+        <w:t xml:space="preserve"> 206 mg/kg mc/dzień</w:t>
+      </w:r>
+    </w:p>
+    <w:p>
+      <w:pPr>
+        <w:spacing w:after="60" w:before="60"/>
+      </w:pPr>
+      <w:r>
+        <w:rPr>
+          <w:rFonts w:ascii="Arial" w:cs="Arial" w:eastAsia="Arial" w:hAnsi="Arial"/>
+          <w:b/>
+          <w:bCs/>
+          <w:sz w:val="20"/>
+          <w:szCs w:val="20"/>
+        </w:rPr>
+        <w:t xml:space="preserve">* Pracownicy (skutki przewlekłe układowe):</w:t>
+      </w:r>
+      <w:r>
+        <w:rPr>
+          <w:rFonts w:ascii="Arial" w:cs="Arial" w:eastAsia="Arial" w:hAnsi="Arial"/>
+          <w:sz w:val="20"/>
+          <w:szCs w:val="20"/>
+        </w:rPr>
+        <w:t xml:space="preserve"> 343 mg/kg mc/dzień</w:t>
+      </w:r>
+    </w:p>
+    <w:p>
+      <w:pPr>
+        <w:spacing w:after="80"/>
+      </w:pPr>
+      <w:r>
+        <w:rPr>
+          <w:rFonts w:ascii="Arial" w:cs="Arial" w:eastAsia="Arial" w:hAnsi="Arial"/>
+          <w:sz w:val="20"/>
+          <w:szCs w:val="20"/>
+        </w:rPr>
+        <w:t xml:space="preserve">Przewidywane stężenia niepowodujące zmian w środowisku (PNEC):</w:t>
+      </w:r>
+    </w:p>
+    <w:p>
+      <w:pPr>
+        <w:spacing w:after="60" w:before="60"/>
+      </w:pPr>
+      <w:r>
+        <w:rPr>
+          <w:rFonts w:ascii="Arial" w:cs="Arial" w:eastAsia="Arial" w:hAnsi="Arial"/>
+          <w:b/>
+          <w:bCs/>
+          <w:sz w:val="20"/>
+          <w:szCs w:val="20"/>
+        </w:rPr>
+        <w:t xml:space="preserve">- woda słodka:</w:t>
+      </w:r>
+      <w:r>
+        <w:rPr>
+          <w:rFonts w:ascii="Arial" w:cs="Arial" w:eastAsia="Arial" w:hAnsi="Arial"/>
+          <w:sz w:val="20"/>
+          <w:szCs w:val="20"/>
+        </w:rPr>
+        <w:t xml:space="preserve"> 0,96 mg/l</w:t>
+      </w:r>
+    </w:p>
+    <w:p>
+      <w:pPr>
+        <w:spacing w:after="60" w:before="60"/>
+      </w:pPr>
+      <w:r>
+        <w:rPr>
+          <w:rFonts w:ascii="Arial" w:cs="Arial" w:eastAsia="Arial" w:hAnsi="Arial"/>
+          <w:b/>
+          <w:bCs/>
+          <w:sz w:val="20"/>
+          <w:szCs w:val="20"/>
+        </w:rPr>
+        <w:t xml:space="preserve">- woda morska:</w:t>
+      </w:r>
+      <w:r>
+        <w:rPr>
+          <w:rFonts w:ascii="Arial" w:cs="Arial" w:eastAsia="Arial" w:hAnsi="Arial"/>
+          <w:sz w:val="20"/>
+          <w:szCs w:val="20"/>
+        </w:rPr>
+        <w:t xml:space="preserve"> 0,79 mg/l</w:t>
+      </w:r>
+    </w:p>
+    <w:p>
+      <w:pPr>
+        <w:spacing w:after="60" w:before="60"/>
+      </w:pPr>
+      <w:r>
+        <w:rPr>
+          <w:rFonts w:ascii="Arial" w:cs="Arial" w:eastAsia="Arial" w:hAnsi="Arial"/>
+          <w:b/>
+          <w:bCs/>
+          <w:sz w:val="20"/>
+          <w:szCs w:val="20"/>
+        </w:rPr>
+        <w:t xml:space="preserve">- osady słodkowodne:</w:t>
+      </w:r>
+      <w:r>
+        <w:rPr>
+          <w:rFonts w:ascii="Arial" w:cs="Arial" w:eastAsia="Arial" w:hAnsi="Arial"/>
+          <w:sz w:val="20"/>
+          <w:szCs w:val="20"/>
+        </w:rPr>
+        <w:t xml:space="preserve"> 3,6 mg/kg</w:t>
+      </w:r>
+    </w:p>
+    <w:p>
+      <w:pPr>
+        <w:spacing w:after="60" w:before="60"/>
+      </w:pPr>
+      <w:r>
+        <w:rPr>
+          <w:rFonts w:ascii="Arial" w:cs="Arial" w:eastAsia="Arial" w:hAnsi="Arial"/>
+          <w:b/>
+          <w:bCs/>
+          <w:sz w:val="20"/>
+          <w:szCs w:val="20"/>
+        </w:rPr>
+        <w:t xml:space="preserve">- osady morskie:</w:t>
+      </w:r>
+      <w:r>
+        <w:rPr>
+          <w:rFonts w:ascii="Arial" w:cs="Arial" w:eastAsia="Arial" w:hAnsi="Arial"/>
+          <w:sz w:val="20"/>
+          <w:szCs w:val="20"/>
+        </w:rPr>
+        <w:t xml:space="preserve"> 2,9 mg/kg</w:t>
+      </w:r>
+    </w:p>
+    <w:p>
+      <w:pPr>
+        <w:spacing w:after="60" w:before="60"/>
+      </w:pPr>
+      <w:r>
+        <w:rPr>
+          <w:rFonts w:ascii="Arial" w:cs="Arial" w:eastAsia="Arial" w:hAnsi="Arial"/>
+          <w:b/>
+          <w:bCs/>
+          <w:sz w:val="20"/>
+          <w:szCs w:val="20"/>
+        </w:rPr>
+        <w:t xml:space="preserve">- woda (uwalnianie okresowe):</w:t>
+      </w:r>
+      <w:r>
+        <w:rPr>
+          <w:rFonts w:ascii="Arial" w:cs="Arial" w:eastAsia="Arial" w:hAnsi="Arial"/>
+          <w:sz w:val="20"/>
+          <w:szCs w:val="20"/>
+        </w:rPr>
+        <w:t xml:space="preserve"> 2,75 mg/l</w:t>
+      </w:r>
+    </w:p>
+    <w:p>
+      <w:pPr>
+        <w:spacing w:after="60" w:before="60"/>
+      </w:pPr>
+      <w:r>
+        <w:rPr>
+          <w:rFonts w:ascii="Arial" w:cs="Arial" w:eastAsia="Arial" w:hAnsi="Arial"/>
+          <w:b/>
+          <w:bCs/>
+          <w:sz w:val="20"/>
+          <w:szCs w:val="20"/>
+        </w:rPr>
+        <w:t xml:space="preserve">- mikroorganizmy w oczyszczalni ścieków (STP):</w:t>
+      </w:r>
+      <w:r>
+        <w:rPr>
+          <w:rFonts w:ascii="Arial" w:cs="Arial" w:eastAsia="Arial" w:hAnsi="Arial"/>
+          <w:sz w:val="20"/>
+          <w:szCs w:val="20"/>
+        </w:rPr>
+        <w:t xml:space="preserve"> 580 mg/l</w:t>
+      </w:r>
+    </w:p>
+    <w:p>
+      <w:pPr>
+        <w:spacing w:after="60" w:before="60"/>
+      </w:pPr>
+      <w:r>
+        <w:rPr>
+          <w:rFonts w:ascii="Arial" w:cs="Arial" w:eastAsia="Arial" w:hAnsi="Arial"/>
+          <w:b/>
+          <w:bCs/>
+          <w:sz w:val="20"/>
+          <w:szCs w:val="20"/>
+        </w:rPr>
+        <w:t xml:space="preserve">- łańcuch pokarmowy (zatrucie wtórne):</w:t>
+      </w:r>
+      <w:r>
+        <w:rPr>
+          <w:rFonts w:ascii="Arial" w:cs="Arial" w:eastAsia="Arial" w:hAnsi="Arial"/>
+          <w:sz w:val="20"/>
+          <w:szCs w:val="20"/>
+        </w:rPr>
+        <w:t xml:space="preserve"> 380 mg/kg żywności</w:t>
+      </w:r>
+    </w:p>
+    <w:p>
+      <w:pPr>
+        <w:spacing w:after="60" w:before="60"/>
+      </w:pPr>
+      <w:r>
+        <w:rPr>
+          <w:rFonts w:ascii="Arial" w:cs="Arial" w:eastAsia="Arial" w:hAnsi="Arial"/>
+          <w:b/>
+          <w:bCs/>
+          <w:sz w:val="20"/>
+          <w:szCs w:val="20"/>
+        </w:rPr>
+        <w:t xml:space="preserve">- środowisko glebowe (gleba):</w:t>
+      </w:r>
+      <w:r>
+        <w:rPr>
+          <w:rFonts w:ascii="Arial" w:cs="Arial" w:eastAsia="Arial" w:hAnsi="Arial"/>
+          <w:sz w:val="20"/>
+          <w:szCs w:val="20"/>
+        </w:rPr>
+        <w:t xml:space="preserve"> 0,63 mg/kg</w:t>
+      </w:r>
+    </w:p>
+    <w:p>
+      <w:pPr>
+        <w:spacing w:after="80"/>
+      </w:pPr>
+      <w:r>
+        <w:rPr>
+          <w:rFonts w:ascii="Arial" w:cs="Arial" w:eastAsia="Arial" w:hAnsi="Arial"/>
+          <w:sz w:val="20"/>
+          <w:szCs w:val="20"/>
+        </w:rPr>
+        <w:t xml:space="preserve">Substancja: salicylan benzylu [CAS: 118-58-1]</w:t>
+      </w:r>
+    </w:p>
+    <w:p>
+      <w:pPr>
+        <w:spacing w:after="80"/>
+      </w:pPr>
+      <w:r>
+        <w:rPr>
+          <w:rFonts w:ascii="Arial" w:cs="Arial" w:eastAsia="Arial" w:hAnsi="Arial"/>
+          <w:sz w:val="20"/>
+          <w:szCs w:val="20"/>
+        </w:rPr>
+        <w:t xml:space="preserve">Pochodne poziomy niepowodujące zmian (DNEL):</w:t>
+      </w:r>
+    </w:p>
+    <w:p>
+      <w:pPr>
+        <w:spacing w:after="60" w:before="60"/>
+      </w:pPr>
+      <w:r>
+        <w:rPr>
+          <w:rFonts w:ascii="Arial" w:cs="Arial" w:eastAsia="Arial" w:hAnsi="Arial"/>
+          <w:b/>
+          <w:bCs/>
+          <w:sz w:val="20"/>
+          <w:szCs w:val="20"/>
+        </w:rPr>
+        <w:t xml:space="preserve">- Droga pokarmowa (doustnie):</w:t>
+      </w:r>
+      <w:r>
+        <w:rPr>
+          <w:rFonts w:ascii="Arial" w:cs="Arial" w:eastAsia="Arial" w:hAnsi="Arial"/>
+          <w:sz w:val="20"/>
+          <w:szCs w:val="20"/>
+        </w:rPr>
+        <w:t xml:space="preserve"> Konsumenci (skutki przewlekłe układowe): 0,45 mg/kg mc/dzień</w:t>
+      </w:r>
+    </w:p>
+    <w:p>
+      <w:pPr>
+        <w:spacing w:after="60" w:before="60"/>
+      </w:pPr>
+      <w:r>
+        <w:rPr>
+          <w:rFonts w:ascii="Arial" w:cs="Arial" w:eastAsia="Arial" w:hAnsi="Arial"/>
+          <w:b/>
+          <w:bCs/>
+          <w:sz w:val="20"/>
+          <w:szCs w:val="20"/>
+        </w:rPr>
+        <w:t xml:space="preserve">- Drogi oddechowe (inhalacyjnie):</w:t>
+      </w:r>
+      <w:r>
+        <w:rPr>
+          <w:rFonts w:ascii="Arial" w:cs="Arial" w:eastAsia="Arial" w:hAnsi="Arial"/>
+          <w:sz w:val="20"/>
+          <w:szCs w:val="20"/>
+        </w:rPr>
+        <w:t xml:space="preserve"/>
+      </w:r>
+    </w:p>
+    <w:p>
+      <w:pPr>
+        <w:spacing w:after="60" w:before="60"/>
+      </w:pPr>
+      <w:r>
+        <w:rPr>
+          <w:rFonts w:ascii="Arial" w:cs="Arial" w:eastAsia="Arial" w:hAnsi="Arial"/>
+          <w:b/>
+          <w:bCs/>
+          <w:sz w:val="20"/>
+          <w:szCs w:val="20"/>
+        </w:rPr>
+        <w:t xml:space="preserve">* Konsumenci (skutki przewlekłe układowe):</w:t>
+      </w:r>
+      <w:r>
+        <w:rPr>
+          <w:rFonts w:ascii="Arial" w:cs="Arial" w:eastAsia="Arial" w:hAnsi="Arial"/>
+          <w:sz w:val="20"/>
+          <w:szCs w:val="20"/>
+        </w:rPr>
+        <w:t xml:space="preserve"> 0,78 mg/m³</w:t>
+      </w:r>
+    </w:p>
+    <w:p>
+      <w:pPr>
+        <w:spacing w:after="60" w:before="60"/>
+      </w:pPr>
+      <w:r>
+        <w:rPr>
+          <w:rFonts w:ascii="Arial" w:cs="Arial" w:eastAsia="Arial" w:hAnsi="Arial"/>
+          <w:b/>
+          <w:bCs/>
+          <w:sz w:val="20"/>
+          <w:szCs w:val="20"/>
+        </w:rPr>
+        <w:t xml:space="preserve">* Pracownicy (skutki przewlekłe układowe):</w:t>
+      </w:r>
+      <w:r>
+        <w:rPr>
+          <w:rFonts w:ascii="Arial" w:cs="Arial" w:eastAsia="Arial" w:hAnsi="Arial"/>
+          <w:sz w:val="20"/>
+          <w:szCs w:val="20"/>
+        </w:rPr>
+        <w:t xml:space="preserve"> 3,17 mg/m³</w:t>
+      </w:r>
+    </w:p>
+    <w:p>
+      <w:pPr>
+        <w:spacing w:after="60" w:before="60"/>
+      </w:pPr>
+      <w:r>
+        <w:rPr>
+          <w:rFonts w:ascii="Arial" w:cs="Arial" w:eastAsia="Arial" w:hAnsi="Arial"/>
+          <w:b/>
+          <w:bCs/>
+          <w:sz w:val="20"/>
+          <w:szCs w:val="20"/>
+        </w:rPr>
+        <w:t xml:space="preserve">- Na skórę:</w:t>
+      </w:r>
+      <w:r>
+        <w:rPr>
+          <w:rFonts w:ascii="Arial" w:cs="Arial" w:eastAsia="Arial" w:hAnsi="Arial"/>
+          <w:sz w:val="20"/>
+          <w:szCs w:val="20"/>
+        </w:rPr>
+        <w:t xml:space="preserve"/>
+      </w:r>
+    </w:p>
+    <w:p>
+      <w:pPr>
+        <w:spacing w:after="60" w:before="60"/>
+      </w:pPr>
+      <w:r>
+        <w:rPr>
+          <w:rFonts w:ascii="Arial" w:cs="Arial" w:eastAsia="Arial" w:hAnsi="Arial"/>
+          <w:b/>
+          <w:bCs/>
+          <w:sz w:val="20"/>
+          <w:szCs w:val="20"/>
+        </w:rPr>
+        <w:t xml:space="preserve">* Konsumenci (skutki przewlekłe układowe):</w:t>
+      </w:r>
+      <w:r>
+        <w:rPr>
+          <w:rFonts w:ascii="Arial" w:cs="Arial" w:eastAsia="Arial" w:hAnsi="Arial"/>
+          <w:sz w:val="20"/>
+          <w:szCs w:val="20"/>
+        </w:rPr>
+        <w:t xml:space="preserve"> 0,45 mg/kg mc/dzień</w:t>
+      </w:r>
+    </w:p>
+    <w:p>
+      <w:pPr>
+        <w:spacing w:after="60" w:before="60"/>
+      </w:pPr>
+      <w:r>
+        <w:rPr>
+          <w:rFonts w:ascii="Arial" w:cs="Arial" w:eastAsia="Arial" w:hAnsi="Arial"/>
+          <w:b/>
+          <w:bCs/>
+          <w:sz w:val="20"/>
+          <w:szCs w:val="20"/>
+        </w:rPr>
+        <w:t xml:space="preserve">* Pracownicy (skutki przewlekłe układowe):</w:t>
+      </w:r>
+      <w:r>
+        <w:rPr>
+          <w:rFonts w:ascii="Arial" w:cs="Arial" w:eastAsia="Arial" w:hAnsi="Arial"/>
+          <w:sz w:val="20"/>
+          <w:szCs w:val="20"/>
+        </w:rPr>
+        <w:t xml:space="preserve"> 0,9 mg/kg mc/dzień</w:t>
+      </w:r>
+    </w:p>
+    <w:p>
+      <w:pPr>
+        <w:spacing w:after="80"/>
+      </w:pPr>
+      <w:r>
+        <w:rPr>
+          <w:rFonts w:ascii="Arial" w:cs="Arial" w:eastAsia="Arial" w:hAnsi="Arial"/>
+          <w:sz w:val="20"/>
+          <w:szCs w:val="20"/>
+        </w:rPr>
+        <w:t xml:space="preserve">Przewidywane stężenia niepowodujące zmian w środowisku (PNEC):</w:t>
+      </w:r>
+    </w:p>
+    <w:p>
+      <w:pPr>
+        <w:spacing w:after="60" w:before="60"/>
+      </w:pPr>
+      <w:r>
+        <w:rPr>
+          <w:rFonts w:ascii="Arial" w:cs="Arial" w:eastAsia="Arial" w:hAnsi="Arial"/>
+          <w:b/>
+          <w:bCs/>
+          <w:sz w:val="20"/>
+          <w:szCs w:val="20"/>
+        </w:rPr>
+        <w:t xml:space="preserve">- woda słodka:</w:t>
+      </w:r>
+      <w:r>
+        <w:rPr>
+          <w:rFonts w:ascii="Arial" w:cs="Arial" w:eastAsia="Arial" w:hAnsi="Arial"/>
+          <w:sz w:val="20"/>
+          <w:szCs w:val="20"/>
+        </w:rPr>
+        <w:t xml:space="preserve"> 0,001 mg/l</w:t>
+      </w:r>
+    </w:p>
+    <w:p>
+      <w:pPr>
+        <w:spacing w:after="60" w:before="60"/>
+      </w:pPr>
+      <w:r>
+        <w:rPr>
+          <w:rFonts w:ascii="Arial" w:cs="Arial" w:eastAsia="Arial" w:hAnsi="Arial"/>
+          <w:b/>
+          <w:bCs/>
+          <w:sz w:val="20"/>
+          <w:szCs w:val="20"/>
+        </w:rPr>
+        <w:t xml:space="preserve">- woda morska:</w:t>
+      </w:r>
+      <w:r>
+        <w:rPr>
+          <w:rFonts w:ascii="Arial" w:cs="Arial" w:eastAsia="Arial" w:hAnsi="Arial"/>
+          <w:sz w:val="20"/>
+          <w:szCs w:val="20"/>
+        </w:rPr>
+        <w:t xml:space="preserve"> 0 mg/l</w:t>
+      </w:r>
+    </w:p>
+    <w:p>
+      <w:pPr>
+        <w:spacing w:after="60" w:before="60"/>
+      </w:pPr>
+      <w:r>
+        <w:rPr>
+          <w:rFonts w:ascii="Arial" w:cs="Arial" w:eastAsia="Arial" w:hAnsi="Arial"/>
+          <w:b/>
+          <w:bCs/>
+          <w:sz w:val="20"/>
+          <w:szCs w:val="20"/>
+        </w:rPr>
+        <w:t xml:space="preserve">- osady słodkowodne:</w:t>
+      </w:r>
+      <w:r>
+        <w:rPr>
+          <w:rFonts w:ascii="Arial" w:cs="Arial" w:eastAsia="Arial" w:hAnsi="Arial"/>
+          <w:sz w:val="20"/>
+          <w:szCs w:val="20"/>
+        </w:rPr>
+        <w:t xml:space="preserve"> 0,583 mg/kg</w:t>
+      </w:r>
+    </w:p>
+    <w:p>
+      <w:pPr>
+        <w:spacing w:after="60" w:before="60"/>
+      </w:pPr>
+      <w:r>
+        <w:rPr>
+          <w:rFonts w:ascii="Arial" w:cs="Arial" w:eastAsia="Arial" w:hAnsi="Arial"/>
+          <w:b/>
+          <w:bCs/>
+          <w:sz w:val="20"/>
+          <w:szCs w:val="20"/>
+        </w:rPr>
+        <w:t xml:space="preserve">- osady morskie:</w:t>
+      </w:r>
+      <w:r>
+        <w:rPr>
+          <w:rFonts w:ascii="Arial" w:cs="Arial" w:eastAsia="Arial" w:hAnsi="Arial"/>
+          <w:sz w:val="20"/>
+          <w:szCs w:val="20"/>
+        </w:rPr>
+        <w:t xml:space="preserve"> 0,058 mg/kg</w:t>
+      </w:r>
+    </w:p>
+    <w:p>
+      <w:pPr>
+        <w:spacing w:after="60" w:before="60"/>
+      </w:pPr>
+      <w:r>
+        <w:rPr>
+          <w:rFonts w:ascii="Arial" w:cs="Arial" w:eastAsia="Arial" w:hAnsi="Arial"/>
+          <w:b/>
+          <w:bCs/>
+          <w:sz w:val="20"/>
+          <w:szCs w:val="20"/>
+        </w:rPr>
+        <w:t xml:space="preserve">- woda (uwalnianie okresowe):</w:t>
+      </w:r>
+      <w:r>
+        <w:rPr>
+          <w:rFonts w:ascii="Arial" w:cs="Arial" w:eastAsia="Arial" w:hAnsi="Arial"/>
+          <w:sz w:val="20"/>
+          <w:szCs w:val="20"/>
+        </w:rPr>
+        <w:t xml:space="preserve"> 0,01 mg/l</w:t>
+      </w:r>
+    </w:p>
+    <w:p>
+      <w:pPr>
+        <w:spacing w:after="60" w:before="60"/>
+      </w:pPr>
+      <w:r>
+        <w:rPr>
+          <w:rFonts w:ascii="Arial" w:cs="Arial" w:eastAsia="Arial" w:hAnsi="Arial"/>
+          <w:b/>
+          <w:bCs/>
+          <w:sz w:val="20"/>
+          <w:szCs w:val="20"/>
+        </w:rPr>
+        <w:t xml:space="preserve">- mikroorganizmy w oczyszczalni ścieków (STP):</w:t>
+      </w:r>
+      <w:r>
+        <w:rPr>
+          <w:rFonts w:ascii="Arial" w:cs="Arial" w:eastAsia="Arial" w:hAnsi="Arial"/>
+          <w:sz w:val="20"/>
+          <w:szCs w:val="20"/>
+        </w:rPr>
+        <w:t xml:space="preserve"> 10 mg/l</w:t>
+      </w:r>
+    </w:p>
+    <w:p>
+      <w:pPr>
+        <w:spacing w:after="60" w:before="60"/>
+      </w:pPr>
+      <w:r>
+        <w:rPr>
+          <w:rFonts w:ascii="Arial" w:cs="Arial" w:eastAsia="Arial" w:hAnsi="Arial"/>
+          <w:b/>
+          <w:bCs/>
+          <w:sz w:val="20"/>
+          <w:szCs w:val="20"/>
+        </w:rPr>
+        <w:t xml:space="preserve">- łańcuch pokarmowy (zatrucie wtórne):</w:t>
+      </w:r>
+      <w:r>
+        <w:rPr>
+          <w:rFonts w:ascii="Arial" w:cs="Arial" w:eastAsia="Arial" w:hAnsi="Arial"/>
+          <w:sz w:val="20"/>
+          <w:szCs w:val="20"/>
+        </w:rPr>
+        <w:t xml:space="preserve"> 80 mg/kg</w:t>
+      </w:r>
+    </w:p>
+    <w:p>
+      <w:pPr>
+        <w:spacing w:after="60" w:before="60"/>
+      </w:pPr>
+      <w:r>
+        <w:rPr>
+          <w:rFonts w:ascii="Arial" w:cs="Arial" w:eastAsia="Arial" w:hAnsi="Arial"/>
+          <w:b/>
+          <w:bCs/>
+          <w:sz w:val="20"/>
+          <w:szCs w:val="20"/>
+        </w:rPr>
+        <w:t xml:space="preserve">- środowisko glebowe (gleba):</w:t>
+      </w:r>
+      <w:r>
+        <w:rPr>
+          <w:rFonts w:ascii="Arial" w:cs="Arial" w:eastAsia="Arial" w:hAnsi="Arial"/>
+          <w:sz w:val="20"/>
+          <w:szCs w:val="20"/>
+        </w:rPr>
+        <w:t xml:space="preserve"> 1,41 mg/kg</w:t>
+      </w:r>
+    </w:p>
+    <w:p>
+      <w:pPr>
+        <w:spacing w:after="80"/>
+      </w:pPr>
+      <w:r>
+        <w:rPr>
+          <w:rFonts w:ascii="Arial" w:cs="Arial" w:eastAsia="Arial" w:hAnsi="Arial"/>
+          <w:sz w:val="20"/>
+          <w:szCs w:val="20"/>
+        </w:rPr>
+        <w:t xml:space="preserve">Substancja: galaksolid (1,3,4,6,7,8-heksahydro-4,6,6,7,8,8-heksametyloindeno[5,6-c]piran) [CAS: 1222-05-5]</w:t>
+      </w:r>
+    </w:p>
+    <w:p>
+      <w:pPr>
+        <w:spacing w:after="80"/>
+      </w:pPr>
+      <w:r>
+        <w:rPr>
+          <w:rFonts w:ascii="Arial" w:cs="Arial" w:eastAsia="Arial" w:hAnsi="Arial"/>
+          <w:sz w:val="20"/>
+          <w:szCs w:val="20"/>
+        </w:rPr>
+        <w:t xml:space="preserve">Pochodne poziomy niepowodujące zmian (DNEL):</w:t>
+      </w:r>
+    </w:p>
+    <w:p>
+      <w:pPr>
+        <w:spacing w:after="60" w:before="60"/>
+      </w:pPr>
+      <w:r>
+        <w:rPr>
+          <w:rFonts w:ascii="Arial" w:cs="Arial" w:eastAsia="Arial" w:hAnsi="Arial"/>
+          <w:b/>
+          <w:bCs/>
+          <w:sz w:val="20"/>
+          <w:szCs w:val="20"/>
+        </w:rPr>
+        <w:t xml:space="preserve">- Droga pokarmowa (doustnie):</w:t>
+      </w:r>
+      <w:r>
+        <w:rPr>
+          <w:rFonts w:ascii="Arial" w:cs="Arial" w:eastAsia="Arial" w:hAnsi="Arial"/>
+          <w:sz w:val="20"/>
+          <w:szCs w:val="20"/>
+        </w:rPr>
+        <w:t xml:space="preserve"> Konsumenci (skutki przewlekłe układowe): 3,8 mg/kg mc/dzień</w:t>
+      </w:r>
+    </w:p>
+    <w:p>
+      <w:pPr>
+        <w:spacing w:after="60" w:before="60"/>
+      </w:pPr>
+      <w:r>
+        <w:rPr>
+          <w:rFonts w:ascii="Arial" w:cs="Arial" w:eastAsia="Arial" w:hAnsi="Arial"/>
+          <w:b/>
+          <w:bCs/>
+          <w:sz w:val="20"/>
+          <w:szCs w:val="20"/>
+        </w:rPr>
+        <w:t xml:space="preserve">- Drogi oddechowe (inhalacyjnie):</w:t>
+      </w:r>
+      <w:r>
+        <w:rPr>
+          <w:rFonts w:ascii="Arial" w:cs="Arial" w:eastAsia="Arial" w:hAnsi="Arial"/>
+          <w:sz w:val="20"/>
+          <w:szCs w:val="20"/>
+        </w:rPr>
+        <w:t xml:space="preserve"/>
+      </w:r>
+    </w:p>
+    <w:p>
+      <w:pPr>
+        <w:spacing w:after="60" w:before="60"/>
+      </w:pPr>
+      <w:r>
+        <w:rPr>
+          <w:rFonts w:ascii="Arial" w:cs="Arial" w:eastAsia="Arial" w:hAnsi="Arial"/>
+          <w:b/>
+          <w:bCs/>
+          <w:sz w:val="20"/>
+          <w:szCs w:val="20"/>
+        </w:rPr>
+        <w:t xml:space="preserve">* Konsumenci (skutki przewlekłe układowe):</w:t>
+      </w:r>
+      <w:r>
+        <w:rPr>
+          <w:rFonts w:ascii="Arial" w:cs="Arial" w:eastAsia="Arial" w:hAnsi="Arial"/>
+          <w:sz w:val="20"/>
+          <w:szCs w:val="20"/>
+        </w:rPr>
+        <w:t xml:space="preserve"> 6,5 mg/m³</w:t>
+      </w:r>
+    </w:p>
+    <w:p>
+      <w:pPr>
+        <w:spacing w:after="60" w:before="60"/>
+      </w:pPr>
+      <w:r>
+        <w:rPr>
+          <w:rFonts w:ascii="Arial" w:cs="Arial" w:eastAsia="Arial" w:hAnsi="Arial"/>
+          <w:b/>
+          <w:bCs/>
+          <w:sz w:val="20"/>
+          <w:szCs w:val="20"/>
+        </w:rPr>
+        <w:t xml:space="preserve">* Pracownicy (skutki przewlekłe układowe):</w:t>
+      </w:r>
+      <w:r>
+        <w:rPr>
+          <w:rFonts w:ascii="Arial" w:cs="Arial" w:eastAsia="Arial" w:hAnsi="Arial"/>
+          <w:sz w:val="20"/>
+          <w:szCs w:val="20"/>
+        </w:rPr>
+        <w:t xml:space="preserve"> 22 mg/m³</w:t>
+      </w:r>
+    </w:p>
+    <w:p>
+      <w:pPr>
+        <w:spacing w:after="60" w:before="60"/>
+      </w:pPr>
+      <w:r>
+        <w:rPr>
+          <w:rFonts w:ascii="Arial" w:cs="Arial" w:eastAsia="Arial" w:hAnsi="Arial"/>
+          <w:b/>
+          <w:bCs/>
+          <w:sz w:val="20"/>
+          <w:szCs w:val="20"/>
+        </w:rPr>
+        <w:t xml:space="preserve">- Na skórę:</w:t>
+      </w:r>
+      <w:r>
+        <w:rPr>
+          <w:rFonts w:ascii="Arial" w:cs="Arial" w:eastAsia="Arial" w:hAnsi="Arial"/>
+          <w:sz w:val="20"/>
+          <w:szCs w:val="20"/>
+        </w:rPr>
+        <w:t xml:space="preserve"/>
+      </w:r>
+    </w:p>
+    <w:p>
+      <w:pPr>
+        <w:spacing w:after="60" w:before="60"/>
+      </w:pPr>
+      <w:r>
+        <w:rPr>
+          <w:rFonts w:ascii="Arial" w:cs="Arial" w:eastAsia="Arial" w:hAnsi="Arial"/>
+          <w:b/>
+          <w:bCs/>
+          <w:sz w:val="20"/>
+          <w:szCs w:val="20"/>
+        </w:rPr>
+        <w:t xml:space="preserve">* Konsumenci (skutki przewlekłe układowe):</w:t>
+      </w:r>
+      <w:r>
+        <w:rPr>
+          <w:rFonts w:ascii="Arial" w:cs="Arial" w:eastAsia="Arial" w:hAnsi="Arial"/>
+          <w:sz w:val="20"/>
+          <w:szCs w:val="20"/>
+        </w:rPr>
+        <w:t xml:space="preserve"> 36 mg/kg mc/dzień</w:t>
+      </w:r>
+    </w:p>
+    <w:p>
+      <w:pPr>
+        <w:spacing w:after="60" w:before="60"/>
+      </w:pPr>
+      <w:r>
+        <w:rPr>
+          <w:rFonts w:ascii="Arial" w:cs="Arial" w:eastAsia="Arial" w:hAnsi="Arial"/>
+          <w:b/>
+          <w:bCs/>
+          <w:sz w:val="20"/>
+          <w:szCs w:val="20"/>
+        </w:rPr>
+        <w:t xml:space="preserve">* Pracownicy (skutki przewlekłe układowe):</w:t>
+      </w:r>
+      <w:r>
+        <w:rPr>
+          <w:rFonts w:ascii="Arial" w:cs="Arial" w:eastAsia="Arial" w:hAnsi="Arial"/>
+          <w:sz w:val="20"/>
+          <w:szCs w:val="20"/>
+        </w:rPr>
+        <w:t xml:space="preserve"> 60 mg/kg mc/dzień</w:t>
+      </w:r>
+    </w:p>
+    <w:p>
+      <w:pPr>
+        <w:spacing w:after="80"/>
+      </w:pPr>
+      <w:r>
+        <w:rPr>
+          <w:rFonts w:ascii="Arial" w:cs="Arial" w:eastAsia="Arial" w:hAnsi="Arial"/>
+          <w:sz w:val="20"/>
+          <w:szCs w:val="20"/>
+        </w:rPr>
+        <w:t xml:space="preserve">Przewidywane stężenia niepowodujące zmian w środowisku (PNEC):</w:t>
+      </w:r>
+    </w:p>
+    <w:p>
+      <w:pPr>
+        <w:spacing w:after="60" w:before="60"/>
+      </w:pPr>
+      <w:r>
+        <w:rPr>
+          <w:rFonts w:ascii="Arial" w:cs="Arial" w:eastAsia="Arial" w:hAnsi="Arial"/>
+          <w:b/>
+          <w:bCs/>
+          <w:sz w:val="20"/>
+          <w:szCs w:val="20"/>
+        </w:rPr>
+        <w:t xml:space="preserve">- woda słodka:</w:t>
+      </w:r>
+      <w:r>
+        <w:rPr>
+          <w:rFonts w:ascii="Arial" w:cs="Arial" w:eastAsia="Arial" w:hAnsi="Arial"/>
+          <w:sz w:val="20"/>
+          <w:szCs w:val="20"/>
+        </w:rPr>
+        <w:t xml:space="preserve"> 0,0044 mg/l</w:t>
+      </w:r>
+    </w:p>
+    <w:p>
+      <w:pPr>
+        <w:spacing w:after="60" w:before="60"/>
+      </w:pPr>
+      <w:r>
+        <w:rPr>
+          <w:rFonts w:ascii="Arial" w:cs="Arial" w:eastAsia="Arial" w:hAnsi="Arial"/>
+          <w:b/>
+          <w:bCs/>
+          <w:sz w:val="20"/>
+          <w:szCs w:val="20"/>
+        </w:rPr>
+        <w:t xml:space="preserve">- woda morska:</w:t>
+      </w:r>
+      <w:r>
+        <w:rPr>
+          <w:rFonts w:ascii="Arial" w:cs="Arial" w:eastAsia="Arial" w:hAnsi="Arial"/>
+          <w:sz w:val="20"/>
+          <w:szCs w:val="20"/>
+        </w:rPr>
+        <w:t xml:space="preserve"> 0,00044 mg/l</w:t>
+      </w:r>
+    </w:p>
+    <w:p>
+      <w:pPr>
+        <w:spacing w:after="60" w:before="60"/>
+      </w:pPr>
+      <w:r>
+        <w:rPr>
+          <w:rFonts w:ascii="Arial" w:cs="Arial" w:eastAsia="Arial" w:hAnsi="Arial"/>
+          <w:b/>
+          <w:bCs/>
+          <w:sz w:val="20"/>
+          <w:szCs w:val="20"/>
+        </w:rPr>
+        <w:t xml:space="preserve">- osady słodkowodne:</w:t>
+      </w:r>
+      <w:r>
+        <w:rPr>
+          <w:rFonts w:ascii="Arial" w:cs="Arial" w:eastAsia="Arial" w:hAnsi="Arial"/>
+          <w:sz w:val="20"/>
+          <w:szCs w:val="20"/>
+        </w:rPr>
+        <w:t xml:space="preserve"> 2 mg/kg suchej masy</w:t>
+      </w:r>
+    </w:p>
+    <w:p>
+      <w:pPr>
+        <w:spacing w:after="60" w:before="60"/>
+      </w:pPr>
+      <w:r>
+        <w:rPr>
+          <w:rFonts w:ascii="Arial" w:cs="Arial" w:eastAsia="Arial" w:hAnsi="Arial"/>
+          <w:b/>
+          <w:bCs/>
+          <w:sz w:val="20"/>
+          <w:szCs w:val="20"/>
+        </w:rPr>
+        <w:t xml:space="preserve">- osady morskie:</w:t>
+      </w:r>
+      <w:r>
+        <w:rPr>
+          <w:rFonts w:ascii="Arial" w:cs="Arial" w:eastAsia="Arial" w:hAnsi="Arial"/>
+          <w:sz w:val="20"/>
+          <w:szCs w:val="20"/>
+        </w:rPr>
+        <w:t xml:space="preserve"> 0,394 mg/kg suchej masy</w:t>
+      </w:r>
+    </w:p>
+    <w:p>
+      <w:pPr>
+        <w:spacing w:after="60" w:before="60"/>
+      </w:pPr>
+      <w:r>
+        <w:rPr>
+          <w:rFonts w:ascii="Arial" w:cs="Arial" w:eastAsia="Arial" w:hAnsi="Arial"/>
+          <w:b/>
+          <w:bCs/>
+          <w:sz w:val="20"/>
+          <w:szCs w:val="20"/>
+        </w:rPr>
+        <w:t xml:space="preserve">- woda (uwalnianie okresowe):</w:t>
+      </w:r>
+      <w:r>
+        <w:rPr>
+          <w:rFonts w:ascii="Arial" w:cs="Arial" w:eastAsia="Arial" w:hAnsi="Arial"/>
+          <w:sz w:val="20"/>
+          <w:szCs w:val="20"/>
+        </w:rPr>
+        <w:t xml:space="preserve"> 0,03 mg/l</w:t>
+      </w:r>
+    </w:p>
+    <w:p>
+      <w:pPr>
+        <w:spacing w:after="60" w:before="60"/>
+      </w:pPr>
+      <w:r>
+        <w:rPr>
+          <w:rFonts w:ascii="Arial" w:cs="Arial" w:eastAsia="Arial" w:hAnsi="Arial"/>
+          <w:b/>
+          <w:bCs/>
+          <w:sz w:val="20"/>
+          <w:szCs w:val="20"/>
+        </w:rPr>
+        <w:t xml:space="preserve">- mikroorganizmy w oczyszczalni ścieków (STP):</w:t>
+      </w:r>
+      <w:r>
+        <w:rPr>
+          <w:rFonts w:ascii="Arial" w:cs="Arial" w:eastAsia="Arial" w:hAnsi="Arial"/>
+          <w:sz w:val="20"/>
+          <w:szCs w:val="20"/>
+        </w:rPr>
+        <w:t xml:space="preserve"> 1 mg/l</w:t>
+      </w:r>
+    </w:p>
+    <w:p>
+      <w:pPr>
+        <w:spacing w:after="60" w:before="60"/>
+      </w:pPr>
+      <w:r>
+        <w:rPr>
+          <w:rFonts w:ascii="Arial" w:cs="Arial" w:eastAsia="Arial" w:hAnsi="Arial"/>
+          <w:b/>
+          <w:bCs/>
+          <w:sz w:val="20"/>
+          <w:szCs w:val="20"/>
+        </w:rPr>
+        <w:t xml:space="preserve">- łańcuch pokarmowy (zatrucie wtórne):</w:t>
+      </w:r>
+      <w:r>
+        <w:rPr>
+          <w:rFonts w:ascii="Arial" w:cs="Arial" w:eastAsia="Arial" w:hAnsi="Arial"/>
+          <w:sz w:val="20"/>
+          <w:szCs w:val="20"/>
+        </w:rPr>
+        <w:t xml:space="preserve"> 3,3 mg/kg żywności</w:t>
+      </w:r>
+    </w:p>
+    <w:p>
+      <w:pPr>
+        <w:spacing w:after="60" w:before="60"/>
+      </w:pPr>
+      <w:r>
+        <w:rPr>
+          <w:rFonts w:ascii="Arial" w:cs="Arial" w:eastAsia="Arial" w:hAnsi="Arial"/>
+          <w:b/>
+          <w:bCs/>
+          <w:sz w:val="20"/>
+          <w:szCs w:val="20"/>
+        </w:rPr>
+        <w:t xml:space="preserve">- środowisko glebowe (gleba):</w:t>
+      </w:r>
+      <w:r>
+        <w:rPr>
+          <w:rFonts w:ascii="Arial" w:cs="Arial" w:eastAsia="Arial" w:hAnsi="Arial"/>
+          <w:sz w:val="20"/>
+          <w:szCs w:val="20"/>
+        </w:rPr>
+        <w:t xml:space="preserve"> 0,31 mg/kg suchej masy</w:t>
+      </w:r>
+    </w:p>
+    <w:p>
+      <w:pPr>
+        <w:spacing w:after="80"/>
+      </w:pPr>
+      <w:r>
+        <w:rPr>
+          <w:rFonts w:ascii="Arial" w:cs="Arial" w:eastAsia="Arial" w:hAnsi="Arial"/>
+          <w:sz w:val="20"/>
+          <w:szCs w:val="20"/>
+        </w:rPr>
+        <w:t xml:space="preserve">Substancja: kumaryna (2H-chromen-2-on) [CAS: 91-64-5]</w:t>
+      </w:r>
+    </w:p>
+    <w:p>
+      <w:pPr>
+        <w:spacing w:after="80"/>
+      </w:pPr>
+      <w:r>
+        <w:rPr>
+          <w:rFonts w:ascii="Arial" w:cs="Arial" w:eastAsia="Arial" w:hAnsi="Arial"/>
+          <w:sz w:val="20"/>
+          <w:szCs w:val="20"/>
+        </w:rPr>
+        <w:t xml:space="preserve">Pochodne poziomy niepowodujące zmian (DNEL):</w:t>
+      </w:r>
+    </w:p>
+    <w:p>
+      <w:pPr>
+        <w:spacing w:after="60" w:before="60"/>
+      </w:pPr>
+      <w:r>
+        <w:rPr>
+          <w:rFonts w:ascii="Arial" w:cs="Arial" w:eastAsia="Arial" w:hAnsi="Arial"/>
+          <w:b/>
+          <w:bCs/>
+          <w:sz w:val="20"/>
+          <w:szCs w:val="20"/>
+        </w:rPr>
+        <w:t xml:space="preserve">- Droga pokarmowa (doustnie):</w:t>
+      </w:r>
+      <w:r>
+        <w:rPr>
+          <w:rFonts w:ascii="Arial" w:cs="Arial" w:eastAsia="Arial" w:hAnsi="Arial"/>
+          <w:sz w:val="20"/>
+          <w:szCs w:val="20"/>
+        </w:rPr>
+        <w:t xml:space="preserve"> Konsumenci (skutki przewlekłe układowe): 0,39 mg/kg mc/dzień</w:t>
+      </w:r>
+    </w:p>
+    <w:p>
+      <w:pPr>
+        <w:spacing w:after="60" w:before="60"/>
+      </w:pPr>
+      <w:r>
+        <w:rPr>
+          <w:rFonts w:ascii="Arial" w:cs="Arial" w:eastAsia="Arial" w:hAnsi="Arial"/>
+          <w:b/>
+          <w:bCs/>
+          <w:sz w:val="20"/>
+          <w:szCs w:val="20"/>
+        </w:rPr>
+        <w:t xml:space="preserve">- Drogi oddechowe (inhalacyjnie):</w:t>
+      </w:r>
+      <w:r>
+        <w:rPr>
+          <w:rFonts w:ascii="Arial" w:cs="Arial" w:eastAsia="Arial" w:hAnsi="Arial"/>
+          <w:sz w:val="20"/>
+          <w:szCs w:val="20"/>
+        </w:rPr>
+        <w:t xml:space="preserve"/>
+      </w:r>
+    </w:p>
+    <w:p>
+      <w:pPr>
+        <w:spacing w:after="60" w:before="60"/>
+      </w:pPr>
+      <w:r>
+        <w:rPr>
+          <w:rFonts w:ascii="Arial" w:cs="Arial" w:eastAsia="Arial" w:hAnsi="Arial"/>
+          <w:b/>
+          <w:bCs/>
+          <w:sz w:val="20"/>
+          <w:szCs w:val="20"/>
+        </w:rPr>
+        <w:t xml:space="preserve">* Konsumenci (skutki przewlekłe układowe):</w:t>
+      </w:r>
+      <w:r>
+        <w:rPr>
+          <w:rFonts w:ascii="Arial" w:cs="Arial" w:eastAsia="Arial" w:hAnsi="Arial"/>
+          <w:sz w:val="20"/>
+          <w:szCs w:val="20"/>
+        </w:rPr>
+        <w:t xml:space="preserve"> 1,69 mg/m³</w:t>
+      </w:r>
+    </w:p>
+    <w:p>
+      <w:pPr>
+        <w:spacing w:after="60" w:before="60"/>
+      </w:pPr>
+      <w:r>
+        <w:rPr>
+          <w:rFonts w:ascii="Arial" w:cs="Arial" w:eastAsia="Arial" w:hAnsi="Arial"/>
+          <w:b/>
+          <w:bCs/>
+          <w:sz w:val="20"/>
+          <w:szCs w:val="20"/>
+        </w:rPr>
+        <w:t xml:space="preserve">* Pracownicy (skutki przewlekłe układowe):</w:t>
+      </w:r>
+      <w:r>
+        <w:rPr>
+          <w:rFonts w:ascii="Arial" w:cs="Arial" w:eastAsia="Arial" w:hAnsi="Arial"/>
+          <w:sz w:val="20"/>
+          <w:szCs w:val="20"/>
+        </w:rPr>
+        <w:t xml:space="preserve"> 6,78 mg/m³</w:t>
+      </w:r>
+    </w:p>
+    <w:p>
+      <w:pPr>
+        <w:spacing w:after="60" w:before="60"/>
+      </w:pPr>
+      <w:r>
+        <w:rPr>
+          <w:rFonts w:ascii="Arial" w:cs="Arial" w:eastAsia="Arial" w:hAnsi="Arial"/>
+          <w:b/>
+          <w:bCs/>
+          <w:sz w:val="20"/>
+          <w:szCs w:val="20"/>
+        </w:rPr>
+        <w:t xml:space="preserve">- Na skórę:</w:t>
+      </w:r>
+      <w:r>
+        <w:rPr>
+          <w:rFonts w:ascii="Arial" w:cs="Arial" w:eastAsia="Arial" w:hAnsi="Arial"/>
+          <w:sz w:val="20"/>
+          <w:szCs w:val="20"/>
+        </w:rPr>
+        <w:t xml:space="preserve"/>
+      </w:r>
+    </w:p>
+    <w:p>
+      <w:pPr>
+        <w:spacing w:after="60" w:before="60"/>
+      </w:pPr>
+      <w:r>
+        <w:rPr>
+          <w:rFonts w:ascii="Arial" w:cs="Arial" w:eastAsia="Arial" w:hAnsi="Arial"/>
+          <w:b/>
+          <w:bCs/>
+          <w:sz w:val="20"/>
+          <w:szCs w:val="20"/>
+        </w:rPr>
+        <w:t xml:space="preserve">* Konsumenci (skutki przewlekłe układowe):</w:t>
+      </w:r>
+      <w:r>
+        <w:rPr>
+          <w:rFonts w:ascii="Arial" w:cs="Arial" w:eastAsia="Arial" w:hAnsi="Arial"/>
+          <w:sz w:val="20"/>
+          <w:szCs w:val="20"/>
+        </w:rPr>
+        <w:t xml:space="preserve"> 0,39 mg/kg mc/dzień</w:t>
+      </w:r>
+    </w:p>
+    <w:p>
+      <w:pPr>
+        <w:spacing w:after="60" w:before="60"/>
+      </w:pPr>
+      <w:r>
+        <w:rPr>
+          <w:rFonts w:ascii="Arial" w:cs="Arial" w:eastAsia="Arial" w:hAnsi="Arial"/>
+          <w:b/>
+          <w:bCs/>
+          <w:sz w:val="20"/>
+          <w:szCs w:val="20"/>
+        </w:rPr>
+        <w:t xml:space="preserve">* Pracownicy (skutki przewlekłe układowe):</w:t>
+      </w:r>
+      <w:r>
+        <w:rPr>
+          <w:rFonts w:ascii="Arial" w:cs="Arial" w:eastAsia="Arial" w:hAnsi="Arial"/>
+          <w:sz w:val="20"/>
+          <w:szCs w:val="20"/>
+        </w:rPr>
+        <w:t xml:space="preserve"> 0,79 mg/kg mc/dzień</w:t>
+      </w:r>
+    </w:p>
+    <w:p>
+      <w:pPr>
+        <w:spacing w:after="80"/>
+      </w:pPr>
+      <w:r>
+        <w:rPr>
+          <w:rFonts w:ascii="Arial" w:cs="Arial" w:eastAsia="Arial" w:hAnsi="Arial"/>
+          <w:sz w:val="20"/>
+          <w:szCs w:val="20"/>
+        </w:rPr>
+        <w:t xml:space="preserve">Przewidywane stężenia niepowodujące zmian w środowisku (PNEC):</w:t>
+      </w:r>
+    </w:p>
+    <w:p>
+      <w:pPr>
+        <w:spacing w:after="60" w:before="60"/>
+      </w:pPr>
+      <w:r>
+        <w:rPr>
+          <w:rFonts w:ascii="Arial" w:cs="Arial" w:eastAsia="Arial" w:hAnsi="Arial"/>
+          <w:b/>
+          <w:bCs/>
+          <w:sz w:val="20"/>
+          <w:szCs w:val="20"/>
+        </w:rPr>
+        <w:t xml:space="preserve">- woda słodka:</w:t>
+      </w:r>
+      <w:r>
+        <w:rPr>
+          <w:rFonts w:ascii="Arial" w:cs="Arial" w:eastAsia="Arial" w:hAnsi="Arial"/>
+          <w:sz w:val="20"/>
+          <w:szCs w:val="20"/>
+        </w:rPr>
+        <w:t xml:space="preserve"> 0,019 mg/l</w:t>
+      </w:r>
+    </w:p>
+    <w:p>
+      <w:pPr>
+        <w:spacing w:after="60" w:before="60"/>
+      </w:pPr>
+      <w:r>
+        <w:rPr>
+          <w:rFonts w:ascii="Arial" w:cs="Arial" w:eastAsia="Arial" w:hAnsi="Arial"/>
+          <w:b/>
+          <w:bCs/>
+          <w:sz w:val="20"/>
+          <w:szCs w:val="20"/>
+        </w:rPr>
+        <w:t xml:space="preserve">- woda morska:</w:t>
+      </w:r>
+      <w:r>
+        <w:rPr>
+          <w:rFonts w:ascii="Arial" w:cs="Arial" w:eastAsia="Arial" w:hAnsi="Arial"/>
+          <w:sz w:val="20"/>
+          <w:szCs w:val="20"/>
+        </w:rPr>
+        <w:t xml:space="preserve"> 0,0019 mg/l</w:t>
+      </w:r>
+    </w:p>
+    <w:p>
+      <w:pPr>
+        <w:spacing w:after="60" w:before="60"/>
+      </w:pPr>
+      <w:r>
+        <w:rPr>
+          <w:rFonts w:ascii="Arial" w:cs="Arial" w:eastAsia="Arial" w:hAnsi="Arial"/>
+          <w:b/>
+          <w:bCs/>
+          <w:sz w:val="20"/>
+          <w:szCs w:val="20"/>
+        </w:rPr>
+        <w:t xml:space="preserve">- osady słodkowodne:</w:t>
+      </w:r>
+      <w:r>
+        <w:rPr>
+          <w:rFonts w:ascii="Arial" w:cs="Arial" w:eastAsia="Arial" w:hAnsi="Arial"/>
+          <w:sz w:val="20"/>
+          <w:szCs w:val="20"/>
+        </w:rPr>
+        <w:t xml:space="preserve"> 0,15 mg/kg</w:t>
+      </w:r>
+    </w:p>
+    <w:p>
+      <w:pPr>
+        <w:spacing w:after="60" w:before="60"/>
+      </w:pPr>
+      <w:r>
+        <w:rPr>
+          <w:rFonts w:ascii="Arial" w:cs="Arial" w:eastAsia="Arial" w:hAnsi="Arial"/>
+          <w:b/>
+          <w:bCs/>
+          <w:sz w:val="20"/>
+          <w:szCs w:val="20"/>
+        </w:rPr>
+        <w:t xml:space="preserve">- osady morskie:</w:t>
+      </w:r>
+      <w:r>
+        <w:rPr>
+          <w:rFonts w:ascii="Arial" w:cs="Arial" w:eastAsia="Arial" w:hAnsi="Arial"/>
+          <w:sz w:val="20"/>
+          <w:szCs w:val="20"/>
+        </w:rPr>
+        <w:t xml:space="preserve"> 0,015 mg/kg</w:t>
+      </w:r>
+    </w:p>
+    <w:p>
+      <w:pPr>
+        <w:spacing w:after="60" w:before="60"/>
+      </w:pPr>
+      <w:r>
+        <w:rPr>
+          <w:rFonts w:ascii="Arial" w:cs="Arial" w:eastAsia="Arial" w:hAnsi="Arial"/>
+          <w:b/>
+          <w:bCs/>
+          <w:sz w:val="20"/>
+          <w:szCs w:val="20"/>
+        </w:rPr>
+        <w:t xml:space="preserve">- woda (uwalnianie okresowe):</w:t>
+      </w:r>
+      <w:r>
+        <w:rPr>
+          <w:rFonts w:ascii="Arial" w:cs="Arial" w:eastAsia="Arial" w:hAnsi="Arial"/>
+          <w:sz w:val="20"/>
+          <w:szCs w:val="20"/>
+        </w:rPr>
+        <w:t xml:space="preserve"> 0,0142 mg/l</w:t>
+      </w:r>
+    </w:p>
+    <w:p>
+      <w:pPr>
+        <w:spacing w:after="60" w:before="60"/>
+      </w:pPr>
+      <w:r>
+        <w:rPr>
+          <w:rFonts w:ascii="Arial" w:cs="Arial" w:eastAsia="Arial" w:hAnsi="Arial"/>
+          <w:b/>
+          <w:bCs/>
+          <w:sz w:val="20"/>
+          <w:szCs w:val="20"/>
+        </w:rPr>
+        <w:t xml:space="preserve">- mikroorganizmy w oczyszczalni ścieków (STP):</w:t>
+      </w:r>
+      <w:r>
+        <w:rPr>
+          <w:rFonts w:ascii="Arial" w:cs="Arial" w:eastAsia="Arial" w:hAnsi="Arial"/>
+          <w:sz w:val="20"/>
+          <w:szCs w:val="20"/>
+        </w:rPr>
+        <w:t xml:space="preserve"> 6,4 mg/l</w:t>
+      </w:r>
+    </w:p>
+    <w:p>
+      <w:pPr>
+        <w:spacing w:after="60" w:before="60"/>
+      </w:pPr>
+      <w:r>
+        <w:rPr>
+          <w:rFonts w:ascii="Arial" w:cs="Arial" w:eastAsia="Arial" w:hAnsi="Arial"/>
+          <w:b/>
+          <w:bCs/>
+          <w:sz w:val="20"/>
+          <w:szCs w:val="20"/>
+        </w:rPr>
+        <w:t xml:space="preserve">- łańcuch pokarmowy (zatrucie wtórne):</w:t>
+      </w:r>
+      <w:r>
+        <w:rPr>
+          <w:rFonts w:ascii="Arial" w:cs="Arial" w:eastAsia="Arial" w:hAnsi="Arial"/>
+          <w:sz w:val="20"/>
+          <w:szCs w:val="20"/>
+        </w:rPr>
+        <w:t xml:space="preserve"> 30,7 mg/kg</w:t>
+      </w:r>
+    </w:p>
+    <w:p>
+      <w:pPr>
+        <w:spacing w:after="60" w:before="60"/>
+      </w:pPr>
+      <w:r>
+        <w:rPr>
+          <w:rFonts w:ascii="Arial" w:cs="Arial" w:eastAsia="Arial" w:hAnsi="Arial"/>
+          <w:b/>
+          <w:bCs/>
+          <w:sz w:val="20"/>
+          <w:szCs w:val="20"/>
+        </w:rPr>
+        <w:t xml:space="preserve">- środowisko glebowe (gleba):</w:t>
+      </w:r>
+      <w:r>
+        <w:rPr>
+          <w:rFonts w:ascii="Arial" w:cs="Arial" w:eastAsia="Arial" w:hAnsi="Arial"/>
+          <w:sz w:val="20"/>
+          <w:szCs w:val="20"/>
+        </w:rPr>
+        <w:t xml:space="preserve"> 0,018 mg/kg</w:t>
+      </w:r>
+    </w:p>
+    <w:p>
+      <w:pPr>
+        <w:spacing w:after="80"/>
+      </w:pPr>
+      <w:r>
+        <w:rPr>
+          <w:rFonts w:ascii="Arial" w:cs="Arial" w:eastAsia="Arial" w:hAnsi="Arial"/>
+          <w:sz w:val="20"/>
+          <w:szCs w:val="20"/>
+        </w:rPr>
+        <w:t xml:space="preserve">Substancja: 2,6-di-tert-butylo-4-metylofenol (BHT) [CAS: 128-37-0]</w:t>
+      </w:r>
+    </w:p>
+    <w:p>
+      <w:pPr>
+        <w:spacing w:after="80"/>
+      </w:pPr>
+      <w:r>
+        <w:rPr>
+          <w:rFonts w:ascii="Arial" w:cs="Arial" w:eastAsia="Arial" w:hAnsi="Arial"/>
+          <w:sz w:val="20"/>
+          <w:szCs w:val="20"/>
+        </w:rPr>
+        <w:t xml:space="preserve">Pochodne poziomy niepowodujące zmian (DNEL):</w:t>
+      </w:r>
+    </w:p>
+    <w:p>
+      <w:pPr>
+        <w:spacing w:after="60" w:before="60"/>
+      </w:pPr>
+      <w:r>
+        <w:rPr>
+          <w:rFonts w:ascii="Arial" w:cs="Arial" w:eastAsia="Arial" w:hAnsi="Arial"/>
+          <w:b/>
+          <w:bCs/>
+          <w:sz w:val="20"/>
+          <w:szCs w:val="20"/>
+        </w:rPr>
+        <w:t xml:space="preserve">- Droga pokarmowa (doustnie):</w:t>
+      </w:r>
+      <w:r>
+        <w:rPr>
+          <w:rFonts w:ascii="Arial" w:cs="Arial" w:eastAsia="Arial" w:hAnsi="Arial"/>
+          <w:sz w:val="20"/>
+          <w:szCs w:val="20"/>
+        </w:rPr>
+        <w:t xml:space="preserve"> Konsumenci (skutki przewlekłe układowe): 0,25 mg/kg mc/dzień</w:t>
+      </w:r>
+    </w:p>
+    <w:p>
+      <w:pPr>
+        <w:spacing w:after="60" w:before="60"/>
+      </w:pPr>
+      <w:r>
+        <w:rPr>
+          <w:rFonts w:ascii="Arial" w:cs="Arial" w:eastAsia="Arial" w:hAnsi="Arial"/>
+          <w:b/>
+          <w:bCs/>
+          <w:sz w:val="20"/>
+          <w:szCs w:val="20"/>
+        </w:rPr>
+        <w:t xml:space="preserve">- Drogi oddechowe (inhalacyjnie):</w:t>
+      </w:r>
+      <w:r>
+        <w:rPr>
+          <w:rFonts w:ascii="Arial" w:cs="Arial" w:eastAsia="Arial" w:hAnsi="Arial"/>
+          <w:sz w:val="20"/>
+          <w:szCs w:val="20"/>
+        </w:rPr>
+        <w:t xml:space="preserve"/>
+      </w:r>
+    </w:p>
+    <w:p>
+      <w:pPr>
+        <w:spacing w:after="60" w:before="60"/>
+      </w:pPr>
+      <w:r>
+        <w:rPr>
+          <w:rFonts w:ascii="Arial" w:cs="Arial" w:eastAsia="Arial" w:hAnsi="Arial"/>
+          <w:b/>
+          <w:bCs/>
+          <w:sz w:val="20"/>
+          <w:szCs w:val="20"/>
+        </w:rPr>
+        <w:t xml:space="preserve">* Konsumenci (skutki przewlekłe układowe):</w:t>
+      </w:r>
+      <w:r>
+        <w:rPr>
+          <w:rFonts w:ascii="Arial" w:cs="Arial" w:eastAsia="Arial" w:hAnsi="Arial"/>
+          <w:sz w:val="20"/>
+          <w:szCs w:val="20"/>
+        </w:rPr>
+        <w:t xml:space="preserve"> 0,86 mg/m³</w:t>
+      </w:r>
+    </w:p>
+    <w:p>
+      <w:pPr>
+        <w:spacing w:after="60" w:before="60"/>
+      </w:pPr>
+      <w:r>
+        <w:rPr>
+          <w:rFonts w:ascii="Arial" w:cs="Arial" w:eastAsia="Arial" w:hAnsi="Arial"/>
+          <w:b/>
+          <w:bCs/>
+          <w:sz w:val="20"/>
+          <w:szCs w:val="20"/>
+        </w:rPr>
+        <w:t xml:space="preserve">* Pracownicy (skutki przewlekłe układowe):</w:t>
+      </w:r>
+      <w:r>
+        <w:rPr>
+          <w:rFonts w:ascii="Arial" w:cs="Arial" w:eastAsia="Arial" w:hAnsi="Arial"/>
+          <w:sz w:val="20"/>
+          <w:szCs w:val="20"/>
+        </w:rPr>
+        <w:t xml:space="preserve"> 3,5 mg/m³</w:t>
+      </w:r>
+    </w:p>
+    <w:p>
+      <w:pPr>
+        <w:spacing w:after="60" w:before="60"/>
+      </w:pPr>
+      <w:r>
+        <w:rPr>
+          <w:rFonts w:ascii="Arial" w:cs="Arial" w:eastAsia="Arial" w:hAnsi="Arial"/>
+          <w:b/>
+          <w:bCs/>
+          <w:sz w:val="20"/>
+          <w:szCs w:val="20"/>
+        </w:rPr>
+        <w:t xml:space="preserve">- Na skórę:</w:t>
+      </w:r>
+      <w:r>
+        <w:rPr>
+          <w:rFonts w:ascii="Arial" w:cs="Arial" w:eastAsia="Arial" w:hAnsi="Arial"/>
+          <w:sz w:val="20"/>
+          <w:szCs w:val="20"/>
+        </w:rPr>
+        <w:t xml:space="preserve"/>
+      </w:r>
+    </w:p>
+    <w:p>
+      <w:pPr>
+        <w:spacing w:after="60" w:before="60"/>
+      </w:pPr>
+      <w:r>
+        <w:rPr>
+          <w:rFonts w:ascii="Arial" w:cs="Arial" w:eastAsia="Arial" w:hAnsi="Arial"/>
+          <w:b/>
+          <w:bCs/>
+          <w:sz w:val="20"/>
+          <w:szCs w:val="20"/>
+        </w:rPr>
+        <w:t xml:space="preserve">* Konsumenci (skutki przewlekłe układowe):</w:t>
+      </w:r>
+      <w:r>
+        <w:rPr>
+          <w:rFonts w:ascii="Arial" w:cs="Arial" w:eastAsia="Arial" w:hAnsi="Arial"/>
+          <w:sz w:val="20"/>
+          <w:szCs w:val="20"/>
+        </w:rPr>
+        <w:t xml:space="preserve"> 0,25 mg/kg mc/dzień</w:t>
+      </w:r>
+    </w:p>
+    <w:p>
+      <w:pPr>
+        <w:spacing w:after="60" w:before="60"/>
+      </w:pPr>
+      <w:r>
+        <w:rPr>
+          <w:rFonts w:ascii="Arial" w:cs="Arial" w:eastAsia="Arial" w:hAnsi="Arial"/>
+          <w:b/>
+          <w:bCs/>
+          <w:sz w:val="20"/>
+          <w:szCs w:val="20"/>
+        </w:rPr>
+        <w:t xml:space="preserve">* Pracownicy (skutki przewlekłe układowe):</w:t>
+      </w:r>
+      <w:r>
+        <w:rPr>
+          <w:rFonts w:ascii="Arial" w:cs="Arial" w:eastAsia="Arial" w:hAnsi="Arial"/>
+          <w:sz w:val="20"/>
+          <w:szCs w:val="20"/>
+        </w:rPr>
+        <w:t xml:space="preserve"> 0,5 mg/kg mc/dzień</w:t>
+      </w:r>
+    </w:p>
+    <w:p>
+      <w:pPr>
+        <w:spacing w:after="80"/>
+      </w:pPr>
+      <w:r>
+        <w:rPr>
+          <w:rFonts w:ascii="Arial" w:cs="Arial" w:eastAsia="Arial" w:hAnsi="Arial"/>
+          <w:sz w:val="20"/>
+          <w:szCs w:val="20"/>
+        </w:rPr>
+        <w:t xml:space="preserve">Przewidywane stężenia niepowodujące zmian w środowisku (PNEC):</w:t>
+      </w:r>
+    </w:p>
+    <w:p>
+      <w:pPr>
+        <w:spacing w:after="60" w:before="60"/>
+      </w:pPr>
+      <w:r>
+        <w:rPr>
+          <w:rFonts w:ascii="Arial" w:cs="Arial" w:eastAsia="Arial" w:hAnsi="Arial"/>
+          <w:b/>
+          <w:bCs/>
+          <w:sz w:val="20"/>
+          <w:szCs w:val="20"/>
+        </w:rPr>
+        <w:t xml:space="preserve">- woda słodka:</w:t>
+      </w:r>
+      <w:r>
+        <w:rPr>
+          <w:rFonts w:ascii="Arial" w:cs="Arial" w:eastAsia="Arial" w:hAnsi="Arial"/>
+          <w:sz w:val="20"/>
+          <w:szCs w:val="20"/>
+        </w:rPr>
+        <w:t xml:space="preserve"> 0,000199 mg/l</w:t>
+      </w:r>
+    </w:p>
+    <w:p>
+      <w:pPr>
+        <w:spacing w:after="60" w:before="60"/>
+      </w:pPr>
+      <w:r>
+        <w:rPr>
+          <w:rFonts w:ascii="Arial" w:cs="Arial" w:eastAsia="Arial" w:hAnsi="Arial"/>
+          <w:b/>
+          <w:bCs/>
+          <w:sz w:val="20"/>
+          <w:szCs w:val="20"/>
+        </w:rPr>
+        <w:t xml:space="preserve">- woda morska:</w:t>
+      </w:r>
+      <w:r>
+        <w:rPr>
+          <w:rFonts w:ascii="Arial" w:cs="Arial" w:eastAsia="Arial" w:hAnsi="Arial"/>
+          <w:sz w:val="20"/>
+          <w:szCs w:val="20"/>
+        </w:rPr>
+        <w:t xml:space="preserve"> 0,00002 mg/l (0,02 µg/l)</w:t>
+      </w:r>
+    </w:p>
+    <w:p>
+      <w:pPr>
+        <w:spacing w:after="60" w:before="60"/>
+      </w:pPr>
+      <w:r>
+        <w:rPr>
+          <w:rFonts w:ascii="Arial" w:cs="Arial" w:eastAsia="Arial" w:hAnsi="Arial"/>
+          <w:b/>
+          <w:bCs/>
+          <w:sz w:val="20"/>
+          <w:szCs w:val="20"/>
+        </w:rPr>
+        <w:t xml:space="preserve">- osady słodkowodne:</w:t>
+      </w:r>
+      <w:r>
+        <w:rPr>
+          <w:rFonts w:ascii="Arial" w:cs="Arial" w:eastAsia="Arial" w:hAnsi="Arial"/>
+          <w:sz w:val="20"/>
+          <w:szCs w:val="20"/>
+        </w:rPr>
+        <w:t xml:space="preserve"> 0,0996 mg/kg</w:t>
+      </w:r>
+    </w:p>
+    <w:p>
+      <w:pPr>
+        <w:spacing w:after="60" w:before="60"/>
+      </w:pPr>
+      <w:r>
+        <w:rPr>
+          <w:rFonts w:ascii="Arial" w:cs="Arial" w:eastAsia="Arial" w:hAnsi="Arial"/>
+          <w:b/>
+          <w:bCs/>
+          <w:sz w:val="20"/>
+          <w:szCs w:val="20"/>
+        </w:rPr>
+        <w:t xml:space="preserve">- osady morskie:</w:t>
+      </w:r>
+      <w:r>
+        <w:rPr>
+          <w:rFonts w:ascii="Arial" w:cs="Arial" w:eastAsia="Arial" w:hAnsi="Arial"/>
+          <w:sz w:val="20"/>
+          <w:szCs w:val="20"/>
+        </w:rPr>
+        <w:t xml:space="preserve"> 0,00996 mg/kg</w:t>
+      </w:r>
+    </w:p>
+    <w:p>
+      <w:pPr>
+        <w:spacing w:after="60" w:before="60"/>
+      </w:pPr>
+      <w:r>
+        <w:rPr>
+          <w:rFonts w:ascii="Arial" w:cs="Arial" w:eastAsia="Arial" w:hAnsi="Arial"/>
+          <w:b/>
+          <w:bCs/>
+          <w:sz w:val="20"/>
+          <w:szCs w:val="20"/>
+        </w:rPr>
+        <w:t xml:space="preserve">- woda (uwalnianie okresowe):</w:t>
+      </w:r>
+      <w:r>
+        <w:rPr>
+          <w:rFonts w:ascii="Arial" w:cs="Arial" w:eastAsia="Arial" w:hAnsi="Arial"/>
+          <w:sz w:val="20"/>
+          <w:szCs w:val="20"/>
+        </w:rPr>
+        <w:t xml:space="preserve"> 0,00199 mg/l</w:t>
+      </w:r>
+    </w:p>
+    <w:p>
+      <w:pPr>
+        <w:spacing w:after="60" w:before="60"/>
+      </w:pPr>
+      <w:r>
+        <w:rPr>
+          <w:rFonts w:ascii="Arial" w:cs="Arial" w:eastAsia="Arial" w:hAnsi="Arial"/>
+          <w:b/>
+          <w:bCs/>
+          <w:sz w:val="20"/>
+          <w:szCs w:val="20"/>
+        </w:rPr>
+        <w:t xml:space="preserve">- mikroorganizmy w oczyszczalni ścieków (STP):</w:t>
+      </w:r>
+      <w:r>
+        <w:rPr>
+          <w:rFonts w:ascii="Arial" w:cs="Arial" w:eastAsia="Arial" w:hAnsi="Arial"/>
+          <w:sz w:val="20"/>
+          <w:szCs w:val="20"/>
+        </w:rPr>
+        <w:t xml:space="preserve"> 0,17 mg/l</w:t>
+      </w:r>
+    </w:p>
+    <w:p>
+      <w:pPr>
+        <w:spacing w:after="60" w:before="60"/>
+      </w:pPr>
+      <w:r>
+        <w:rPr>
+          <w:rFonts w:ascii="Arial" w:cs="Arial" w:eastAsia="Arial" w:hAnsi="Arial"/>
+          <w:b/>
+          <w:bCs/>
+          <w:sz w:val="20"/>
+          <w:szCs w:val="20"/>
+        </w:rPr>
+        <w:t xml:space="preserve">- łańcuch pokarmowy (zatrucie wtórne):</w:t>
+      </w:r>
+      <w:r>
+        <w:rPr>
+          <w:rFonts w:ascii="Arial" w:cs="Arial" w:eastAsia="Arial" w:hAnsi="Arial"/>
+          <w:sz w:val="20"/>
+          <w:szCs w:val="20"/>
+        </w:rPr>
+        <w:t xml:space="preserve"> 8,33 mg/kg</w:t>
+      </w:r>
+    </w:p>
+    <w:p>
+      <w:pPr>
+        <w:spacing w:after="60" w:before="60"/>
+      </w:pPr>
+      <w:r>
+        <w:rPr>
+          <w:rFonts w:ascii="Arial" w:cs="Arial" w:eastAsia="Arial" w:hAnsi="Arial"/>
+          <w:b/>
+          <w:bCs/>
+          <w:sz w:val="20"/>
+          <w:szCs w:val="20"/>
+        </w:rPr>
+        <w:t xml:space="preserve">- środowisko glebowe (gleba):</w:t>
+      </w:r>
+      <w:r>
+        <w:rPr>
+          <w:rFonts w:ascii="Arial" w:cs="Arial" w:eastAsia="Arial" w:hAnsi="Arial"/>
+          <w:sz w:val="20"/>
+          <w:szCs w:val="20"/>
+        </w:rPr>
+        <w:t xml:space="preserve"> 0,04769 mg/kg</w:t>
+      </w:r>
+    </w:p>
+    <w:p>
+      <w:pPr>
+        <w:spacing w:after="80"/>
+      </w:pPr>
+      <w:r>
+        <w:rPr>
+          <w:rFonts w:ascii="Arial" w:cs="Arial" w:eastAsia="Arial" w:hAnsi="Arial"/>
+          <w:sz w:val="20"/>
+          <w:szCs w:val="20"/>
+        </w:rPr>
+        <w:t xml:space="preserve">Substancja: hydroksycytronellal [CAS: 107-75-5]</w:t>
+      </w:r>
+    </w:p>
+    <w:p>
+      <w:pPr>
+        <w:spacing w:after="80"/>
+      </w:pPr>
+      <w:r>
+        <w:rPr>
+          <w:rFonts w:ascii="Arial" w:cs="Arial" w:eastAsia="Arial" w:hAnsi="Arial"/>
+          <w:sz w:val="20"/>
+          <w:szCs w:val="20"/>
+        </w:rPr>
+        <w:t xml:space="preserve">Pochodne poziomy niepowodujące zmian (DNEL):</w:t>
+      </w:r>
+    </w:p>
+    <w:p>
+      <w:pPr>
+        <w:spacing w:after="60" w:before="60"/>
+      </w:pPr>
+      <w:r>
+        <w:rPr>
+          <w:rFonts w:ascii="Arial" w:cs="Arial" w:eastAsia="Arial" w:hAnsi="Arial"/>
+          <w:b/>
+          <w:bCs/>
+          <w:sz w:val="20"/>
+          <w:szCs w:val="20"/>
+        </w:rPr>
+        <w:t xml:space="preserve">- Droga pokarmowa (doustnie):</w:t>
+      </w:r>
+      <w:r>
+        <w:rPr>
+          <w:rFonts w:ascii="Arial" w:cs="Arial" w:eastAsia="Arial" w:hAnsi="Arial"/>
+          <w:sz w:val="20"/>
+          <w:szCs w:val="20"/>
+        </w:rPr>
+        <w:t xml:space="preserve"> Konsumenci (skutki przewlekłe układowe): 0,6 mg/kg mc/dzień</w:t>
+      </w:r>
+    </w:p>
+    <w:p>
+      <w:pPr>
+        <w:spacing w:after="60" w:before="60"/>
+      </w:pPr>
+      <w:r>
+        <w:rPr>
+          <w:rFonts w:ascii="Arial" w:cs="Arial" w:eastAsia="Arial" w:hAnsi="Arial"/>
+          <w:b/>
+          <w:bCs/>
+          <w:sz w:val="20"/>
+          <w:szCs w:val="20"/>
+        </w:rPr>
+        <w:t xml:space="preserve">- Drogi oddechowe (inhalacyjnie):</w:t>
+      </w:r>
+      <w:r>
+        <w:rPr>
+          <w:rFonts w:ascii="Arial" w:cs="Arial" w:eastAsia="Arial" w:hAnsi="Arial"/>
+          <w:sz w:val="20"/>
+          <w:szCs w:val="20"/>
+        </w:rPr>
+        <w:t xml:space="preserve"/>
+      </w:r>
+    </w:p>
+    <w:p>
+      <w:pPr>
+        <w:spacing w:after="60" w:before="60"/>
+      </w:pPr>
+      <w:r>
+        <w:rPr>
+          <w:rFonts w:ascii="Arial" w:cs="Arial" w:eastAsia="Arial" w:hAnsi="Arial"/>
+          <w:b/>
+          <w:bCs/>
+          <w:sz w:val="20"/>
+          <w:szCs w:val="20"/>
+        </w:rPr>
+        <w:t xml:space="preserve">* Konsumenci (skutki przewlekłe układowe):</w:t>
+      </w:r>
+      <w:r>
+        <w:rPr>
+          <w:rFonts w:ascii="Arial" w:cs="Arial" w:eastAsia="Arial" w:hAnsi="Arial"/>
+          <w:sz w:val="20"/>
+          <w:szCs w:val="20"/>
+        </w:rPr>
+        <w:t xml:space="preserve"> 5,4 mg/m³</w:t>
+      </w:r>
+    </w:p>
+    <w:p>
+      <w:pPr>
+        <w:spacing w:after="60" w:before="60"/>
+      </w:pPr>
+      <w:r>
+        <w:rPr>
+          <w:rFonts w:ascii="Arial" w:cs="Arial" w:eastAsia="Arial" w:hAnsi="Arial"/>
+          <w:b/>
+          <w:bCs/>
+          <w:sz w:val="20"/>
+          <w:szCs w:val="20"/>
+        </w:rPr>
+        <w:t xml:space="preserve">* Pracownicy (skutki przewlekłe układowe):</w:t>
+      </w:r>
+      <w:r>
+        <w:rPr>
+          <w:rFonts w:ascii="Arial" w:cs="Arial" w:eastAsia="Arial" w:hAnsi="Arial"/>
+          <w:sz w:val="20"/>
+          <w:szCs w:val="20"/>
+        </w:rPr>
+        <w:t xml:space="preserve"> 18 mg/m³</w:t>
+      </w:r>
+    </w:p>
+    <w:p>
+      <w:pPr>
+        <w:spacing w:after="60" w:before="60"/>
+      </w:pPr>
+      <w:r>
+        <w:rPr>
+          <w:rFonts w:ascii="Arial" w:cs="Arial" w:eastAsia="Arial" w:hAnsi="Arial"/>
+          <w:b/>
+          <w:bCs/>
+          <w:sz w:val="20"/>
+          <w:szCs w:val="20"/>
+        </w:rPr>
+        <w:t xml:space="preserve">- Na skórę:</w:t>
+      </w:r>
+      <w:r>
+        <w:rPr>
+          <w:rFonts w:ascii="Arial" w:cs="Arial" w:eastAsia="Arial" w:hAnsi="Arial"/>
+          <w:sz w:val="20"/>
+          <w:szCs w:val="20"/>
+        </w:rPr>
+        <w:t xml:space="preserve"/>
+      </w:r>
+    </w:p>
+    <w:p>
+      <w:pPr>
+        <w:spacing w:after="60" w:before="60"/>
+      </w:pPr>
+      <w:r>
+        <w:rPr>
+          <w:rFonts w:ascii="Arial" w:cs="Arial" w:eastAsia="Arial" w:hAnsi="Arial"/>
+          <w:b/>
+          <w:bCs/>
+          <w:sz w:val="20"/>
+          <w:szCs w:val="20"/>
+        </w:rPr>
+        <w:t xml:space="preserve">* Konsumenci (skutki przewlekłe układowe):</w:t>
+      </w:r>
+      <w:r>
+        <w:rPr>
+          <w:rFonts w:ascii="Arial" w:cs="Arial" w:eastAsia="Arial" w:hAnsi="Arial"/>
+          <w:sz w:val="20"/>
+          <w:szCs w:val="20"/>
+        </w:rPr>
+        <w:t xml:space="preserve"> 1,1 mg/kg mc/dzień</w:t>
+      </w:r>
+    </w:p>
+    <w:p>
+      <w:pPr>
+        <w:spacing w:after="60" w:before="60"/>
+      </w:pPr>
+      <w:r>
+        <w:rPr>
+          <w:rFonts w:ascii="Arial" w:cs="Arial" w:eastAsia="Arial" w:hAnsi="Arial"/>
+          <w:b/>
+          <w:bCs/>
+          <w:sz w:val="20"/>
+          <w:szCs w:val="20"/>
+        </w:rPr>
+        <w:t xml:space="preserve">* Pracownicy (skutki przewlekłe układowe):</w:t>
+      </w:r>
+      <w:r>
+        <w:rPr>
+          <w:rFonts w:ascii="Arial" w:cs="Arial" w:eastAsia="Arial" w:hAnsi="Arial"/>
+          <w:sz w:val="20"/>
+          <w:szCs w:val="20"/>
+        </w:rPr>
+        <w:t xml:space="preserve"> 1,9 mg/kg mc/dzień</w:t>
+      </w:r>
+    </w:p>
+    <w:p>
+      <w:pPr>
+        <w:spacing w:after="80"/>
+      </w:pPr>
+      <w:r>
+        <w:rPr>
+          <w:rFonts w:ascii="Arial" w:cs="Arial" w:eastAsia="Arial" w:hAnsi="Arial"/>
+          <w:sz w:val="20"/>
+          <w:szCs w:val="20"/>
+        </w:rPr>
+        <w:t xml:space="preserve">Przewidywane stężenia niepowodujące zmian w środowisku (PNEC):</w:t>
+      </w:r>
+    </w:p>
+    <w:p>
+      <w:pPr>
+        <w:spacing w:after="60" w:before="60"/>
+      </w:pPr>
+      <w:r>
+        <w:rPr>
+          <w:rFonts w:ascii="Arial" w:cs="Arial" w:eastAsia="Arial" w:hAnsi="Arial"/>
+          <w:b/>
+          <w:bCs/>
+          <w:sz w:val="20"/>
+          <w:szCs w:val="20"/>
+        </w:rPr>
+        <w:t xml:space="preserve">- woda słodka:</w:t>
+      </w:r>
+      <w:r>
+        <w:rPr>
+          <w:rFonts w:ascii="Arial" w:cs="Arial" w:eastAsia="Arial" w:hAnsi="Arial"/>
+          <w:sz w:val="20"/>
+          <w:szCs w:val="20"/>
+        </w:rPr>
+        <w:t xml:space="preserve"> 0,0316 mg/l</w:t>
+      </w:r>
+    </w:p>
+    <w:p>
+      <w:pPr>
+        <w:spacing w:after="60" w:before="60"/>
+      </w:pPr>
+      <w:r>
+        <w:rPr>
+          <w:rFonts w:ascii="Arial" w:cs="Arial" w:eastAsia="Arial" w:hAnsi="Arial"/>
+          <w:b/>
+          <w:bCs/>
+          <w:sz w:val="20"/>
+          <w:szCs w:val="20"/>
+        </w:rPr>
+        <w:t xml:space="preserve">- woda morska:</w:t>
+      </w:r>
+      <w:r>
+        <w:rPr>
+          <w:rFonts w:ascii="Arial" w:cs="Arial" w:eastAsia="Arial" w:hAnsi="Arial"/>
+          <w:sz w:val="20"/>
+          <w:szCs w:val="20"/>
+        </w:rPr>
+        <w:t xml:space="preserve"> 0,00316 mg/l</w:t>
+      </w:r>
+    </w:p>
+    <w:p>
+      <w:pPr>
+        <w:spacing w:after="60" w:before="60"/>
+      </w:pPr>
+      <w:r>
+        <w:rPr>
+          <w:rFonts w:ascii="Arial" w:cs="Arial" w:eastAsia="Arial" w:hAnsi="Arial"/>
+          <w:b/>
+          <w:bCs/>
+          <w:sz w:val="20"/>
+          <w:szCs w:val="20"/>
+        </w:rPr>
+        <w:t xml:space="preserve">- osady słodkowodne:</w:t>
+      </w:r>
+      <w:r>
+        <w:rPr>
+          <w:rFonts w:ascii="Arial" w:cs="Arial" w:eastAsia="Arial" w:hAnsi="Arial"/>
+          <w:sz w:val="20"/>
+          <w:szCs w:val="20"/>
+        </w:rPr>
+        <w:t xml:space="preserve"> 0,145 mg/kg</w:t>
+      </w:r>
+    </w:p>
+    <w:p>
+      <w:pPr>
+        <w:spacing w:after="60" w:before="60"/>
+      </w:pPr>
+      <w:r>
+        <w:rPr>
+          <w:rFonts w:ascii="Arial" w:cs="Arial" w:eastAsia="Arial" w:hAnsi="Arial"/>
+          <w:b/>
+          <w:bCs/>
+          <w:sz w:val="20"/>
+          <w:szCs w:val="20"/>
+        </w:rPr>
+        <w:t xml:space="preserve">- osady morskie:</w:t>
+      </w:r>
+      <w:r>
+        <w:rPr>
+          <w:rFonts w:ascii="Arial" w:cs="Arial" w:eastAsia="Arial" w:hAnsi="Arial"/>
+          <w:sz w:val="20"/>
+          <w:szCs w:val="20"/>
+        </w:rPr>
+        <w:t xml:space="preserve"> 0,015 mg/kg</w:t>
+      </w:r>
+    </w:p>
+    <w:p>
+      <w:pPr>
+        <w:spacing w:after="60" w:before="60"/>
+      </w:pPr>
+      <w:r>
+        <w:rPr>
+          <w:rFonts w:ascii="Arial" w:cs="Arial" w:eastAsia="Arial" w:hAnsi="Arial"/>
+          <w:b/>
+          <w:bCs/>
+          <w:sz w:val="20"/>
+          <w:szCs w:val="20"/>
+        </w:rPr>
+        <w:t xml:space="preserve">- woda (uwalnianie okresowe):</w:t>
+      </w:r>
+      <w:r>
+        <w:rPr>
+          <w:rFonts w:ascii="Arial" w:cs="Arial" w:eastAsia="Arial" w:hAnsi="Arial"/>
+          <w:sz w:val="20"/>
+          <w:szCs w:val="20"/>
+        </w:rPr>
+        <w:t xml:space="preserve"> 0,316 mg/l</w:t>
+      </w:r>
+    </w:p>
+    <w:p>
+      <w:pPr>
+        <w:spacing w:after="60" w:before="60"/>
+      </w:pPr>
+      <w:r>
+        <w:rPr>
+          <w:rFonts w:ascii="Arial" w:cs="Arial" w:eastAsia="Arial" w:hAnsi="Arial"/>
+          <w:b/>
+          <w:bCs/>
+          <w:sz w:val="20"/>
+          <w:szCs w:val="20"/>
+        </w:rPr>
+        <w:t xml:space="preserve">- mikroorganizmy w oczyszczalni ścieków (STP):</w:t>
+      </w:r>
+      <w:r>
+        <w:rPr>
+          <w:rFonts w:ascii="Arial" w:cs="Arial" w:eastAsia="Arial" w:hAnsi="Arial"/>
+          <w:sz w:val="20"/>
+          <w:szCs w:val="20"/>
+        </w:rPr>
+        <w:t xml:space="preserve"> 10 mg/l</w:t>
+      </w:r>
+    </w:p>
+    <w:p>
+      <w:pPr>
+        <w:spacing w:after="60" w:before="60"/>
+      </w:pPr>
+      <w:r>
+        <w:rPr>
+          <w:rFonts w:ascii="Arial" w:cs="Arial" w:eastAsia="Arial" w:hAnsi="Arial"/>
+          <w:b/>
+          <w:bCs/>
+          <w:sz w:val="20"/>
+          <w:szCs w:val="20"/>
+        </w:rPr>
+        <w:t xml:space="preserve">- środowisko glebowe (gleba):</w:t>
+      </w:r>
+      <w:r>
+        <w:rPr>
+          <w:rFonts w:ascii="Arial" w:cs="Arial" w:eastAsia="Arial" w:hAnsi="Arial"/>
+          <w:sz w:val="20"/>
+          <w:szCs w:val="20"/>
+        </w:rPr>
+        <w:t xml:space="preserve"> 0,011 mg/kg</w:t>
+      </w:r>
+    </w:p>
+    <w:p>
+      <w:pPr>
+        <w:spacing w:after="80"/>
+      </w:pPr>
+      <w:r>
+        <w:rPr>
+          <w:rFonts w:ascii="Arial" w:cs="Arial" w:eastAsia="Arial" w:hAnsi="Arial"/>
+          <w:sz w:val="20"/>
+          <w:szCs w:val="20"/>
+        </w:rPr>
+        <w:t xml:space="preserve">Substancja: toluen [CAS: 108-88-3]</w:t>
+      </w:r>
+    </w:p>
+    <w:p>
+      <w:pPr>
+        <w:spacing w:after="80"/>
+      </w:pPr>
+      <w:r>
+        <w:rPr>
+          <w:rFonts w:ascii="Arial" w:cs="Arial" w:eastAsia="Arial" w:hAnsi="Arial"/>
+          <w:sz w:val="20"/>
+          <w:szCs w:val="20"/>
+        </w:rPr>
+        <w:t xml:space="preserve">Pochodne poziomy niepowodujące zmian (DNEL):</w:t>
+      </w:r>
+    </w:p>
+    <w:p>
+      <w:pPr>
+        <w:spacing w:after="60" w:before="60"/>
+      </w:pPr>
+      <w:r>
+        <w:rPr>
+          <w:rFonts w:ascii="Arial" w:cs="Arial" w:eastAsia="Arial" w:hAnsi="Arial"/>
+          <w:b/>
+          <w:bCs/>
+          <w:sz w:val="20"/>
+          <w:szCs w:val="20"/>
+        </w:rPr>
+        <w:t xml:space="preserve">- Droga pokarmowa (doustnie):</w:t>
+      </w:r>
+      <w:r>
+        <w:rPr>
+          <w:rFonts w:ascii="Arial" w:cs="Arial" w:eastAsia="Arial" w:hAnsi="Arial"/>
+          <w:sz w:val="20"/>
+          <w:szCs w:val="20"/>
+        </w:rPr>
+        <w:t xml:space="preserve"> Konsumenci (skutki przewlekłe układowe): 8,13 mg/kg mc/dzień</w:t>
+      </w:r>
+    </w:p>
+    <w:p>
+      <w:pPr>
+        <w:spacing w:after="60" w:before="60"/>
+      </w:pPr>
+      <w:r>
+        <w:rPr>
+          <w:rFonts w:ascii="Arial" w:cs="Arial" w:eastAsia="Arial" w:hAnsi="Arial"/>
+          <w:b/>
+          <w:bCs/>
+          <w:sz w:val="20"/>
+          <w:szCs w:val="20"/>
+        </w:rPr>
+        <w:t xml:space="preserve">- Drogi oddechowe (inhalacyjnie):</w:t>
+      </w:r>
+      <w:r>
+        <w:rPr>
+          <w:rFonts w:ascii="Arial" w:cs="Arial" w:eastAsia="Arial" w:hAnsi="Arial"/>
+          <w:sz w:val="20"/>
+          <w:szCs w:val="20"/>
+        </w:rPr>
+        <w:t xml:space="preserve"/>
+      </w:r>
+    </w:p>
+    <w:p>
+      <w:pPr>
+        <w:spacing w:after="60" w:before="60"/>
+      </w:pPr>
+      <w:r>
+        <w:rPr>
+          <w:rFonts w:ascii="Arial" w:cs="Arial" w:eastAsia="Arial" w:hAnsi="Arial"/>
+          <w:b/>
+          <w:bCs/>
+          <w:sz w:val="20"/>
+          <w:szCs w:val="20"/>
+        </w:rPr>
+        <w:t xml:space="preserve">* Konsumenci:</w:t>
+      </w:r>
+      <w:r>
+        <w:rPr>
+          <w:rFonts w:ascii="Arial" w:cs="Arial" w:eastAsia="Arial" w:hAnsi="Arial"/>
+          <w:sz w:val="20"/>
+          <w:szCs w:val="20"/>
+        </w:rPr>
+        <w:t xml:space="preserve"> ostre miejscowe: 226 mg/m³, ostre układowe: 226 mg/m³, przewlekłe miejscowe: 56,5 mg/m³, przewlekłe układowe: 56,5 mg/m³</w:t>
       </w:r>
     </w:p>
     <w:p>
@@ -3797,7 +5803,7 @@
           <w:sz w:val="20"/>
           <w:szCs w:val="20"/>
         </w:rPr>
-        <w:t xml:space="preserve"> skutki przewlekłe układowe: 950 mg/m³; skutki ostre miejscowe: 1900 mg/m³</w:t>
+        <w:t xml:space="preserve"> ostre miejscowe: 384 mg/m³, ostre układowe: 384 mg/m³, przewlekłe miejscowe: 192 mg/m³, przewlekłe układowe: 192 mg/m³</w:t>
       </w:r>
     </w:p>
     <w:p>
@@ -3843,7 +5849,7 @@
           <w:sz w:val="20"/>
           <w:szCs w:val="20"/>
         </w:rPr>
-        <w:t xml:space="preserve"> 206 mg/kg mc/dzień</w:t>
+        <w:t xml:space="preserve"> 226 mg/kg mc/dzień</w:t>
       </w:r>
     </w:p>
     <w:p>
@@ -3866,7 +5872,7 @@
           <w:sz w:val="20"/>
           <w:szCs w:val="20"/>
         </w:rPr>
-        <w:t xml:space="preserve"> 343 mg/kg mc/dzień</w:t>
+        <w:t xml:space="preserve"> 384 mg/kg mc/dzień</w:t>
       </w:r>
     </w:p>
     <w:p>
@@ -3902,7 +5908,7 @@
           <w:sz w:val="20"/>
           <w:szCs w:val="20"/>
         </w:rPr>
-        <w:t xml:space="preserve"> 0,96 mg/l</w:t>
+        <w:t xml:space="preserve"> 0,68 mg/l</w:t>
       </w:r>
     </w:p>
     <w:p>
@@ -3925,7 +5931,7 @@
           <w:sz w:val="20"/>
           <w:szCs w:val="20"/>
         </w:rPr>
-        <w:t xml:space="preserve"> 0,79 mg/l</w:t>
+        <w:t xml:space="preserve"> 0,68 mg/l</w:t>
       </w:r>
     </w:p>
     <w:p>
@@ -3948,7 +5954,7 @@
           <w:sz w:val="20"/>
           <w:szCs w:val="20"/>
         </w:rPr>
-        <w:t xml:space="preserve"> 3,6 mg/kg</w:t>
+        <w:t xml:space="preserve"> 16,39 mg/kg suchej masy</w:t>
       </w:r>
     </w:p>
     <w:p>
@@ -3971,7 +5977,7 @@
           <w:sz w:val="20"/>
           <w:szCs w:val="20"/>
         </w:rPr>
-        <w:t xml:space="preserve"> 2,9 mg/kg</w:t>
+        <w:t xml:space="preserve"> 16,39 mg/kg suchej masy</w:t>
       </w:r>
     </w:p>
     <w:p>
@@ -3994,7 +6000,7 @@
           <w:sz w:val="20"/>
           <w:szCs w:val="20"/>
         </w:rPr>
-        <w:t xml:space="preserve"> 2,75 mg/l</w:t>
+        <w:t xml:space="preserve"> 0,68 mg/l</w:t>
       </w:r>
     </w:p>
     <w:p>
@@ -4017,7 +6023,7 @@
           <w:sz w:val="20"/>
           <w:szCs w:val="20"/>
         </w:rPr>
-        <w:t xml:space="preserve"> 580 mg/l</w:t>
+        <w:t xml:space="preserve"> 13,61 mg/l</w:t>
       </w:r>
     </w:p>
     <w:p>
@@ -4040,2288 +6046,7 @@
           <w:sz w:val="20"/>
           <w:szCs w:val="20"/>
         </w:rPr>
-        <w:t xml:space="preserve"> 0,38 mg/kg</w:t>
-      </w:r>
-    </w:p>
-    <w:p>
-      <w:pPr>
-        <w:spacing w:after="60" w:before="60"/>
-      </w:pPr>
-      <w:r>
-        <w:rPr>
-          <w:rFonts w:ascii="Arial" w:cs="Arial" w:eastAsia="Arial" w:hAnsi="Arial"/>
-          <w:b/>
-          <w:bCs/>
-          <w:sz w:val="20"/>
-          <w:szCs w:val="20"/>
-        </w:rPr>
-        <w:t xml:space="preserve">- środowisko glebowe (gleba):</w:t>
-      </w:r>
-      <w:r>
-        <w:rPr>
-          <w:rFonts w:ascii="Arial" w:cs="Arial" w:eastAsia="Arial" w:hAnsi="Arial"/>
-          <w:sz w:val="20"/>
-          <w:szCs w:val="20"/>
-        </w:rPr>
-        <w:t xml:space="preserve"> 0,63 mg/kg</w:t>
-      </w:r>
-    </w:p>
-    <w:p>
-      <w:pPr>
-        <w:spacing w:after="80"/>
-      </w:pPr>
-      <w:r>
-        <w:rPr>
-          <w:rFonts w:ascii="Arial" w:cs="Arial" w:eastAsia="Arial" w:hAnsi="Arial"/>
-          <w:sz w:val="20"/>
-          <w:szCs w:val="20"/>
-        </w:rPr>
-        <w:t xml:space="preserve">Substancja: salicylan benzylu [CAS: 118-58-1]</w:t>
-      </w:r>
-    </w:p>
-    <w:p>
-      <w:pPr>
-        <w:spacing w:after="80"/>
-      </w:pPr>
-      <w:r>
-        <w:rPr>
-          <w:rFonts w:ascii="Arial" w:cs="Arial" w:eastAsia="Arial" w:hAnsi="Arial"/>
-          <w:sz w:val="20"/>
-          <w:szCs w:val="20"/>
-        </w:rPr>
-        <w:t xml:space="preserve">Pochodne poziomy niepowodujące zmian (DNEL):</w:t>
-      </w:r>
-    </w:p>
-    <w:p>
-      <w:pPr>
-        <w:spacing w:after="60" w:before="60"/>
-      </w:pPr>
-      <w:r>
-        <w:rPr>
-          <w:rFonts w:ascii="Arial" w:cs="Arial" w:eastAsia="Arial" w:hAnsi="Arial"/>
-          <w:b/>
-          <w:bCs/>
-          <w:sz w:val="20"/>
-          <w:szCs w:val="20"/>
-        </w:rPr>
-        <w:t xml:space="preserve">- Droga pokarmowa (doustnie):</w:t>
-      </w:r>
-      <w:r>
-        <w:rPr>
-          <w:rFonts w:ascii="Arial" w:cs="Arial" w:eastAsia="Arial" w:hAnsi="Arial"/>
-          <w:sz w:val="20"/>
-          <w:szCs w:val="20"/>
-        </w:rPr>
-        <w:t xml:space="preserve"> Konsumenci (skutki przewlekłe układowe): 0,45 mg/kg mc/dzień</w:t>
-      </w:r>
-    </w:p>
-    <w:p>
-      <w:pPr>
-        <w:spacing w:after="60" w:before="60"/>
-      </w:pPr>
-      <w:r>
-        <w:rPr>
-          <w:rFonts w:ascii="Arial" w:cs="Arial" w:eastAsia="Arial" w:hAnsi="Arial"/>
-          <w:b/>
-          <w:bCs/>
-          <w:sz w:val="20"/>
-          <w:szCs w:val="20"/>
-        </w:rPr>
-        <w:t xml:space="preserve">- Drogi oddechowe (inhalacyjnie):</w:t>
-      </w:r>
-      <w:r>
-        <w:rPr>
-          <w:rFonts w:ascii="Arial" w:cs="Arial" w:eastAsia="Arial" w:hAnsi="Arial"/>
-          <w:sz w:val="20"/>
-          <w:szCs w:val="20"/>
-        </w:rPr>
-        <w:t xml:space="preserve"/>
-      </w:r>
-    </w:p>
-    <w:p>
-      <w:pPr>
-        <w:spacing w:after="60" w:before="60"/>
-      </w:pPr>
-      <w:r>
-        <w:rPr>
-          <w:rFonts w:ascii="Arial" w:cs="Arial" w:eastAsia="Arial" w:hAnsi="Arial"/>
-          <w:b/>
-          <w:bCs/>
-          <w:sz w:val="20"/>
-          <w:szCs w:val="20"/>
-        </w:rPr>
-        <w:t xml:space="preserve">* Konsumenci (skutki przewlekłe układowe):</w:t>
-      </w:r>
-      <w:r>
-        <w:rPr>
-          <w:rFonts w:ascii="Arial" w:cs="Arial" w:eastAsia="Arial" w:hAnsi="Arial"/>
-          <w:sz w:val="20"/>
-          <w:szCs w:val="20"/>
-        </w:rPr>
-        <w:t xml:space="preserve"> 0,78 mg/m³</w:t>
-      </w:r>
-    </w:p>
-    <w:p>
-      <w:pPr>
-        <w:spacing w:after="60" w:before="60"/>
-      </w:pPr>
-      <w:r>
-        <w:rPr>
-          <w:rFonts w:ascii="Arial" w:cs="Arial" w:eastAsia="Arial" w:hAnsi="Arial"/>
-          <w:b/>
-          <w:bCs/>
-          <w:sz w:val="20"/>
-          <w:szCs w:val="20"/>
-        </w:rPr>
-        <w:t xml:space="preserve">* Pracownicy (skutki przewlekłe układowe):</w:t>
-      </w:r>
-      <w:r>
-        <w:rPr>
-          <w:rFonts w:ascii="Arial" w:cs="Arial" w:eastAsia="Arial" w:hAnsi="Arial"/>
-          <w:sz w:val="20"/>
-          <w:szCs w:val="20"/>
-        </w:rPr>
-        <w:t xml:space="preserve"> 3,17 mg/m³</w:t>
-      </w:r>
-    </w:p>
-    <w:p>
-      <w:pPr>
-        <w:spacing w:after="60" w:before="60"/>
-      </w:pPr>
-      <w:r>
-        <w:rPr>
-          <w:rFonts w:ascii="Arial" w:cs="Arial" w:eastAsia="Arial" w:hAnsi="Arial"/>
-          <w:b/>
-          <w:bCs/>
-          <w:sz w:val="20"/>
-          <w:szCs w:val="20"/>
-        </w:rPr>
-        <w:t xml:space="preserve">- Na skórę:</w:t>
-      </w:r>
-      <w:r>
-        <w:rPr>
-          <w:rFonts w:ascii="Arial" w:cs="Arial" w:eastAsia="Arial" w:hAnsi="Arial"/>
-          <w:sz w:val="20"/>
-          <w:szCs w:val="20"/>
-        </w:rPr>
-        <w:t xml:space="preserve"/>
-      </w:r>
-    </w:p>
-    <w:p>
-      <w:pPr>
-        <w:spacing w:after="60" w:before="60"/>
-      </w:pPr>
-      <w:r>
-        <w:rPr>
-          <w:rFonts w:ascii="Arial" w:cs="Arial" w:eastAsia="Arial" w:hAnsi="Arial"/>
-          <w:b/>
-          <w:bCs/>
-          <w:sz w:val="20"/>
-          <w:szCs w:val="20"/>
-        </w:rPr>
-        <w:t xml:space="preserve">* Konsumenci (skutki przewlekłe układowe):</w:t>
-      </w:r>
-      <w:r>
-        <w:rPr>
-          <w:rFonts w:ascii="Arial" w:cs="Arial" w:eastAsia="Arial" w:hAnsi="Arial"/>
-          <w:sz w:val="20"/>
-          <w:szCs w:val="20"/>
-        </w:rPr>
-        <w:t xml:space="preserve"> 0,45 mg/kg mc/dzień</w:t>
-      </w:r>
-    </w:p>
-    <w:p>
-      <w:pPr>
-        <w:spacing w:after="60" w:before="60"/>
-      </w:pPr>
-      <w:r>
-        <w:rPr>
-          <w:rFonts w:ascii="Arial" w:cs="Arial" w:eastAsia="Arial" w:hAnsi="Arial"/>
-          <w:b/>
-          <w:bCs/>
-          <w:sz w:val="20"/>
-          <w:szCs w:val="20"/>
-        </w:rPr>
-        <w:t xml:space="preserve">* Pracownicy (skutki przewlekłe układowe):</w:t>
-      </w:r>
-      <w:r>
-        <w:rPr>
-          <w:rFonts w:ascii="Arial" w:cs="Arial" w:eastAsia="Arial" w:hAnsi="Arial"/>
-          <w:sz w:val="20"/>
-          <w:szCs w:val="20"/>
-        </w:rPr>
-        <w:t xml:space="preserve"> 0,9 mg/kg mc/dzień</w:t>
-      </w:r>
-    </w:p>
-    <w:p>
-      <w:pPr>
-        <w:spacing w:after="80"/>
-      </w:pPr>
-      <w:r>
-        <w:rPr>
-          <w:rFonts w:ascii="Arial" w:cs="Arial" w:eastAsia="Arial" w:hAnsi="Arial"/>
-          <w:sz w:val="20"/>
-          <w:szCs w:val="20"/>
-        </w:rPr>
-        <w:t xml:space="preserve">Przewidywane stężenia niepowodujące zmian w środowisku (PNEC):</w:t>
-      </w:r>
-    </w:p>
-    <w:p>
-      <w:pPr>
-        <w:spacing w:after="60" w:before="60"/>
-      </w:pPr>
-      <w:r>
-        <w:rPr>
-          <w:rFonts w:ascii="Arial" w:cs="Arial" w:eastAsia="Arial" w:hAnsi="Arial"/>
-          <w:b/>
-          <w:bCs/>
-          <w:sz w:val="20"/>
-          <w:szCs w:val="20"/>
-        </w:rPr>
-        <w:t xml:space="preserve">- woda słodka:</w:t>
-      </w:r>
-      <w:r>
-        <w:rPr>
-          <w:rFonts w:ascii="Arial" w:cs="Arial" w:eastAsia="Arial" w:hAnsi="Arial"/>
-          <w:sz w:val="20"/>
-          <w:szCs w:val="20"/>
-        </w:rPr>
-        <w:t xml:space="preserve"> 0,001 mg/l</w:t>
-      </w:r>
-    </w:p>
-    <w:p>
-      <w:pPr>
-        <w:spacing w:after="60" w:before="60"/>
-      </w:pPr>
-      <w:r>
-        <w:rPr>
-          <w:rFonts w:ascii="Arial" w:cs="Arial" w:eastAsia="Arial" w:hAnsi="Arial"/>
-          <w:b/>
-          <w:bCs/>
-          <w:sz w:val="20"/>
-          <w:szCs w:val="20"/>
-        </w:rPr>
-        <w:t xml:space="preserve">- woda morska:</w:t>
-      </w:r>
-      <w:r>
-        <w:rPr>
-          <w:rFonts w:ascii="Arial" w:cs="Arial" w:eastAsia="Arial" w:hAnsi="Arial"/>
-          <w:sz w:val="20"/>
-          <w:szCs w:val="20"/>
-        </w:rPr>
-        <w:t xml:space="preserve"> 0 mg/l</w:t>
-      </w:r>
-    </w:p>
-    <w:p>
-      <w:pPr>
-        <w:spacing w:after="60" w:before="60"/>
-      </w:pPr>
-      <w:r>
-        <w:rPr>
-          <w:rFonts w:ascii="Arial" w:cs="Arial" w:eastAsia="Arial" w:hAnsi="Arial"/>
-          <w:b/>
-          <w:bCs/>
-          <w:sz w:val="20"/>
-          <w:szCs w:val="20"/>
-        </w:rPr>
-        <w:t xml:space="preserve">- osady słodkowodne:</w:t>
-      </w:r>
-      <w:r>
-        <w:rPr>
-          <w:rFonts w:ascii="Arial" w:cs="Arial" w:eastAsia="Arial" w:hAnsi="Arial"/>
-          <w:sz w:val="20"/>
-          <w:szCs w:val="20"/>
-        </w:rPr>
-        <w:t xml:space="preserve"> 0,583 mg/kg</w:t>
-      </w:r>
-    </w:p>
-    <w:p>
-      <w:pPr>
-        <w:spacing w:after="60" w:before="60"/>
-      </w:pPr>
-      <w:r>
-        <w:rPr>
-          <w:rFonts w:ascii="Arial" w:cs="Arial" w:eastAsia="Arial" w:hAnsi="Arial"/>
-          <w:b/>
-          <w:bCs/>
-          <w:sz w:val="20"/>
-          <w:szCs w:val="20"/>
-        </w:rPr>
-        <w:t xml:space="preserve">- osady morskie:</w:t>
-      </w:r>
-      <w:r>
-        <w:rPr>
-          <w:rFonts w:ascii="Arial" w:cs="Arial" w:eastAsia="Arial" w:hAnsi="Arial"/>
-          <w:sz w:val="20"/>
-          <w:szCs w:val="20"/>
-        </w:rPr>
-        <w:t xml:space="preserve"> 0,058 mg/kg</w:t>
-      </w:r>
-    </w:p>
-    <w:p>
-      <w:pPr>
-        <w:spacing w:after="60" w:before="60"/>
-      </w:pPr>
-      <w:r>
-        <w:rPr>
-          <w:rFonts w:ascii="Arial" w:cs="Arial" w:eastAsia="Arial" w:hAnsi="Arial"/>
-          <w:b/>
-          <w:bCs/>
-          <w:sz w:val="20"/>
-          <w:szCs w:val="20"/>
-        </w:rPr>
-        <w:t xml:space="preserve">- woda (uwalnianie okresowe):</w:t>
-      </w:r>
-      <w:r>
-        <w:rPr>
-          <w:rFonts w:ascii="Arial" w:cs="Arial" w:eastAsia="Arial" w:hAnsi="Arial"/>
-          <w:sz w:val="20"/>
-          <w:szCs w:val="20"/>
-        </w:rPr>
-        <w:t xml:space="preserve"> 0,01 mg/l</w:t>
-      </w:r>
-    </w:p>
-    <w:p>
-      <w:pPr>
-        <w:spacing w:after="60" w:before="60"/>
-      </w:pPr>
-      <w:r>
-        <w:rPr>
-          <w:rFonts w:ascii="Arial" w:cs="Arial" w:eastAsia="Arial" w:hAnsi="Arial"/>
-          <w:b/>
-          <w:bCs/>
-          <w:sz w:val="20"/>
-          <w:szCs w:val="20"/>
-        </w:rPr>
-        <w:t xml:space="preserve">- mikroorganizmy w oczyszczalni ścieków (STP):</w:t>
-      </w:r>
-      <w:r>
-        <w:rPr>
-          <w:rFonts w:ascii="Arial" w:cs="Arial" w:eastAsia="Arial" w:hAnsi="Arial"/>
-          <w:sz w:val="20"/>
-          <w:szCs w:val="20"/>
-        </w:rPr>
-        <w:t xml:space="preserve"> 10 mg/l</w:t>
-      </w:r>
-    </w:p>
-    <w:p>
-      <w:pPr>
-        <w:spacing w:after="60" w:before="60"/>
-      </w:pPr>
-      <w:r>
-        <w:rPr>
-          <w:rFonts w:ascii="Arial" w:cs="Arial" w:eastAsia="Arial" w:hAnsi="Arial"/>
-          <w:b/>
-          <w:bCs/>
-          <w:sz w:val="20"/>
-          <w:szCs w:val="20"/>
-        </w:rPr>
-        <w:t xml:space="preserve">- łańcuch pokarmowy (zatrucie wtórne):</w:t>
-      </w:r>
-      <w:r>
-        <w:rPr>
-          <w:rFonts w:ascii="Arial" w:cs="Arial" w:eastAsia="Arial" w:hAnsi="Arial"/>
-          <w:sz w:val="20"/>
-          <w:szCs w:val="20"/>
-        </w:rPr>
-        <w:t xml:space="preserve"> 80 mg/kg</w:t>
-      </w:r>
-    </w:p>
-    <w:p>
-      <w:pPr>
-        <w:spacing w:after="60" w:before="60"/>
-      </w:pPr>
-      <w:r>
-        <w:rPr>
-          <w:rFonts w:ascii="Arial" w:cs="Arial" w:eastAsia="Arial" w:hAnsi="Arial"/>
-          <w:b/>
-          <w:bCs/>
-          <w:sz w:val="20"/>
-          <w:szCs w:val="20"/>
-        </w:rPr>
-        <w:t xml:space="preserve">- środowisko glebowe (gleba):</w:t>
-      </w:r>
-      <w:r>
-        <w:rPr>
-          <w:rFonts w:ascii="Arial" w:cs="Arial" w:eastAsia="Arial" w:hAnsi="Arial"/>
-          <w:sz w:val="20"/>
-          <w:szCs w:val="20"/>
-        </w:rPr>
-        <w:t xml:space="preserve"> 1,41 mg/kg</w:t>
-      </w:r>
-    </w:p>
-    <w:p>
-      <w:pPr>
-        <w:spacing w:after="80"/>
-      </w:pPr>
-      <w:r>
-        <w:rPr>
-          <w:rFonts w:ascii="Arial" w:cs="Arial" w:eastAsia="Arial" w:hAnsi="Arial"/>
-          <w:sz w:val="20"/>
-          <w:szCs w:val="20"/>
-        </w:rPr>
-        <w:t xml:space="preserve">Substancja: galaksolid (1,3,4,6,7,8-heksahydro-4,6,6,7,8,8-heksametyloindeno[5,6-c]piran) [CAS: 1222-05-5]</w:t>
-      </w:r>
-    </w:p>
-    <w:p>
-      <w:pPr>
-        <w:spacing w:after="80"/>
-      </w:pPr>
-      <w:r>
-        <w:rPr>
-          <w:rFonts w:ascii="Arial" w:cs="Arial" w:eastAsia="Arial" w:hAnsi="Arial"/>
-          <w:sz w:val="20"/>
-          <w:szCs w:val="20"/>
-        </w:rPr>
-        <w:t xml:space="preserve">Pochodne poziomy niepowodujące zmian (DNEL):</w:t>
-      </w:r>
-    </w:p>
-    <w:p>
-      <w:pPr>
-        <w:spacing w:after="60" w:before="60"/>
-      </w:pPr>
-      <w:r>
-        <w:rPr>
-          <w:rFonts w:ascii="Arial" w:cs="Arial" w:eastAsia="Arial" w:hAnsi="Arial"/>
-          <w:b/>
-          <w:bCs/>
-          <w:sz w:val="20"/>
-          <w:szCs w:val="20"/>
-        </w:rPr>
-        <w:t xml:space="preserve">- Droga pokarmowa (doustnie):</w:t>
-      </w:r>
-      <w:r>
-        <w:rPr>
-          <w:rFonts w:ascii="Arial" w:cs="Arial" w:eastAsia="Arial" w:hAnsi="Arial"/>
-          <w:sz w:val="20"/>
-          <w:szCs w:val="20"/>
-        </w:rPr>
-        <w:t xml:space="preserve"> Konsumenci (skutki przewlekłe układowe): 3,8 mg/kg mc/dzień</w:t>
-      </w:r>
-    </w:p>
-    <w:p>
-      <w:pPr>
-        <w:spacing w:after="60" w:before="60"/>
-      </w:pPr>
-      <w:r>
-        <w:rPr>
-          <w:rFonts w:ascii="Arial" w:cs="Arial" w:eastAsia="Arial" w:hAnsi="Arial"/>
-          <w:b/>
-          <w:bCs/>
-          <w:sz w:val="20"/>
-          <w:szCs w:val="20"/>
-        </w:rPr>
-        <w:t xml:space="preserve">- Drogi oddechowe (inhalacyjnie):</w:t>
-      </w:r>
-      <w:r>
-        <w:rPr>
-          <w:rFonts w:ascii="Arial" w:cs="Arial" w:eastAsia="Arial" w:hAnsi="Arial"/>
-          <w:sz w:val="20"/>
-          <w:szCs w:val="20"/>
-        </w:rPr>
-        <w:t xml:space="preserve"/>
-      </w:r>
-    </w:p>
-    <w:p>
-      <w:pPr>
-        <w:spacing w:after="60" w:before="60"/>
-      </w:pPr>
-      <w:r>
-        <w:rPr>
-          <w:rFonts w:ascii="Arial" w:cs="Arial" w:eastAsia="Arial" w:hAnsi="Arial"/>
-          <w:b/>
-          <w:bCs/>
-          <w:sz w:val="20"/>
-          <w:szCs w:val="20"/>
-        </w:rPr>
-        <w:t xml:space="preserve">* Konsumenci (skutki przewlekłe układowe):</w:t>
-      </w:r>
-      <w:r>
-        <w:rPr>
-          <w:rFonts w:ascii="Arial" w:cs="Arial" w:eastAsia="Arial" w:hAnsi="Arial"/>
-          <w:sz w:val="20"/>
-          <w:szCs w:val="20"/>
-        </w:rPr>
-        <w:t xml:space="preserve"> 6,5 mg/m³</w:t>
-      </w:r>
-    </w:p>
-    <w:p>
-      <w:pPr>
-        <w:spacing w:after="60" w:before="60"/>
-      </w:pPr>
-      <w:r>
-        <w:rPr>
-          <w:rFonts w:ascii="Arial" w:cs="Arial" w:eastAsia="Arial" w:hAnsi="Arial"/>
-          <w:b/>
-          <w:bCs/>
-          <w:sz w:val="20"/>
-          <w:szCs w:val="20"/>
-        </w:rPr>
-        <w:t xml:space="preserve">* Pracownicy (skutki przewlekłe układowe):</w:t>
-      </w:r>
-      <w:r>
-        <w:rPr>
-          <w:rFonts w:ascii="Arial" w:cs="Arial" w:eastAsia="Arial" w:hAnsi="Arial"/>
-          <w:sz w:val="20"/>
-          <w:szCs w:val="20"/>
-        </w:rPr>
-        <w:t xml:space="preserve"> 22 mg/m³</w:t>
-      </w:r>
-    </w:p>
-    <w:p>
-      <w:pPr>
-        <w:spacing w:after="60" w:before="60"/>
-      </w:pPr>
-      <w:r>
-        <w:rPr>
-          <w:rFonts w:ascii="Arial" w:cs="Arial" w:eastAsia="Arial" w:hAnsi="Arial"/>
-          <w:b/>
-          <w:bCs/>
-          <w:sz w:val="20"/>
-          <w:szCs w:val="20"/>
-        </w:rPr>
-        <w:t xml:space="preserve">- Na skórę:</w:t>
-      </w:r>
-      <w:r>
-        <w:rPr>
-          <w:rFonts w:ascii="Arial" w:cs="Arial" w:eastAsia="Arial" w:hAnsi="Arial"/>
-          <w:sz w:val="20"/>
-          <w:szCs w:val="20"/>
-        </w:rPr>
-        <w:t xml:space="preserve"/>
-      </w:r>
-    </w:p>
-    <w:p>
-      <w:pPr>
-        <w:spacing w:after="60" w:before="60"/>
-      </w:pPr>
-      <w:r>
-        <w:rPr>
-          <w:rFonts w:ascii="Arial" w:cs="Arial" w:eastAsia="Arial" w:hAnsi="Arial"/>
-          <w:b/>
-          <w:bCs/>
-          <w:sz w:val="20"/>
-          <w:szCs w:val="20"/>
-        </w:rPr>
-        <w:t xml:space="preserve">* Konsumenci (skutki przewlekłe układowe):</w:t>
-      </w:r>
-      <w:r>
-        <w:rPr>
-          <w:rFonts w:ascii="Arial" w:cs="Arial" w:eastAsia="Arial" w:hAnsi="Arial"/>
-          <w:sz w:val="20"/>
-          <w:szCs w:val="20"/>
-        </w:rPr>
-        <w:t xml:space="preserve"> 36 mg/kg mc/dzień</w:t>
-      </w:r>
-    </w:p>
-    <w:p>
-      <w:pPr>
-        <w:spacing w:after="60" w:before="60"/>
-      </w:pPr>
-      <w:r>
-        <w:rPr>
-          <w:rFonts w:ascii="Arial" w:cs="Arial" w:eastAsia="Arial" w:hAnsi="Arial"/>
-          <w:b/>
-          <w:bCs/>
-          <w:sz w:val="20"/>
-          <w:szCs w:val="20"/>
-        </w:rPr>
-        <w:t xml:space="preserve">* Pracownicy (skutki przewlekłe układowe):</w:t>
-      </w:r>
-      <w:r>
-        <w:rPr>
-          <w:rFonts w:ascii="Arial" w:cs="Arial" w:eastAsia="Arial" w:hAnsi="Arial"/>
-          <w:sz w:val="20"/>
-          <w:szCs w:val="20"/>
-        </w:rPr>
-        <w:t xml:space="preserve"> 60 mg/kg mc/dzień</w:t>
-      </w:r>
-    </w:p>
-    <w:p>
-      <w:pPr>
-        <w:spacing w:after="80"/>
-      </w:pPr>
-      <w:r>
-        <w:rPr>
-          <w:rFonts w:ascii="Arial" w:cs="Arial" w:eastAsia="Arial" w:hAnsi="Arial"/>
-          <w:sz w:val="20"/>
-          <w:szCs w:val="20"/>
-        </w:rPr>
-        <w:t xml:space="preserve">Przewidywane stężenia niepowodujące zmian w środowisku (PNEC):</w:t>
-      </w:r>
-    </w:p>
-    <w:p>
-      <w:pPr>
-        <w:spacing w:after="60" w:before="60"/>
-      </w:pPr>
-      <w:r>
-        <w:rPr>
-          <w:rFonts w:ascii="Arial" w:cs="Arial" w:eastAsia="Arial" w:hAnsi="Arial"/>
-          <w:b/>
-          <w:bCs/>
-          <w:sz w:val="20"/>
-          <w:szCs w:val="20"/>
-        </w:rPr>
-        <w:t xml:space="preserve">- woda słodka:</w:t>
-      </w:r>
-      <w:r>
-        <w:rPr>
-          <w:rFonts w:ascii="Arial" w:cs="Arial" w:eastAsia="Arial" w:hAnsi="Arial"/>
-          <w:sz w:val="20"/>
-          <w:szCs w:val="20"/>
-        </w:rPr>
-        <w:t xml:space="preserve"> 0,0044 mg/l</w:t>
-      </w:r>
-    </w:p>
-    <w:p>
-      <w:pPr>
-        <w:spacing w:after="60" w:before="60"/>
-      </w:pPr>
-      <w:r>
-        <w:rPr>
-          <w:rFonts w:ascii="Arial" w:cs="Arial" w:eastAsia="Arial" w:hAnsi="Arial"/>
-          <w:b/>
-          <w:bCs/>
-          <w:sz w:val="20"/>
-          <w:szCs w:val="20"/>
-        </w:rPr>
-        <w:t xml:space="preserve">- woda morska:</w:t>
-      </w:r>
-      <w:r>
-        <w:rPr>
-          <w:rFonts w:ascii="Arial" w:cs="Arial" w:eastAsia="Arial" w:hAnsi="Arial"/>
-          <w:sz w:val="20"/>
-          <w:szCs w:val="20"/>
-        </w:rPr>
-        <w:t xml:space="preserve"> 0,00044 mg/l</w:t>
-      </w:r>
-    </w:p>
-    <w:p>
-      <w:pPr>
-        <w:spacing w:after="60" w:before="60"/>
-      </w:pPr>
-      <w:r>
-        <w:rPr>
-          <w:rFonts w:ascii="Arial" w:cs="Arial" w:eastAsia="Arial" w:hAnsi="Arial"/>
-          <w:b/>
-          <w:bCs/>
-          <w:sz w:val="20"/>
-          <w:szCs w:val="20"/>
-        </w:rPr>
-        <w:t xml:space="preserve">- osady słodkowodne:</w:t>
-      </w:r>
-      <w:r>
-        <w:rPr>
-          <w:rFonts w:ascii="Arial" w:cs="Arial" w:eastAsia="Arial" w:hAnsi="Arial"/>
-          <w:sz w:val="20"/>
-          <w:szCs w:val="20"/>
-        </w:rPr>
-        <w:t xml:space="preserve"> 2 mg/kg/d</w:t>
-      </w:r>
-    </w:p>
-    <w:p>
-      <w:pPr>
-        <w:spacing w:after="60" w:before="60"/>
-      </w:pPr>
-      <w:r>
-        <w:rPr>
-          <w:rFonts w:ascii="Arial" w:cs="Arial" w:eastAsia="Arial" w:hAnsi="Arial"/>
-          <w:b/>
-          <w:bCs/>
-          <w:sz w:val="20"/>
-          <w:szCs w:val="20"/>
-        </w:rPr>
-        <w:t xml:space="preserve">- osady morskie:</w:t>
-      </w:r>
-      <w:r>
-        <w:rPr>
-          <w:rFonts w:ascii="Arial" w:cs="Arial" w:eastAsia="Arial" w:hAnsi="Arial"/>
-          <w:sz w:val="20"/>
-          <w:szCs w:val="20"/>
-        </w:rPr>
-        <w:t xml:space="preserve"> 0,394 mg/kg/d</w:t>
-      </w:r>
-    </w:p>
-    <w:p>
-      <w:pPr>
-        <w:spacing w:after="60" w:before="60"/>
-      </w:pPr>
-      <w:r>
-        <w:rPr>
-          <w:rFonts w:ascii="Arial" w:cs="Arial" w:eastAsia="Arial" w:hAnsi="Arial"/>
-          <w:b/>
-          <w:bCs/>
-          <w:sz w:val="20"/>
-          <w:szCs w:val="20"/>
-        </w:rPr>
-        <w:t xml:space="preserve">- woda (uwalnianie okresowe):</w:t>
-      </w:r>
-      <w:r>
-        <w:rPr>
-          <w:rFonts w:ascii="Arial" w:cs="Arial" w:eastAsia="Arial" w:hAnsi="Arial"/>
-          <w:sz w:val="20"/>
-          <w:szCs w:val="20"/>
-        </w:rPr>
-        <w:t xml:space="preserve"> 0,03 mg/l</w:t>
-      </w:r>
-    </w:p>
-    <w:p>
-      <w:pPr>
-        <w:spacing w:after="60" w:before="60"/>
-      </w:pPr>
-      <w:r>
-        <w:rPr>
-          <w:rFonts w:ascii="Arial" w:cs="Arial" w:eastAsia="Arial" w:hAnsi="Arial"/>
-          <w:b/>
-          <w:bCs/>
-          <w:sz w:val="20"/>
-          <w:szCs w:val="20"/>
-        </w:rPr>
-        <w:t xml:space="preserve">- mikroorganizmy w oczyszczalni ścieków (STP):</w:t>
-      </w:r>
-      <w:r>
-        <w:rPr>
-          <w:rFonts w:ascii="Arial" w:cs="Arial" w:eastAsia="Arial" w:hAnsi="Arial"/>
-          <w:sz w:val="20"/>
-          <w:szCs w:val="20"/>
-        </w:rPr>
-        <w:t xml:space="preserve"> 1 mg/l</w:t>
-      </w:r>
-    </w:p>
-    <w:p>
-      <w:pPr>
-        <w:spacing w:after="60" w:before="60"/>
-      </w:pPr>
-      <w:r>
-        <w:rPr>
-          <w:rFonts w:ascii="Arial" w:cs="Arial" w:eastAsia="Arial" w:hAnsi="Arial"/>
-          <w:b/>
-          <w:bCs/>
-          <w:sz w:val="20"/>
-          <w:szCs w:val="20"/>
-        </w:rPr>
-        <w:t xml:space="preserve">- łańcuch pokarmowy (zatrucie wtórne):</w:t>
-      </w:r>
-      <w:r>
-        <w:rPr>
-          <w:rFonts w:ascii="Arial" w:cs="Arial" w:eastAsia="Arial" w:hAnsi="Arial"/>
-          <w:sz w:val="20"/>
-          <w:szCs w:val="20"/>
-        </w:rPr>
-        <w:t xml:space="preserve"> 3,3 mg/kg food</w:t>
-      </w:r>
-    </w:p>
-    <w:p>
-      <w:pPr>
-        <w:spacing w:after="60" w:before="60"/>
-      </w:pPr>
-      <w:r>
-        <w:rPr>
-          <w:rFonts w:ascii="Arial" w:cs="Arial" w:eastAsia="Arial" w:hAnsi="Arial"/>
-          <w:b/>
-          <w:bCs/>
-          <w:sz w:val="20"/>
-          <w:szCs w:val="20"/>
-        </w:rPr>
-        <w:t xml:space="preserve">- środowisko glebowe (gleba):</w:t>
-      </w:r>
-      <w:r>
-        <w:rPr>
-          <w:rFonts w:ascii="Arial" w:cs="Arial" w:eastAsia="Arial" w:hAnsi="Arial"/>
-          <w:sz w:val="20"/>
-          <w:szCs w:val="20"/>
-        </w:rPr>
-        <w:t xml:space="preserve"> 0,31 mg/kg/d</w:t>
-      </w:r>
-    </w:p>
-    <w:p>
-      <w:pPr>
-        <w:spacing w:after="80"/>
-      </w:pPr>
-      <w:r>
-        <w:rPr>
-          <w:rFonts w:ascii="Arial" w:cs="Arial" w:eastAsia="Arial" w:hAnsi="Arial"/>
-          <w:sz w:val="20"/>
-          <w:szCs w:val="20"/>
-        </w:rPr>
-        <w:t xml:space="preserve">Substancja: kumaryna (2H-chromen-2-on) [CAS: 91-64-5]</w:t>
-      </w:r>
-    </w:p>
-    <w:p>
-      <w:pPr>
-        <w:spacing w:after="80"/>
-      </w:pPr>
-      <w:r>
-        <w:rPr>
-          <w:rFonts w:ascii="Arial" w:cs="Arial" w:eastAsia="Arial" w:hAnsi="Arial"/>
-          <w:sz w:val="20"/>
-          <w:szCs w:val="20"/>
-        </w:rPr>
-        <w:t xml:space="preserve">Pochodne poziomy niepowodujące zmian (DNEL):</w:t>
-      </w:r>
-    </w:p>
-    <w:p>
-      <w:pPr>
-        <w:spacing w:after="60" w:before="60"/>
-      </w:pPr>
-      <w:r>
-        <w:rPr>
-          <w:rFonts w:ascii="Arial" w:cs="Arial" w:eastAsia="Arial" w:hAnsi="Arial"/>
-          <w:b/>
-          <w:bCs/>
-          <w:sz w:val="20"/>
-          <w:szCs w:val="20"/>
-        </w:rPr>
-        <w:t xml:space="preserve">- Droga pokarmowa (doustnie):</w:t>
-      </w:r>
-      <w:r>
-        <w:rPr>
-          <w:rFonts w:ascii="Arial" w:cs="Arial" w:eastAsia="Arial" w:hAnsi="Arial"/>
-          <w:sz w:val="20"/>
-          <w:szCs w:val="20"/>
-        </w:rPr>
-        <w:t xml:space="preserve"> Konsumenci (skutki przewlekłe układowe): 0,39 mg/kg mc/dzień</w:t>
-      </w:r>
-    </w:p>
-    <w:p>
-      <w:pPr>
-        <w:spacing w:after="60" w:before="60"/>
-      </w:pPr>
-      <w:r>
-        <w:rPr>
-          <w:rFonts w:ascii="Arial" w:cs="Arial" w:eastAsia="Arial" w:hAnsi="Arial"/>
-          <w:b/>
-          <w:bCs/>
-          <w:sz w:val="20"/>
-          <w:szCs w:val="20"/>
-        </w:rPr>
-        <w:t xml:space="preserve">- Drogi oddechowe (inhalacyjnie):</w:t>
-      </w:r>
-      <w:r>
-        <w:rPr>
-          <w:rFonts w:ascii="Arial" w:cs="Arial" w:eastAsia="Arial" w:hAnsi="Arial"/>
-          <w:sz w:val="20"/>
-          <w:szCs w:val="20"/>
-        </w:rPr>
-        <w:t xml:space="preserve"/>
-      </w:r>
-    </w:p>
-    <w:p>
-      <w:pPr>
-        <w:spacing w:after="60" w:before="60"/>
-      </w:pPr>
-      <w:r>
-        <w:rPr>
-          <w:rFonts w:ascii="Arial" w:cs="Arial" w:eastAsia="Arial" w:hAnsi="Arial"/>
-          <w:b/>
-          <w:bCs/>
-          <w:sz w:val="20"/>
-          <w:szCs w:val="20"/>
-        </w:rPr>
-        <w:t xml:space="preserve">* Konsumenci (skutki przewlekłe układowe):</w:t>
-      </w:r>
-      <w:r>
-        <w:rPr>
-          <w:rFonts w:ascii="Arial" w:cs="Arial" w:eastAsia="Arial" w:hAnsi="Arial"/>
-          <w:sz w:val="20"/>
-          <w:szCs w:val="20"/>
-        </w:rPr>
-        <w:t xml:space="preserve"> 1,69 mg/m³</w:t>
-      </w:r>
-    </w:p>
-    <w:p>
-      <w:pPr>
-        <w:spacing w:after="60" w:before="60"/>
-      </w:pPr>
-      <w:r>
-        <w:rPr>
-          <w:rFonts w:ascii="Arial" w:cs="Arial" w:eastAsia="Arial" w:hAnsi="Arial"/>
-          <w:b/>
-          <w:bCs/>
-          <w:sz w:val="20"/>
-          <w:szCs w:val="20"/>
-        </w:rPr>
-        <w:t xml:space="preserve">* Pracownicy (skutki przewlekłe układowe):</w:t>
-      </w:r>
-      <w:r>
-        <w:rPr>
-          <w:rFonts w:ascii="Arial" w:cs="Arial" w:eastAsia="Arial" w:hAnsi="Arial"/>
-          <w:sz w:val="20"/>
-          <w:szCs w:val="20"/>
-        </w:rPr>
-        <w:t xml:space="preserve"> 6,78 mg/m³</w:t>
-      </w:r>
-    </w:p>
-    <w:p>
-      <w:pPr>
-        <w:spacing w:after="60" w:before="60"/>
-      </w:pPr>
-      <w:r>
-        <w:rPr>
-          <w:rFonts w:ascii="Arial" w:cs="Arial" w:eastAsia="Arial" w:hAnsi="Arial"/>
-          <w:b/>
-          <w:bCs/>
-          <w:sz w:val="20"/>
-          <w:szCs w:val="20"/>
-        </w:rPr>
-        <w:t xml:space="preserve">- Na skórę:</w:t>
-      </w:r>
-      <w:r>
-        <w:rPr>
-          <w:rFonts w:ascii="Arial" w:cs="Arial" w:eastAsia="Arial" w:hAnsi="Arial"/>
-          <w:sz w:val="20"/>
-          <w:szCs w:val="20"/>
-        </w:rPr>
-        <w:t xml:space="preserve"/>
-      </w:r>
-    </w:p>
-    <w:p>
-      <w:pPr>
-        <w:spacing w:after="60" w:before="60"/>
-      </w:pPr>
-      <w:r>
-        <w:rPr>
-          <w:rFonts w:ascii="Arial" w:cs="Arial" w:eastAsia="Arial" w:hAnsi="Arial"/>
-          <w:b/>
-          <w:bCs/>
-          <w:sz w:val="20"/>
-          <w:szCs w:val="20"/>
-        </w:rPr>
-        <w:t xml:space="preserve">* Konsumenci (skutki przewlekłe układowe):</w:t>
-      </w:r>
-      <w:r>
-        <w:rPr>
-          <w:rFonts w:ascii="Arial" w:cs="Arial" w:eastAsia="Arial" w:hAnsi="Arial"/>
-          <w:sz w:val="20"/>
-          <w:szCs w:val="20"/>
-        </w:rPr>
-        <w:t xml:space="preserve"> 0,39 mg/kg mc/dzień</w:t>
-      </w:r>
-    </w:p>
-    <w:p>
-      <w:pPr>
-        <w:spacing w:after="60" w:before="60"/>
-      </w:pPr>
-      <w:r>
-        <w:rPr>
-          <w:rFonts w:ascii="Arial" w:cs="Arial" w:eastAsia="Arial" w:hAnsi="Arial"/>
-          <w:b/>
-          <w:bCs/>
-          <w:sz w:val="20"/>
-          <w:szCs w:val="20"/>
-        </w:rPr>
-        <w:t xml:space="preserve">* Pracownicy (skutki przewlekłe układowe):</w:t>
-      </w:r>
-      <w:r>
-        <w:rPr>
-          <w:rFonts w:ascii="Arial" w:cs="Arial" w:eastAsia="Arial" w:hAnsi="Arial"/>
-          <w:sz w:val="20"/>
-          <w:szCs w:val="20"/>
-        </w:rPr>
-        <w:t xml:space="preserve"> 0,79 mg/kg mc/dzień</w:t>
-      </w:r>
-    </w:p>
-    <w:p>
-      <w:pPr>
-        <w:spacing w:after="80"/>
-      </w:pPr>
-      <w:r>
-        <w:rPr>
-          <w:rFonts w:ascii="Arial" w:cs="Arial" w:eastAsia="Arial" w:hAnsi="Arial"/>
-          <w:sz w:val="20"/>
-          <w:szCs w:val="20"/>
-        </w:rPr>
-        <w:t xml:space="preserve">Przewidywane stężenia niepowodujące zmian w środowisku (PNEC):</w:t>
-      </w:r>
-    </w:p>
-    <w:p>
-      <w:pPr>
-        <w:spacing w:after="60" w:before="60"/>
-      </w:pPr>
-      <w:r>
-        <w:rPr>
-          <w:rFonts w:ascii="Arial" w:cs="Arial" w:eastAsia="Arial" w:hAnsi="Arial"/>
-          <w:b/>
-          <w:bCs/>
-          <w:sz w:val="20"/>
-          <w:szCs w:val="20"/>
-        </w:rPr>
-        <w:t xml:space="preserve">- woda słodka:</w:t>
-      </w:r>
-      <w:r>
-        <w:rPr>
-          <w:rFonts w:ascii="Arial" w:cs="Arial" w:eastAsia="Arial" w:hAnsi="Arial"/>
-          <w:sz w:val="20"/>
-          <w:szCs w:val="20"/>
-        </w:rPr>
-        <w:t xml:space="preserve"> 0,019 mg/l</w:t>
-      </w:r>
-    </w:p>
-    <w:p>
-      <w:pPr>
-        <w:spacing w:after="60" w:before="60"/>
-      </w:pPr>
-      <w:r>
-        <w:rPr>
-          <w:rFonts w:ascii="Arial" w:cs="Arial" w:eastAsia="Arial" w:hAnsi="Arial"/>
-          <w:b/>
-          <w:bCs/>
-          <w:sz w:val="20"/>
-          <w:szCs w:val="20"/>
-        </w:rPr>
-        <w:t xml:space="preserve">- woda morska:</w:t>
-      </w:r>
-      <w:r>
-        <w:rPr>
-          <w:rFonts w:ascii="Arial" w:cs="Arial" w:eastAsia="Arial" w:hAnsi="Arial"/>
-          <w:sz w:val="20"/>
-          <w:szCs w:val="20"/>
-        </w:rPr>
-        <w:t xml:space="preserve"> 0,0019 mg/l</w:t>
-      </w:r>
-    </w:p>
-    <w:p>
-      <w:pPr>
-        <w:spacing w:after="60" w:before="60"/>
-      </w:pPr>
-      <w:r>
-        <w:rPr>
-          <w:rFonts w:ascii="Arial" w:cs="Arial" w:eastAsia="Arial" w:hAnsi="Arial"/>
-          <w:b/>
-          <w:bCs/>
-          <w:sz w:val="20"/>
-          <w:szCs w:val="20"/>
-        </w:rPr>
-        <w:t xml:space="preserve">- osady słodkowodne:</w:t>
-      </w:r>
-      <w:r>
-        <w:rPr>
-          <w:rFonts w:ascii="Arial" w:cs="Arial" w:eastAsia="Arial" w:hAnsi="Arial"/>
-          <w:sz w:val="20"/>
-          <w:szCs w:val="20"/>
-        </w:rPr>
-        <w:t xml:space="preserve"> 0,15 mg/kg</w:t>
-      </w:r>
-    </w:p>
-    <w:p>
-      <w:pPr>
-        <w:spacing w:after="60" w:before="60"/>
-      </w:pPr>
-      <w:r>
-        <w:rPr>
-          <w:rFonts w:ascii="Arial" w:cs="Arial" w:eastAsia="Arial" w:hAnsi="Arial"/>
-          <w:b/>
-          <w:bCs/>
-          <w:sz w:val="20"/>
-          <w:szCs w:val="20"/>
-        </w:rPr>
-        <w:t xml:space="preserve">- osady morskie:</w:t>
-      </w:r>
-      <w:r>
-        <w:rPr>
-          <w:rFonts w:ascii="Arial" w:cs="Arial" w:eastAsia="Arial" w:hAnsi="Arial"/>
-          <w:sz w:val="20"/>
-          <w:szCs w:val="20"/>
-        </w:rPr>
-        <w:t xml:space="preserve"> 0,015 mg/kg</w:t>
-      </w:r>
-    </w:p>
-    <w:p>
-      <w:pPr>
-        <w:spacing w:after="60" w:before="60"/>
-      </w:pPr>
-      <w:r>
-        <w:rPr>
-          <w:rFonts w:ascii="Arial" w:cs="Arial" w:eastAsia="Arial" w:hAnsi="Arial"/>
-          <w:b/>
-          <w:bCs/>
-          <w:sz w:val="20"/>
-          <w:szCs w:val="20"/>
-        </w:rPr>
-        <w:t xml:space="preserve">- woda (uwalnianie okresowe):</w:t>
-      </w:r>
-      <w:r>
-        <w:rPr>
-          <w:rFonts w:ascii="Arial" w:cs="Arial" w:eastAsia="Arial" w:hAnsi="Arial"/>
-          <w:sz w:val="20"/>
-          <w:szCs w:val="20"/>
-        </w:rPr>
-        <w:t xml:space="preserve"> 0,0142 mg/l</w:t>
-      </w:r>
-    </w:p>
-    <w:p>
-      <w:pPr>
-        <w:spacing w:after="60" w:before="60"/>
-      </w:pPr>
-      <w:r>
-        <w:rPr>
-          <w:rFonts w:ascii="Arial" w:cs="Arial" w:eastAsia="Arial" w:hAnsi="Arial"/>
-          <w:b/>
-          <w:bCs/>
-          <w:sz w:val="20"/>
-          <w:szCs w:val="20"/>
-        </w:rPr>
-        <w:t xml:space="preserve">- mikroorganizmy w oczyszczalni ścieków (STP):</w:t>
-      </w:r>
-      <w:r>
-        <w:rPr>
-          <w:rFonts w:ascii="Arial" w:cs="Arial" w:eastAsia="Arial" w:hAnsi="Arial"/>
-          <w:sz w:val="20"/>
-          <w:szCs w:val="20"/>
-        </w:rPr>
-        <w:t xml:space="preserve"> 6,4 mg/l</w:t>
-      </w:r>
-    </w:p>
-    <w:p>
-      <w:pPr>
-        <w:spacing w:after="60" w:before="60"/>
-      </w:pPr>
-      <w:r>
-        <w:rPr>
-          <w:rFonts w:ascii="Arial" w:cs="Arial" w:eastAsia="Arial" w:hAnsi="Arial"/>
-          <w:b/>
-          <w:bCs/>
-          <w:sz w:val="20"/>
-          <w:szCs w:val="20"/>
-        </w:rPr>
-        <w:t xml:space="preserve">- łańcuch pokarmowy (zatrucie wtórne):</w:t>
-      </w:r>
-      <w:r>
-        <w:rPr>
-          <w:rFonts w:ascii="Arial" w:cs="Arial" w:eastAsia="Arial" w:hAnsi="Arial"/>
-          <w:sz w:val="20"/>
-          <w:szCs w:val="20"/>
-        </w:rPr>
-        <w:t xml:space="preserve"> 30,7 mg/kg</w:t>
-      </w:r>
-    </w:p>
-    <w:p>
-      <w:pPr>
-        <w:spacing w:after="60" w:before="60"/>
-      </w:pPr>
-      <w:r>
-        <w:rPr>
-          <w:rFonts w:ascii="Arial" w:cs="Arial" w:eastAsia="Arial" w:hAnsi="Arial"/>
-          <w:b/>
-          <w:bCs/>
-          <w:sz w:val="20"/>
-          <w:szCs w:val="20"/>
-        </w:rPr>
-        <w:t xml:space="preserve">- środowisko glebowe (gleba):</w:t>
-      </w:r>
-      <w:r>
-        <w:rPr>
-          <w:rFonts w:ascii="Arial" w:cs="Arial" w:eastAsia="Arial" w:hAnsi="Arial"/>
-          <w:sz w:val="20"/>
-          <w:szCs w:val="20"/>
-        </w:rPr>
-        <w:t xml:space="preserve"> 0,018 mg/kg</w:t>
-      </w:r>
-    </w:p>
-    <w:p>
-      <w:pPr>
-        <w:spacing w:after="80"/>
-      </w:pPr>
-      <w:r>
-        <w:rPr>
-          <w:rFonts w:ascii="Arial" w:cs="Arial" w:eastAsia="Arial" w:hAnsi="Arial"/>
-          <w:sz w:val="20"/>
-          <w:szCs w:val="20"/>
-        </w:rPr>
-        <w:t xml:space="preserve">Substancja: 2,6-di-tert-butylo-4-metylofenol (BHT) [CAS: 128-37-0]</w:t>
-      </w:r>
-    </w:p>
-    <w:p>
-      <w:pPr>
-        <w:spacing w:after="80"/>
-      </w:pPr>
-      <w:r>
-        <w:rPr>
-          <w:rFonts w:ascii="Arial" w:cs="Arial" w:eastAsia="Arial" w:hAnsi="Arial"/>
-          <w:sz w:val="20"/>
-          <w:szCs w:val="20"/>
-        </w:rPr>
-        <w:t xml:space="preserve">Pochodne poziomy niepowodujące zmian (DNEL):</w:t>
-      </w:r>
-    </w:p>
-    <w:p>
-      <w:pPr>
-        <w:spacing w:after="60" w:before="60"/>
-      </w:pPr>
-      <w:r>
-        <w:rPr>
-          <w:rFonts w:ascii="Arial" w:cs="Arial" w:eastAsia="Arial" w:hAnsi="Arial"/>
-          <w:b/>
-          <w:bCs/>
-          <w:sz w:val="20"/>
-          <w:szCs w:val="20"/>
-        </w:rPr>
-        <w:t xml:space="preserve">- Droga pokarmowa (doustnie):</w:t>
-      </w:r>
-      <w:r>
-        <w:rPr>
-          <w:rFonts w:ascii="Arial" w:cs="Arial" w:eastAsia="Arial" w:hAnsi="Arial"/>
-          <w:sz w:val="20"/>
-          <w:szCs w:val="20"/>
-        </w:rPr>
-        <w:t xml:space="preserve"> Konsumenci (skutki przewlekłe układowe): 0,25 mg/kg mc/dzień</w:t>
-      </w:r>
-    </w:p>
-    <w:p>
-      <w:pPr>
-        <w:spacing w:after="60" w:before="60"/>
-      </w:pPr>
-      <w:r>
-        <w:rPr>
-          <w:rFonts w:ascii="Arial" w:cs="Arial" w:eastAsia="Arial" w:hAnsi="Arial"/>
-          <w:b/>
-          <w:bCs/>
-          <w:sz w:val="20"/>
-          <w:szCs w:val="20"/>
-        </w:rPr>
-        <w:t xml:space="preserve">- Drogi oddechowe (inhalacyjnie):</w:t>
-      </w:r>
-      <w:r>
-        <w:rPr>
-          <w:rFonts w:ascii="Arial" w:cs="Arial" w:eastAsia="Arial" w:hAnsi="Arial"/>
-          <w:sz w:val="20"/>
-          <w:szCs w:val="20"/>
-        </w:rPr>
-        <w:t xml:space="preserve"/>
-      </w:r>
-    </w:p>
-    <w:p>
-      <w:pPr>
-        <w:spacing w:after="60" w:before="60"/>
-      </w:pPr>
-      <w:r>
-        <w:rPr>
-          <w:rFonts w:ascii="Arial" w:cs="Arial" w:eastAsia="Arial" w:hAnsi="Arial"/>
-          <w:b/>
-          <w:bCs/>
-          <w:sz w:val="20"/>
-          <w:szCs w:val="20"/>
-        </w:rPr>
-        <w:t xml:space="preserve">* Konsumenci (skutki przewlekłe układowe):</w:t>
-      </w:r>
-      <w:r>
-        <w:rPr>
-          <w:rFonts w:ascii="Arial" w:cs="Arial" w:eastAsia="Arial" w:hAnsi="Arial"/>
-          <w:sz w:val="20"/>
-          <w:szCs w:val="20"/>
-        </w:rPr>
-        <w:t xml:space="preserve"> 0,86 mg/m³</w:t>
-      </w:r>
-    </w:p>
-    <w:p>
-      <w:pPr>
-        <w:spacing w:after="60" w:before="60"/>
-      </w:pPr>
-      <w:r>
-        <w:rPr>
-          <w:rFonts w:ascii="Arial" w:cs="Arial" w:eastAsia="Arial" w:hAnsi="Arial"/>
-          <w:b/>
-          <w:bCs/>
-          <w:sz w:val="20"/>
-          <w:szCs w:val="20"/>
-        </w:rPr>
-        <w:t xml:space="preserve">* Pracownicy (skutki przewlekłe układowe):</w:t>
-      </w:r>
-      <w:r>
-        <w:rPr>
-          <w:rFonts w:ascii="Arial" w:cs="Arial" w:eastAsia="Arial" w:hAnsi="Arial"/>
-          <w:sz w:val="20"/>
-          <w:szCs w:val="20"/>
-        </w:rPr>
-        <w:t xml:space="preserve"> 3,5 mg/m³</w:t>
-      </w:r>
-    </w:p>
-    <w:p>
-      <w:pPr>
-        <w:spacing w:after="60" w:before="60"/>
-      </w:pPr>
-      <w:r>
-        <w:rPr>
-          <w:rFonts w:ascii="Arial" w:cs="Arial" w:eastAsia="Arial" w:hAnsi="Arial"/>
-          <w:b/>
-          <w:bCs/>
-          <w:sz w:val="20"/>
-          <w:szCs w:val="20"/>
-        </w:rPr>
-        <w:t xml:space="preserve">- Na skórę:</w:t>
-      </w:r>
-      <w:r>
-        <w:rPr>
-          <w:rFonts w:ascii="Arial" w:cs="Arial" w:eastAsia="Arial" w:hAnsi="Arial"/>
-          <w:sz w:val="20"/>
-          <w:szCs w:val="20"/>
-        </w:rPr>
-        <w:t xml:space="preserve"/>
-      </w:r>
-    </w:p>
-    <w:p>
-      <w:pPr>
-        <w:spacing w:after="60" w:before="60"/>
-      </w:pPr>
-      <w:r>
-        <w:rPr>
-          <w:rFonts w:ascii="Arial" w:cs="Arial" w:eastAsia="Arial" w:hAnsi="Arial"/>
-          <w:b/>
-          <w:bCs/>
-          <w:sz w:val="20"/>
-          <w:szCs w:val="20"/>
-        </w:rPr>
-        <w:t xml:space="preserve">* Konsumenci (skutki przewlekłe układowe):</w:t>
-      </w:r>
-      <w:r>
-        <w:rPr>
-          <w:rFonts w:ascii="Arial" w:cs="Arial" w:eastAsia="Arial" w:hAnsi="Arial"/>
-          <w:sz w:val="20"/>
-          <w:szCs w:val="20"/>
-        </w:rPr>
-        <w:t xml:space="preserve"> 0,25 mg/kg mc/dzień</w:t>
-      </w:r>
-    </w:p>
-    <w:p>
-      <w:pPr>
-        <w:spacing w:after="60" w:before="60"/>
-      </w:pPr>
-      <w:r>
-        <w:rPr>
-          <w:rFonts w:ascii="Arial" w:cs="Arial" w:eastAsia="Arial" w:hAnsi="Arial"/>
-          <w:b/>
-          <w:bCs/>
-          <w:sz w:val="20"/>
-          <w:szCs w:val="20"/>
-        </w:rPr>
-        <w:t xml:space="preserve">* Pracownicy (skutki przewlekłe układowe):</w:t>
-      </w:r>
-      <w:r>
-        <w:rPr>
-          <w:rFonts w:ascii="Arial" w:cs="Arial" w:eastAsia="Arial" w:hAnsi="Arial"/>
-          <w:sz w:val="20"/>
-          <w:szCs w:val="20"/>
-        </w:rPr>
-        <w:t xml:space="preserve"> 0,5 mg/kg mc/dzień</w:t>
-      </w:r>
-    </w:p>
-    <w:p>
-      <w:pPr>
-        <w:spacing w:after="80"/>
-      </w:pPr>
-      <w:r>
-        <w:rPr>
-          <w:rFonts w:ascii="Arial" w:cs="Arial" w:eastAsia="Arial" w:hAnsi="Arial"/>
-          <w:sz w:val="20"/>
-          <w:szCs w:val="20"/>
-        </w:rPr>
-        <w:t xml:space="preserve">Przewidywane stężenia niepowodujące zmian w środowisku (PNEC):</w:t>
-      </w:r>
-    </w:p>
-    <w:p>
-      <w:pPr>
-        <w:spacing w:after="60" w:before="60"/>
-      </w:pPr>
-      <w:r>
-        <w:rPr>
-          <w:rFonts w:ascii="Arial" w:cs="Arial" w:eastAsia="Arial" w:hAnsi="Arial"/>
-          <w:b/>
-          <w:bCs/>
-          <w:sz w:val="20"/>
-          <w:szCs w:val="20"/>
-        </w:rPr>
-        <w:t xml:space="preserve">- woda słodka:</w:t>
-      </w:r>
-      <w:r>
-        <w:rPr>
-          <w:rFonts w:ascii="Arial" w:cs="Arial" w:eastAsia="Arial" w:hAnsi="Arial"/>
-          <w:sz w:val="20"/>
-          <w:szCs w:val="20"/>
-        </w:rPr>
-        <w:t xml:space="preserve"> 0,000199 mg/l</w:t>
-      </w:r>
-    </w:p>
-    <w:p>
-      <w:pPr>
-        <w:spacing w:after="60" w:before="60"/>
-      </w:pPr>
-      <w:r>
-        <w:rPr>
-          <w:rFonts w:ascii="Arial" w:cs="Arial" w:eastAsia="Arial" w:hAnsi="Arial"/>
-          <w:b/>
-          <w:bCs/>
-          <w:sz w:val="20"/>
-          <w:szCs w:val="20"/>
-        </w:rPr>
-        <w:t xml:space="preserve">- woda morska:</w:t>
-      </w:r>
-      <w:r>
-        <w:rPr>
-          <w:rFonts w:ascii="Arial" w:cs="Arial" w:eastAsia="Arial" w:hAnsi="Arial"/>
-          <w:sz w:val="20"/>
-          <w:szCs w:val="20"/>
-        </w:rPr>
-        <w:t xml:space="preserve"> 0,02  μg/l</w:t>
-      </w:r>
-    </w:p>
-    <w:p>
-      <w:pPr>
-        <w:spacing w:after="60" w:before="60"/>
-      </w:pPr>
-      <w:r>
-        <w:rPr>
-          <w:rFonts w:ascii="Arial" w:cs="Arial" w:eastAsia="Arial" w:hAnsi="Arial"/>
-          <w:b/>
-          <w:bCs/>
-          <w:sz w:val="20"/>
-          <w:szCs w:val="20"/>
-        </w:rPr>
-        <w:t xml:space="preserve">- osady słodkowodne:</w:t>
-      </w:r>
-      <w:r>
-        <w:rPr>
-          <w:rFonts w:ascii="Arial" w:cs="Arial" w:eastAsia="Arial" w:hAnsi="Arial"/>
-          <w:sz w:val="20"/>
-          <w:szCs w:val="20"/>
-        </w:rPr>
-        <w:t xml:space="preserve"> 0,0996 mg/kg</w:t>
-      </w:r>
-    </w:p>
-    <w:p>
-      <w:pPr>
-        <w:spacing w:after="60" w:before="60"/>
-      </w:pPr>
-      <w:r>
-        <w:rPr>
-          <w:rFonts w:ascii="Arial" w:cs="Arial" w:eastAsia="Arial" w:hAnsi="Arial"/>
-          <w:b/>
-          <w:bCs/>
-          <w:sz w:val="20"/>
-          <w:szCs w:val="20"/>
-        </w:rPr>
-        <w:t xml:space="preserve">- osady morskie:</w:t>
-      </w:r>
-      <w:r>
-        <w:rPr>
-          <w:rFonts w:ascii="Arial" w:cs="Arial" w:eastAsia="Arial" w:hAnsi="Arial"/>
-          <w:sz w:val="20"/>
-          <w:szCs w:val="20"/>
-        </w:rPr>
-        <w:t xml:space="preserve"> 0,00996 mg/kg</w:t>
-      </w:r>
-    </w:p>
-    <w:p>
-      <w:pPr>
-        <w:spacing w:after="60" w:before="60"/>
-      </w:pPr>
-      <w:r>
-        <w:rPr>
-          <w:rFonts w:ascii="Arial" w:cs="Arial" w:eastAsia="Arial" w:hAnsi="Arial"/>
-          <w:b/>
-          <w:bCs/>
-          <w:sz w:val="20"/>
-          <w:szCs w:val="20"/>
-        </w:rPr>
-        <w:t xml:space="preserve">- woda (uwalnianie okresowe):</w:t>
-      </w:r>
-      <w:r>
-        <w:rPr>
-          <w:rFonts w:ascii="Arial" w:cs="Arial" w:eastAsia="Arial" w:hAnsi="Arial"/>
-          <w:sz w:val="20"/>
-          <w:szCs w:val="20"/>
-        </w:rPr>
-        <w:t xml:space="preserve"> 0,00199 mg/l</w:t>
-      </w:r>
-    </w:p>
-    <w:p>
-      <w:pPr>
-        <w:spacing w:after="60" w:before="60"/>
-      </w:pPr>
-      <w:r>
-        <w:rPr>
-          <w:rFonts w:ascii="Arial" w:cs="Arial" w:eastAsia="Arial" w:hAnsi="Arial"/>
-          <w:b/>
-          <w:bCs/>
-          <w:sz w:val="20"/>
-          <w:szCs w:val="20"/>
-        </w:rPr>
-        <w:t xml:space="preserve">- mikroorganizmy w oczyszczalni ścieków (STP):</w:t>
-      </w:r>
-      <w:r>
-        <w:rPr>
-          <w:rFonts w:ascii="Arial" w:cs="Arial" w:eastAsia="Arial" w:hAnsi="Arial"/>
-          <w:sz w:val="20"/>
-          <w:szCs w:val="20"/>
-        </w:rPr>
-        <w:t xml:space="preserve"> 0,17 mg/l</w:t>
-      </w:r>
-    </w:p>
-    <w:p>
-      <w:pPr>
-        <w:spacing w:after="60" w:before="60"/>
-      </w:pPr>
-      <w:r>
-        <w:rPr>
-          <w:rFonts w:ascii="Arial" w:cs="Arial" w:eastAsia="Arial" w:hAnsi="Arial"/>
-          <w:b/>
-          <w:bCs/>
-          <w:sz w:val="20"/>
-          <w:szCs w:val="20"/>
-        </w:rPr>
-        <w:t xml:space="preserve">- łańcuch pokarmowy (zatrucie wtórne):</w:t>
-      </w:r>
-      <w:r>
-        <w:rPr>
-          <w:rFonts w:ascii="Arial" w:cs="Arial" w:eastAsia="Arial" w:hAnsi="Arial"/>
-          <w:sz w:val="20"/>
-          <w:szCs w:val="20"/>
-        </w:rPr>
-        <w:t xml:space="preserve"> 8,33 mg/kg</w:t>
-      </w:r>
-    </w:p>
-    <w:p>
-      <w:pPr>
-        <w:spacing w:after="60" w:before="60"/>
-      </w:pPr>
-      <w:r>
-        <w:rPr>
-          <w:rFonts w:ascii="Arial" w:cs="Arial" w:eastAsia="Arial" w:hAnsi="Arial"/>
-          <w:b/>
-          <w:bCs/>
-          <w:sz w:val="20"/>
-          <w:szCs w:val="20"/>
-        </w:rPr>
-        <w:t xml:space="preserve">- środowisko glebowe (gleba):</w:t>
-      </w:r>
-      <w:r>
-        <w:rPr>
-          <w:rFonts w:ascii="Arial" w:cs="Arial" w:eastAsia="Arial" w:hAnsi="Arial"/>
-          <w:sz w:val="20"/>
-          <w:szCs w:val="20"/>
-        </w:rPr>
-        <w:t xml:space="preserve"> 0,04769 mg/kg</w:t>
-      </w:r>
-    </w:p>
-    <w:p>
-      <w:pPr>
-        <w:spacing w:after="80"/>
-      </w:pPr>
-      <w:r>
-        <w:rPr>
-          <w:rFonts w:ascii="Arial" w:cs="Arial" w:eastAsia="Arial" w:hAnsi="Arial"/>
-          <w:sz w:val="20"/>
-          <w:szCs w:val="20"/>
-        </w:rPr>
-        <w:t xml:space="preserve">Substancja: hydroksycytronellal [CAS: 107-75-5]</w:t>
-      </w:r>
-    </w:p>
-    <w:p>
-      <w:pPr>
-        <w:spacing w:after="80"/>
-      </w:pPr>
-      <w:r>
-        <w:rPr>
-          <w:rFonts w:ascii="Arial" w:cs="Arial" w:eastAsia="Arial" w:hAnsi="Arial"/>
-          <w:sz w:val="20"/>
-          <w:szCs w:val="20"/>
-        </w:rPr>
-        <w:t xml:space="preserve">Pochodne poziomy niepowodujące zmian (DNEL):</w:t>
-      </w:r>
-    </w:p>
-    <w:p>
-      <w:pPr>
-        <w:spacing w:after="60" w:before="60"/>
-      </w:pPr>
-      <w:r>
-        <w:rPr>
-          <w:rFonts w:ascii="Arial" w:cs="Arial" w:eastAsia="Arial" w:hAnsi="Arial"/>
-          <w:b/>
-          <w:bCs/>
-          <w:sz w:val="20"/>
-          <w:szCs w:val="20"/>
-        </w:rPr>
-        <w:t xml:space="preserve">- Droga pokarmowa (doustnie):</w:t>
-      </w:r>
-      <w:r>
-        <w:rPr>
-          <w:rFonts w:ascii="Arial" w:cs="Arial" w:eastAsia="Arial" w:hAnsi="Arial"/>
-          <w:sz w:val="20"/>
-          <w:szCs w:val="20"/>
-        </w:rPr>
-        <w:t xml:space="preserve"> Konsumenci (skutki przewlekłe układowe): 0,6 mg/kg mc/dzień</w:t>
-      </w:r>
-    </w:p>
-    <w:p>
-      <w:pPr>
-        <w:spacing w:after="60" w:before="60"/>
-      </w:pPr>
-      <w:r>
-        <w:rPr>
-          <w:rFonts w:ascii="Arial" w:cs="Arial" w:eastAsia="Arial" w:hAnsi="Arial"/>
-          <w:b/>
-          <w:bCs/>
-          <w:sz w:val="20"/>
-          <w:szCs w:val="20"/>
-        </w:rPr>
-        <w:t xml:space="preserve">- Drogi oddechowe (inhalacyjnie):</w:t>
-      </w:r>
-      <w:r>
-        <w:rPr>
-          <w:rFonts w:ascii="Arial" w:cs="Arial" w:eastAsia="Arial" w:hAnsi="Arial"/>
-          <w:sz w:val="20"/>
-          <w:szCs w:val="20"/>
-        </w:rPr>
-        <w:t xml:space="preserve"/>
-      </w:r>
-    </w:p>
-    <w:p>
-      <w:pPr>
-        <w:spacing w:after="60" w:before="60"/>
-      </w:pPr>
-      <w:r>
-        <w:rPr>
-          <w:rFonts w:ascii="Arial" w:cs="Arial" w:eastAsia="Arial" w:hAnsi="Arial"/>
-          <w:b/>
-          <w:bCs/>
-          <w:sz w:val="20"/>
-          <w:szCs w:val="20"/>
-        </w:rPr>
-        <w:t xml:space="preserve">* Konsumenci (skutki przewlekłe układowe):</w:t>
-      </w:r>
-      <w:r>
-        <w:rPr>
-          <w:rFonts w:ascii="Arial" w:cs="Arial" w:eastAsia="Arial" w:hAnsi="Arial"/>
-          <w:sz w:val="20"/>
-          <w:szCs w:val="20"/>
-        </w:rPr>
-        <w:t xml:space="preserve"> 5,4 mg/m³</w:t>
-      </w:r>
-    </w:p>
-    <w:p>
-      <w:pPr>
-        <w:spacing w:after="60" w:before="60"/>
-      </w:pPr>
-      <w:r>
-        <w:rPr>
-          <w:rFonts w:ascii="Arial" w:cs="Arial" w:eastAsia="Arial" w:hAnsi="Arial"/>
-          <w:b/>
-          <w:bCs/>
-          <w:sz w:val="20"/>
-          <w:szCs w:val="20"/>
-        </w:rPr>
-        <w:t xml:space="preserve">* Pracownicy (skutki przewlekłe układowe):</w:t>
-      </w:r>
-      <w:r>
-        <w:rPr>
-          <w:rFonts w:ascii="Arial" w:cs="Arial" w:eastAsia="Arial" w:hAnsi="Arial"/>
-          <w:sz w:val="20"/>
-          <w:szCs w:val="20"/>
-        </w:rPr>
-        <w:t xml:space="preserve"> 18 mg/m³</w:t>
-      </w:r>
-    </w:p>
-    <w:p>
-      <w:pPr>
-        <w:spacing w:after="60" w:before="60"/>
-      </w:pPr>
-      <w:r>
-        <w:rPr>
-          <w:rFonts w:ascii="Arial" w:cs="Arial" w:eastAsia="Arial" w:hAnsi="Arial"/>
-          <w:b/>
-          <w:bCs/>
-          <w:sz w:val="20"/>
-          <w:szCs w:val="20"/>
-        </w:rPr>
-        <w:t xml:space="preserve">- Na skórę:</w:t>
-      </w:r>
-      <w:r>
-        <w:rPr>
-          <w:rFonts w:ascii="Arial" w:cs="Arial" w:eastAsia="Arial" w:hAnsi="Arial"/>
-          <w:sz w:val="20"/>
-          <w:szCs w:val="20"/>
-        </w:rPr>
-        <w:t xml:space="preserve"/>
-      </w:r>
-    </w:p>
-    <w:p>
-      <w:pPr>
-        <w:spacing w:after="60" w:before="60"/>
-      </w:pPr>
-      <w:r>
-        <w:rPr>
-          <w:rFonts w:ascii="Arial" w:cs="Arial" w:eastAsia="Arial" w:hAnsi="Arial"/>
-          <w:b/>
-          <w:bCs/>
-          <w:sz w:val="20"/>
-          <w:szCs w:val="20"/>
-        </w:rPr>
-        <w:t xml:space="preserve">* Konsumenci (skutki przewlekłe układowe):</w:t>
-      </w:r>
-      <w:r>
-        <w:rPr>
-          <w:rFonts w:ascii="Arial" w:cs="Arial" w:eastAsia="Arial" w:hAnsi="Arial"/>
-          <w:sz w:val="20"/>
-          <w:szCs w:val="20"/>
-        </w:rPr>
-        <w:t xml:space="preserve"> 1,1 mg/kg mc/dzień</w:t>
-      </w:r>
-    </w:p>
-    <w:p>
-      <w:pPr>
-        <w:spacing w:after="60" w:before="60"/>
-      </w:pPr>
-      <w:r>
-        <w:rPr>
-          <w:rFonts w:ascii="Arial" w:cs="Arial" w:eastAsia="Arial" w:hAnsi="Arial"/>
-          <w:b/>
-          <w:bCs/>
-          <w:sz w:val="20"/>
-          <w:szCs w:val="20"/>
-        </w:rPr>
-        <w:t xml:space="preserve">* Pracownicy (skutki przewlekłe układowe):</w:t>
-      </w:r>
-      <w:r>
-        <w:rPr>
-          <w:rFonts w:ascii="Arial" w:cs="Arial" w:eastAsia="Arial" w:hAnsi="Arial"/>
-          <w:sz w:val="20"/>
-          <w:szCs w:val="20"/>
-        </w:rPr>
-        <w:t xml:space="preserve"> 1,9 mg/kg mc/dzień</w:t>
-      </w:r>
-    </w:p>
-    <w:p>
-      <w:pPr>
-        <w:spacing w:after="80"/>
-      </w:pPr>
-      <w:r>
-        <w:rPr>
-          <w:rFonts w:ascii="Arial" w:cs="Arial" w:eastAsia="Arial" w:hAnsi="Arial"/>
-          <w:sz w:val="20"/>
-          <w:szCs w:val="20"/>
-        </w:rPr>
-        <w:t xml:space="preserve">Przewidywane stężenia niepowodujące zmian w środowisku (PNEC):</w:t>
-      </w:r>
-    </w:p>
-    <w:p>
-      <w:pPr>
-        <w:spacing w:after="60" w:before="60"/>
-      </w:pPr>
-      <w:r>
-        <w:rPr>
-          <w:rFonts w:ascii="Arial" w:cs="Arial" w:eastAsia="Arial" w:hAnsi="Arial"/>
-          <w:b/>
-          <w:bCs/>
-          <w:sz w:val="20"/>
-          <w:szCs w:val="20"/>
-        </w:rPr>
-        <w:t xml:space="preserve">- woda słodka:</w:t>
-      </w:r>
-      <w:r>
-        <w:rPr>
-          <w:rFonts w:ascii="Arial" w:cs="Arial" w:eastAsia="Arial" w:hAnsi="Arial"/>
-          <w:sz w:val="20"/>
-          <w:szCs w:val="20"/>
-        </w:rPr>
-        <w:t xml:space="preserve"> 0,0316 mg/l</w:t>
-      </w:r>
-    </w:p>
-    <w:p>
-      <w:pPr>
-        <w:spacing w:after="60" w:before="60"/>
-      </w:pPr>
-      <w:r>
-        <w:rPr>
-          <w:rFonts w:ascii="Arial" w:cs="Arial" w:eastAsia="Arial" w:hAnsi="Arial"/>
-          <w:b/>
-          <w:bCs/>
-          <w:sz w:val="20"/>
-          <w:szCs w:val="20"/>
-        </w:rPr>
-        <w:t xml:space="preserve">- woda morska:</w:t>
-      </w:r>
-      <w:r>
-        <w:rPr>
-          <w:rFonts w:ascii="Arial" w:cs="Arial" w:eastAsia="Arial" w:hAnsi="Arial"/>
-          <w:sz w:val="20"/>
-          <w:szCs w:val="20"/>
-        </w:rPr>
-        <w:t xml:space="preserve"> 0,00316 mg/l</w:t>
-      </w:r>
-    </w:p>
-    <w:p>
-      <w:pPr>
-        <w:spacing w:after="60" w:before="60"/>
-      </w:pPr>
-      <w:r>
-        <w:rPr>
-          <w:rFonts w:ascii="Arial" w:cs="Arial" w:eastAsia="Arial" w:hAnsi="Arial"/>
-          <w:b/>
-          <w:bCs/>
-          <w:sz w:val="20"/>
-          <w:szCs w:val="20"/>
-        </w:rPr>
-        <w:t xml:space="preserve">- osady słodkowodne:</w:t>
-      </w:r>
-      <w:r>
-        <w:rPr>
-          <w:rFonts w:ascii="Arial" w:cs="Arial" w:eastAsia="Arial" w:hAnsi="Arial"/>
-          <w:sz w:val="20"/>
-          <w:szCs w:val="20"/>
-        </w:rPr>
-        <w:t xml:space="preserve"> 0,145 mg/kg</w:t>
-      </w:r>
-    </w:p>
-    <w:p>
-      <w:pPr>
-        <w:spacing w:after="60" w:before="60"/>
-      </w:pPr>
-      <w:r>
-        <w:rPr>
-          <w:rFonts w:ascii="Arial" w:cs="Arial" w:eastAsia="Arial" w:hAnsi="Arial"/>
-          <w:b/>
-          <w:bCs/>
-          <w:sz w:val="20"/>
-          <w:szCs w:val="20"/>
-        </w:rPr>
-        <w:t xml:space="preserve">- osady morskie:</w:t>
-      </w:r>
-      <w:r>
-        <w:rPr>
-          <w:rFonts w:ascii="Arial" w:cs="Arial" w:eastAsia="Arial" w:hAnsi="Arial"/>
-          <w:sz w:val="20"/>
-          <w:szCs w:val="20"/>
-        </w:rPr>
-        <w:t xml:space="preserve"> 0,015 mg/kg</w:t>
-      </w:r>
-    </w:p>
-    <w:p>
-      <w:pPr>
-        <w:spacing w:after="60" w:before="60"/>
-      </w:pPr>
-      <w:r>
-        <w:rPr>
-          <w:rFonts w:ascii="Arial" w:cs="Arial" w:eastAsia="Arial" w:hAnsi="Arial"/>
-          <w:b/>
-          <w:bCs/>
-          <w:sz w:val="20"/>
-          <w:szCs w:val="20"/>
-        </w:rPr>
-        <w:t xml:space="preserve">- woda (uwalnianie okresowe):</w:t>
-      </w:r>
-      <w:r>
-        <w:rPr>
-          <w:rFonts w:ascii="Arial" w:cs="Arial" w:eastAsia="Arial" w:hAnsi="Arial"/>
-          <w:sz w:val="20"/>
-          <w:szCs w:val="20"/>
-        </w:rPr>
-        <w:t xml:space="preserve"> 0,316 mg/l</w:t>
-      </w:r>
-    </w:p>
-    <w:p>
-      <w:pPr>
-        <w:spacing w:after="60" w:before="60"/>
-      </w:pPr>
-      <w:r>
-        <w:rPr>
-          <w:rFonts w:ascii="Arial" w:cs="Arial" w:eastAsia="Arial" w:hAnsi="Arial"/>
-          <w:b/>
-          <w:bCs/>
-          <w:sz w:val="20"/>
-          <w:szCs w:val="20"/>
-        </w:rPr>
-        <w:t xml:space="preserve">- mikroorganizmy w oczyszczalni ścieków (STP):</w:t>
-      </w:r>
-      <w:r>
-        <w:rPr>
-          <w:rFonts w:ascii="Arial" w:cs="Arial" w:eastAsia="Arial" w:hAnsi="Arial"/>
-          <w:sz w:val="20"/>
-          <w:szCs w:val="20"/>
-        </w:rPr>
-        <w:t xml:space="preserve"> 10 mg/l</w:t>
-      </w:r>
-    </w:p>
-    <w:p>
-      <w:pPr>
-        <w:spacing w:after="60" w:before="60"/>
-      </w:pPr>
-      <w:r>
-        <w:rPr>
-          <w:rFonts w:ascii="Arial" w:cs="Arial" w:eastAsia="Arial" w:hAnsi="Arial"/>
-          <w:b/>
-          <w:bCs/>
-          <w:sz w:val="20"/>
-          <w:szCs w:val="20"/>
-        </w:rPr>
-        <w:t xml:space="preserve">- środowisko glebowe (gleba):</w:t>
-      </w:r>
-      <w:r>
-        <w:rPr>
-          <w:rFonts w:ascii="Arial" w:cs="Arial" w:eastAsia="Arial" w:hAnsi="Arial"/>
-          <w:sz w:val="20"/>
-          <w:szCs w:val="20"/>
-        </w:rPr>
-        <w:t xml:space="preserve"> 0,011 mg/kg</w:t>
-      </w:r>
-    </w:p>
-    <w:p>
-      <w:pPr>
-        <w:spacing w:after="80"/>
-      </w:pPr>
-      <w:r>
-        <w:rPr>
-          <w:rFonts w:ascii="Arial" w:cs="Arial" w:eastAsia="Arial" w:hAnsi="Arial"/>
-          <w:sz w:val="20"/>
-          <w:szCs w:val="20"/>
-        </w:rPr>
-        <w:t xml:space="preserve">Substancja: toluen [CAS: 108-88-3]</w:t>
-      </w:r>
-    </w:p>
-    <w:p>
-      <w:pPr>
-        <w:spacing w:after="80"/>
-      </w:pPr>
-      <w:r>
-        <w:rPr>
-          <w:rFonts w:ascii="Arial" w:cs="Arial" w:eastAsia="Arial" w:hAnsi="Arial"/>
-          <w:sz w:val="20"/>
-          <w:szCs w:val="20"/>
-        </w:rPr>
-        <w:t xml:space="preserve">Pochodne poziomy niepowodujące zmian (DNEL):</w:t>
-      </w:r>
-    </w:p>
-    <w:p>
-      <w:pPr>
-        <w:spacing w:after="60" w:before="60"/>
-      </w:pPr>
-      <w:r>
-        <w:rPr>
-          <w:rFonts w:ascii="Arial" w:cs="Arial" w:eastAsia="Arial" w:hAnsi="Arial"/>
-          <w:b/>
-          <w:bCs/>
-          <w:sz w:val="20"/>
-          <w:szCs w:val="20"/>
-        </w:rPr>
-        <w:t xml:space="preserve">- Droga pokarmowa (doustnie):</w:t>
-      </w:r>
-      <w:r>
-        <w:rPr>
-          <w:rFonts w:ascii="Arial" w:cs="Arial" w:eastAsia="Arial" w:hAnsi="Arial"/>
-          <w:sz w:val="20"/>
-          <w:szCs w:val="20"/>
-        </w:rPr>
-        <w:t xml:space="preserve"> Konsumenci (skutki przewlekłe układowe): 8,13 mg/kg mc/dzień</w:t>
-      </w:r>
-    </w:p>
-    <w:p>
-      <w:pPr>
-        <w:spacing w:after="60" w:before="60"/>
-      </w:pPr>
-      <w:r>
-        <w:rPr>
-          <w:rFonts w:ascii="Arial" w:cs="Arial" w:eastAsia="Arial" w:hAnsi="Arial"/>
-          <w:b/>
-          <w:bCs/>
-          <w:sz w:val="20"/>
-          <w:szCs w:val="20"/>
-        </w:rPr>
-        <w:t xml:space="preserve">- Drogi oddechowe (inhalacyjnie):</w:t>
-      </w:r>
-      <w:r>
-        <w:rPr>
-          <w:rFonts w:ascii="Arial" w:cs="Arial" w:eastAsia="Arial" w:hAnsi="Arial"/>
-          <w:sz w:val="20"/>
-          <w:szCs w:val="20"/>
-        </w:rPr>
-        <w:t xml:space="preserve"/>
-      </w:r>
-    </w:p>
-    <w:p>
-      <w:pPr>
-        <w:spacing w:after="60" w:before="60"/>
-      </w:pPr>
-      <w:r>
-        <w:rPr>
-          <w:rFonts w:ascii="Arial" w:cs="Arial" w:eastAsia="Arial" w:hAnsi="Arial"/>
-          <w:b/>
-          <w:bCs/>
-          <w:sz w:val="20"/>
-          <w:szCs w:val="20"/>
-        </w:rPr>
-        <w:t xml:space="preserve">* Konsumenci:</w:t>
-      </w:r>
-      <w:r>
-        <w:rPr>
-          <w:rFonts w:ascii="Arial" w:cs="Arial" w:eastAsia="Arial" w:hAnsi="Arial"/>
-          <w:sz w:val="20"/>
-          <w:szCs w:val="20"/>
-        </w:rPr>
-        <w:t xml:space="preserve"> ostre miejscowe: 226 mg/m³, ostre układowe: 226 mg/m³, przewlekłe miejscowe: 56,5 mg/m³, przewlekłe układowe: 56,5 mg/m³</w:t>
-      </w:r>
-    </w:p>
-    <w:p>
-      <w:pPr>
-        <w:spacing w:after="60" w:before="60"/>
-      </w:pPr>
-      <w:r>
-        <w:rPr>
-          <w:rFonts w:ascii="Arial" w:cs="Arial" w:eastAsia="Arial" w:hAnsi="Arial"/>
-          <w:b/>
-          <w:bCs/>
-          <w:sz w:val="20"/>
-          <w:szCs w:val="20"/>
-        </w:rPr>
-        <w:t xml:space="preserve">* Pracownicy:</w:t>
-      </w:r>
-      <w:r>
-        <w:rPr>
-          <w:rFonts w:ascii="Arial" w:cs="Arial" w:eastAsia="Arial" w:hAnsi="Arial"/>
-          <w:sz w:val="20"/>
-          <w:szCs w:val="20"/>
-        </w:rPr>
-        <w:t xml:space="preserve"> ostre miejscowe: 384 mg/m³, ostre układowe: 384 mg/m³, przewlekłe miejscowe: 192 mg/m³, przewlekłe układowe: 192 mg/m³</w:t>
-      </w:r>
-    </w:p>
-    <w:p>
-      <w:pPr>
-        <w:spacing w:after="60" w:before="60"/>
-      </w:pPr>
-      <w:r>
-        <w:rPr>
-          <w:rFonts w:ascii="Arial" w:cs="Arial" w:eastAsia="Arial" w:hAnsi="Arial"/>
-          <w:b/>
-          <w:bCs/>
-          <w:sz w:val="20"/>
-          <w:szCs w:val="20"/>
-        </w:rPr>
-        <w:t xml:space="preserve">- Na skórę:</w:t>
-      </w:r>
-      <w:r>
-        <w:rPr>
-          <w:rFonts w:ascii="Arial" w:cs="Arial" w:eastAsia="Arial" w:hAnsi="Arial"/>
-          <w:sz w:val="20"/>
-          <w:szCs w:val="20"/>
-        </w:rPr>
-        <w:t xml:space="preserve"/>
-      </w:r>
-    </w:p>
-    <w:p>
-      <w:pPr>
-        <w:spacing w:after="60" w:before="60"/>
-      </w:pPr>
-      <w:r>
-        <w:rPr>
-          <w:rFonts w:ascii="Arial" w:cs="Arial" w:eastAsia="Arial" w:hAnsi="Arial"/>
-          <w:b/>
-          <w:bCs/>
-          <w:sz w:val="20"/>
-          <w:szCs w:val="20"/>
-        </w:rPr>
-        <w:t xml:space="preserve">* Konsumenci (skutki przewlekłe układowe):</w:t>
-      </w:r>
-      <w:r>
-        <w:rPr>
-          <w:rFonts w:ascii="Arial" w:cs="Arial" w:eastAsia="Arial" w:hAnsi="Arial"/>
-          <w:sz w:val="20"/>
-          <w:szCs w:val="20"/>
-        </w:rPr>
-        <w:t xml:space="preserve"> 226 mg/kg mc/dzień</w:t>
-      </w:r>
-    </w:p>
-    <w:p>
-      <w:pPr>
-        <w:spacing w:after="60" w:before="60"/>
-      </w:pPr>
-      <w:r>
-        <w:rPr>
-          <w:rFonts w:ascii="Arial" w:cs="Arial" w:eastAsia="Arial" w:hAnsi="Arial"/>
-          <w:b/>
-          <w:bCs/>
-          <w:sz w:val="20"/>
-          <w:szCs w:val="20"/>
-        </w:rPr>
-        <w:t xml:space="preserve">* Pracownicy (skutki przewlekłe układowe):</w:t>
-      </w:r>
-      <w:r>
-        <w:rPr>
-          <w:rFonts w:ascii="Arial" w:cs="Arial" w:eastAsia="Arial" w:hAnsi="Arial"/>
-          <w:sz w:val="20"/>
-          <w:szCs w:val="20"/>
-        </w:rPr>
-        <w:t xml:space="preserve"> 384 mg/kg mc/dzień</w:t>
-      </w:r>
-    </w:p>
-    <w:p>
-      <w:pPr>
-        <w:spacing w:after="80"/>
-      </w:pPr>
-      <w:r>
-        <w:rPr>
-          <w:rFonts w:ascii="Arial" w:cs="Arial" w:eastAsia="Arial" w:hAnsi="Arial"/>
-          <w:sz w:val="20"/>
-          <w:szCs w:val="20"/>
-        </w:rPr>
-        <w:t xml:space="preserve">Przewidywane stężenia niepowodujące zmian w środowisku (PNEC):</w:t>
-      </w:r>
-    </w:p>
-    <w:p>
-      <w:pPr>
-        <w:spacing w:after="60" w:before="60"/>
-      </w:pPr>
-      <w:r>
-        <w:rPr>
-          <w:rFonts w:ascii="Arial" w:cs="Arial" w:eastAsia="Arial" w:hAnsi="Arial"/>
-          <w:b/>
-          <w:bCs/>
-          <w:sz w:val="20"/>
-          <w:szCs w:val="20"/>
-        </w:rPr>
-        <w:t xml:space="preserve">- woda słodka:</w:t>
-      </w:r>
-      <w:r>
-        <w:rPr>
-          <w:rFonts w:ascii="Arial" w:cs="Arial" w:eastAsia="Arial" w:hAnsi="Arial"/>
-          <w:sz w:val="20"/>
-          <w:szCs w:val="20"/>
-        </w:rPr>
-        <w:t xml:space="preserve"> 0,68 mg/l</w:t>
-      </w:r>
-    </w:p>
-    <w:p>
-      <w:pPr>
-        <w:spacing w:after="60" w:before="60"/>
-      </w:pPr>
-      <w:r>
-        <w:rPr>
-          <w:rFonts w:ascii="Arial" w:cs="Arial" w:eastAsia="Arial" w:hAnsi="Arial"/>
-          <w:b/>
-          <w:bCs/>
-          <w:sz w:val="20"/>
-          <w:szCs w:val="20"/>
-        </w:rPr>
-        <w:t xml:space="preserve">- woda morska:</w:t>
-      </w:r>
-      <w:r>
-        <w:rPr>
-          <w:rFonts w:ascii="Arial" w:cs="Arial" w:eastAsia="Arial" w:hAnsi="Arial"/>
-          <w:sz w:val="20"/>
-          <w:szCs w:val="20"/>
-        </w:rPr>
-        <w:t xml:space="preserve"> 0,68 mg/l</w:t>
-      </w:r>
-    </w:p>
-    <w:p>
-      <w:pPr>
-        <w:spacing w:after="60" w:before="60"/>
-      </w:pPr>
-      <w:r>
-        <w:rPr>
-          <w:rFonts w:ascii="Arial" w:cs="Arial" w:eastAsia="Arial" w:hAnsi="Arial"/>
-          <w:b/>
-          <w:bCs/>
-          <w:sz w:val="20"/>
-          <w:szCs w:val="20"/>
-        </w:rPr>
-        <w:t xml:space="preserve">- osady słodkowodne:</w:t>
-      </w:r>
-      <w:r>
-        <w:rPr>
-          <w:rFonts w:ascii="Arial" w:cs="Arial" w:eastAsia="Arial" w:hAnsi="Arial"/>
-          <w:sz w:val="20"/>
-          <w:szCs w:val="20"/>
-        </w:rPr>
-        <w:t xml:space="preserve"> 16,39 mg/kg/d</w:t>
-      </w:r>
-    </w:p>
-    <w:p>
-      <w:pPr>
-        <w:spacing w:after="60" w:before="60"/>
-      </w:pPr>
-      <w:r>
-        <w:rPr>
-          <w:rFonts w:ascii="Arial" w:cs="Arial" w:eastAsia="Arial" w:hAnsi="Arial"/>
-          <w:b/>
-          <w:bCs/>
-          <w:sz w:val="20"/>
-          <w:szCs w:val="20"/>
-        </w:rPr>
-        <w:t xml:space="preserve">- osady morskie:</w:t>
-      </w:r>
-      <w:r>
-        <w:rPr>
-          <w:rFonts w:ascii="Arial" w:cs="Arial" w:eastAsia="Arial" w:hAnsi="Arial"/>
-          <w:sz w:val="20"/>
-          <w:szCs w:val="20"/>
-        </w:rPr>
-        <w:t xml:space="preserve"> 16,39 mg/kg/d</w:t>
-      </w:r>
-    </w:p>
-    <w:p>
-      <w:pPr>
-        <w:spacing w:after="60" w:before="60"/>
-      </w:pPr>
-      <w:r>
-        <w:rPr>
-          <w:rFonts w:ascii="Arial" w:cs="Arial" w:eastAsia="Arial" w:hAnsi="Arial"/>
-          <w:b/>
-          <w:bCs/>
-          <w:sz w:val="20"/>
-          <w:szCs w:val="20"/>
-        </w:rPr>
-        <w:t xml:space="preserve">- woda (uwalnianie okresowe):</w:t>
-      </w:r>
-      <w:r>
-        <w:rPr>
-          <w:rFonts w:ascii="Arial" w:cs="Arial" w:eastAsia="Arial" w:hAnsi="Arial"/>
-          <w:sz w:val="20"/>
-          <w:szCs w:val="20"/>
-        </w:rPr>
-        <w:t xml:space="preserve"> 0,68 mg/l</w:t>
-      </w:r>
-    </w:p>
-    <w:p>
-      <w:pPr>
-        <w:spacing w:after="60" w:before="60"/>
-      </w:pPr>
-      <w:r>
-        <w:rPr>
-          <w:rFonts w:ascii="Arial" w:cs="Arial" w:eastAsia="Arial" w:hAnsi="Arial"/>
-          <w:b/>
-          <w:bCs/>
-          <w:sz w:val="20"/>
-          <w:szCs w:val="20"/>
-        </w:rPr>
-        <w:t xml:space="preserve">- mikroorganizmy w oczyszczalni ścieków (STP):</w:t>
-      </w:r>
-      <w:r>
-        <w:rPr>
-          <w:rFonts w:ascii="Arial" w:cs="Arial" w:eastAsia="Arial" w:hAnsi="Arial"/>
-          <w:sz w:val="20"/>
-          <w:szCs w:val="20"/>
-        </w:rPr>
-        <w:t xml:space="preserve"> 13,61 mg/l</w:t>
-      </w:r>
-    </w:p>
-    <w:p>
-      <w:pPr>
-        <w:spacing w:after="60" w:before="60"/>
-      </w:pPr>
-      <w:r>
-        <w:rPr>
-          <w:rFonts w:ascii="Arial" w:cs="Arial" w:eastAsia="Arial" w:hAnsi="Arial"/>
-          <w:b/>
-          <w:bCs/>
-          <w:sz w:val="20"/>
-          <w:szCs w:val="20"/>
-        </w:rPr>
-        <w:t xml:space="preserve">- łańcuch pokarmowy (zatrucie wtórne):</w:t>
-      </w:r>
-      <w:r>
-        <w:rPr>
-          <w:rFonts w:ascii="Arial" w:cs="Arial" w:eastAsia="Arial" w:hAnsi="Arial"/>
-          <w:sz w:val="20"/>
-          <w:szCs w:val="20"/>
-        </w:rPr>
-        <w:t xml:space="preserve"> 2,89 mg/kg soil dw</w:t>
+        <w:t xml:space="preserve"> 2,89 mg/kg suchej masy gleby</w:t>
       </w:r>
     </w:p>
     <w:p>
@@ -6959,7 +6684,7 @@
           <w:sz w:val="20"/>
           <w:szCs w:val="20"/>
         </w:rPr>
-        <w:t xml:space="preserve"> light niebieski Remark:Visual</w:t>
+        <w:t xml:space="preserve"> jasnoniebieski (ocena wizualna)</w:t>
       </w:r>
     </w:p>
     <w:p>
@@ -7051,7 +6776,7 @@
           <w:sz w:val="20"/>
           <w:szCs w:val="20"/>
         </w:rPr>
-        <w:t xml:space="preserve"> Easily ciecz łatwopalna and</w:t>
+        <w:t xml:space="preserve"> wysoce łatwopalna ciecz i pary</w:t>
       </w:r>
     </w:p>
     <w:p>
@@ -7189,7 +6914,7 @@
           <w:sz w:val="20"/>
           <w:szCs w:val="20"/>
         </w:rPr>
-        <w:t xml:space="preserve"> Brak danych</w:t>
+        <w:t xml:space="preserve"> brak danych</w:t>
       </w:r>
     </w:p>
     <w:p>
@@ -7235,7 +6960,7 @@
           <w:sz w:val="20"/>
           <w:szCs w:val="20"/>
         </w:rPr>
-        <w:t xml:space="preserve"> Nie dotyczy</w:t>
+        <w:t xml:space="preserve"> nie dotyczy</w:t>
       </w:r>
     </w:p>
     <w:p>
@@ -7281,7 +7006,7 @@
           <w:sz w:val="20"/>
           <w:szCs w:val="20"/>
         </w:rPr>
-        <w:t xml:space="preserve"> 5,9 kPa Method:INRS, 2011</w:t>
+        <w:t xml:space="preserve"> 5,9 kPa (metoda: INRS, 2011)</w:t>
       </w:r>
     </w:p>
     <w:p>
@@ -7304,7 +7029,7 @@
           <w:sz w:val="20"/>
           <w:szCs w:val="20"/>
         </w:rPr>
-        <w:t xml:space="preserve"> Brak danych</w:t>
+        <w:t xml:space="preserve"> brak danych</w:t>
       </w:r>
     </w:p>
     <w:p>
@@ -7350,7 +7075,7 @@
           <w:sz w:val="20"/>
           <w:szCs w:val="20"/>
         </w:rPr>
-        <w:t xml:space="preserve"> Nie dotyczy (produkt płynny)</w:t>
+        <w:t xml:space="preserve"> nie dotyczy (produkt płynny)</w:t>
       </w:r>
     </w:p>
     <w:p>
@@ -7472,6 +7197,32 @@
     </w:p>
     <w:p>
       <w:pPr>
+        <w:spacing w:after="80"/>
+      </w:pPr>
+      <w:r>
+        <w:rPr>
+          <w:rFonts w:ascii="Arial" w:cs="Arial" w:eastAsia="Arial" w:hAnsi="Arial"/>
+          <w:sz w:val="20"/>
+          <w:szCs w:val="20"/>
+        </w:rPr>
+        <w:t xml:space="preserve">W przypadku braku danych doświadczalnych dla samego produktu, zagrożenia dla zdrowia oceniono zgodnie z właściwościami substancji składowych, stosując kryteria określone w obowiązujących przepisach dotyczących klasyfikacji.</w:t>
+      </w:r>
+    </w:p>
+    <w:p>
+      <w:pPr>
+        <w:spacing w:after="80"/>
+      </w:pPr>
+      <w:r>
+        <w:rPr>
+          <w:rFonts w:ascii="Arial" w:cs="Arial" w:eastAsia="Arial" w:hAnsi="Arial"/>
+          <w:sz w:val="20"/>
+          <w:szCs w:val="20"/>
+        </w:rPr>
+        <w:t xml:space="preserve">W celu oceny skutków toksykologicznych narażenia na produkt należy uwzględnić stężenia poszczególnych niebezpiecznych substancji wymienionych w sekcji 3.</w:t>
+      </w:r>
+    </w:p>
+    <w:p>
+      <w:pPr>
         <w:spacing w:after="100" w:before="200"/>
       </w:pPr>
       <w:r>
@@ -7482,7 +7233,906 @@
           <w:sz w:val="20"/>
           <w:szCs w:val="20"/>
         </w:rPr>
-        <w:t xml:space="preserve">11.1. Toksyczność ostra: Metanol LD50 doustnie: 5628 mg/kg (szczur).</w:t>
+        <w:t xml:space="preserve">11.1. Informacje na temat klas zagrożenia zdefiniowanych w rozporządzeniu (WE) nr 1272/2008</w:t>
+      </w:r>
+    </w:p>
+    <w:p>
+      <w:pPr>
+        <w:spacing w:after="80"/>
+      </w:pPr>
+      <w:r>
+        <w:rPr>
+          <w:rFonts w:ascii="Arial" w:cs="Arial" w:eastAsia="Arial" w:hAnsi="Arial"/>
+          <w:sz w:val="20"/>
+          <w:szCs w:val="20"/>
+        </w:rPr>
+        <w:t xml:space="preserve">Metabolizm, toksykokinetyka, mechanizm działania i inne informacje:</w:t>
+      </w:r>
+    </w:p>
+    <w:p>
+      <w:pPr>
+        <w:spacing w:after="80"/>
+      </w:pPr>
+      <w:r>
+        <w:rPr>
+          <w:rFonts w:ascii="Arial" w:cs="Arial" w:eastAsia="Arial" w:hAnsi="Arial"/>
+          <w:sz w:val="20"/>
+          <w:szCs w:val="20"/>
+        </w:rPr>
+        <w:t xml:space="preserve">Brak dostępnych informacji.</w:t>
+      </w:r>
+    </w:p>
+    <w:p>
+      <w:pPr>
+        <w:spacing w:after="80"/>
+      </w:pPr>
+      <w:r>
+        <w:rPr>
+          <w:rFonts w:ascii="Arial" w:cs="Arial" w:eastAsia="Arial" w:hAnsi="Arial"/>
+          <w:sz w:val="20"/>
+          <w:szCs w:val="20"/>
+        </w:rPr>
+        <w:t xml:space="preserve">Informacje dotyczące prawdopodobnych dróg narażenia:</w:t>
+      </w:r>
+    </w:p>
+    <w:p>
+      <w:pPr>
+        <w:spacing w:after="80"/>
+      </w:pPr>
+      <w:r>
+        <w:rPr>
+          <w:rFonts w:ascii="Arial" w:cs="Arial" w:eastAsia="Arial" w:hAnsi="Arial"/>
+          <w:sz w:val="20"/>
+          <w:szCs w:val="20"/>
+        </w:rPr>
+        <w:t xml:space="preserve">Metanol:</w:t>
+      </w:r>
+    </w:p>
+    <w:p>
+      <w:pPr>
+        <w:spacing w:after="80"/>
+      </w:pPr>
+      <w:r>
+        <w:rPr>
+          <w:rFonts w:ascii="Arial" w:cs="Arial" w:eastAsia="Arial" w:hAnsi="Arial"/>
+          <w:sz w:val="20"/>
+          <w:szCs w:val="20"/>
+        </w:rPr>
+        <w:t xml:space="preserve">Pracownicy: drogi oddechowe (inhalacyjnie); kontakt ze skórą.</w:t>
+      </w:r>
+    </w:p>
+    <w:p>
+      <w:pPr>
+        <w:spacing w:after="80"/>
+      </w:pPr>
+      <w:r>
+        <w:rPr>
+          <w:rFonts w:ascii="Arial" w:cs="Arial" w:eastAsia="Arial" w:hAnsi="Arial"/>
+          <w:sz w:val="20"/>
+          <w:szCs w:val="20"/>
+        </w:rPr>
+        <w:t xml:space="preserve">Konsumenci ogółem: spożycie skażonej żywności lub wody; kontakt ze skórą poprzez produkty zawierające substancję.</w:t>
+      </w:r>
+    </w:p>
+    <w:p>
+      <w:pPr>
+        <w:spacing w:after="80"/>
+      </w:pPr>
+      <w:r>
+        <w:rPr>
+          <w:rFonts w:ascii="Arial" w:cs="Arial" w:eastAsia="Arial" w:hAnsi="Arial"/>
+          <w:sz w:val="20"/>
+          <w:szCs w:val="20"/>
+        </w:rPr>
+        <w:t xml:space="preserve">Toluen:</w:t>
+      </w:r>
+    </w:p>
+    <w:p>
+      <w:pPr>
+        <w:spacing w:after="80"/>
+      </w:pPr>
+      <w:r>
+        <w:rPr>
+          <w:rFonts w:ascii="Arial" w:cs="Arial" w:eastAsia="Arial" w:hAnsi="Arial"/>
+          <w:sz w:val="20"/>
+          <w:szCs w:val="20"/>
+        </w:rPr>
+        <w:t xml:space="preserve">Pracownicy: drogi oddechowe (inhalacyjnie); kontakt ze skórą.</w:t>
+      </w:r>
+    </w:p>
+    <w:p>
+      <w:pPr>
+        <w:spacing w:after="80"/>
+      </w:pPr>
+      <w:r>
+        <w:rPr>
+          <w:rFonts w:ascii="Arial" w:cs="Arial" w:eastAsia="Arial" w:hAnsi="Arial"/>
+          <w:sz w:val="20"/>
+          <w:szCs w:val="20"/>
+        </w:rPr>
+        <w:t xml:space="preserve">Konsumenci ogółem: spożycie skażonej żywności lub wody; wdychanie powietrza otoczenia; kontakt ze skórą poprzez produkty zawierające substancję.</w:t>
+      </w:r>
+    </w:p>
+    <w:p>
+      <w:pPr>
+        <w:spacing w:after="80"/>
+      </w:pPr>
+      <w:r>
+        <w:rPr>
+          <w:rFonts w:ascii="Arial" w:cs="Arial" w:eastAsia="Arial" w:hAnsi="Arial"/>
+          <w:sz w:val="20"/>
+          <w:szCs w:val="20"/>
+        </w:rPr>
+        <w:t xml:space="preserve">Opóźnione, bezpośrednie oraz przewlekłe skutki krótko- i długotrwałego narażenia:</w:t>
+      </w:r>
+    </w:p>
+    <w:p>
+      <w:pPr>
+        <w:spacing w:after="80"/>
+      </w:pPr>
+      <w:r>
+        <w:rPr>
+          <w:rFonts w:ascii="Arial" w:cs="Arial" w:eastAsia="Arial" w:hAnsi="Arial"/>
+          <w:sz w:val="20"/>
+          <w:szCs w:val="20"/>
+        </w:rPr>
+        <w:t xml:space="preserve">Metanol:</w:t>
+      </w:r>
+    </w:p>
+    <w:p>
+      <w:pPr>
+        <w:spacing w:after="80"/>
+      </w:pPr>
+      <w:r>
+        <w:rPr>
+          <w:rFonts w:ascii="Arial" w:cs="Arial" w:eastAsia="Arial" w:hAnsi="Arial"/>
+          <w:sz w:val="20"/>
+          <w:szCs w:val="20"/>
+        </w:rPr>
+        <w:t xml:space="preserve">Minimalna dawka śmiertelna dla człowieka drogą pokarmową szacowana jest w granicach od 300 do 1000 mg/kg mc. Spożycie 4–10 ml substancji może spowodować trwałą ślepotę u dorosłego człowieka (IPCS).</w:t>
+      </w:r>
+    </w:p>
+    <w:p>
+      <w:pPr>
+        <w:spacing w:after="80"/>
+      </w:pPr>
+      <w:r>
+        <w:rPr>
+          <w:rFonts w:ascii="Arial" w:cs="Arial" w:eastAsia="Arial" w:hAnsi="Arial"/>
+          <w:sz w:val="20"/>
+          <w:szCs w:val="20"/>
+        </w:rPr>
+        <w:t xml:space="preserve">Toluen:</w:t>
+      </w:r>
+    </w:p>
+    <w:p>
+      <w:pPr>
+        <w:spacing w:after="80"/>
+      </w:pPr>
+      <w:r>
+        <w:rPr>
+          <w:rFonts w:ascii="Arial" w:cs="Arial" w:eastAsia="Arial" w:hAnsi="Arial"/>
+          <w:sz w:val="20"/>
+          <w:szCs w:val="20"/>
+        </w:rPr>
+        <w:t xml:space="preserve">Działanie toksyczne na ośrodkowy i obwodowy układ nerwowy z encefalopatią i polineuropatią; działa drażniąco na skórę, spojówki, rogówkę i układ oddechowy.</w:t>
+      </w:r>
+    </w:p>
+    <w:p>
+      <w:pPr>
+        <w:spacing w:after="80"/>
+      </w:pPr>
+      <w:r>
+        <w:rPr>
+          <w:rFonts w:ascii="Arial" w:cs="Arial" w:eastAsia="Arial" w:hAnsi="Arial"/>
+          <w:sz w:val="20"/>
+          <w:szCs w:val="20"/>
+        </w:rPr>
+        <w:t xml:space="preserve">Skutki wzajemnego oddziaływania:</w:t>
+      </w:r>
+    </w:p>
+    <w:p>
+      <w:pPr>
+        <w:spacing w:after="80"/>
+      </w:pPr>
+      <w:r>
+        <w:rPr>
+          <w:rFonts w:ascii="Arial" w:cs="Arial" w:eastAsia="Arial" w:hAnsi="Arial"/>
+          <w:sz w:val="20"/>
+          <w:szCs w:val="20"/>
+        </w:rPr>
+        <w:t xml:space="preserve">Toluen:</w:t>
+      </w:r>
+    </w:p>
+    <w:p>
+      <w:pPr>
+        <w:spacing w:after="80"/>
+      </w:pPr>
+      <w:r>
+        <w:rPr>
+          <w:rFonts w:ascii="Arial" w:cs="Arial" w:eastAsia="Arial" w:hAnsi="Arial"/>
+          <w:sz w:val="20"/>
+          <w:szCs w:val="20"/>
+        </w:rPr>
+        <w:t xml:space="preserve">Niektóre leki i inne substancje chemiczne mogą wchodzić w interakcje z metabolizmem toluenu.</w:t>
+      </w:r>
+    </w:p>
+    <w:p>
+      <w:pPr>
+        <w:spacing w:after="80"/>
+      </w:pPr>
+      <w:r>
+        <w:rPr>
+          <w:rFonts w:ascii="Arial" w:cs="Arial" w:eastAsia="Arial" w:hAnsi="Arial"/>
+          <w:sz w:val="20"/>
+          <w:szCs w:val="20"/>
+        </w:rPr>
+        <w:t xml:space="preserve">Toksyczność ostra:</w:t>
+      </w:r>
+    </w:p>
+    <w:p>
+      <w:pPr>
+        <w:spacing w:after="80"/>
+      </w:pPr>
+      <w:r>
+        <w:rPr>
+          <w:rFonts w:ascii="Arial" w:cs="Arial" w:eastAsia="Arial" w:hAnsi="Arial"/>
+          <w:sz w:val="20"/>
+          <w:szCs w:val="20"/>
+        </w:rPr>
+        <w:t xml:space="preserve">ATE (drogi oddechowe, pary) dla mieszaniny: Nie sklasyfikowano (brak istotnych składników w stężeniach powodujących klasyfikację)</w:t>
+      </w:r>
+    </w:p>
+    <w:p>
+      <w:pPr>
+        <w:spacing w:after="80"/>
+      </w:pPr>
+      <w:r>
+        <w:rPr>
+          <w:rFonts w:ascii="Arial" w:cs="Arial" w:eastAsia="Arial" w:hAnsi="Arial"/>
+          <w:sz w:val="20"/>
+          <w:szCs w:val="20"/>
+        </w:rPr>
+        <w:t xml:space="preserve">ATE (droga pokarmowa) dla mieszaniny: Nie sklasyfikowano (brak istotnych składników w stężeniach powodujących klasyfikację)</w:t>
+      </w:r>
+    </w:p>
+    <w:p>
+      <w:pPr>
+        <w:spacing w:after="80"/>
+      </w:pPr>
+      <w:r>
+        <w:rPr>
+          <w:rFonts w:ascii="Arial" w:cs="Arial" w:eastAsia="Arial" w:hAnsi="Arial"/>
+          <w:sz w:val="20"/>
+          <w:szCs w:val="20"/>
+        </w:rPr>
+        <w:t xml:space="preserve">ATE (na skórę) dla mieszaniny: Nie sklasyfikowano (brak istotnych składników w stężeniach powodujących klasyfikację)</w:t>
+      </w:r>
+    </w:p>
+    <w:p>
+      <w:pPr>
+        <w:spacing w:after="80"/>
+      </w:pPr>
+      <w:r>
+        <w:rPr>
+          <w:rFonts w:ascii="Arial" w:cs="Arial" w:eastAsia="Arial" w:hAnsi="Arial"/>
+          <w:sz w:val="20"/>
+          <w:szCs w:val="20"/>
+        </w:rPr>
+        <w:t xml:space="preserve">Etanol:</w:t>
+      </w:r>
+    </w:p>
+    <w:p>
+      <w:pPr>
+        <w:spacing w:after="80"/>
+      </w:pPr>
+      <w:r>
+        <w:rPr>
+          <w:rFonts w:ascii="Arial" w:cs="Arial" w:eastAsia="Arial" w:hAnsi="Arial"/>
+          <w:sz w:val="20"/>
+          <w:szCs w:val="20"/>
+        </w:rPr>
+        <w:t xml:space="preserve">LD50 (droga pokarmowa, szczur): &gt; 5000 mg/kg mc</w:t>
+      </w:r>
+    </w:p>
+    <w:p>
+      <w:pPr>
+        <w:spacing w:after="80"/>
+      </w:pPr>
+      <w:r>
+        <w:rPr>
+          <w:rFonts w:ascii="Arial" w:cs="Arial" w:eastAsia="Arial" w:hAnsi="Arial"/>
+          <w:sz w:val="20"/>
+          <w:szCs w:val="20"/>
+        </w:rPr>
+        <w:t xml:space="preserve">LC50 (drogi oddechowe, pary, szczur): &gt; 50 mg/l/4h</w:t>
+      </w:r>
+    </w:p>
+    <w:p>
+      <w:pPr>
+        <w:spacing w:after="80"/>
+      </w:pPr>
+      <w:r>
+        <w:rPr>
+          <w:rFonts w:ascii="Arial" w:cs="Arial" w:eastAsia="Arial" w:hAnsi="Arial"/>
+          <w:sz w:val="20"/>
+          <w:szCs w:val="20"/>
+        </w:rPr>
+        <w:t xml:space="preserve">Salicylan benzylu:</w:t>
+      </w:r>
+    </w:p>
+    <w:p>
+      <w:pPr>
+        <w:spacing w:after="80"/>
+      </w:pPr>
+      <w:r>
+        <w:rPr>
+          <w:rFonts w:ascii="Arial" w:cs="Arial" w:eastAsia="Arial" w:hAnsi="Arial"/>
+          <w:sz w:val="20"/>
+          <w:szCs w:val="20"/>
+        </w:rPr>
+        <w:t xml:space="preserve">LD50 (na skórę, królik): &gt; 2000 mg/kg mc</w:t>
+      </w:r>
+    </w:p>
+    <w:p>
+      <w:pPr>
+        <w:spacing w:after="80"/>
+      </w:pPr>
+      <w:r>
+        <w:rPr>
+          <w:rFonts w:ascii="Arial" w:cs="Arial" w:eastAsia="Arial" w:hAnsi="Arial"/>
+          <w:sz w:val="20"/>
+          <w:szCs w:val="20"/>
+        </w:rPr>
+        <w:t xml:space="preserve">LD50 (droga pokarmowa, szczur): &gt; 2000 mg/kg mc</w:t>
+      </w:r>
+    </w:p>
+    <w:p>
+      <w:pPr>
+        <w:spacing w:after="80"/>
+      </w:pPr>
+      <w:r>
+        <w:rPr>
+          <w:rFonts w:ascii="Arial" w:cs="Arial" w:eastAsia="Arial" w:hAnsi="Arial"/>
+          <w:sz w:val="20"/>
+          <w:szCs w:val="20"/>
+        </w:rPr>
+        <w:t xml:space="preserve">Galaksolid:</w:t>
+      </w:r>
+    </w:p>
+    <w:p>
+      <w:pPr>
+        <w:spacing w:after="80"/>
+      </w:pPr>
+      <w:r>
+        <w:rPr>
+          <w:rFonts w:ascii="Arial" w:cs="Arial" w:eastAsia="Arial" w:hAnsi="Arial"/>
+          <w:sz w:val="20"/>
+          <w:szCs w:val="20"/>
+        </w:rPr>
+        <w:t xml:space="preserve">LD50 (na skórę, królik): &gt; 5000 mg/kg mc</w:t>
+      </w:r>
+    </w:p>
+    <w:p>
+      <w:pPr>
+        <w:spacing w:after="80"/>
+      </w:pPr>
+      <w:r>
+        <w:rPr>
+          <w:rFonts w:ascii="Arial" w:cs="Arial" w:eastAsia="Arial" w:hAnsi="Arial"/>
+          <w:sz w:val="20"/>
+          <w:szCs w:val="20"/>
+        </w:rPr>
+        <w:t xml:space="preserve">LD50 (droga pokarmowa, szczur): &gt; 4640 mg/kg mc</w:t>
+      </w:r>
+    </w:p>
+    <w:p>
+      <w:pPr>
+        <w:spacing w:after="80"/>
+      </w:pPr>
+      <w:r>
+        <w:rPr>
+          <w:rFonts w:ascii="Arial" w:cs="Arial" w:eastAsia="Arial" w:hAnsi="Arial"/>
+          <w:sz w:val="20"/>
+          <w:szCs w:val="20"/>
+        </w:rPr>
+        <w:t xml:space="preserve">Kumaryna:</w:t>
+      </w:r>
+    </w:p>
+    <w:p>
+      <w:pPr>
+        <w:spacing w:after="80"/>
+      </w:pPr>
+      <w:r>
+        <w:rPr>
+          <w:rFonts w:ascii="Arial" w:cs="Arial" w:eastAsia="Arial" w:hAnsi="Arial"/>
+          <w:sz w:val="20"/>
+          <w:szCs w:val="20"/>
+        </w:rPr>
+        <w:t xml:space="preserve">LD50 (na skórę, szczur): 293 mg/kg mc</w:t>
+      </w:r>
+    </w:p>
+    <w:p>
+      <w:pPr>
+        <w:spacing w:after="80"/>
+      </w:pPr>
+      <w:r>
+        <w:rPr>
+          <w:rFonts w:ascii="Arial" w:cs="Arial" w:eastAsia="Arial" w:hAnsi="Arial"/>
+          <w:sz w:val="20"/>
+          <w:szCs w:val="20"/>
+        </w:rPr>
+        <w:t xml:space="preserve">LD50 (droga pokarmowa, szczur): 290 mg/kg mc</w:t>
+      </w:r>
+    </w:p>
+    <w:p>
+      <w:pPr>
+        <w:spacing w:after="80"/>
+      </w:pPr>
+      <w:r>
+        <w:rPr>
+          <w:rFonts w:ascii="Arial" w:cs="Arial" w:eastAsia="Arial" w:hAnsi="Arial"/>
+          <w:sz w:val="20"/>
+          <w:szCs w:val="20"/>
+        </w:rPr>
+        <w:t xml:space="preserve">LC50 (drogi oddechowe, pyły/mgły, szczur): 293 mg/m³</w:t>
+      </w:r>
+    </w:p>
+    <w:p>
+      <w:pPr>
+        <w:spacing w:after="80"/>
+      </w:pPr>
+      <w:r>
+        <w:rPr>
+          <w:rFonts w:ascii="Arial" w:cs="Arial" w:eastAsia="Arial" w:hAnsi="Arial"/>
+          <w:sz w:val="20"/>
+          <w:szCs w:val="20"/>
+        </w:rPr>
+        <w:t xml:space="preserve">2,6-di-tert-butylo-4-metylofenol (BHT):</w:t>
+      </w:r>
+    </w:p>
+    <w:p>
+      <w:pPr>
+        <w:spacing w:after="80"/>
+      </w:pPr>
+      <w:r>
+        <w:rPr>
+          <w:rFonts w:ascii="Arial" w:cs="Arial" w:eastAsia="Arial" w:hAnsi="Arial"/>
+          <w:sz w:val="20"/>
+          <w:szCs w:val="20"/>
+        </w:rPr>
+        <w:t xml:space="preserve">LD50 (na skórę, szczur): &gt; 2000 mg/kg mc</w:t>
+      </w:r>
+    </w:p>
+    <w:p>
+      <w:pPr>
+        <w:spacing w:after="80"/>
+      </w:pPr>
+      <w:r>
+        <w:rPr>
+          <w:rFonts w:ascii="Arial" w:cs="Arial" w:eastAsia="Arial" w:hAnsi="Arial"/>
+          <w:sz w:val="20"/>
+          <w:szCs w:val="20"/>
+        </w:rPr>
+        <w:t xml:space="preserve">LD50 (droga pokarmowa, szczur): 2930 mg/kg mc</w:t>
+      </w:r>
+    </w:p>
+    <w:p>
+      <w:pPr>
+        <w:spacing w:after="80"/>
+      </w:pPr>
+      <w:r>
+        <w:rPr>
+          <w:rFonts w:ascii="Arial" w:cs="Arial" w:eastAsia="Arial" w:hAnsi="Arial"/>
+          <w:sz w:val="20"/>
+          <w:szCs w:val="20"/>
+        </w:rPr>
+        <w:t xml:space="preserve">Hydroksycytronellal:</w:t>
+      </w:r>
+    </w:p>
+    <w:p>
+      <w:pPr>
+        <w:spacing w:after="80"/>
+      </w:pPr>
+      <w:r>
+        <w:rPr>
+          <w:rFonts w:ascii="Arial" w:cs="Arial" w:eastAsia="Arial" w:hAnsi="Arial"/>
+          <w:sz w:val="20"/>
+          <w:szCs w:val="20"/>
+        </w:rPr>
+        <w:t xml:space="preserve">LD50 (na skórę, królik): &gt; 2000 mg/kg mc</w:t>
+      </w:r>
+    </w:p>
+    <w:p>
+      <w:pPr>
+        <w:spacing w:after="80"/>
+      </w:pPr>
+      <w:r>
+        <w:rPr>
+          <w:rFonts w:ascii="Arial" w:cs="Arial" w:eastAsia="Arial" w:hAnsi="Arial"/>
+          <w:sz w:val="20"/>
+          <w:szCs w:val="20"/>
+        </w:rPr>
+        <w:t xml:space="preserve">LD50 (droga pokarmowa, szczur): &gt; 5000 mg/kg mc</w:t>
+      </w:r>
+    </w:p>
+    <w:p>
+      <w:pPr>
+        <w:spacing w:after="80"/>
+      </w:pPr>
+      <w:r>
+        <w:rPr>
+          <w:rFonts w:ascii="Arial" w:cs="Arial" w:eastAsia="Arial" w:hAnsi="Arial"/>
+          <w:sz w:val="20"/>
+          <w:szCs w:val="20"/>
+        </w:rPr>
+        <w:t xml:space="preserve">Metanol:</w:t>
+      </w:r>
+    </w:p>
+    <w:p>
+      <w:pPr>
+        <w:spacing w:after="80"/>
+      </w:pPr>
+      <w:r>
+        <w:rPr>
+          <w:rFonts w:ascii="Arial" w:cs="Arial" w:eastAsia="Arial" w:hAnsi="Arial"/>
+          <w:sz w:val="20"/>
+          <w:szCs w:val="20"/>
+        </w:rPr>
+        <w:t xml:space="preserve">LD50 (droga pokarmowa, szczur): &gt; 1187 mg/kg mc</w:t>
+      </w:r>
+    </w:p>
+    <w:p>
+      <w:pPr>
+        <w:spacing w:after="80"/>
+      </w:pPr>
+      <w:r>
+        <w:rPr>
+          <w:rFonts w:ascii="Arial" w:cs="Arial" w:eastAsia="Arial" w:hAnsi="Arial"/>
+          <w:sz w:val="20"/>
+          <w:szCs w:val="20"/>
+        </w:rPr>
+        <w:t xml:space="preserve">LC50 (drogi oddechowe, pary, szczur): 43,68 mg/l/6h</w:t>
+      </w:r>
+    </w:p>
+    <w:p>
+      <w:pPr>
+        <w:spacing w:after="80"/>
+      </w:pPr>
+      <w:r>
+        <w:rPr>
+          <w:rFonts w:ascii="Arial" w:cs="Arial" w:eastAsia="Arial" w:hAnsi="Arial"/>
+          <w:sz w:val="20"/>
+          <w:szCs w:val="20"/>
+        </w:rPr>
+        <w:t xml:space="preserve">Toluen:</w:t>
+      </w:r>
+    </w:p>
+    <w:p>
+      <w:pPr>
+        <w:spacing w:after="80"/>
+      </w:pPr>
+      <w:r>
+        <w:rPr>
+          <w:rFonts w:ascii="Arial" w:cs="Arial" w:eastAsia="Arial" w:hAnsi="Arial"/>
+          <w:sz w:val="20"/>
+          <w:szCs w:val="20"/>
+        </w:rPr>
+        <w:t xml:space="preserve">LD50 (na skórę, królik): &gt; 5000 mg/kg mc</w:t>
+      </w:r>
+    </w:p>
+    <w:p>
+      <w:pPr>
+        <w:spacing w:after="80"/>
+      </w:pPr>
+      <w:r>
+        <w:rPr>
+          <w:rFonts w:ascii="Arial" w:cs="Arial" w:eastAsia="Arial" w:hAnsi="Arial"/>
+          <w:sz w:val="20"/>
+          <w:szCs w:val="20"/>
+        </w:rPr>
+        <w:t xml:space="preserve">LD50 (droga pokarmowa, szczur): &gt; 5000 mg/kg mc</w:t>
+      </w:r>
+    </w:p>
+    <w:p>
+      <w:pPr>
+        <w:spacing w:after="80"/>
+      </w:pPr>
+      <w:r>
+        <w:rPr>
+          <w:rFonts w:ascii="Arial" w:cs="Arial" w:eastAsia="Arial" w:hAnsi="Arial"/>
+          <w:sz w:val="20"/>
+          <w:szCs w:val="20"/>
+        </w:rPr>
+        <w:t xml:space="preserve">LC50 (drogi oddechowe, pary, człowiek): 100 ppm</w:t>
+      </w:r>
+    </w:p>
+    <w:p>
+      <w:pPr>
+        <w:spacing w:after="80"/>
+      </w:pPr>
+      <w:r>
+        <w:rPr>
+          <w:rFonts w:ascii="Arial" w:cs="Arial" w:eastAsia="Arial" w:hAnsi="Arial"/>
+          <w:sz w:val="20"/>
+          <w:szCs w:val="20"/>
+        </w:rPr>
+        <w:t xml:space="preserve">Działanie żrące/drażniące na skórę:</w:t>
+      </w:r>
+    </w:p>
+    <w:p>
+      <w:pPr>
+        <w:spacing w:after="80"/>
+      </w:pPr>
+      <w:r>
+        <w:rPr>
+          <w:rFonts w:ascii="Arial" w:cs="Arial" w:eastAsia="Arial" w:hAnsi="Arial"/>
+          <w:sz w:val="20"/>
+          <w:szCs w:val="20"/>
+        </w:rPr>
+        <w:t xml:space="preserve">W oparciu o dostępne dane nie spełnia kryteriów klasyfikacji.</w:t>
+      </w:r>
+    </w:p>
+    <w:p>
+      <w:pPr>
+        <w:spacing w:after="80"/>
+      </w:pPr>
+      <w:r>
+        <w:rPr>
+          <w:rFonts w:ascii="Arial" w:cs="Arial" w:eastAsia="Arial" w:hAnsi="Arial"/>
+          <w:sz w:val="20"/>
+          <w:szCs w:val="20"/>
+        </w:rPr>
+        <w:t xml:space="preserve">Poważne uszkodzenie oczu/działanie drażniące na oczy:</w:t>
+      </w:r>
+    </w:p>
+    <w:p>
+      <w:pPr>
+        <w:spacing w:after="80"/>
+      </w:pPr>
+      <w:r>
+        <w:rPr>
+          <w:rFonts w:ascii="Arial" w:cs="Arial" w:eastAsia="Arial" w:hAnsi="Arial"/>
+          <w:sz w:val="20"/>
+          <w:szCs w:val="20"/>
+        </w:rPr>
+        <w:t xml:space="preserve">Działa drażniąco na oczy (klasyfikacja Eye Irrit. 2).</w:t>
+      </w:r>
+    </w:p>
+    <w:p>
+      <w:pPr>
+        <w:spacing w:after="80"/>
+      </w:pPr>
+      <w:r>
+        <w:rPr>
+          <w:rFonts w:ascii="Arial" w:cs="Arial" w:eastAsia="Arial" w:hAnsi="Arial"/>
+          <w:sz w:val="20"/>
+          <w:szCs w:val="20"/>
+        </w:rPr>
+        <w:t xml:space="preserve">Działanie uczulające na drogi oddechowe lub skórę:</w:t>
+      </w:r>
+    </w:p>
+    <w:p>
+      <w:pPr>
+        <w:spacing w:after="80"/>
+      </w:pPr>
+      <w:r>
+        <w:rPr>
+          <w:rFonts w:ascii="Arial" w:cs="Arial" w:eastAsia="Arial" w:hAnsi="Arial"/>
+          <w:sz w:val="20"/>
+          <w:szCs w:val="20"/>
+        </w:rPr>
+        <w:t xml:space="preserve">Może wywoływać reakcję alergiczną skóry (EUH208).</w:t>
+      </w:r>
+    </w:p>
+    <w:p>
+      <w:pPr>
+        <w:spacing w:after="80"/>
+      </w:pPr>
+      <w:r>
+        <w:rPr>
+          <w:rFonts w:ascii="Arial" w:cs="Arial" w:eastAsia="Arial" w:hAnsi="Arial"/>
+          <w:sz w:val="20"/>
+          <w:szCs w:val="20"/>
+        </w:rPr>
+        <w:t xml:space="preserve">Zawiera: hydroksycytronellal, kumarynę (2H-chromen-2-on), salicylan benzylu.</w:t>
+      </w:r>
+    </w:p>
+    <w:p>
+      <w:pPr>
+        <w:spacing w:after="80"/>
+      </w:pPr>
+      <w:r>
+        <w:rPr>
+          <w:rFonts w:ascii="Arial" w:cs="Arial" w:eastAsia="Arial" w:hAnsi="Arial"/>
+          <w:sz w:val="20"/>
+          <w:szCs w:val="20"/>
+        </w:rPr>
+        <w:t xml:space="preserve">Działanie mutagenne na komórki rozrodcze:</w:t>
+      </w:r>
+    </w:p>
+    <w:p>
+      <w:pPr>
+        <w:spacing w:after="80"/>
+      </w:pPr>
+      <w:r>
+        <w:rPr>
+          <w:rFonts w:ascii="Arial" w:cs="Arial" w:eastAsia="Arial" w:hAnsi="Arial"/>
+          <w:sz w:val="20"/>
+          <w:szCs w:val="20"/>
+        </w:rPr>
+        <w:t xml:space="preserve">W oparciu o dostępne dane nie spełnia kryteriów klasyfikacji.</w:t>
+      </w:r>
+    </w:p>
+    <w:p>
+      <w:pPr>
+        <w:spacing w:after="80"/>
+      </w:pPr>
+      <w:r>
+        <w:rPr>
+          <w:rFonts w:ascii="Arial" w:cs="Arial" w:eastAsia="Arial" w:hAnsi="Arial"/>
+          <w:sz w:val="20"/>
+          <w:szCs w:val="20"/>
+        </w:rPr>
+        <w:t xml:space="preserve">Rakotwórczość:</w:t>
+      </w:r>
+    </w:p>
+    <w:p>
+      <w:pPr>
+        <w:spacing w:after="80"/>
+      </w:pPr>
+      <w:r>
+        <w:rPr>
+          <w:rFonts w:ascii="Arial" w:cs="Arial" w:eastAsia="Arial" w:hAnsi="Arial"/>
+          <w:sz w:val="20"/>
+          <w:szCs w:val="20"/>
+        </w:rPr>
+        <w:t xml:space="preserve">W oparciu o dostępne dane nie spełnia kryteriów klasyfikacji.</w:t>
+      </w:r>
+    </w:p>
+    <w:p>
+      <w:pPr>
+        <w:spacing w:after="80"/>
+      </w:pPr>
+      <w:r>
+        <w:rPr>
+          <w:rFonts w:ascii="Arial" w:cs="Arial" w:eastAsia="Arial" w:hAnsi="Arial"/>
+          <w:sz w:val="20"/>
+          <w:szCs w:val="20"/>
+        </w:rPr>
+        <w:t xml:space="preserve">Toluen został zaklasyfikowany do Grupy 3 (substancja niemożliwa do zaklasyfikowania jako rakotwórcza dla ludzi) przez Międzynarodową Agencję Badań nad Rakiem (IARC, 1999).</w:t>
+      </w:r>
+    </w:p>
+    <w:p>
+      <w:pPr>
+        <w:spacing w:after="80"/>
+      </w:pPr>
+      <w:r>
+        <w:rPr>
+          <w:rFonts w:ascii="Arial" w:cs="Arial" w:eastAsia="Arial" w:hAnsi="Arial"/>
+          <w:sz w:val="20"/>
+          <w:szCs w:val="20"/>
+        </w:rPr>
+        <w:t xml:space="preserve">Szkodliwe działanie na rozrodczość:</w:t>
+      </w:r>
+    </w:p>
+    <w:p>
+      <w:pPr>
+        <w:spacing w:after="80"/>
+      </w:pPr>
+      <w:r>
+        <w:rPr>
+          <w:rFonts w:ascii="Arial" w:cs="Arial" w:eastAsia="Arial" w:hAnsi="Arial"/>
+          <w:sz w:val="20"/>
+          <w:szCs w:val="20"/>
+        </w:rPr>
+        <w:t xml:space="preserve">W oparciu o dostępne dane nie spełnia kryteriów klasyfikacji mieszaniny.</w:t>
+      </w:r>
+    </w:p>
+    <w:p>
+      <w:pPr>
+        <w:spacing w:after="80"/>
+      </w:pPr>
+      <w:r>
+        <w:rPr>
+          <w:rFonts w:ascii="Arial" w:cs="Arial" w:eastAsia="Arial" w:hAnsi="Arial"/>
+          <w:sz w:val="20"/>
+          <w:szCs w:val="20"/>
+        </w:rPr>
+        <w:t xml:space="preserve">Działanie toksyczne na narządy docelowe – narażenie jednorazowe:</w:t>
+      </w:r>
+    </w:p>
+    <w:p>
+      <w:pPr>
+        <w:spacing w:after="80"/>
+      </w:pPr>
+      <w:r>
+        <w:rPr>
+          <w:rFonts w:ascii="Arial" w:cs="Arial" w:eastAsia="Arial" w:hAnsi="Arial"/>
+          <w:sz w:val="20"/>
+          <w:szCs w:val="20"/>
+        </w:rPr>
+        <w:t xml:space="preserve">W oparciu o dostępne dane nie spełnia kryteriów klasyfikacji.</w:t>
+      </w:r>
+    </w:p>
+    <w:p>
+      <w:pPr>
+        <w:spacing w:after="80"/>
+      </w:pPr>
+      <w:r>
+        <w:rPr>
+          <w:rFonts w:ascii="Arial" w:cs="Arial" w:eastAsia="Arial" w:hAnsi="Arial"/>
+          <w:sz w:val="20"/>
+          <w:szCs w:val="20"/>
+        </w:rPr>
+        <w:t xml:space="preserve">Działanie toksyczne na narządy docelowe – narażenie powtarzane:</w:t>
+      </w:r>
+    </w:p>
+    <w:p>
+      <w:pPr>
+        <w:spacing w:after="80"/>
+      </w:pPr>
+      <w:r>
+        <w:rPr>
+          <w:rFonts w:ascii="Arial" w:cs="Arial" w:eastAsia="Arial" w:hAnsi="Arial"/>
+          <w:sz w:val="20"/>
+          <w:szCs w:val="20"/>
+        </w:rPr>
+        <w:t xml:space="preserve">W oparciu o dostępne dane nie spełnia kryteriów klasyfikacji.</w:t>
+      </w:r>
+    </w:p>
+    <w:p>
+      <w:pPr>
+        <w:spacing w:after="80"/>
+      </w:pPr>
+      <w:r>
+        <w:rPr>
+          <w:rFonts w:ascii="Arial" w:cs="Arial" w:eastAsia="Arial" w:hAnsi="Arial"/>
+          <w:sz w:val="20"/>
+          <w:szCs w:val="20"/>
+        </w:rPr>
+        <w:t xml:space="preserve">Zagrożenie spowodowane aspiracją:</w:t>
+      </w:r>
+    </w:p>
+    <w:p>
+      <w:pPr>
+        <w:spacing w:after="80"/>
+      </w:pPr>
+      <w:r>
+        <w:rPr>
+          <w:rFonts w:ascii="Arial" w:cs="Arial" w:eastAsia="Arial" w:hAnsi="Arial"/>
+          <w:sz w:val="20"/>
+          <w:szCs w:val="20"/>
+        </w:rPr>
+        <w:t xml:space="preserve">W oparciu o dostępne dane nie spełnia kryteriów klasyfikacji.</w:t>
+      </w:r>
+    </w:p>
+    <w:p>
+      <w:pPr>
+        <w:spacing w:after="100" w:before="200"/>
+      </w:pPr>
+      <w:r>
+        <w:rPr>
+          <w:rFonts w:ascii="Arial" w:cs="Arial" w:eastAsia="Arial" w:hAnsi="Arial"/>
+          <w:b/>
+          <w:bCs/>
+          <w:sz w:val="20"/>
+          <w:szCs w:val="20"/>
+        </w:rPr>
+        <w:t xml:space="preserve">11.2. Informacje o innych zagrożeniach</w:t>
+      </w:r>
+    </w:p>
+    <w:p>
+      <w:pPr>
+        <w:spacing w:after="80"/>
+      </w:pPr>
+      <w:r>
+        <w:rPr>
+          <w:rFonts w:ascii="Arial" w:cs="Arial" w:eastAsia="Arial" w:hAnsi="Arial"/>
+          <w:sz w:val="20"/>
+          <w:szCs w:val="20"/>
+        </w:rPr>
+        <w:t xml:space="preserve">Właściwości zaburzające funkcjonowanie układu hormonalnego: W oparciu o dostępne dane produkt nie zawiera substancji wymienionych w wykazach UE jako substancje zaburzające funkcjonowanie układu hormonalnego w odniesieniu do zdrowia ludzkiego w stężeniu ≥ 0,1% wag.</w:t>
       </w:r>
     </w:p>
     <w:p>
@@ -7555,20 +8205,20 @@
           <w:sz w:val="20"/>
           <w:szCs w:val="20"/>
         </w:rPr>
-        <w:t xml:space="preserve">Mieszanina nie została zaklasyfikowana jako stwarzająca zagrożenie dla środowiska.</w:t>
-      </w:r>
-    </w:p>
-    <w:p>
-      <w:pPr>
-        <w:spacing w:after="80"/>
-      </w:pPr>
-      <w:r>
-        <w:rPr>
-          <w:rFonts w:ascii="Arial" w:cs="Arial" w:eastAsia="Arial" w:hAnsi="Arial"/>
-          <w:sz w:val="20"/>
-          <w:szCs w:val="20"/>
-        </w:rPr>
-        <w:t xml:space="preserve">Brak danych doświadczalnych dla mieszaniny.</w:t>
+        <w:t xml:space="preserve">Mieszanina została zaklasyfikowana jako stwarzająca zagrożenie dla środowiska wodnego – kategoria przewlekła 3 (Aquatic Chronic 3, H412: Działa szkodliwie na organizmy wodne, powodując długotrwałe skutki).</w:t>
+      </w:r>
+    </w:p>
+    <w:p>
+      <w:pPr>
+        <w:spacing w:after="80"/>
+      </w:pPr>
+      <w:r>
+        <w:rPr>
+          <w:rFonts w:ascii="Arial" w:cs="Arial" w:eastAsia="Arial" w:hAnsi="Arial"/>
+          <w:sz w:val="20"/>
+          <w:szCs w:val="20"/>
+        </w:rPr>
+        <w:t xml:space="preserve">Brak danych doświadczalnych z badań ekotoksykologicznych dla samego produktu; klasyfikacji dokonano metodą obliczeniową na podstawie zawartości składników.</w:t>
       </w:r>
     </w:p>
     <w:p>
@@ -7598,6 +8248,610 @@
           <w:sz w:val="20"/>
           <w:szCs w:val="20"/>
         </w:rPr>
+        <w:t xml:space="preserve">hydroksycytronellal (CAS: 107-75-5):</w:t>
+      </w:r>
+    </w:p>
+    <w:p>
+      <w:pPr>
+        <w:spacing w:after="60" w:before="60"/>
+      </w:pPr>
+      <w:r>
+        <w:rPr>
+          <w:rFonts w:ascii="Arial" w:cs="Arial" w:eastAsia="Arial" w:hAnsi="Arial"/>
+          <w:b/>
+          <w:bCs/>
+          <w:sz w:val="20"/>
+          <w:szCs w:val="20"/>
+        </w:rPr>
+        <w:t xml:space="preserve">- LC50 (ryby):</w:t>
+      </w:r>
+      <w:r>
+        <w:rPr>
+          <w:rFonts w:ascii="Arial" w:cs="Arial" w:eastAsia="Arial" w:hAnsi="Arial"/>
+          <w:sz w:val="20"/>
+          <w:szCs w:val="20"/>
+        </w:rPr>
+        <w:t xml:space="preserve"> 31,6 mg/l/(96 h)</w:t>
+      </w:r>
+    </w:p>
+    <w:p>
+      <w:pPr>
+        <w:spacing w:after="60" w:before="60"/>
+      </w:pPr>
+      <w:r>
+        <w:rPr>
+          <w:rFonts w:ascii="Arial" w:cs="Arial" w:eastAsia="Arial" w:hAnsi="Arial"/>
+          <w:b/>
+          <w:bCs/>
+          <w:sz w:val="20"/>
+          <w:szCs w:val="20"/>
+        </w:rPr>
+        <w:t xml:space="preserve">- EC50 (skorupiaki):</w:t>
+      </w:r>
+      <w:r>
+        <w:rPr>
+          <w:rFonts w:ascii="Arial" w:cs="Arial" w:eastAsia="Arial" w:hAnsi="Arial"/>
+          <w:sz w:val="20"/>
+          <w:szCs w:val="20"/>
+        </w:rPr>
+        <w:t xml:space="preserve"> 410 mg/l/(48 h)</w:t>
+      </w:r>
+    </w:p>
+    <w:p>
+      <w:pPr>
+        <w:spacing w:after="60" w:before="60"/>
+      </w:pPr>
+      <w:r>
+        <w:rPr>
+          <w:rFonts w:ascii="Arial" w:cs="Arial" w:eastAsia="Arial" w:hAnsi="Arial"/>
+          <w:b/>
+          <w:bCs/>
+          <w:sz w:val="20"/>
+          <w:szCs w:val="20"/>
+        </w:rPr>
+        <w:t xml:space="preserve">- EC50 (glony / rośliny wodne):</w:t>
+      </w:r>
+      <w:r>
+        <w:rPr>
+          <w:rFonts w:ascii="Arial" w:cs="Arial" w:eastAsia="Arial" w:hAnsi="Arial"/>
+          <w:sz w:val="20"/>
+          <w:szCs w:val="20"/>
+        </w:rPr>
+        <w:t xml:space="preserve"> 123,32 mg/l/(72 h)</w:t>
+      </w:r>
+    </w:p>
+    <w:p>
+      <w:pPr>
+        <w:spacing w:after="80" w:before="150"/>
+      </w:pPr>
+      <w:r>
+        <w:rPr>
+          <w:rFonts w:ascii="Arial" w:cs="Arial" w:eastAsia="Arial" w:hAnsi="Arial"/>
+          <w:b/>
+          <w:bCs/>
+          <w:sz w:val="20"/>
+          <w:szCs w:val="20"/>
+        </w:rPr>
+        <w:t xml:space="preserve">toluen (CAS: 108-88-3):</w:t>
+      </w:r>
+    </w:p>
+    <w:p>
+      <w:pPr>
+        <w:spacing w:after="60" w:before="60"/>
+      </w:pPr>
+      <w:r>
+        <w:rPr>
+          <w:rFonts w:ascii="Arial" w:cs="Arial" w:eastAsia="Arial" w:hAnsi="Arial"/>
+          <w:b/>
+          <w:bCs/>
+          <w:sz w:val="20"/>
+          <w:szCs w:val="20"/>
+        </w:rPr>
+        <w:t xml:space="preserve">- LC50 (ryby):</w:t>
+      </w:r>
+      <w:r>
+        <w:rPr>
+          <w:rFonts w:ascii="Arial" w:cs="Arial" w:eastAsia="Arial" w:hAnsi="Arial"/>
+          <w:sz w:val="20"/>
+          <w:szCs w:val="20"/>
+        </w:rPr>
+        <w:t xml:space="preserve"> 5,5 mg/l/(96 h) Oncorhynchus kisutch</w:t>
+      </w:r>
+    </w:p>
+    <w:p>
+      <w:pPr>
+        <w:spacing w:after="60" w:before="60"/>
+      </w:pPr>
+      <w:r>
+        <w:rPr>
+          <w:rFonts w:ascii="Arial" w:cs="Arial" w:eastAsia="Arial" w:hAnsi="Arial"/>
+          <w:b/>
+          <w:bCs/>
+          <w:sz w:val="20"/>
+          <w:szCs w:val="20"/>
+        </w:rPr>
+        <w:t xml:space="preserve">- EC50 (skorupiaki):</w:t>
+      </w:r>
+      <w:r>
+        <w:rPr>
+          <w:rFonts w:ascii="Arial" w:cs="Arial" w:eastAsia="Arial" w:hAnsi="Arial"/>
+          <w:sz w:val="20"/>
+          <w:szCs w:val="20"/>
+        </w:rPr>
+        <w:t xml:space="preserve"> 3,78 mg/l</w:t>
+      </w:r>
+    </w:p>
+    <w:p>
+      <w:pPr>
+        <w:spacing w:after="60" w:before="60"/>
+      </w:pPr>
+      <w:r>
+        <w:rPr>
+          <w:rFonts w:ascii="Arial" w:cs="Arial" w:eastAsia="Arial" w:hAnsi="Arial"/>
+          <w:b/>
+          <w:bCs/>
+          <w:sz w:val="20"/>
+          <w:szCs w:val="20"/>
+        </w:rPr>
+        <w:t xml:space="preserve">- EC50 (glony / rośliny wodne):</w:t>
+      </w:r>
+      <w:r>
+        <w:rPr>
+          <w:rFonts w:ascii="Arial" w:cs="Arial" w:eastAsia="Arial" w:hAnsi="Arial"/>
+          <w:sz w:val="20"/>
+          <w:szCs w:val="20"/>
+        </w:rPr>
+        <w:t xml:space="preserve"> 134 mg/l/(3 h) Chlorella vulgaris i Chlamydomonas angulosa</w:t>
+      </w:r>
+    </w:p>
+    <w:p>
+      <w:pPr>
+        <w:spacing w:after="60" w:before="60"/>
+      </w:pPr>
+      <w:r>
+        <w:rPr>
+          <w:rFonts w:ascii="Arial" w:cs="Arial" w:eastAsia="Arial" w:hAnsi="Arial"/>
+          <w:b/>
+          <w:bCs/>
+          <w:sz w:val="20"/>
+          <w:szCs w:val="20"/>
+        </w:rPr>
+        <w:t xml:space="preserve">- NOEC (przewlekła, glony):</w:t>
+      </w:r>
+      <w:r>
+        <w:rPr>
+          <w:rFonts w:ascii="Arial" w:cs="Arial" w:eastAsia="Arial" w:hAnsi="Arial"/>
+          <w:sz w:val="20"/>
+          <w:szCs w:val="20"/>
+        </w:rPr>
+        <w:t xml:space="preserve"> 10 mg/l/(72 h) Skeletonema costatum</w:t>
+      </w:r>
+    </w:p>
+    <w:p>
+      <w:pPr>
+        <w:spacing w:after="80" w:before="150"/>
+      </w:pPr>
+      <w:r>
+        <w:rPr>
+          <w:rFonts w:ascii="Arial" w:cs="Arial" w:eastAsia="Arial" w:hAnsi="Arial"/>
+          <w:b/>
+          <w:bCs/>
+          <w:sz w:val="20"/>
+          <w:szCs w:val="20"/>
+        </w:rPr>
+        <w:t xml:space="preserve">salicylan benzylu (CAS: 118-58-1):</w:t>
+      </w:r>
+    </w:p>
+    <w:p>
+      <w:pPr>
+        <w:spacing w:after="60" w:before="60"/>
+      </w:pPr>
+      <w:r>
+        <w:rPr>
+          <w:rFonts w:ascii="Arial" w:cs="Arial" w:eastAsia="Arial" w:hAnsi="Arial"/>
+          <w:b/>
+          <w:bCs/>
+          <w:sz w:val="20"/>
+          <w:szCs w:val="20"/>
+        </w:rPr>
+        <w:t xml:space="preserve">- LC50 (ryby):</w:t>
+      </w:r>
+      <w:r>
+        <w:rPr>
+          <w:rFonts w:ascii="Arial" w:cs="Arial" w:eastAsia="Arial" w:hAnsi="Arial"/>
+          <w:sz w:val="20"/>
+          <w:szCs w:val="20"/>
+        </w:rPr>
+        <w:t xml:space="preserve"> 1,03 mg/l/(96 h) Danio rerio</w:t>
+      </w:r>
+    </w:p>
+    <w:p>
+      <w:pPr>
+        <w:spacing w:after="60" w:before="60"/>
+      </w:pPr>
+      <w:r>
+        <w:rPr>
+          <w:rFonts w:ascii="Arial" w:cs="Arial" w:eastAsia="Arial" w:hAnsi="Arial"/>
+          <w:b/>
+          <w:bCs/>
+          <w:sz w:val="20"/>
+          <w:szCs w:val="20"/>
+        </w:rPr>
+        <w:t xml:space="preserve">- EC50 (skorupiaki):</w:t>
+      </w:r>
+      <w:r>
+        <w:rPr>
+          <w:rFonts w:ascii="Arial" w:cs="Arial" w:eastAsia="Arial" w:hAnsi="Arial"/>
+          <w:sz w:val="20"/>
+          <w:szCs w:val="20"/>
+        </w:rPr>
+        <w:t xml:space="preserve"> 1,16 mg/l/(48 h) Daphnia magna</w:t>
+      </w:r>
+    </w:p>
+    <w:p>
+      <w:pPr>
+        <w:spacing w:after="60" w:before="60"/>
+      </w:pPr>
+      <w:r>
+        <w:rPr>
+          <w:rFonts w:ascii="Arial" w:cs="Arial" w:eastAsia="Arial" w:hAnsi="Arial"/>
+          <w:b/>
+          <w:bCs/>
+          <w:sz w:val="20"/>
+          <w:szCs w:val="20"/>
+        </w:rPr>
+        <w:t xml:space="preserve">- EC50 (glony / rośliny wodne):</w:t>
+      </w:r>
+      <w:r>
+        <w:rPr>
+          <w:rFonts w:ascii="Arial" w:cs="Arial" w:eastAsia="Arial" w:hAnsi="Arial"/>
+          <w:sz w:val="20"/>
+          <w:szCs w:val="20"/>
+        </w:rPr>
+        <w:t xml:space="preserve"> 1,29 mg/l/(72 h) Pseudokirchneriella subcapitata</w:t>
+      </w:r>
+    </w:p>
+    <w:p>
+      <w:pPr>
+        <w:spacing w:after="60" w:before="60"/>
+      </w:pPr>
+      <w:r>
+        <w:rPr>
+          <w:rFonts w:ascii="Arial" w:cs="Arial" w:eastAsia="Arial" w:hAnsi="Arial"/>
+          <w:b/>
+          <w:bCs/>
+          <w:sz w:val="20"/>
+          <w:szCs w:val="20"/>
+        </w:rPr>
+        <w:t xml:space="preserve">- NOEC (przewlekła, skorupiaki):</w:t>
+      </w:r>
+      <w:r>
+        <w:rPr>
+          <w:rFonts w:ascii="Arial" w:cs="Arial" w:eastAsia="Arial" w:hAnsi="Arial"/>
+          <w:sz w:val="20"/>
+          <w:szCs w:val="20"/>
+        </w:rPr>
+        <w:t xml:space="preserve"> 0,894 mg/l Daphnia magna</w:t>
+      </w:r>
+    </w:p>
+    <w:p>
+      <w:pPr>
+        <w:spacing w:after="60" w:before="60"/>
+      </w:pPr>
+      <w:r>
+        <w:rPr>
+          <w:rFonts w:ascii="Arial" w:cs="Arial" w:eastAsia="Arial" w:hAnsi="Arial"/>
+          <w:b/>
+          <w:bCs/>
+          <w:sz w:val="20"/>
+          <w:szCs w:val="20"/>
+        </w:rPr>
+        <w:t xml:space="preserve">- NOEC (przewlekła, glony):</w:t>
+      </w:r>
+      <w:r>
+        <w:rPr>
+          <w:rFonts w:ascii="Arial" w:cs="Arial" w:eastAsia="Arial" w:hAnsi="Arial"/>
+          <w:sz w:val="20"/>
+          <w:szCs w:val="20"/>
+        </w:rPr>
+        <w:t xml:space="preserve"> 0,502 mg/l Pseudokirchneriella subcapitata</w:t>
+      </w:r>
+    </w:p>
+    <w:p>
+      <w:pPr>
+        <w:spacing w:after="80" w:before="150"/>
+      </w:pPr>
+      <w:r>
+        <w:rPr>
+          <w:rFonts w:ascii="Arial" w:cs="Arial" w:eastAsia="Arial" w:hAnsi="Arial"/>
+          <w:b/>
+          <w:bCs/>
+          <w:sz w:val="20"/>
+          <w:szCs w:val="20"/>
+        </w:rPr>
+        <w:t xml:space="preserve">galaksolid (1,3,4,6,7,8-heksahydro-4,6,6,7,8,8-heksametyloindeno[5,6-c]piran) (CAS: 1222-05-5):</w:t>
+      </w:r>
+    </w:p>
+    <w:p>
+      <w:pPr>
+        <w:spacing w:after="60" w:before="60"/>
+      </w:pPr>
+      <w:r>
+        <w:rPr>
+          <w:rFonts w:ascii="Arial" w:cs="Arial" w:eastAsia="Arial" w:hAnsi="Arial"/>
+          <w:b/>
+          <w:bCs/>
+          <w:sz w:val="20"/>
+          <w:szCs w:val="20"/>
+        </w:rPr>
+        <w:t xml:space="preserve">- LC50 (ryby):</w:t>
+      </w:r>
+      <w:r>
+        <w:rPr>
+          <w:rFonts w:ascii="Arial" w:cs="Arial" w:eastAsia="Arial" w:hAnsi="Arial"/>
+          <w:sz w:val="20"/>
+          <w:szCs w:val="20"/>
+        </w:rPr>
+        <w:t xml:space="preserve"> 1,36 mg/l/(96 h) Lepomis macrochirus</w:t>
+      </w:r>
+    </w:p>
+    <w:p>
+      <w:pPr>
+        <w:spacing w:after="60" w:before="60"/>
+      </w:pPr>
+      <w:r>
+        <w:rPr>
+          <w:rFonts w:ascii="Arial" w:cs="Arial" w:eastAsia="Arial" w:hAnsi="Arial"/>
+          <w:b/>
+          <w:bCs/>
+          <w:sz w:val="20"/>
+          <w:szCs w:val="20"/>
+        </w:rPr>
+        <w:t xml:space="preserve">- EC50 (skorupiaki):</w:t>
+      </w:r>
+      <w:r>
+        <w:rPr>
+          <w:rFonts w:ascii="Arial" w:cs="Arial" w:eastAsia="Arial" w:hAnsi="Arial"/>
+          <w:sz w:val="20"/>
+          <w:szCs w:val="20"/>
+        </w:rPr>
+        <w:t xml:space="preserve"> 0,3 mg/l/(48 h) Daphnia magna</w:t>
+      </w:r>
+    </w:p>
+    <w:p>
+      <w:pPr>
+        <w:spacing w:after="60" w:before="60"/>
+      </w:pPr>
+      <w:r>
+        <w:rPr>
+          <w:rFonts w:ascii="Arial" w:cs="Arial" w:eastAsia="Arial" w:hAnsi="Arial"/>
+          <w:b/>
+          <w:bCs/>
+          <w:sz w:val="20"/>
+          <w:szCs w:val="20"/>
+        </w:rPr>
+        <w:t xml:space="preserve">- EC50 (glony / rośliny wodne):</w:t>
+      </w:r>
+      <w:r>
+        <w:rPr>
+          <w:rFonts w:ascii="Arial" w:cs="Arial" w:eastAsia="Arial" w:hAnsi="Arial"/>
+          <w:sz w:val="20"/>
+          <w:szCs w:val="20"/>
+        </w:rPr>
+        <w:t xml:space="preserve"> 0,723 mg/l/(72 h) Pseudokirchneriella subcapitata</w:t>
+      </w:r>
+    </w:p>
+    <w:p>
+      <w:pPr>
+        <w:spacing w:after="60" w:before="60"/>
+      </w:pPr>
+      <w:r>
+        <w:rPr>
+          <w:rFonts w:ascii="Arial" w:cs="Arial" w:eastAsia="Arial" w:hAnsi="Arial"/>
+          <w:b/>
+          <w:bCs/>
+          <w:sz w:val="20"/>
+          <w:szCs w:val="20"/>
+        </w:rPr>
+        <w:t xml:space="preserve">- NOEC (przewlekła, ryby):</w:t>
+      </w:r>
+      <w:r>
+        <w:rPr>
+          <w:rFonts w:ascii="Arial" w:cs="Arial" w:eastAsia="Arial" w:hAnsi="Arial"/>
+          <w:sz w:val="20"/>
+          <w:szCs w:val="20"/>
+        </w:rPr>
+        <w:t xml:space="preserve"> 0,093 mg/l/(21 dni) Lepomis macrochirus</w:t>
+      </w:r>
+    </w:p>
+    <w:p>
+      <w:pPr>
+        <w:spacing w:after="60" w:before="60"/>
+      </w:pPr>
+      <w:r>
+        <w:rPr>
+          <w:rFonts w:ascii="Arial" w:cs="Arial" w:eastAsia="Arial" w:hAnsi="Arial"/>
+          <w:b/>
+          <w:bCs/>
+          <w:sz w:val="20"/>
+          <w:szCs w:val="20"/>
+        </w:rPr>
+        <w:t xml:space="preserve">- NOEC (przewlekła, skorupiaki):</w:t>
+      </w:r>
+      <w:r>
+        <w:rPr>
+          <w:rFonts w:ascii="Arial" w:cs="Arial" w:eastAsia="Arial" w:hAnsi="Arial"/>
+          <w:sz w:val="20"/>
+          <w:szCs w:val="20"/>
+        </w:rPr>
+        <w:t xml:space="preserve"> 0,038 mg/l Acartia tonsa</w:t>
+      </w:r>
+    </w:p>
+    <w:p>
+      <w:pPr>
+        <w:spacing w:after="60" w:before="60"/>
+      </w:pPr>
+      <w:r>
+        <w:rPr>
+          <w:rFonts w:ascii="Arial" w:cs="Arial" w:eastAsia="Arial" w:hAnsi="Arial"/>
+          <w:b/>
+          <w:bCs/>
+          <w:sz w:val="20"/>
+          <w:szCs w:val="20"/>
+        </w:rPr>
+        <w:t xml:space="preserve">- NOEC (przewlekła, glony):</w:t>
+      </w:r>
+      <w:r>
+        <w:rPr>
+          <w:rFonts w:ascii="Arial" w:cs="Arial" w:eastAsia="Arial" w:hAnsi="Arial"/>
+          <w:sz w:val="20"/>
+          <w:szCs w:val="20"/>
+        </w:rPr>
+        <w:t xml:space="preserve"> 0,201 mg/l/(72 h) Pseudokirchneriella subcapitata</w:t>
+      </w:r>
+    </w:p>
+    <w:p>
+      <w:pPr>
+        <w:spacing w:after="80" w:before="150"/>
+      </w:pPr>
+      <w:r>
+        <w:rPr>
+          <w:rFonts w:ascii="Arial" w:cs="Arial" w:eastAsia="Arial" w:hAnsi="Arial"/>
+          <w:b/>
+          <w:bCs/>
+          <w:sz w:val="20"/>
+          <w:szCs w:val="20"/>
+        </w:rPr>
+        <w:t xml:space="preserve">2,6-di-tert-butylo-4-metylofenol (BHT) (CAS: 128-37-0):</w:t>
+      </w:r>
+    </w:p>
+    <w:p>
+      <w:pPr>
+        <w:spacing w:after="60" w:before="60"/>
+      </w:pPr>
+      <w:r>
+        <w:rPr>
+          <w:rFonts w:ascii="Arial" w:cs="Arial" w:eastAsia="Arial" w:hAnsi="Arial"/>
+          <w:b/>
+          <w:bCs/>
+          <w:sz w:val="20"/>
+          <w:szCs w:val="20"/>
+        </w:rPr>
+        <w:t xml:space="preserve">- LC50 (ryby):</w:t>
+      </w:r>
+      <w:r>
+        <w:rPr>
+          <w:rFonts w:ascii="Arial" w:cs="Arial" w:eastAsia="Arial" w:hAnsi="Arial"/>
+          <w:sz w:val="20"/>
+          <w:szCs w:val="20"/>
+        </w:rPr>
+        <w:t xml:space="preserve"> 0,199 mg/l/(96 h)</w:t>
+      </w:r>
+    </w:p>
+    <w:p>
+      <w:pPr>
+        <w:spacing w:after="60" w:before="60"/>
+      </w:pPr>
+      <w:r>
+        <w:rPr>
+          <w:rFonts w:ascii="Arial" w:cs="Arial" w:eastAsia="Arial" w:hAnsi="Arial"/>
+          <w:b/>
+          <w:bCs/>
+          <w:sz w:val="20"/>
+          <w:szCs w:val="20"/>
+        </w:rPr>
+        <w:t xml:space="preserve">- EC50 (skorupiaki):</w:t>
+      </w:r>
+      <w:r>
+        <w:rPr>
+          <w:rFonts w:ascii="Arial" w:cs="Arial" w:eastAsia="Arial" w:hAnsi="Arial"/>
+          <w:sz w:val="20"/>
+          <w:szCs w:val="20"/>
+        </w:rPr>
+        <w:t xml:space="preserve"> 0,48 mg/l/(48 h)</w:t>
+      </w:r>
+    </w:p>
+    <w:p>
+      <w:pPr>
+        <w:spacing w:after="60" w:before="60"/>
+      </w:pPr>
+      <w:r>
+        <w:rPr>
+          <w:rFonts w:ascii="Arial" w:cs="Arial" w:eastAsia="Arial" w:hAnsi="Arial"/>
+          <w:b/>
+          <w:bCs/>
+          <w:sz w:val="20"/>
+          <w:szCs w:val="20"/>
+        </w:rPr>
+        <w:t xml:space="preserve">- EC50 (glony / rośliny wodne):</w:t>
+      </w:r>
+      <w:r>
+        <w:rPr>
+          <w:rFonts w:ascii="Arial" w:cs="Arial" w:eastAsia="Arial" w:hAnsi="Arial"/>
+          <w:sz w:val="20"/>
+          <w:szCs w:val="20"/>
+        </w:rPr>
+        <w:t xml:space="preserve"> &gt; 0,4 mg/l/(72 h)</w:t>
+      </w:r>
+    </w:p>
+    <w:p>
+      <w:pPr>
+        <w:spacing w:after="60" w:before="60"/>
+      </w:pPr>
+      <w:r>
+        <w:rPr>
+          <w:rFonts w:ascii="Arial" w:cs="Arial" w:eastAsia="Arial" w:hAnsi="Arial"/>
+          <w:b/>
+          <w:bCs/>
+          <w:sz w:val="20"/>
+          <w:szCs w:val="20"/>
+        </w:rPr>
+        <w:t xml:space="preserve">- NOEC (przewlekła, ryby):</w:t>
+      </w:r>
+      <w:r>
+        <w:rPr>
+          <w:rFonts w:ascii="Arial" w:cs="Arial" w:eastAsia="Arial" w:hAnsi="Arial"/>
+          <w:sz w:val="20"/>
+          <w:szCs w:val="20"/>
+        </w:rPr>
+        <w:t xml:space="preserve"> 0,053 mg/l</w:t>
+      </w:r>
+    </w:p>
+    <w:p>
+      <w:pPr>
+        <w:spacing w:after="60" w:before="60"/>
+      </w:pPr>
+      <w:r>
+        <w:rPr>
+          <w:rFonts w:ascii="Arial" w:cs="Arial" w:eastAsia="Arial" w:hAnsi="Arial"/>
+          <w:b/>
+          <w:bCs/>
+          <w:sz w:val="20"/>
+          <w:szCs w:val="20"/>
+        </w:rPr>
+        <w:t xml:space="preserve">- NOEC (przewlekła, skorupiaki):</w:t>
+      </w:r>
+      <w:r>
+        <w:rPr>
+          <w:rFonts w:ascii="Arial" w:cs="Arial" w:eastAsia="Arial" w:hAnsi="Arial"/>
+          <w:sz w:val="20"/>
+          <w:szCs w:val="20"/>
+        </w:rPr>
+        <w:t xml:space="preserve"> 0,15 mg/l</w:t>
+      </w:r>
+    </w:p>
+    <w:p>
+      <w:pPr>
+        <w:spacing w:after="80" w:before="150"/>
+      </w:pPr>
+      <w:r>
+        <w:rPr>
+          <w:rFonts w:ascii="Arial" w:cs="Arial" w:eastAsia="Arial" w:hAnsi="Arial"/>
+          <w:b/>
+          <w:bCs/>
+          <w:sz w:val="20"/>
+          <w:szCs w:val="20"/>
+        </w:rPr>
         <w:t xml:space="preserve">etanol (CAS: 64-17-5):</w:t>
       </w:r>
     </w:p>
@@ -7751,7 +9005,7 @@
           <w:sz w:val="20"/>
           <w:szCs w:val="20"/>
         </w:rPr>
-        <w:t xml:space="preserve">salicylan benzylu (CAS: 118-58-1):</w:t>
+        <w:t xml:space="preserve">metanol (CAS: 67-56-1):</w:t>
       </w:r>
     </w:p>
     <w:p>
@@ -7774,7 +9028,7 @@
           <w:sz w:val="20"/>
           <w:szCs w:val="20"/>
         </w:rPr>
-        <w:t xml:space="preserve"> 1,03 mg/l/(96 h) Danio rerio</w:t>
+        <w:t xml:space="preserve"> 15320 mg/l/(96 h) Leuciscus idus melanotus</w:t>
       </w:r>
     </w:p>
     <w:p>
@@ -7797,7 +9051,7 @@
           <w:sz w:val="20"/>
           <w:szCs w:val="20"/>
         </w:rPr>
-        <w:t xml:space="preserve"> 1,16 mg/l/(48 h) Daphnia magna</w:t>
+        <w:t xml:space="preserve"> 18260 mg/l/(96 h) Daphnia magna</w:t>
       </w:r>
     </w:p>
     <w:p>
@@ -7820,7 +9074,30 @@
           <w:sz w:val="20"/>
           <w:szCs w:val="20"/>
         </w:rPr>
-        <w:t xml:space="preserve"> 1,29 mg/l/(72 h) Pseudokirchneriella subcapitata</w:t>
+        <w:t xml:space="preserve"> 22000 mg/l/(96 h) Pseudokirchneriella subcapitata</w:t>
+      </w:r>
+    </w:p>
+    <w:p>
+      <w:pPr>
+        <w:spacing w:after="60" w:before="60"/>
+      </w:pPr>
+      <w:r>
+        <w:rPr>
+          <w:rFonts w:ascii="Arial" w:cs="Arial" w:eastAsia="Arial" w:hAnsi="Arial"/>
+          <w:b/>
+          <w:bCs/>
+          <w:sz w:val="20"/>
+          <w:szCs w:val="20"/>
+        </w:rPr>
+        <w:t xml:space="preserve">- NOEC (przewlekła, ryby):</w:t>
+      </w:r>
+      <w:r>
+        <w:rPr>
+          <w:rFonts w:ascii="Arial" w:cs="Arial" w:eastAsia="Arial" w:hAnsi="Arial"/>
+          <w:sz w:val="20"/>
+          <w:szCs w:val="20"/>
+        </w:rPr>
+        <w:t xml:space="preserve"> 3950 mg/l/(96 h) Danio rerio</w:t>
       </w:r>
     </w:p>
     <w:p>
@@ -7843,7 +9120,137 @@
           <w:sz w:val="20"/>
           <w:szCs w:val="20"/>
         </w:rPr>
-        <w:t xml:space="preserve"> 0,894 mg/l Daphnia magna</w:t>
+        <w:t xml:space="preserve"> 7960 mg/l/(96 h) Mytilus edulis (omułek)</w:t>
+      </w:r>
+    </w:p>
+    <w:p>
+      <w:pPr>
+        <w:spacing w:after="80" w:before="150"/>
+      </w:pPr>
+      <w:r>
+        <w:rPr>
+          <w:rFonts w:ascii="Arial" w:cs="Arial" w:eastAsia="Arial" w:hAnsi="Arial"/>
+          <w:b/>
+          <w:bCs/>
+          <w:sz w:val="20"/>
+          <w:szCs w:val="20"/>
+        </w:rPr>
+        <w:t xml:space="preserve">kumaryna (2H-chromen-2-on) (CAS: 91-64-5):</w:t>
+      </w:r>
+    </w:p>
+    <w:p>
+      <w:pPr>
+        <w:spacing w:after="60" w:before="60"/>
+      </w:pPr>
+      <w:r>
+        <w:rPr>
+          <w:rFonts w:ascii="Arial" w:cs="Arial" w:eastAsia="Arial" w:hAnsi="Arial"/>
+          <w:b/>
+          <w:bCs/>
+          <w:sz w:val="20"/>
+          <w:szCs w:val="20"/>
+        </w:rPr>
+        <w:t xml:space="preserve">- LC50 (ryby):</w:t>
+      </w:r>
+      <w:r>
+        <w:rPr>
+          <w:rFonts w:ascii="Arial" w:cs="Arial" w:eastAsia="Arial" w:hAnsi="Arial"/>
+          <w:sz w:val="20"/>
+          <w:szCs w:val="20"/>
+        </w:rPr>
+        <w:t xml:space="preserve"> 1,324 mg/l/(96 h)</w:t>
+      </w:r>
+    </w:p>
+    <w:p>
+      <w:pPr>
+        <w:spacing w:after="60" w:before="60"/>
+      </w:pPr>
+      <w:r>
+        <w:rPr>
+          <w:rFonts w:ascii="Arial" w:cs="Arial" w:eastAsia="Arial" w:hAnsi="Arial"/>
+          <w:b/>
+          <w:bCs/>
+          <w:sz w:val="20"/>
+          <w:szCs w:val="20"/>
+        </w:rPr>
+        <w:t xml:space="preserve">- EC50 (skorupiaki):</w:t>
+      </w:r>
+      <w:r>
+        <w:rPr>
+          <w:rFonts w:ascii="Arial" w:cs="Arial" w:eastAsia="Arial" w:hAnsi="Arial"/>
+          <w:sz w:val="20"/>
+          <w:szCs w:val="20"/>
+        </w:rPr>
+        <w:t xml:space="preserve"> 8,012 mg/l/(48 h)</w:t>
+      </w:r>
+    </w:p>
+    <w:p>
+      <w:pPr>
+        <w:spacing w:after="60" w:before="60"/>
+      </w:pPr>
+      <w:r>
+        <w:rPr>
+          <w:rFonts w:ascii="Arial" w:cs="Arial" w:eastAsia="Arial" w:hAnsi="Arial"/>
+          <w:b/>
+          <w:bCs/>
+          <w:sz w:val="20"/>
+          <w:szCs w:val="20"/>
+        </w:rPr>
+        <w:t xml:space="preserve">- EC50 (glony / rośliny wodne):</w:t>
+      </w:r>
+      <w:r>
+        <w:rPr>
+          <w:rFonts w:ascii="Arial" w:cs="Arial" w:eastAsia="Arial" w:hAnsi="Arial"/>
+          <w:sz w:val="20"/>
+          <w:szCs w:val="20"/>
+        </w:rPr>
+        <w:t xml:space="preserve"> 1,452 mg/l/(72 h)</w:t>
+      </w:r>
+    </w:p>
+    <w:p>
+      <w:pPr>
+        <w:spacing w:after="60" w:before="60"/>
+      </w:pPr>
+      <w:r>
+        <w:rPr>
+          <w:rFonts w:ascii="Arial" w:cs="Arial" w:eastAsia="Arial" w:hAnsi="Arial"/>
+          <w:b/>
+          <w:bCs/>
+          <w:sz w:val="20"/>
+          <w:szCs w:val="20"/>
+        </w:rPr>
+        <w:t xml:space="preserve">- NOEC (przewlekła, ryby):</w:t>
+      </w:r>
+      <w:r>
+        <w:rPr>
+          <w:rFonts w:ascii="Arial" w:cs="Arial" w:eastAsia="Arial" w:hAnsi="Arial"/>
+          <w:sz w:val="20"/>
+          <w:szCs w:val="20"/>
+        </w:rPr>
+        <w:t xml:space="preserve"> 0,119 mg/l</w:t>
+      </w:r>
+    </w:p>
+    <w:p>
+      <w:pPr>
+        <w:spacing w:after="60" w:before="60"/>
+      </w:pPr>
+      <w:r>
+        <w:rPr>
+          <w:rFonts w:ascii="Arial" w:cs="Arial" w:eastAsia="Arial" w:hAnsi="Arial"/>
+          <w:b/>
+          <w:bCs/>
+          <w:sz w:val="20"/>
+          <w:szCs w:val="20"/>
+        </w:rPr>
+        <w:t xml:space="preserve">- NOEC (przewlekła, skorupiaki):</w:t>
+      </w:r>
+      <w:r>
+        <w:rPr>
+          <w:rFonts w:ascii="Arial" w:cs="Arial" w:eastAsia="Arial" w:hAnsi="Arial"/>
+          <w:sz w:val="20"/>
+          <w:szCs w:val="20"/>
+        </w:rPr>
+        <w:t xml:space="preserve"> 0,448 mg/l</w:t>
       </w:r>
     </w:p>
     <w:p>
@@ -7866,7 +9273,22 @@
           <w:sz w:val="20"/>
           <w:szCs w:val="20"/>
         </w:rPr>
-        <w:t xml:space="preserve"> 0,502 mg/l Pseudokirchneriella subcapitata</w:t>
+        <w:t xml:space="preserve"> 0,408 mg/l</w:t>
+      </w:r>
+    </w:p>
+    <w:p>
+      <w:pPr>
+        <w:spacing w:after="100" w:before="200"/>
+      </w:pPr>
+      <w:r>
+        <w:rPr>
+          <w:rFonts w:ascii="Arial" w:cs="Arial" w:eastAsia="Arial" w:hAnsi="Arial"/>
+          <w:b/>
+          <w:bCs/>
+          <w:sz w:val="20"/>
+          <w:szCs w:val="20"/>
+        </w:rPr>
+        <w:t xml:space="preserve">12.2. Trwałość i zdolność do rozkładu</w:t>
       </w:r>
     </w:p>
     <w:p>
@@ -7881,145 +9303,162 @@
           <w:sz w:val="20"/>
           <w:szCs w:val="20"/>
         </w:rPr>
-        <w:t xml:space="preserve">galaksolid (1,3,4,6,7,8-heksahydro-4,6,6,7,8,8-heksametyloindeno[5,6-c]piran) (CAS: 1222-05-5):</w:t>
-      </w:r>
-    </w:p>
-    <w:p>
-      <w:pPr>
-        <w:spacing w:after="60" w:before="60"/>
-      </w:pPr>
-      <w:r>
-        <w:rPr>
-          <w:rFonts w:ascii="Arial" w:cs="Arial" w:eastAsia="Arial" w:hAnsi="Arial"/>
-          <w:b/>
-          <w:bCs/>
-          <w:sz w:val="20"/>
-          <w:szCs w:val="20"/>
-        </w:rPr>
-        <w:t xml:space="preserve">- LC50 (ryby):</w:t>
-      </w:r>
-      <w:r>
-        <w:rPr>
-          <w:rFonts w:ascii="Arial" w:cs="Arial" w:eastAsia="Arial" w:hAnsi="Arial"/>
-          <w:sz w:val="20"/>
-          <w:szCs w:val="20"/>
-        </w:rPr>
-        <w:t xml:space="preserve"> 1,36 mg/l/(96 h) Lepomis macrochirus</w:t>
-      </w:r>
-    </w:p>
-    <w:p>
-      <w:pPr>
-        <w:spacing w:after="60" w:before="60"/>
-      </w:pPr>
-      <w:r>
-        <w:rPr>
-          <w:rFonts w:ascii="Arial" w:cs="Arial" w:eastAsia="Arial" w:hAnsi="Arial"/>
-          <w:b/>
-          <w:bCs/>
-          <w:sz w:val="20"/>
-          <w:szCs w:val="20"/>
-        </w:rPr>
-        <w:t xml:space="preserve">- EC50 (skorupiaki):</w:t>
-      </w:r>
-      <w:r>
-        <w:rPr>
-          <w:rFonts w:ascii="Arial" w:cs="Arial" w:eastAsia="Arial" w:hAnsi="Arial"/>
-          <w:sz w:val="20"/>
-          <w:szCs w:val="20"/>
-        </w:rPr>
-        <w:t xml:space="preserve"> 0,3 mg/l/(48 h) Daphnia magna</w:t>
-      </w:r>
-    </w:p>
-    <w:p>
-      <w:pPr>
-        <w:spacing w:after="60" w:before="60"/>
-      </w:pPr>
-      <w:r>
-        <w:rPr>
-          <w:rFonts w:ascii="Arial" w:cs="Arial" w:eastAsia="Arial" w:hAnsi="Arial"/>
-          <w:b/>
-          <w:bCs/>
-          <w:sz w:val="20"/>
-          <w:szCs w:val="20"/>
-        </w:rPr>
-        <w:t xml:space="preserve">- EC50 (glony / rośliny wodne):</w:t>
-      </w:r>
-      <w:r>
-        <w:rPr>
-          <w:rFonts w:ascii="Arial" w:cs="Arial" w:eastAsia="Arial" w:hAnsi="Arial"/>
-          <w:sz w:val="20"/>
-          <w:szCs w:val="20"/>
-        </w:rPr>
-        <w:t xml:space="preserve"> 0,723 mg/l/(72 h) Pseudokirchneriella subcapitata</w:t>
-      </w:r>
-    </w:p>
-    <w:p>
-      <w:pPr>
-        <w:spacing w:after="60" w:before="60"/>
-      </w:pPr>
-      <w:r>
-        <w:rPr>
-          <w:rFonts w:ascii="Arial" w:cs="Arial" w:eastAsia="Arial" w:hAnsi="Arial"/>
-          <w:b/>
-          <w:bCs/>
-          <w:sz w:val="20"/>
-          <w:szCs w:val="20"/>
-        </w:rPr>
-        <w:t xml:space="preserve">- NOEC (przewlekła, ryby):</w:t>
-      </w:r>
-      <w:r>
-        <w:rPr>
-          <w:rFonts w:ascii="Arial" w:cs="Arial" w:eastAsia="Arial" w:hAnsi="Arial"/>
-          <w:sz w:val="20"/>
-          <w:szCs w:val="20"/>
-        </w:rPr>
-        <w:t xml:space="preserve"> 0,093 mg/l/(21 dni) Lepomis macrochirus</w:t>
-      </w:r>
-    </w:p>
-    <w:p>
-      <w:pPr>
-        <w:spacing w:after="60" w:before="60"/>
-      </w:pPr>
-      <w:r>
-        <w:rPr>
-          <w:rFonts w:ascii="Arial" w:cs="Arial" w:eastAsia="Arial" w:hAnsi="Arial"/>
-          <w:b/>
-          <w:bCs/>
-          <w:sz w:val="20"/>
-          <w:szCs w:val="20"/>
-        </w:rPr>
-        <w:t xml:space="preserve">- NOEC (przewlekła, skorupiaki):</w:t>
-      </w:r>
-      <w:r>
-        <w:rPr>
-          <w:rFonts w:ascii="Arial" w:cs="Arial" w:eastAsia="Arial" w:hAnsi="Arial"/>
-          <w:sz w:val="20"/>
-          <w:szCs w:val="20"/>
-        </w:rPr>
-        <w:t xml:space="preserve"> 0,038 mg/l Acartia tonsa</w:t>
-      </w:r>
-    </w:p>
-    <w:p>
-      <w:pPr>
-        <w:spacing w:after="60" w:before="60"/>
-      </w:pPr>
-      <w:r>
-        <w:rPr>
-          <w:rFonts w:ascii="Arial" w:cs="Arial" w:eastAsia="Arial" w:hAnsi="Arial"/>
-          <w:b/>
-          <w:bCs/>
-          <w:sz w:val="20"/>
-          <w:szCs w:val="20"/>
-        </w:rPr>
-        <w:t xml:space="preserve">- NOEC (przewlekła, glony):</w:t>
-      </w:r>
-      <w:r>
-        <w:rPr>
-          <w:rFonts w:ascii="Arial" w:cs="Arial" w:eastAsia="Arial" w:hAnsi="Arial"/>
-          <w:sz w:val="20"/>
-          <w:szCs w:val="20"/>
-        </w:rPr>
-        <w:t xml:space="preserve"> 0,201 mg/l/(72 h) Pseudokirchneriella subcapitata</w:t>
+        <w:t xml:space="preserve">Informacje dotyczące składników:</w:t>
+      </w:r>
+    </w:p>
+    <w:p>
+      <w:pPr>
+        <w:spacing w:after="80"/>
+      </w:pPr>
+      <w:r>
+        <w:rPr>
+          <w:rFonts w:ascii="Arial" w:cs="Arial" w:eastAsia="Arial" w:hAnsi="Arial"/>
+          <w:sz w:val="20"/>
+          <w:szCs w:val="20"/>
+        </w:rPr>
+        <w:t xml:space="preserve">salicylan benzylu (CAS: 118-58-1): substancja łatwo biodegradowalna.</w:t>
+      </w:r>
+    </w:p>
+    <w:p>
+      <w:pPr>
+        <w:spacing w:after="80"/>
+      </w:pPr>
+      <w:r>
+        <w:rPr>
+          <w:rFonts w:ascii="Arial" w:cs="Arial" w:eastAsia="Arial" w:hAnsi="Arial"/>
+          <w:sz w:val="20"/>
+          <w:szCs w:val="20"/>
+        </w:rPr>
+        <w:t xml:space="preserve">galaksolid (1,3,4,6,7,8-heksahydro-4,6,6,7,8,8-heksametyloindeno[5,6-c]piran) (CAS: 1222-05-5): substancja trudno ulegająca degradacji.</w:t>
+      </w:r>
+    </w:p>
+    <w:p>
+      <w:pPr>
+        <w:spacing w:after="80"/>
+      </w:pPr>
+      <w:r>
+        <w:rPr>
+          <w:rFonts w:ascii="Arial" w:cs="Arial" w:eastAsia="Arial" w:hAnsi="Arial"/>
+          <w:sz w:val="20"/>
+          <w:szCs w:val="20"/>
+        </w:rPr>
+        <w:t xml:space="preserve">kumaryna (2H-chromen-2-on) (CAS: 91-64-5): substancja łatwo biodegradowalna.</w:t>
+      </w:r>
+    </w:p>
+    <w:p>
+      <w:pPr>
+        <w:spacing w:after="80"/>
+      </w:pPr>
+      <w:r>
+        <w:rPr>
+          <w:rFonts w:ascii="Arial" w:cs="Arial" w:eastAsia="Arial" w:hAnsi="Arial"/>
+          <w:sz w:val="20"/>
+          <w:szCs w:val="20"/>
+        </w:rPr>
+        <w:t xml:space="preserve">2,6-di-tert-butylo-4-metylofenol (BHT) (CAS: 128-37-0): substancja trudno ulegająca degradacji. Rozpuszczalność w wodzie: 1000 - 10000 mg/l.</w:t>
+      </w:r>
+    </w:p>
+    <w:p>
+      <w:pPr>
+        <w:spacing w:after="80"/>
+      </w:pPr>
+      <w:r>
+        <w:rPr>
+          <w:rFonts w:ascii="Arial" w:cs="Arial" w:eastAsia="Arial" w:hAnsi="Arial"/>
+          <w:sz w:val="20"/>
+          <w:szCs w:val="20"/>
+        </w:rPr>
+        <w:t xml:space="preserve">hydroksycytronellal (CAS: 107-75-5): substancja łatwo biodegradowalna.</w:t>
+      </w:r>
+    </w:p>
+    <w:p>
+      <w:pPr>
+        <w:spacing w:after="80"/>
+      </w:pPr>
+      <w:r>
+        <w:rPr>
+          <w:rFonts w:ascii="Arial" w:cs="Arial" w:eastAsia="Arial" w:hAnsi="Arial"/>
+          <w:sz w:val="20"/>
+          <w:szCs w:val="20"/>
+        </w:rPr>
+        <w:t xml:space="preserve">toluen (CAS: 108-88-3): substancja łatwo biodegradowalna. Rozpuszczalność w wodzie: 100 - 1000 mg/l.</w:t>
+      </w:r>
+    </w:p>
+    <w:p>
+      <w:pPr>
+        <w:spacing w:after="80"/>
+      </w:pPr>
+      <w:r>
+        <w:rPr>
+          <w:rFonts w:ascii="Arial" w:cs="Arial" w:eastAsia="Arial" w:hAnsi="Arial"/>
+          <w:sz w:val="20"/>
+          <w:szCs w:val="20"/>
+        </w:rPr>
+        <w:t xml:space="preserve">aceton (propan-2-on) (CAS: 67-64-1): substancja łatwo biodegradowalna.</w:t>
+      </w:r>
+    </w:p>
+    <w:p>
+      <w:pPr>
+        <w:spacing w:after="80"/>
+      </w:pPr>
+      <w:r>
+        <w:rPr>
+          <w:rFonts w:ascii="Arial" w:cs="Arial" w:eastAsia="Arial" w:hAnsi="Arial"/>
+          <w:sz w:val="20"/>
+          <w:szCs w:val="20"/>
+        </w:rPr>
+        <w:t xml:space="preserve">metanol (CAS: 67-56-1): substancja łatwo biodegradowalna. Rozpuszczalność w wodzie: 1000 - 10000 mg/l.</w:t>
+      </w:r>
+    </w:p>
+    <w:p>
+      <w:pPr>
+        <w:spacing w:after="80"/>
+      </w:pPr>
+      <w:r>
+        <w:rPr>
+          <w:rFonts w:ascii="Arial" w:cs="Arial" w:eastAsia="Arial" w:hAnsi="Arial"/>
+          <w:sz w:val="20"/>
+          <w:szCs w:val="20"/>
+        </w:rPr>
+        <w:t xml:space="preserve">etanol (CAS: 64-17-5): substancja łatwo biodegradowalna.</w:t>
+      </w:r>
+    </w:p>
+    <w:p>
+      <w:pPr>
+        <w:spacing w:after="80" w:before="80"/>
+      </w:pPr>
+      <w:r>
+        <w:rPr>
+          <w:rFonts w:ascii="Arial" w:cs="Arial" w:eastAsia="Arial" w:hAnsi="Arial"/>
+          <w:b/>
+          <w:bCs/>
+          <w:sz w:val="20"/>
+          <w:szCs w:val="20"/>
+        </w:rPr>
+        <w:t xml:space="preserve">Mieszanina:</w:t>
+      </w:r>
+      <w:r>
+        <w:rPr>
+          <w:rFonts w:ascii="Arial" w:cs="Arial" w:eastAsia="Arial" w:hAnsi="Arial"/>
+          <w:sz w:val="20"/>
+          <w:szCs w:val="20"/>
+        </w:rPr>
+        <w:t xml:space="preserve"> Brak dostępnych badań dotyczących trwałości i rozkładu mieszaniny.</w:t>
+      </w:r>
+    </w:p>
+    <w:p>
+      <w:pPr>
+        <w:spacing w:after="100" w:before="200"/>
+      </w:pPr>
+      <w:r>
+        <w:rPr>
+          <w:rFonts w:ascii="Arial" w:cs="Arial" w:eastAsia="Arial" w:hAnsi="Arial"/>
+          <w:b/>
+          <w:bCs/>
+          <w:sz w:val="20"/>
+          <w:szCs w:val="20"/>
+        </w:rPr>
+        <w:t xml:space="preserve">12.3. Zdolność do bioakumulacji</w:t>
       </w:r>
     </w:p>
     <w:p>
@@ -8034,145 +9473,136 @@
           <w:sz w:val="20"/>
           <w:szCs w:val="20"/>
         </w:rPr>
-        <w:t xml:space="preserve">kumaryna (2H-chromen-2-on) (CAS: 91-64-5):</w:t>
-      </w:r>
-    </w:p>
-    <w:p>
-      <w:pPr>
-        <w:spacing w:after="60" w:before="60"/>
-      </w:pPr>
-      <w:r>
-        <w:rPr>
-          <w:rFonts w:ascii="Arial" w:cs="Arial" w:eastAsia="Arial" w:hAnsi="Arial"/>
-          <w:b/>
-          <w:bCs/>
-          <w:sz w:val="20"/>
-          <w:szCs w:val="20"/>
-        </w:rPr>
-        <w:t xml:space="preserve">- LC50 (ryby):</w:t>
-      </w:r>
-      <w:r>
-        <w:rPr>
-          <w:rFonts w:ascii="Arial" w:cs="Arial" w:eastAsia="Arial" w:hAnsi="Arial"/>
-          <w:sz w:val="20"/>
-          <w:szCs w:val="20"/>
-        </w:rPr>
-        <w:t xml:space="preserve"> 1,324 mg/l/(96 h)</w:t>
-      </w:r>
-    </w:p>
-    <w:p>
-      <w:pPr>
-        <w:spacing w:after="60" w:before="60"/>
-      </w:pPr>
-      <w:r>
-        <w:rPr>
-          <w:rFonts w:ascii="Arial" w:cs="Arial" w:eastAsia="Arial" w:hAnsi="Arial"/>
-          <w:b/>
-          <w:bCs/>
-          <w:sz w:val="20"/>
-          <w:szCs w:val="20"/>
-        </w:rPr>
-        <w:t xml:space="preserve">- EC50 (skorupiaki):</w:t>
-      </w:r>
-      <w:r>
-        <w:rPr>
-          <w:rFonts w:ascii="Arial" w:cs="Arial" w:eastAsia="Arial" w:hAnsi="Arial"/>
-          <w:sz w:val="20"/>
-          <w:szCs w:val="20"/>
-        </w:rPr>
-        <w:t xml:space="preserve"> 8,012 mg/l/(48 h)</w:t>
-      </w:r>
-    </w:p>
-    <w:p>
-      <w:pPr>
-        <w:spacing w:after="60" w:before="60"/>
-      </w:pPr>
-      <w:r>
-        <w:rPr>
-          <w:rFonts w:ascii="Arial" w:cs="Arial" w:eastAsia="Arial" w:hAnsi="Arial"/>
-          <w:b/>
-          <w:bCs/>
-          <w:sz w:val="20"/>
-          <w:szCs w:val="20"/>
-        </w:rPr>
-        <w:t xml:space="preserve">- EC50 (glony / rośliny wodne):</w:t>
-      </w:r>
-      <w:r>
-        <w:rPr>
-          <w:rFonts w:ascii="Arial" w:cs="Arial" w:eastAsia="Arial" w:hAnsi="Arial"/>
-          <w:sz w:val="20"/>
-          <w:szCs w:val="20"/>
-        </w:rPr>
-        <w:t xml:space="preserve"> 1,452 mg/l/(72 h)</w:t>
-      </w:r>
-    </w:p>
-    <w:p>
-      <w:pPr>
-        <w:spacing w:after="60" w:before="60"/>
-      </w:pPr>
-      <w:r>
-        <w:rPr>
-          <w:rFonts w:ascii="Arial" w:cs="Arial" w:eastAsia="Arial" w:hAnsi="Arial"/>
-          <w:b/>
-          <w:bCs/>
-          <w:sz w:val="20"/>
-          <w:szCs w:val="20"/>
-        </w:rPr>
-        <w:t xml:space="preserve">- NOEC (przewlekła, ryby):</w:t>
-      </w:r>
-      <w:r>
-        <w:rPr>
-          <w:rFonts w:ascii="Arial" w:cs="Arial" w:eastAsia="Arial" w:hAnsi="Arial"/>
-          <w:sz w:val="20"/>
-          <w:szCs w:val="20"/>
-        </w:rPr>
-        <w:t xml:space="preserve"> 0,119 mg/l</w:t>
-      </w:r>
-    </w:p>
-    <w:p>
-      <w:pPr>
-        <w:spacing w:after="60" w:before="60"/>
-      </w:pPr>
-      <w:r>
-        <w:rPr>
-          <w:rFonts w:ascii="Arial" w:cs="Arial" w:eastAsia="Arial" w:hAnsi="Arial"/>
-          <w:b/>
-          <w:bCs/>
-          <w:sz w:val="20"/>
-          <w:szCs w:val="20"/>
-        </w:rPr>
-        <w:t xml:space="preserve">- NOEC (przewlekła, skorupiaki):</w:t>
-      </w:r>
-      <w:r>
-        <w:rPr>
-          <w:rFonts w:ascii="Arial" w:cs="Arial" w:eastAsia="Arial" w:hAnsi="Arial"/>
-          <w:sz w:val="20"/>
-          <w:szCs w:val="20"/>
-        </w:rPr>
-        <w:t xml:space="preserve"> 0,448 mg/l</w:t>
-      </w:r>
-    </w:p>
-    <w:p>
-      <w:pPr>
-        <w:spacing w:after="60" w:before="60"/>
-      </w:pPr>
-      <w:r>
-        <w:rPr>
-          <w:rFonts w:ascii="Arial" w:cs="Arial" w:eastAsia="Arial" w:hAnsi="Arial"/>
-          <w:b/>
-          <w:bCs/>
-          <w:sz w:val="20"/>
-          <w:szCs w:val="20"/>
-        </w:rPr>
-        <w:t xml:space="preserve">- NOEC (przewlekła, glony):</w:t>
-      </w:r>
-      <w:r>
-        <w:rPr>
-          <w:rFonts w:ascii="Arial" w:cs="Arial" w:eastAsia="Arial" w:hAnsi="Arial"/>
-          <w:sz w:val="20"/>
-          <w:szCs w:val="20"/>
-        </w:rPr>
-        <w:t xml:space="preserve"> 0,408 mg/l</w:t>
+        <w:t xml:space="preserve">Informacje dotyczące składników:</w:t>
+      </w:r>
+    </w:p>
+    <w:p>
+      <w:pPr>
+        <w:spacing w:after="80"/>
+      </w:pPr>
+      <w:r>
+        <w:rPr>
+          <w:rFonts w:ascii="Arial" w:cs="Arial" w:eastAsia="Arial" w:hAnsi="Arial"/>
+          <w:sz w:val="20"/>
+          <w:szCs w:val="20"/>
+        </w:rPr>
+        <w:t xml:space="preserve">etanol (CAS: 64-17-5): Nie wykazuje potencjału bioakumulacji (log Kow = -0,35).</w:t>
+      </w:r>
+    </w:p>
+    <w:p>
+      <w:pPr>
+        <w:spacing w:after="80"/>
+      </w:pPr>
+      <w:r>
+        <w:rPr>
+          <w:rFonts w:ascii="Arial" w:cs="Arial" w:eastAsia="Arial" w:hAnsi="Arial"/>
+          <w:sz w:val="20"/>
+          <w:szCs w:val="20"/>
+        </w:rPr>
+        <w:t xml:space="preserve">salicylan benzylu (CAS: 118-58-1): wykazuje zdolność do bioakumulacji, współczynnik biokoncentracji BCF = 311.</w:t>
+      </w:r>
+    </w:p>
+    <w:p>
+      <w:pPr>
+        <w:spacing w:after="80"/>
+      </w:pPr>
+      <w:r>
+        <w:rPr>
+          <w:rFonts w:ascii="Arial" w:cs="Arial" w:eastAsia="Arial" w:hAnsi="Arial"/>
+          <w:sz w:val="20"/>
+          <w:szCs w:val="20"/>
+        </w:rPr>
+        <w:t xml:space="preserve">galaksolid (1,3,4,6,7,8-heksahydro-4,6,6,7,8,8-heksametyloindeno[5,6-c]piran) (CAS: 1222-05-5): współczynnik podziału n-oktanol/woda (log Kow): 5,3, współczynnik biokoncentracji BCF = 498 (5 dni).</w:t>
+      </w:r>
+    </w:p>
+    <w:p>
+      <w:pPr>
+        <w:spacing w:after="80"/>
+      </w:pPr>
+      <w:r>
+        <w:rPr>
+          <w:rFonts w:ascii="Arial" w:cs="Arial" w:eastAsia="Arial" w:hAnsi="Arial"/>
+          <w:sz w:val="20"/>
+          <w:szCs w:val="20"/>
+        </w:rPr>
+        <w:t xml:space="preserve">2,6-di-tert-butylo-4-metylofenol (BHT) (CAS: 128-37-0): współczynnik podziału n-oktanol/woda (log Kow): 5,1, współczynnik biokoncentracji BCF = 598,4.</w:t>
+      </w:r>
+    </w:p>
+    <w:p>
+      <w:pPr>
+        <w:spacing w:after="80"/>
+      </w:pPr>
+      <w:r>
+        <w:rPr>
+          <w:rFonts w:ascii="Arial" w:cs="Arial" w:eastAsia="Arial" w:hAnsi="Arial"/>
+          <w:sz w:val="20"/>
+          <w:szCs w:val="20"/>
+        </w:rPr>
+        <w:t xml:space="preserve">toluen (CAS: 108-88-3): współczynnik podziału n-oktanol/woda (log Kow): 2,73, współczynnik biokoncentracji BCF = 90.</w:t>
+      </w:r>
+    </w:p>
+    <w:p>
+      <w:pPr>
+        <w:spacing w:after="80"/>
+      </w:pPr>
+      <w:r>
+        <w:rPr>
+          <w:rFonts w:ascii="Arial" w:cs="Arial" w:eastAsia="Arial" w:hAnsi="Arial"/>
+          <w:sz w:val="20"/>
+          <w:szCs w:val="20"/>
+        </w:rPr>
+        <w:t xml:space="preserve">aceton (propan-2-on) (CAS: 67-64-1): współczynnik podziału n-oktanol/woda (log Kow): -0,23, współczynnik biokoncentracji BCF = 3.</w:t>
+      </w:r>
+    </w:p>
+    <w:p>
+      <w:pPr>
+        <w:spacing w:after="80"/>
+      </w:pPr>
+      <w:r>
+        <w:rPr>
+          <w:rFonts w:ascii="Arial" w:cs="Arial" w:eastAsia="Arial" w:hAnsi="Arial"/>
+          <w:sz w:val="20"/>
+          <w:szCs w:val="20"/>
+        </w:rPr>
+        <w:t xml:space="preserve">metanol (CAS: 67-56-1): współczynnik podziału n-oktanol/woda (log Kow): -0,77, współczynnik biokoncentracji BCF = 0,2.</w:t>
+      </w:r>
+    </w:p>
+    <w:p>
+      <w:pPr>
+        <w:spacing w:after="80" w:before="80"/>
+      </w:pPr>
+      <w:r>
+        <w:rPr>
+          <w:rFonts w:ascii="Arial" w:cs="Arial" w:eastAsia="Arial" w:hAnsi="Arial"/>
+          <w:b/>
+          <w:bCs/>
+          <w:sz w:val="20"/>
+          <w:szCs w:val="20"/>
+        </w:rPr>
+        <w:t xml:space="preserve">Mieszanina:</w:t>
+      </w:r>
+      <w:r>
+        <w:rPr>
+          <w:rFonts w:ascii="Arial" w:cs="Arial" w:eastAsia="Arial" w:hAnsi="Arial"/>
+          <w:sz w:val="20"/>
+          <w:szCs w:val="20"/>
+        </w:rPr>
+        <w:t xml:space="preserve"> Brak dostępnych badań dotyczących bioakumulacji dla mieszaniny.</w:t>
+      </w:r>
+    </w:p>
+    <w:p>
+      <w:pPr>
+        <w:spacing w:after="100" w:before="200"/>
+      </w:pPr>
+      <w:r>
+        <w:rPr>
+          <w:rFonts w:ascii="Arial" w:cs="Arial" w:eastAsia="Arial" w:hAnsi="Arial"/>
+          <w:b/>
+          <w:bCs/>
+          <w:sz w:val="20"/>
+          <w:szCs w:val="20"/>
+        </w:rPr>
+        <w:t xml:space="preserve">12.4. Mobilność w glebie</w:t>
       </w:r>
     </w:p>
     <w:p>
@@ -8187,472 +9617,6 @@
           <w:sz w:val="20"/>
           <w:szCs w:val="20"/>
         </w:rPr>
-        <w:t xml:space="preserve">2,6-di-tert-butylo-4-metylofenol (BHT) (CAS: 128-37-0):</w:t>
-      </w:r>
-    </w:p>
-    <w:p>
-      <w:pPr>
-        <w:spacing w:after="60" w:before="60"/>
-      </w:pPr>
-      <w:r>
-        <w:rPr>
-          <w:rFonts w:ascii="Arial" w:cs="Arial" w:eastAsia="Arial" w:hAnsi="Arial"/>
-          <w:b/>
-          <w:bCs/>
-          <w:sz w:val="20"/>
-          <w:szCs w:val="20"/>
-        </w:rPr>
-        <w:t xml:space="preserve">- LC50 (ryby):</w:t>
-      </w:r>
-      <w:r>
-        <w:rPr>
-          <w:rFonts w:ascii="Arial" w:cs="Arial" w:eastAsia="Arial" w:hAnsi="Arial"/>
-          <w:sz w:val="20"/>
-          <w:szCs w:val="20"/>
-        </w:rPr>
-        <w:t xml:space="preserve"> 0,199 mg/l/(96 h)</w:t>
-      </w:r>
-    </w:p>
-    <w:p>
-      <w:pPr>
-        <w:spacing w:after="60" w:before="60"/>
-      </w:pPr>
-      <w:r>
-        <w:rPr>
-          <w:rFonts w:ascii="Arial" w:cs="Arial" w:eastAsia="Arial" w:hAnsi="Arial"/>
-          <w:b/>
-          <w:bCs/>
-          <w:sz w:val="20"/>
-          <w:szCs w:val="20"/>
-        </w:rPr>
-        <w:t xml:space="preserve">- EC50 (skorupiaki):</w:t>
-      </w:r>
-      <w:r>
-        <w:rPr>
-          <w:rFonts w:ascii="Arial" w:cs="Arial" w:eastAsia="Arial" w:hAnsi="Arial"/>
-          <w:sz w:val="20"/>
-          <w:szCs w:val="20"/>
-        </w:rPr>
-        <w:t xml:space="preserve"> 0,48 mg/l/(48 h)</w:t>
-      </w:r>
-    </w:p>
-    <w:p>
-      <w:pPr>
-        <w:spacing w:after="60" w:before="60"/>
-      </w:pPr>
-      <w:r>
-        <w:rPr>
-          <w:rFonts w:ascii="Arial" w:cs="Arial" w:eastAsia="Arial" w:hAnsi="Arial"/>
-          <w:b/>
-          <w:bCs/>
-          <w:sz w:val="20"/>
-          <w:szCs w:val="20"/>
-        </w:rPr>
-        <w:t xml:space="preserve">- EC50 (glony / rośliny wodne):</w:t>
-      </w:r>
-      <w:r>
-        <w:rPr>
-          <w:rFonts w:ascii="Arial" w:cs="Arial" w:eastAsia="Arial" w:hAnsi="Arial"/>
-          <w:sz w:val="20"/>
-          <w:szCs w:val="20"/>
-        </w:rPr>
-        <w:t xml:space="preserve"> &gt; 0,4 mg/l/(72 h)</w:t>
-      </w:r>
-    </w:p>
-    <w:p>
-      <w:pPr>
-        <w:spacing w:after="60" w:before="60"/>
-      </w:pPr>
-      <w:r>
-        <w:rPr>
-          <w:rFonts w:ascii="Arial" w:cs="Arial" w:eastAsia="Arial" w:hAnsi="Arial"/>
-          <w:b/>
-          <w:bCs/>
-          <w:sz w:val="20"/>
-          <w:szCs w:val="20"/>
-        </w:rPr>
-        <w:t xml:space="preserve">- NOEC (przewlekła, ryby):</w:t>
-      </w:r>
-      <w:r>
-        <w:rPr>
-          <w:rFonts w:ascii="Arial" w:cs="Arial" w:eastAsia="Arial" w:hAnsi="Arial"/>
-          <w:sz w:val="20"/>
-          <w:szCs w:val="20"/>
-        </w:rPr>
-        <w:t xml:space="preserve"> 0,053 mg/l</w:t>
-      </w:r>
-    </w:p>
-    <w:p>
-      <w:pPr>
-        <w:spacing w:after="60" w:before="60"/>
-      </w:pPr>
-      <w:r>
-        <w:rPr>
-          <w:rFonts w:ascii="Arial" w:cs="Arial" w:eastAsia="Arial" w:hAnsi="Arial"/>
-          <w:b/>
-          <w:bCs/>
-          <w:sz w:val="20"/>
-          <w:szCs w:val="20"/>
-        </w:rPr>
-        <w:t xml:space="preserve">- NOEC (przewlekła, skorupiaki):</w:t>
-      </w:r>
-      <w:r>
-        <w:rPr>
-          <w:rFonts w:ascii="Arial" w:cs="Arial" w:eastAsia="Arial" w:hAnsi="Arial"/>
-          <w:sz w:val="20"/>
-          <w:szCs w:val="20"/>
-        </w:rPr>
-        <w:t xml:space="preserve"> 0,15 mg/l</w:t>
-      </w:r>
-    </w:p>
-    <w:p>
-      <w:pPr>
-        <w:spacing w:after="80" w:before="150"/>
-      </w:pPr>
-      <w:r>
-        <w:rPr>
-          <w:rFonts w:ascii="Arial" w:cs="Arial" w:eastAsia="Arial" w:hAnsi="Arial"/>
-          <w:b/>
-          <w:bCs/>
-          <w:sz w:val="20"/>
-          <w:szCs w:val="20"/>
-        </w:rPr>
-        <w:t xml:space="preserve">hydroksycytronellal (CAS: 107-75-5):</w:t>
-      </w:r>
-    </w:p>
-    <w:p>
-      <w:pPr>
-        <w:spacing w:after="60" w:before="60"/>
-      </w:pPr>
-      <w:r>
-        <w:rPr>
-          <w:rFonts w:ascii="Arial" w:cs="Arial" w:eastAsia="Arial" w:hAnsi="Arial"/>
-          <w:b/>
-          <w:bCs/>
-          <w:sz w:val="20"/>
-          <w:szCs w:val="20"/>
-        </w:rPr>
-        <w:t xml:space="preserve">- LC50 (ryby):</w:t>
-      </w:r>
-      <w:r>
-        <w:rPr>
-          <w:rFonts w:ascii="Arial" w:cs="Arial" w:eastAsia="Arial" w:hAnsi="Arial"/>
-          <w:sz w:val="20"/>
-          <w:szCs w:val="20"/>
-        </w:rPr>
-        <w:t xml:space="preserve"> 31,6 mg/l/(96 h)</w:t>
-      </w:r>
-    </w:p>
-    <w:p>
-      <w:pPr>
-        <w:spacing w:after="60" w:before="60"/>
-      </w:pPr>
-      <w:r>
-        <w:rPr>
-          <w:rFonts w:ascii="Arial" w:cs="Arial" w:eastAsia="Arial" w:hAnsi="Arial"/>
-          <w:b/>
-          <w:bCs/>
-          <w:sz w:val="20"/>
-          <w:szCs w:val="20"/>
-        </w:rPr>
-        <w:t xml:space="preserve">- EC50 (skorupiaki):</w:t>
-      </w:r>
-      <w:r>
-        <w:rPr>
-          <w:rFonts w:ascii="Arial" w:cs="Arial" w:eastAsia="Arial" w:hAnsi="Arial"/>
-          <w:sz w:val="20"/>
-          <w:szCs w:val="20"/>
-        </w:rPr>
-        <w:t xml:space="preserve"> 410 mg/l/(48 h)</w:t>
-      </w:r>
-    </w:p>
-    <w:p>
-      <w:pPr>
-        <w:spacing w:after="60" w:before="60"/>
-      </w:pPr>
-      <w:r>
-        <w:rPr>
-          <w:rFonts w:ascii="Arial" w:cs="Arial" w:eastAsia="Arial" w:hAnsi="Arial"/>
-          <w:b/>
-          <w:bCs/>
-          <w:sz w:val="20"/>
-          <w:szCs w:val="20"/>
-        </w:rPr>
-        <w:t xml:space="preserve">- EC50 (glony / rośliny wodne):</w:t>
-      </w:r>
-      <w:r>
-        <w:rPr>
-          <w:rFonts w:ascii="Arial" w:cs="Arial" w:eastAsia="Arial" w:hAnsi="Arial"/>
-          <w:sz w:val="20"/>
-          <w:szCs w:val="20"/>
-        </w:rPr>
-        <w:t xml:space="preserve"> 123,32 mg/l/(72 h)</w:t>
-      </w:r>
-    </w:p>
-    <w:p>
-      <w:pPr>
-        <w:spacing w:after="80" w:before="150"/>
-      </w:pPr>
-      <w:r>
-        <w:rPr>
-          <w:rFonts w:ascii="Arial" w:cs="Arial" w:eastAsia="Arial" w:hAnsi="Arial"/>
-          <w:b/>
-          <w:bCs/>
-          <w:sz w:val="20"/>
-          <w:szCs w:val="20"/>
-        </w:rPr>
-        <w:t xml:space="preserve">toluen (CAS: 108-88-3):</w:t>
-      </w:r>
-    </w:p>
-    <w:p>
-      <w:pPr>
-        <w:spacing w:after="60" w:before="60"/>
-      </w:pPr>
-      <w:r>
-        <w:rPr>
-          <w:rFonts w:ascii="Arial" w:cs="Arial" w:eastAsia="Arial" w:hAnsi="Arial"/>
-          <w:b/>
-          <w:bCs/>
-          <w:sz w:val="20"/>
-          <w:szCs w:val="20"/>
-        </w:rPr>
-        <w:t xml:space="preserve">- LC50 (ryby):</w:t>
-      </w:r>
-      <w:r>
-        <w:rPr>
-          <w:rFonts w:ascii="Arial" w:cs="Arial" w:eastAsia="Arial" w:hAnsi="Arial"/>
-          <w:sz w:val="20"/>
-          <w:szCs w:val="20"/>
-        </w:rPr>
-        <w:t xml:space="preserve"> 5,5 mg/l/(96 h) Oncorhynchus kisutch</w:t>
-      </w:r>
-    </w:p>
-    <w:p>
-      <w:pPr>
-        <w:spacing w:after="60" w:before="60"/>
-      </w:pPr>
-      <w:r>
-        <w:rPr>
-          <w:rFonts w:ascii="Arial" w:cs="Arial" w:eastAsia="Arial" w:hAnsi="Arial"/>
-          <w:b/>
-          <w:bCs/>
-          <w:sz w:val="20"/>
-          <w:szCs w:val="20"/>
-        </w:rPr>
-        <w:t xml:space="preserve">- EC50 (skorupiaki):</w:t>
-      </w:r>
-      <w:r>
-        <w:rPr>
-          <w:rFonts w:ascii="Arial" w:cs="Arial" w:eastAsia="Arial" w:hAnsi="Arial"/>
-          <w:sz w:val="20"/>
-          <w:szCs w:val="20"/>
-        </w:rPr>
-        <w:t xml:space="preserve"> 3,78 mg/l</w:t>
-      </w:r>
-    </w:p>
-    <w:p>
-      <w:pPr>
-        <w:spacing w:after="60" w:before="60"/>
-      </w:pPr>
-      <w:r>
-        <w:rPr>
-          <w:rFonts w:ascii="Arial" w:cs="Arial" w:eastAsia="Arial" w:hAnsi="Arial"/>
-          <w:b/>
-          <w:bCs/>
-          <w:sz w:val="20"/>
-          <w:szCs w:val="20"/>
-        </w:rPr>
-        <w:t xml:space="preserve">- EC50 (glony / rośliny wodne):</w:t>
-      </w:r>
-      <w:r>
-        <w:rPr>
-          <w:rFonts w:ascii="Arial" w:cs="Arial" w:eastAsia="Arial" w:hAnsi="Arial"/>
-          <w:sz w:val="20"/>
-          <w:szCs w:val="20"/>
-        </w:rPr>
-        <w:t xml:space="preserve"> 134 mg/l/(3 h) Chlorella vulgaris and Chlamydomonas angulosa</w:t>
-      </w:r>
-    </w:p>
-    <w:p>
-      <w:pPr>
-        <w:spacing w:after="60" w:before="60"/>
-      </w:pPr>
-      <w:r>
-        <w:rPr>
-          <w:rFonts w:ascii="Arial" w:cs="Arial" w:eastAsia="Arial" w:hAnsi="Arial"/>
-          <w:b/>
-          <w:bCs/>
-          <w:sz w:val="20"/>
-          <w:szCs w:val="20"/>
-        </w:rPr>
-        <w:t xml:space="preserve">- NOEC (przewlekła, glony):</w:t>
-      </w:r>
-      <w:r>
-        <w:rPr>
-          <w:rFonts w:ascii="Arial" w:cs="Arial" w:eastAsia="Arial" w:hAnsi="Arial"/>
-          <w:sz w:val="20"/>
-          <w:szCs w:val="20"/>
-        </w:rPr>
-        <w:t xml:space="preserve"> 10 mg/l/(72 h) Skeletonema costatum</w:t>
-      </w:r>
-    </w:p>
-    <w:p>
-      <w:pPr>
-        <w:spacing w:after="80" w:before="150"/>
-      </w:pPr>
-      <w:r>
-        <w:rPr>
-          <w:rFonts w:ascii="Arial" w:cs="Arial" w:eastAsia="Arial" w:hAnsi="Arial"/>
-          <w:b/>
-          <w:bCs/>
-          <w:sz w:val="20"/>
-          <w:szCs w:val="20"/>
-        </w:rPr>
-        <w:t xml:space="preserve">metanol (CAS: 67-56-1):</w:t>
-      </w:r>
-    </w:p>
-    <w:p>
-      <w:pPr>
-        <w:spacing w:after="60" w:before="60"/>
-      </w:pPr>
-      <w:r>
-        <w:rPr>
-          <w:rFonts w:ascii="Arial" w:cs="Arial" w:eastAsia="Arial" w:hAnsi="Arial"/>
-          <w:b/>
-          <w:bCs/>
-          <w:sz w:val="20"/>
-          <w:szCs w:val="20"/>
-        </w:rPr>
-        <w:t xml:space="preserve">- LC50 (ryby):</w:t>
-      </w:r>
-      <w:r>
-        <w:rPr>
-          <w:rFonts w:ascii="Arial" w:cs="Arial" w:eastAsia="Arial" w:hAnsi="Arial"/>
-          <w:sz w:val="20"/>
-          <w:szCs w:val="20"/>
-        </w:rPr>
-        <w:t xml:space="preserve"> 15320 mg/l/(96 h) Leuciscus idus melanotus</w:t>
-      </w:r>
-    </w:p>
-    <w:p>
-      <w:pPr>
-        <w:spacing w:after="60" w:before="60"/>
-      </w:pPr>
-      <w:r>
-        <w:rPr>
-          <w:rFonts w:ascii="Arial" w:cs="Arial" w:eastAsia="Arial" w:hAnsi="Arial"/>
-          <w:b/>
-          <w:bCs/>
-          <w:sz w:val="20"/>
-          <w:szCs w:val="20"/>
-        </w:rPr>
-        <w:t xml:space="preserve">- EC50 (skorupiaki):</w:t>
-      </w:r>
-      <w:r>
-        <w:rPr>
-          <w:rFonts w:ascii="Arial" w:cs="Arial" w:eastAsia="Arial" w:hAnsi="Arial"/>
-          <w:sz w:val="20"/>
-          <w:szCs w:val="20"/>
-        </w:rPr>
-        <w:t xml:space="preserve"> 18260 mg/l/(96 h) Daphnia magna</w:t>
-      </w:r>
-    </w:p>
-    <w:p>
-      <w:pPr>
-        <w:spacing w:after="60" w:before="60"/>
-      </w:pPr>
-      <w:r>
-        <w:rPr>
-          <w:rFonts w:ascii="Arial" w:cs="Arial" w:eastAsia="Arial" w:hAnsi="Arial"/>
-          <w:b/>
-          <w:bCs/>
-          <w:sz w:val="20"/>
-          <w:szCs w:val="20"/>
-        </w:rPr>
-        <w:t xml:space="preserve">- EC50 (glony / rośliny wodne):</w:t>
-      </w:r>
-      <w:r>
-        <w:rPr>
-          <w:rFonts w:ascii="Arial" w:cs="Arial" w:eastAsia="Arial" w:hAnsi="Arial"/>
-          <w:sz w:val="20"/>
-          <w:szCs w:val="20"/>
-        </w:rPr>
-        <w:t xml:space="preserve"> 22000 mg/l/(96 h) Pseudokirchneriella subcapitata</w:t>
-      </w:r>
-    </w:p>
-    <w:p>
-      <w:pPr>
-        <w:spacing w:after="60" w:before="60"/>
-      </w:pPr>
-      <w:r>
-        <w:rPr>
-          <w:rFonts w:ascii="Arial" w:cs="Arial" w:eastAsia="Arial" w:hAnsi="Arial"/>
-          <w:b/>
-          <w:bCs/>
-          <w:sz w:val="20"/>
-          <w:szCs w:val="20"/>
-        </w:rPr>
-        <w:t xml:space="preserve">- NOEC (przewlekła, ryby):</w:t>
-      </w:r>
-      <w:r>
-        <w:rPr>
-          <w:rFonts w:ascii="Arial" w:cs="Arial" w:eastAsia="Arial" w:hAnsi="Arial"/>
-          <w:sz w:val="20"/>
-          <w:szCs w:val="20"/>
-        </w:rPr>
-        <w:t xml:space="preserve"> 3950 mg/l/(96 h) Danio rerio</w:t>
-      </w:r>
-    </w:p>
-    <w:p>
-      <w:pPr>
-        <w:spacing w:after="60" w:before="60"/>
-      </w:pPr>
-      <w:r>
-        <w:rPr>
-          <w:rFonts w:ascii="Arial" w:cs="Arial" w:eastAsia="Arial" w:hAnsi="Arial"/>
-          <w:b/>
-          <w:bCs/>
-          <w:sz w:val="20"/>
-          <w:szCs w:val="20"/>
-        </w:rPr>
-        <w:t xml:space="preserve">- NOEC (przewlekła, skorupiaki):</w:t>
-      </w:r>
-      <w:r>
-        <w:rPr>
-          <w:rFonts w:ascii="Arial" w:cs="Arial" w:eastAsia="Arial" w:hAnsi="Arial"/>
-          <w:sz w:val="20"/>
-          <w:szCs w:val="20"/>
-        </w:rPr>
-        <w:t xml:space="preserve"> 7960 mg/l/(96 h) Mytilus edulis (omułek)</w:t>
-      </w:r>
-    </w:p>
-    <w:p>
-      <w:pPr>
-        <w:spacing w:after="100" w:before="200"/>
-      </w:pPr>
-      <w:r>
-        <w:rPr>
-          <w:rFonts w:ascii="Arial" w:cs="Arial" w:eastAsia="Arial" w:hAnsi="Arial"/>
-          <w:b/>
-          <w:bCs/>
-          <w:sz w:val="20"/>
-          <w:szCs w:val="20"/>
-        </w:rPr>
-        <w:t xml:space="preserve">12.2. Trwałość i zdolność do rozkładu</w:t>
-      </w:r>
-    </w:p>
-    <w:p>
-      <w:pPr>
-        <w:spacing w:after="80" w:before="150"/>
-      </w:pPr>
-      <w:r>
-        <w:rPr>
-          <w:rFonts w:ascii="Arial" w:cs="Arial" w:eastAsia="Arial" w:hAnsi="Arial"/>
-          <w:b/>
-          <w:bCs/>
-          <w:sz w:val="20"/>
-          <w:szCs w:val="20"/>
-        </w:rPr>
         <w:t xml:space="preserve">Informacje dotyczące składników:</w:t>
       </w:r>
     </w:p>
@@ -8666,320 +9630,6 @@
           <w:sz w:val="20"/>
           <w:szCs w:val="20"/>
         </w:rPr>
-        <w:t xml:space="preserve">etanol (CAS: 64-17-5): Szybko ulega degradacji (substancja łatwo biodegradowalna). Rozpuszczalność w wodzie: 1000 - 10000 mg/l.</w:t>
-      </w:r>
-    </w:p>
-    <w:p>
-      <w:pPr>
-        <w:spacing w:after="80"/>
-      </w:pPr>
-      <w:r>
-        <w:rPr>
-          <w:rFonts w:ascii="Arial" w:cs="Arial" w:eastAsia="Arial" w:hAnsi="Arial"/>
-          <w:sz w:val="20"/>
-          <w:szCs w:val="20"/>
-        </w:rPr>
-        <w:t xml:space="preserve">salicylan benzylu (CAS: 118-58-1): Szybko ulega degradacji (substancja łatwo biodegradowalna).</w:t>
-      </w:r>
-    </w:p>
-    <w:p>
-      <w:pPr>
-        <w:spacing w:after="80"/>
-      </w:pPr>
-      <w:r>
-        <w:rPr>
-          <w:rFonts w:ascii="Arial" w:cs="Arial" w:eastAsia="Arial" w:hAnsi="Arial"/>
-          <w:sz w:val="20"/>
-          <w:szCs w:val="20"/>
-        </w:rPr>
-        <w:t xml:space="preserve">galaksolid (1,3,4,6,7,8-heksahydro-4,6,6,7,8,8-heksametyloindeno[5,6-c]piran) (CAS: 1222-05-5): Szybko ulega degradacji (substancja łatwo biodegradowalna).</w:t>
-      </w:r>
-    </w:p>
-    <w:p>
-      <w:pPr>
-        <w:spacing w:after="80"/>
-      </w:pPr>
-      <w:r>
-        <w:rPr>
-          <w:rFonts w:ascii="Arial" w:cs="Arial" w:eastAsia="Arial" w:hAnsi="Arial"/>
-          <w:sz w:val="20"/>
-          <w:szCs w:val="20"/>
-        </w:rPr>
-        <w:t xml:space="preserve">kumaryna (2H-chromen-2-on) (CAS: 91-64-5): Szybko ulega degradacji (substancja łatwo biodegradowalna).</w:t>
-      </w:r>
-    </w:p>
-    <w:p>
-      <w:pPr>
-        <w:spacing w:after="80"/>
-      </w:pPr>
-      <w:r>
-        <w:rPr>
-          <w:rFonts w:ascii="Arial" w:cs="Arial" w:eastAsia="Arial" w:hAnsi="Arial"/>
-          <w:sz w:val="20"/>
-          <w:szCs w:val="20"/>
-        </w:rPr>
-        <w:t xml:space="preserve">2,6-di-tert-butylo-4-metylofenol (BHT) (CAS: 128-37-0): Szybko ulega degradacji (substancja łatwo biodegradowalna).</w:t>
-      </w:r>
-    </w:p>
-    <w:p>
-      <w:pPr>
-        <w:spacing w:after="80"/>
-      </w:pPr>
-      <w:r>
-        <w:rPr>
-          <w:rFonts w:ascii="Arial" w:cs="Arial" w:eastAsia="Arial" w:hAnsi="Arial"/>
-          <w:sz w:val="20"/>
-          <w:szCs w:val="20"/>
-        </w:rPr>
-        <w:t xml:space="preserve">hydroksycytronellal (CAS: 107-75-5): Szybko ulega degradacji (substancja łatwo biodegradowalna).</w:t>
-      </w:r>
-    </w:p>
-    <w:p>
-      <w:pPr>
-        <w:spacing w:after="80"/>
-      </w:pPr>
-      <w:r>
-        <w:rPr>
-          <w:rFonts w:ascii="Arial" w:cs="Arial" w:eastAsia="Arial" w:hAnsi="Arial"/>
-          <w:sz w:val="20"/>
-          <w:szCs w:val="20"/>
-        </w:rPr>
-        <w:t xml:space="preserve">toluen (CAS: 108-88-3): Szybko ulega degradacji (substancja łatwo biodegradowalna). Rozpuszczalność w wodzie: 100 - 1000 mg/l.</w:t>
-      </w:r>
-    </w:p>
-    <w:p>
-      <w:pPr>
-        <w:spacing w:after="80"/>
-      </w:pPr>
-      <w:r>
-        <w:rPr>
-          <w:rFonts w:ascii="Arial" w:cs="Arial" w:eastAsia="Arial" w:hAnsi="Arial"/>
-          <w:sz w:val="20"/>
-          <w:szCs w:val="20"/>
-        </w:rPr>
-        <w:t xml:space="preserve">aceton (propan-2-on) (CAS: 67-64-1): Szybko ulega degradacji (substancja łatwo biodegradowalna).</w:t>
-      </w:r>
-    </w:p>
-    <w:p>
-      <w:pPr>
-        <w:spacing w:after="80"/>
-      </w:pPr>
-      <w:r>
-        <w:rPr>
-          <w:rFonts w:ascii="Arial" w:cs="Arial" w:eastAsia="Arial" w:hAnsi="Arial"/>
-          <w:sz w:val="20"/>
-          <w:szCs w:val="20"/>
-        </w:rPr>
-        <w:t xml:space="preserve">metanol (CAS: 67-56-1): Szybko ulega degradacji (substancja łatwo biodegradowalna). Rozpuszczalność w wodzie: 1000 - 10000 mg/l.</w:t>
-      </w:r>
-    </w:p>
-    <w:p>
-      <w:pPr>
-        <w:spacing w:after="80" w:before="80"/>
-      </w:pPr>
-      <w:r>
-        <w:rPr>
-          <w:rFonts w:ascii="Arial" w:cs="Arial" w:eastAsia="Arial" w:hAnsi="Arial"/>
-          <w:b/>
-          <w:bCs/>
-          <w:sz w:val="20"/>
-          <w:szCs w:val="20"/>
-        </w:rPr>
-        <w:t xml:space="preserve">Mieszanina:</w:t>
-      </w:r>
-      <w:r>
-        <w:rPr>
-          <w:rFonts w:ascii="Arial" w:cs="Arial" w:eastAsia="Arial" w:hAnsi="Arial"/>
-          <w:sz w:val="20"/>
-          <w:szCs w:val="20"/>
-        </w:rPr>
-        <w:t xml:space="preserve"> Brak dostępnych badań dotyczących trwałości i rozkładu mieszaniny.</w:t>
-      </w:r>
-    </w:p>
-    <w:p>
-      <w:pPr>
-        <w:spacing w:after="100" w:before="200"/>
-      </w:pPr>
-      <w:r>
-        <w:rPr>
-          <w:rFonts w:ascii="Arial" w:cs="Arial" w:eastAsia="Arial" w:hAnsi="Arial"/>
-          <w:b/>
-          <w:bCs/>
-          <w:sz w:val="20"/>
-          <w:szCs w:val="20"/>
-        </w:rPr>
-        <w:t xml:space="preserve">12.3. Zdolność do bioakumulacji</w:t>
-      </w:r>
-    </w:p>
-    <w:p>
-      <w:pPr>
-        <w:spacing w:after="80" w:before="150"/>
-      </w:pPr>
-      <w:r>
-        <w:rPr>
-          <w:rFonts w:ascii="Arial" w:cs="Arial" w:eastAsia="Arial" w:hAnsi="Arial"/>
-          <w:b/>
-          <w:bCs/>
-          <w:sz w:val="20"/>
-          <w:szCs w:val="20"/>
-        </w:rPr>
-        <w:t xml:space="preserve">Informacje dotyczące składników:</w:t>
-      </w:r>
-    </w:p>
-    <w:p>
-      <w:pPr>
-        <w:spacing w:after="80"/>
-      </w:pPr>
-      <w:r>
-        <w:rPr>
-          <w:rFonts w:ascii="Arial" w:cs="Arial" w:eastAsia="Arial" w:hAnsi="Arial"/>
-          <w:sz w:val="20"/>
-          <w:szCs w:val="20"/>
-        </w:rPr>
-        <w:t xml:space="preserve">etanol (CAS: 64-17-5): współczynnik podziału n-oktanol/woda (log Kow): -0,35.</w:t>
-      </w:r>
-    </w:p>
-    <w:p>
-      <w:pPr>
-        <w:spacing w:after="80"/>
-      </w:pPr>
-      <w:r>
-        <w:rPr>
-          <w:rFonts w:ascii="Arial" w:cs="Arial" w:eastAsia="Arial" w:hAnsi="Arial"/>
-          <w:sz w:val="20"/>
-          <w:szCs w:val="20"/>
-        </w:rPr>
-        <w:t xml:space="preserve">salicylan benzylu (CAS: 118-58-1): wykazuje zdolność do bioakumulacji (Bioaccumulative), współczynnik biokoncentracji BCF = 311..</w:t>
-      </w:r>
-    </w:p>
-    <w:p>
-      <w:pPr>
-        <w:spacing w:after="80"/>
-      </w:pPr>
-      <w:r>
-        <w:rPr>
-          <w:rFonts w:ascii="Arial" w:cs="Arial" w:eastAsia="Arial" w:hAnsi="Arial"/>
-          <w:sz w:val="20"/>
-          <w:szCs w:val="20"/>
-        </w:rPr>
-        <w:t xml:space="preserve">galaksolid (1,3,4,6,7,8-heksahydro-4,6,6,7,8,8-heksametyloindeno[5,6-c]piran) (CAS: 1222-05-5): współczynnik podziału n-oktanol/woda (log Kow): 5,3, współczynnik biokoncentracji BCF = 498  5 d.</w:t>
-      </w:r>
-    </w:p>
-    <w:p>
-      <w:pPr>
-        <w:spacing w:after="80"/>
-      </w:pPr>
-      <w:r>
-        <w:rPr>
-          <w:rFonts w:ascii="Arial" w:cs="Arial" w:eastAsia="Arial" w:hAnsi="Arial"/>
-          <w:sz w:val="20"/>
-          <w:szCs w:val="20"/>
-        </w:rPr>
-        <w:t xml:space="preserve">2,6-di-tert-butylo-4-metylofenol (BHT) (CAS: 128-37-0): współczynnik podziału n-oktanol/woda (log Kow): 5,1, współczynnik biokoncentracji BCF = 598,4.</w:t>
-      </w:r>
-    </w:p>
-    <w:p>
-      <w:pPr>
-        <w:spacing w:after="80"/>
-      </w:pPr>
-      <w:r>
-        <w:rPr>
-          <w:rFonts w:ascii="Arial" w:cs="Arial" w:eastAsia="Arial" w:hAnsi="Arial"/>
-          <w:sz w:val="20"/>
-          <w:szCs w:val="20"/>
-        </w:rPr>
-        <w:t xml:space="preserve">toluen (CAS: 108-88-3): współczynnik podziału n-oktanol/woda (log Kow): 2,73, współczynnik biokoncentracji BCF = 90.</w:t>
-      </w:r>
-    </w:p>
-    <w:p>
-      <w:pPr>
-        <w:spacing w:after="80"/>
-      </w:pPr>
-      <w:r>
-        <w:rPr>
-          <w:rFonts w:ascii="Arial" w:cs="Arial" w:eastAsia="Arial" w:hAnsi="Arial"/>
-          <w:sz w:val="20"/>
-          <w:szCs w:val="20"/>
-        </w:rPr>
-        <w:t xml:space="preserve">aceton (propan-2-on) (CAS: 67-64-1): współczynnik podziału n-oktanol/woda (log Kow): -0,23, współczynnik biokoncentracji BCF = 3.</w:t>
-      </w:r>
-    </w:p>
-    <w:p>
-      <w:pPr>
-        <w:spacing w:after="80"/>
-      </w:pPr>
-      <w:r>
-        <w:rPr>
-          <w:rFonts w:ascii="Arial" w:cs="Arial" w:eastAsia="Arial" w:hAnsi="Arial"/>
-          <w:sz w:val="20"/>
-          <w:szCs w:val="20"/>
-        </w:rPr>
-        <w:t xml:space="preserve">metanol (CAS: 67-56-1): współczynnik podziału n-oktanol/woda (log Kow): -0,77, współczynnik biokoncentracji BCF = 0,2.</w:t>
-      </w:r>
-    </w:p>
-    <w:p>
-      <w:pPr>
-        <w:spacing w:after="80" w:before="80"/>
-      </w:pPr>
-      <w:r>
-        <w:rPr>
-          <w:rFonts w:ascii="Arial" w:cs="Arial" w:eastAsia="Arial" w:hAnsi="Arial"/>
-          <w:b/>
-          <w:bCs/>
-          <w:sz w:val="20"/>
-          <w:szCs w:val="20"/>
-        </w:rPr>
-        <w:t xml:space="preserve">Mieszanina:</w:t>
-      </w:r>
-      <w:r>
-        <w:rPr>
-          <w:rFonts w:ascii="Arial" w:cs="Arial" w:eastAsia="Arial" w:hAnsi="Arial"/>
-          <w:sz w:val="20"/>
-          <w:szCs w:val="20"/>
-        </w:rPr>
-        <w:t xml:space="preserve"> Brak dostępnych badań dotyczących bioakumulacji dla mieszaniny.</w:t>
-      </w:r>
-    </w:p>
-    <w:p>
-      <w:pPr>
-        <w:spacing w:after="100" w:before="200"/>
-      </w:pPr>
-      <w:r>
-        <w:rPr>
-          <w:rFonts w:ascii="Arial" w:cs="Arial" w:eastAsia="Arial" w:hAnsi="Arial"/>
-          <w:b/>
-          <w:bCs/>
-          <w:sz w:val="20"/>
-          <w:szCs w:val="20"/>
-        </w:rPr>
-        <w:t xml:space="preserve">12.4. Mobilność w glebie</w:t>
-      </w:r>
-    </w:p>
-    <w:p>
-      <w:pPr>
-        <w:spacing w:after="80" w:before="150"/>
-      </w:pPr>
-      <w:r>
-        <w:rPr>
-          <w:rFonts w:ascii="Arial" w:cs="Arial" w:eastAsia="Arial" w:hAnsi="Arial"/>
-          <w:b/>
-          <w:bCs/>
-          <w:sz w:val="20"/>
-          <w:szCs w:val="20"/>
-        </w:rPr>
-        <w:t xml:space="preserve">Informacje dotyczące składników:</w:t>
-      </w:r>
-    </w:p>
-    <w:p>
-      <w:pPr>
-        <w:spacing w:after="80"/>
-      </w:pPr>
-      <w:r>
-        <w:rPr>
-          <w:rFonts w:ascii="Arial" w:cs="Arial" w:eastAsia="Arial" w:hAnsi="Arial"/>
-          <w:sz w:val="20"/>
-          <w:szCs w:val="20"/>
-        </w:rPr>
         <w:t xml:space="preserve">galaksolid (1,3,4,6,7,8-heksahydro-4,6,6,7,8,8-heksametyloindeno[5,6-c]piran) (CAS: 1222-05-5): współczynnik podziału gleba/woda (Koc): 4,39.</w:t>
       </w:r>
     </w:p>
@@ -9006,7 +9656,7 @@
           <w:sz w:val="20"/>
           <w:szCs w:val="20"/>
         </w:rPr>
-        <w:t xml:space="preserve">hydroksycytronellal (CAS: 107-75-5): współczynnik podziału gleba/woda (Koc): 1  a 25°C.</w:t>
+        <w:t xml:space="preserve">hydroksycytronellal (CAS: 107-75-5): współczynnik podziału gleba/woda (Koc): 1 w 25°C.</w:t>
       </w:r>
     </w:p>
     <w:p>
@@ -10726,7 +11376,7 @@
           <w:sz w:val="20"/>
           <w:szCs w:val="20"/>
         </w:rPr>
-        <w:t xml:space="preserve"> Zawiera substancję uczulającą. Może powodować wystąpienie reakcji alergicznej.</w:t>
+        <w:t xml:space="preserve"> Zawiera hydroksycytronellal, kumarynę (2H-chromen-2-on), salicylan benzylu. Może powodować wystąpienie reakcji alergicznej.</w:t>
       </w:r>
     </w:p>
     <w:p>
